--- a/CMA_Summaries_B1_Ch06.docx
+++ b/CMA_Summaries_B1_Ch06.docx
@@ -204,7 +204,7 @@
                 <w:sz w:val="16"/>
                 <w:szCs w:val="16"/>
               </w:rPr>
-              <w:t xml:space="preserve">Transferring receivables: sale or secured borr   ·   recourse liability</w:t>
+              <w:t xml:space="preserve">The allowance for credit losses   ·   Recognizing and measuring receivables   ·   Transferring receivables: sale or secured borr</w:t>
             </w:r>
           </w:p>
         </w:tc>
@@ -231,7 +231,7 @@
           <w:sz w:val="16"/>
           <w:szCs w:val="16"/>
         </w:rPr>
-        <w:t xml:space="preserve">      gaps 2–12</w:t>
+        <w:t xml:space="preserve">      gaps 3–14</w:t>
       </w:r>
     </w:p>
     <w:p>
@@ -254,7 +254,7 @@
           <w:sz w:val="15"/>
           <w:szCs w:val="15"/>
         </w:rPr>
-        <w:t xml:space="preserve"> (2) </w:t>
+        <w:t xml:space="preserve"> (3) </w:t>
       </w:r>
       <w:r>
         <w:rPr>
@@ -286,7 +286,7 @@
           <w:sz w:val="15"/>
           <w:szCs w:val="15"/>
         </w:rPr>
-        <w:t xml:space="preserve"> (3) </w:t>
+        <w:t xml:space="preserve"> (4) </w:t>
       </w:r>
       <w:r>
         <w:rPr>
@@ -325,7 +325,7 @@
           <w:sz w:val="15"/>
           <w:szCs w:val="15"/>
         </w:rPr>
-        <w:t xml:space="preserve"> (4) </w:t>
+        <w:t xml:space="preserve"> (5) </w:t>
       </w:r>
       <w:r>
         <w:rPr>
@@ -357,7 +357,7 @@
           <w:sz w:val="15"/>
           <w:szCs w:val="15"/>
         </w:rPr>
-        <w:t xml:space="preserve"> (5) </w:t>
+        <w:t xml:space="preserve"> (6) </w:t>
       </w:r>
       <w:r>
         <w:rPr>
@@ -379,7 +379,7 @@
           <w:sz w:val="19"/>
           <w:szCs w:val="19"/>
         </w:rPr>
-        <w:t xml:space="preserve"> control (Chapter 11). </w:t>
+        <w:t xml:space="preserve"> control. </w:t>
       </w:r>
       <w:r>
         <w:rPr>
@@ -396,7 +396,7 @@
           <w:sz w:val="15"/>
           <w:szCs w:val="15"/>
         </w:rPr>
-        <w:t xml:space="preserve"> (6) </w:t>
+        <w:t xml:space="preserve"> (7) </w:t>
       </w:r>
       <w:r>
         <w:rPr>
@@ -428,7 +428,7 @@
           <w:sz w:val="15"/>
           <w:szCs w:val="15"/>
         </w:rPr>
-        <w:t xml:space="preserve"> (7) </w:t>
+        <w:t xml:space="preserve"> (8) </w:t>
       </w:r>
       <w:r>
         <w:rPr>
@@ -467,7 +467,7 @@
           <w:sz w:val="15"/>
           <w:szCs w:val="15"/>
         </w:rPr>
-        <w:t xml:space="preserve"> (8) </w:t>
+        <w:t xml:space="preserve"> (9) </w:t>
       </w:r>
       <w:r>
         <w:rPr>
@@ -499,7 +499,7 @@
           <w:sz w:val="15"/>
           <w:szCs w:val="15"/>
         </w:rPr>
-        <w:t xml:space="preserve"> (9) </w:t>
+        <w:t xml:space="preserve"> (10) </w:t>
       </w:r>
       <w:r>
         <w:rPr>
@@ -538,7 +538,7 @@
           <w:sz w:val="15"/>
           <w:szCs w:val="15"/>
         </w:rPr>
-        <w:t xml:space="preserve"> (10) </w:t>
+        <w:t xml:space="preserve"> (11) </w:t>
       </w:r>
       <w:r>
         <w:rPr>
@@ -570,7 +570,7 @@
           <w:sz w:val="15"/>
           <w:szCs w:val="15"/>
         </w:rPr>
-        <w:t xml:space="preserve"> (11) </w:t>
+        <w:t xml:space="preserve"> (12) </w:t>
       </w:r>
       <w:r>
         <w:rPr>
@@ -609,7 +609,7 @@
           <w:sz w:val="15"/>
           <w:szCs w:val="15"/>
         </w:rPr>
-        <w:t xml:space="preserve"> (12) </w:t>
+        <w:t xml:space="preserve"> (13) </w:t>
       </w:r>
       <w:r>
         <w:rPr>
@@ -631,7 +631,39 @@
           <w:sz w:val="19"/>
           <w:szCs w:val="19"/>
         </w:rPr>
-        <w:t xml:space="preserve"> still use the gross and net methods. </w:t>
+        <w:t xml:space="preserve"> still use the gross and net </w:t>
+      </w:r>
+      <w:r>
+        <w:rPr>
+          <w:b/>
+          <w:bCs/>
+          <w:color w:val="8186EF"/>
+          <w:sz w:val="15"/>
+          <w:szCs w:val="15"/>
+        </w:rPr>
+        <w:t xml:space="preserve"> (14) </w:t>
+      </w:r>
+      <w:r>
+        <w:rPr>
+          <w:u w:val="single"/>
+          <w:sz w:val="19"/>
+          <w:szCs w:val="19"/>
+        </w:rPr>
+        <w:t xml:space="preserve">           </w:t>
+      </w:r>
+      <w:r>
+        <w:rPr>
+          <w:sz w:val="19"/>
+          <w:szCs w:val="19"/>
+        </w:rPr>
+        <w:t xml:space="preserve"> </w:t>
+      </w:r>
+      <w:r>
+        <w:rPr>
+          <w:sz w:val="19"/>
+          <w:szCs w:val="19"/>
+        </w:rPr>
+        <w:t xml:space="preserve">. </w:t>
       </w:r>
       <w:r>
         <w:rPr>
@@ -703,7 +735,7 @@
                 <w:sz w:val="16"/>
                 <w:szCs w:val="16"/>
               </w:rPr>
-              <w:t xml:space="preserve">unconditional   ·   transaction   ·   transfers   ·   delivers   ·   something   ·   expects   ·   returns   ·   delivery   ·   questions   ·   account   ·   notes receivable   ·   consideration</w:t>
+              <w:t xml:space="preserve">transfers   ·   unconditional   ·   transaction   ·   expects   ·   delivers   ·   something   ·   returns   ·   methods   ·   delivery   ·   questions   ·   account   ·   write-off   ·   consideration</w:t>
             </w:r>
           </w:p>
         </w:tc>
@@ -730,7 +762,7 @@
           <w:sz w:val="16"/>
           <w:szCs w:val="16"/>
         </w:rPr>
-        <w:t xml:space="preserve">      gaps 13–16</w:t>
+        <w:t xml:space="preserve">      gaps 15–19</w:t>
       </w:r>
     </w:p>
     <w:p>
@@ -753,7 +785,7 @@
           <w:sz w:val="15"/>
           <w:szCs w:val="15"/>
         </w:rPr>
-        <w:t xml:space="preserve"> (13) </w:t>
+        <w:t xml:space="preserve"> (15) </w:t>
       </w:r>
       <w:r>
         <w:rPr>
@@ -792,7 +824,7 @@
           <w:sz w:val="15"/>
           <w:szCs w:val="15"/>
         </w:rPr>
-        <w:t xml:space="preserve"> (14) </w:t>
+        <w:t xml:space="preserve"> (16) </w:t>
       </w:r>
       <w:r>
         <w:rPr>
@@ -831,7 +863,7 @@
           <w:sz w:val="15"/>
           <w:szCs w:val="15"/>
         </w:rPr>
-        <w:t xml:space="preserve"> (15) </w:t>
+        <w:t xml:space="preserve"> (17) </w:t>
       </w:r>
       <w:r>
         <w:rPr>
@@ -870,7 +902,7 @@
           <w:sz w:val="15"/>
           <w:szCs w:val="15"/>
         </w:rPr>
-        <w:t xml:space="preserve"> (16) </w:t>
+        <w:t xml:space="preserve"> (18) </w:t>
       </w:r>
       <w:r>
         <w:rPr>
@@ -899,7 +931,39 @@
           <w:sz w:val="19"/>
           <w:szCs w:val="19"/>
         </w:rPr>
-        <w:t xml:space="preserve">The discount is then amortized to interest revenue over the life of the note. </w:t>
+        <w:t xml:space="preserve">The discount is then </w:t>
+      </w:r>
+      <w:r>
+        <w:rPr>
+          <w:b/>
+          <w:bCs/>
+          <w:color w:val="8186EF"/>
+          <w:sz w:val="15"/>
+          <w:szCs w:val="15"/>
+        </w:rPr>
+        <w:t xml:space="preserve"> (19) </w:t>
+      </w:r>
+      <w:r>
+        <w:rPr>
+          <w:u w:val="single"/>
+          <w:sz w:val="19"/>
+          <w:szCs w:val="19"/>
+        </w:rPr>
+        <w:t xml:space="preserve">           </w:t>
+      </w:r>
+      <w:r>
+        <w:rPr>
+          <w:sz w:val="19"/>
+          <w:szCs w:val="19"/>
+        </w:rPr>
+        <w:t xml:space="preserve"> </w:t>
+      </w:r>
+      <w:r>
+        <w:rPr>
+          <w:sz w:val="19"/>
+          <w:szCs w:val="19"/>
+        </w:rPr>
+        <w:t xml:space="preserve"> to interest revenue over the life of the note. </w:t>
       </w:r>
     </w:p>
     <w:tbl>
@@ -957,7 +1021,7 @@
                 <w:sz w:val="16"/>
                 <w:szCs w:val="16"/>
               </w:rPr>
-              <w:t xml:space="preserve">recorded   ·   amortized cost   ·   receivables   ·   interest-bearing   ·   different</w:t>
+              <w:t xml:space="preserve">recorded   ·   amortized   ·   invoice   ·   receivables   ·   interest-bearing   ·   different</w:t>
             </w:r>
           </w:p>
         </w:tc>
@@ -1031,7 +1095,7 @@
           <w:sz w:val="16"/>
           <w:szCs w:val="16"/>
         </w:rPr>
-        <w:t xml:space="preserve">      gaps 17–18</w:t>
+        <w:t xml:space="preserve">      gaps 20–21</w:t>
       </w:r>
     </w:p>
     <w:p>
@@ -1054,7 +1118,7 @@
           <w:sz w:val="15"/>
           <w:szCs w:val="15"/>
         </w:rPr>
-        <w:t xml:space="preserve"> (17) </w:t>
+        <w:t xml:space="preserve"> (20) </w:t>
       </w:r>
       <w:r>
         <w:rPr>
@@ -1093,7 +1157,7 @@
           <w:sz w:val="15"/>
           <w:szCs w:val="15"/>
         </w:rPr>
-        <w:t xml:space="preserve"> (18) </w:t>
+        <w:t xml:space="preserve"> (21) </w:t>
       </w:r>
       <w:r>
         <w:rPr>
@@ -1180,7 +1244,7 @@
                 <w:sz w:val="16"/>
                 <w:szCs w:val="16"/>
               </w:rPr>
-              <w:t xml:space="preserve">Contract   ·   amortized cost   ·   payment</w:t>
+              <w:t xml:space="preserve">Contract   ·   transaction   ·   payment</w:t>
             </w:r>
           </w:p>
         </w:tc>
@@ -1328,7 +1392,7 @@
                 <w:sz w:val="16"/>
                 <w:szCs w:val="16"/>
               </w:rPr>
-              <w:t xml:space="preserve">notes receivable   ·   recovery   ·   contract asset</w:t>
+              <w:t xml:space="preserve">notes receivable   ·   secured borrowing   ·   contract asset</w:t>
             </w:r>
           </w:p>
         </w:tc>
@@ -1739,7 +1803,7 @@
                 <w:sz w:val="16"/>
                 <w:szCs w:val="16"/>
               </w:rPr>
-              <w:t xml:space="preserve">Transferring receivables: sale or secured borr</w:t>
+              <w:t xml:space="preserve">Recognizing and measuring receivables</w:t>
             </w:r>
           </w:p>
         </w:tc>
@@ -1765,14 +1829,14 @@
                 <w:sz w:val="16"/>
                 <w:szCs w:val="16"/>
               </w:rPr>
-              <w:t xml:space="preserve">11  </w:t>
-            </w:r>
-            <w:r>
-              <w:rPr>
-                <w:sz w:val="16"/>
-                <w:szCs w:val="16"/>
-              </w:rPr>
-              <w:t xml:space="preserve">consideration</w:t>
+              <w:t xml:space="preserve">13  </w:t>
+            </w:r>
+            <w:r>
+              <w:rPr>
+                <w:sz w:val="16"/>
+                <w:szCs w:val="16"/>
+              </w:rPr>
+              <w:t xml:space="preserve">questions</w:t>
             </w:r>
           </w:p>
         </w:tc>
@@ -1807,7 +1871,7 @@
                 <w:sz w:val="16"/>
                 <w:szCs w:val="16"/>
               </w:rPr>
-              <w:t xml:space="preserve">account</w:t>
+              <w:t xml:space="preserve">Transferring receivables: sale or secured borr</w:t>
             </w:r>
           </w:p>
         </w:tc>
@@ -1833,14 +1897,14 @@
                 <w:sz w:val="16"/>
                 <w:szCs w:val="16"/>
               </w:rPr>
-              <w:t xml:space="preserve">12  </w:t>
-            </w:r>
-            <w:r>
-              <w:rPr>
-                <w:sz w:val="16"/>
-                <w:szCs w:val="16"/>
-              </w:rPr>
-              <w:t xml:space="preserve">questions</w:t>
+              <w:t xml:space="preserve">14  </w:t>
+            </w:r>
+            <w:r>
+              <w:rPr>
+                <w:sz w:val="16"/>
+                <w:szCs w:val="16"/>
+              </w:rPr>
+              <w:t xml:space="preserve">methods</w:t>
             </w:r>
           </w:p>
         </w:tc>
@@ -1875,7 +1939,7 @@
                 <w:sz w:val="16"/>
                 <w:szCs w:val="16"/>
               </w:rPr>
-              <w:t xml:space="preserve">unconditional</w:t>
+              <w:t xml:space="preserve">account</w:t>
             </w:r>
           </w:p>
         </w:tc>
@@ -1901,7 +1965,7 @@
                 <w:sz w:val="16"/>
                 <w:szCs w:val="16"/>
               </w:rPr>
-              <w:t xml:space="preserve">13  </w:t>
+              <w:t xml:space="preserve">15  </w:t>
             </w:r>
             <w:r>
               <w:rPr>
@@ -1943,7 +2007,7 @@
                 <w:sz w:val="16"/>
                 <w:szCs w:val="16"/>
               </w:rPr>
-              <w:t xml:space="preserve">delivers</w:t>
+              <w:t xml:space="preserve">unconditional</w:t>
             </w:r>
           </w:p>
         </w:tc>
@@ -1969,7 +2033,7 @@
                 <w:sz w:val="16"/>
                 <w:szCs w:val="16"/>
               </w:rPr>
-              <w:t xml:space="preserve">14  </w:t>
+              <w:t xml:space="preserve">16  </w:t>
             </w:r>
             <w:r>
               <w:rPr>
@@ -2011,7 +2075,7 @@
                 <w:sz w:val="16"/>
                 <w:szCs w:val="16"/>
               </w:rPr>
-              <w:t xml:space="preserve">transfers</w:t>
+              <w:t xml:space="preserve">delivers</w:t>
             </w:r>
           </w:p>
         </w:tc>
@@ -2037,7 +2101,7 @@
                 <w:sz w:val="16"/>
                 <w:szCs w:val="16"/>
               </w:rPr>
-              <w:t xml:space="preserve">15  </w:t>
+              <w:t xml:space="preserve">17  </w:t>
             </w:r>
             <w:r>
               <w:rPr>
@@ -2079,7 +2143,7 @@
                 <w:sz w:val="16"/>
                 <w:szCs w:val="16"/>
               </w:rPr>
-              <w:t xml:space="preserve">something</w:t>
+              <w:t xml:space="preserve">transfers</w:t>
             </w:r>
           </w:p>
         </w:tc>
@@ -2105,7 +2169,7 @@
                 <w:sz w:val="16"/>
                 <w:szCs w:val="16"/>
               </w:rPr>
-              <w:t xml:space="preserve">16  </w:t>
+              <w:t xml:space="preserve">18  </w:t>
             </w:r>
             <w:r>
               <w:rPr>
@@ -2147,7 +2211,7 @@
                 <w:sz w:val="16"/>
                 <w:szCs w:val="16"/>
               </w:rPr>
-              <w:t xml:space="preserve">delivery</w:t>
+              <w:t xml:space="preserve">something</w:t>
             </w:r>
           </w:p>
         </w:tc>
@@ -2173,14 +2237,14 @@
                 <w:sz w:val="16"/>
                 <w:szCs w:val="16"/>
               </w:rPr>
-              <w:t xml:space="preserve">17  </w:t>
-            </w:r>
-            <w:r>
-              <w:rPr>
-                <w:sz w:val="16"/>
-                <w:szCs w:val="16"/>
-              </w:rPr>
-              <w:t xml:space="preserve">payment</w:t>
+              <w:t xml:space="preserve">19  </w:t>
+            </w:r>
+            <w:r>
+              <w:rPr>
+                <w:sz w:val="16"/>
+                <w:szCs w:val="16"/>
+              </w:rPr>
+              <w:t xml:space="preserve">amortized</w:t>
             </w:r>
           </w:p>
         </w:tc>
@@ -2215,7 +2279,7 @@
                 <w:sz w:val="16"/>
                 <w:szCs w:val="16"/>
               </w:rPr>
-              <w:t xml:space="preserve">transaction</w:t>
+              <w:t xml:space="preserve">delivery</w:t>
             </w:r>
           </w:p>
         </w:tc>
@@ -2241,14 +2305,14 @@
                 <w:sz w:val="16"/>
                 <w:szCs w:val="16"/>
               </w:rPr>
-              <w:t xml:space="preserve">18  </w:t>
-            </w:r>
-            <w:r>
-              <w:rPr>
-                <w:sz w:val="16"/>
-                <w:szCs w:val="16"/>
-              </w:rPr>
-              <w:t xml:space="preserve">Contract</w:t>
+              <w:t xml:space="preserve">20  </w:t>
+            </w:r>
+            <w:r>
+              <w:rPr>
+                <w:sz w:val="16"/>
+                <w:szCs w:val="16"/>
+              </w:rPr>
+              <w:t xml:space="preserve">payment</w:t>
             </w:r>
           </w:p>
         </w:tc>
@@ -2283,7 +2347,7 @@
                 <w:sz w:val="16"/>
                 <w:szCs w:val="16"/>
               </w:rPr>
-              <w:t xml:space="preserve">expects</w:t>
+              <w:t xml:space="preserve">transaction</w:t>
             </w:r>
           </w:p>
         </w:tc>
@@ -2309,14 +2373,14 @@
                 <w:sz w:val="16"/>
                 <w:szCs w:val="16"/>
               </w:rPr>
-              <w:t xml:space="preserve">19  </w:t>
-            </w:r>
-            <w:r>
-              <w:rPr>
-                <w:sz w:val="16"/>
-                <w:szCs w:val="16"/>
-              </w:rPr>
-              <w:t xml:space="preserve">contract asset</w:t>
+              <w:t xml:space="preserve">21  </w:t>
+            </w:r>
+            <w:r>
+              <w:rPr>
+                <w:sz w:val="16"/>
+                <w:szCs w:val="16"/>
+              </w:rPr>
+              <w:t xml:space="preserve">Contract</w:t>
             </w:r>
           </w:p>
         </w:tc>
@@ -2351,7 +2415,7 @@
                 <w:sz w:val="16"/>
                 <w:szCs w:val="16"/>
               </w:rPr>
-              <w:t xml:space="preserve">returns</w:t>
+              <w:t xml:space="preserve">expects</w:t>
             </w:r>
           </w:p>
         </w:tc>
@@ -2377,7 +2441,75 @@
                 <w:sz w:val="16"/>
                 <w:szCs w:val="16"/>
               </w:rPr>
-              <w:t xml:space="preserve">20  </w:t>
+              <w:t xml:space="preserve">22  </w:t>
+            </w:r>
+            <w:r>
+              <w:rPr>
+                <w:sz w:val="16"/>
+                <w:szCs w:val="16"/>
+              </w:rPr>
+              <w:t xml:space="preserve">contract asset</w:t>
+            </w:r>
+          </w:p>
+        </w:tc>
+      </w:tr>
+      <w:tr>
+        <w:tc>
+          <w:tcPr>
+            <w:tcW w:type="pct" w:w="2500"/>
+            <w:tcMar>
+              <w:top w:type="dxa" w:w="20"/>
+              <w:left w:type="dxa" w:w="80"/>
+              <w:bottom w:type="dxa" w:w="20"/>
+              <w:right w:type="dxa" w:w="80"/>
+            </w:tcMar>
+          </w:tcPr>
+          <w:p>
+            <w:pPr>
+              <w:spacing w:before="12" w:after="12"/>
+            </w:pPr>
+            <w:r>
+              <w:rPr>
+                <w:b/>
+                <w:bCs/>
+                <w:color w:val="8186EF"/>
+                <w:sz w:val="16"/>
+                <w:szCs w:val="16"/>
+              </w:rPr>
+              <w:t xml:space="preserve">11  </w:t>
+            </w:r>
+            <w:r>
+              <w:rPr>
+                <w:sz w:val="16"/>
+                <w:szCs w:val="16"/>
+              </w:rPr>
+              <w:t xml:space="preserve">returns</w:t>
+            </w:r>
+          </w:p>
+        </w:tc>
+        <w:tc>
+          <w:tcPr>
+            <w:tcW w:type="pct" w:w="2500"/>
+            <w:tcMar>
+              <w:top w:type="dxa" w:w="20"/>
+              <w:left w:type="dxa" w:w="80"/>
+              <w:bottom w:type="dxa" w:w="20"/>
+              <w:right w:type="dxa" w:w="80"/>
+            </w:tcMar>
+          </w:tcPr>
+          <w:p>
+            <w:pPr>
+              <w:spacing w:before="12" w:after="12"/>
+            </w:pPr>
+            <w:r>
+              <w:rPr>
+                <w:b/>
+                <w:bCs/>
+                <w:color w:val="8186EF"/>
+                <w:sz w:val="16"/>
+                <w:szCs w:val="16"/>
+              </w:rPr>
+              <w:t xml:space="preserve">23  </w:t>
             </w:r>
             <w:r>
               <w:rPr>
@@ -2385,6 +2517,64 @@
                 <w:szCs w:val="16"/>
               </w:rPr>
               <w:t xml:space="preserve">notes receivable</w:t>
+            </w:r>
+          </w:p>
+        </w:tc>
+      </w:tr>
+      <w:tr>
+        <w:tc>
+          <w:tcPr>
+            <w:tcW w:type="pct" w:w="2500"/>
+            <w:tcMar>
+              <w:top w:type="dxa" w:w="20"/>
+              <w:left w:type="dxa" w:w="80"/>
+              <w:bottom w:type="dxa" w:w="20"/>
+              <w:right w:type="dxa" w:w="80"/>
+            </w:tcMar>
+          </w:tcPr>
+          <w:p>
+            <w:pPr>
+              <w:spacing w:before="12" w:after="12"/>
+            </w:pPr>
+            <w:r>
+              <w:rPr>
+                <w:b/>
+                <w:bCs/>
+                <w:color w:val="8186EF"/>
+                <w:sz w:val="16"/>
+                <w:szCs w:val="16"/>
+              </w:rPr>
+              <w:t xml:space="preserve">12  </w:t>
+            </w:r>
+            <w:r>
+              <w:rPr>
+                <w:sz w:val="16"/>
+                <w:szCs w:val="16"/>
+              </w:rPr>
+              <w:t xml:space="preserve">consideration</w:t>
+            </w:r>
+          </w:p>
+        </w:tc>
+        <w:tc>
+          <w:tcPr>
+            <w:tcW w:type="pct" w:w="2500"/>
+            <w:tcMar>
+              <w:top w:type="dxa" w:w="20"/>
+              <w:left w:type="dxa" w:w="80"/>
+              <w:bottom w:type="dxa" w:w="20"/>
+              <w:right w:type="dxa" w:w="80"/>
+            </w:tcMar>
+          </w:tcPr>
+          <w:p>
+            <w:pPr>
+              <w:spacing w:before="24" w:after="24"/>
+            </w:pPr>
+            <w:r>
+              <w:rPr>
+                <w:sz w:val="16"/>
+                <w:szCs w:val="16"/>
+              </w:rPr>
+              <w:t xml:space="preserve"/>
             </w:r>
           </w:p>
         </w:tc>
@@ -2427,7 +2617,7 @@
           <w:sz w:val="15"/>
           <w:szCs w:val="15"/>
         </w:rPr>
-        <w:t xml:space="preserve">A company records an account receivable when its right to be paid is unconditional: only the passage of time is needed before payment is due. This usually happens when it delivers the goods or services and transfers control (Chapter 11). If the company still has to do something else before it can bill, for example finish a second delivery, it has a contract asset, not a receivable. The receivable is measured at the transaction price: the amount the company expects to receive. Expected returns, rebates and cash discount amounts are variable consideration, so they reduce revenue and the receivable. Some older questions still use the gross and net methods. Under the gross method, the company records the full invoice and records a sales discount only when a customer pays early. Under the net method, it records the sale net of the discount, and records sales discounts forfeited when a customer pays late.</w:t>
+        <w:t xml:space="preserve">A company records an account receivable when its right to be paid is unconditional: only the passage of time is needed before payment is due. This usually happens when it delivers the goods or services and transfers control. If the company still has to do something else before it can bill, for example finish a second delivery, it has a contract asset, not a receivable. The receivable is measured at the transaction price: the amount the company expects to receive. Expected returns, rebates and cash discount amounts are variable consideration, so they reduce revenue and the receivable. Some older questions still use the gross and net methods. Under the gross method, the company records the full invoice and records a sales discount only when a customer pays early. Under the net method, it records the sale net of the discount, and records sales discounts forfeited when a customer pays late.</w:t>
       </w:r>
     </w:p>
     <w:p>
@@ -2582,7 +2772,7 @@
           <w:sz w:val="16"/>
           <w:szCs w:val="16"/>
         </w:rPr>
-        <w:t xml:space="preserve">      gaps 1–9</w:t>
+        <w:t xml:space="preserve">      gaps 1–12</w:t>
       </w:r>
     </w:p>
     <w:p>
@@ -2627,14 +2817,7 @@
           <w:sz w:val="19"/>
           <w:szCs w:val="19"/>
         </w:rPr>
-        <w:t xml:space="preserve"> its receivables net of an allowance that covers all the credit losses it expects over their life. </w:t>
-      </w:r>
-      <w:r>
-        <w:rPr>
-          <w:sz w:val="19"/>
-          <w:szCs w:val="19"/>
-        </w:rPr>
-        <w:t xml:space="preserve">It </w:t>
+        <w:t xml:space="preserve"> its receivables net of an allowance that </w:t>
       </w:r>
       <w:r>
         <w:rPr>
@@ -2666,14 +2849,14 @@
           <w:sz w:val="19"/>
           <w:szCs w:val="19"/>
         </w:rPr>
-        <w:t xml:space="preserve"> these expected losses from the first day. </w:t>
-      </w:r>
-      <w:r>
-        <w:rPr>
-          <w:sz w:val="19"/>
-          <w:szCs w:val="19"/>
-        </w:rPr>
-        <w:t xml:space="preserve">It does not wait until a loss becomes </w:t>
+        <w:t xml:space="preserve"> all the credit losses it expects over their life. </w:t>
+      </w:r>
+      <w:r>
+        <w:rPr>
+          <w:sz w:val="19"/>
+          <w:szCs w:val="19"/>
+        </w:rPr>
+        <w:t xml:space="preserve">It </w:t>
       </w:r>
       <w:r>
         <w:rPr>
@@ -2705,14 +2888,14 @@
           <w:sz w:val="19"/>
           <w:szCs w:val="19"/>
         </w:rPr>
-        <w:t xml:space="preserve">. </w:t>
-      </w:r>
-      <w:r>
-        <w:rPr>
-          <w:sz w:val="19"/>
-          <w:szCs w:val="19"/>
-        </w:rPr>
-        <w:t xml:space="preserve">The estimate uses past experience, current conditions and reasonable and </w:t>
+        <w:t xml:space="preserve"> these expected losses from the first day. </w:t>
+      </w:r>
+      <w:r>
+        <w:rPr>
+          <w:sz w:val="19"/>
+          <w:szCs w:val="19"/>
+        </w:rPr>
+        <w:t xml:space="preserve">It does not wait until a loss becomes </w:t>
       </w:r>
       <w:r>
         <w:rPr>
@@ -2730,7 +2913,7 @@
           <w:sz w:val="19"/>
           <w:szCs w:val="19"/>
         </w:rPr>
-        <w:t xml:space="preserve">             </w:t>
+        <w:t xml:space="preserve">           </w:t>
       </w:r>
       <w:r>
         <w:rPr>
@@ -2744,14 +2927,14 @@
           <w:sz w:val="19"/>
           <w:szCs w:val="19"/>
         </w:rPr>
-        <w:t xml:space="preserve"> forecasts. </w:t>
-      </w:r>
-      <w:r>
-        <w:rPr>
-          <w:sz w:val="19"/>
-          <w:szCs w:val="19"/>
-        </w:rPr>
-        <w:t xml:space="preserve">Trade receivables are measured at amortized cost, and the allowance is a </w:t>
+        <w:t xml:space="preserve">. </w:t>
+      </w:r>
+      <w:r>
+        <w:rPr>
+          <w:sz w:val="19"/>
+          <w:szCs w:val="19"/>
+        </w:rPr>
+        <w:t xml:space="preserve">The estimate uses past </w:t>
       </w:r>
       <w:r>
         <w:rPr>
@@ -2769,7 +2952,7 @@
           <w:sz w:val="19"/>
           <w:szCs w:val="19"/>
         </w:rPr>
-        <w:t xml:space="preserve">              </w:t>
+        <w:t xml:space="preserve">            </w:t>
       </w:r>
       <w:r>
         <w:rPr>
@@ -2783,14 +2966,7 @@
           <w:sz w:val="19"/>
           <w:szCs w:val="19"/>
         </w:rPr>
-        <w:t xml:space="preserve"> account. </w:t>
-      </w:r>
-      <w:r>
-        <w:rPr>
-          <w:sz w:val="19"/>
-          <w:szCs w:val="19"/>
-        </w:rPr>
-        <w:t xml:space="preserve">The balance sheet shows receivables minus the allowance: the amount the company expects to </w:t>
+        <w:t xml:space="preserve">, current conditions and reasonable and </w:t>
       </w:r>
       <w:r>
         <w:rPr>
@@ -2808,7 +2984,7 @@
           <w:sz w:val="19"/>
           <w:szCs w:val="19"/>
         </w:rPr>
-        <w:t xml:space="preserve">           </w:t>
+        <w:t xml:space="preserve">             </w:t>
       </w:r>
       <w:r>
         <w:rPr>
@@ -2822,14 +2998,14 @@
           <w:sz w:val="19"/>
           <w:szCs w:val="19"/>
         </w:rPr>
-        <w:t xml:space="preserve">. </w:t>
-      </w:r>
-      <w:r>
-        <w:rPr>
-          <w:sz w:val="19"/>
-          <w:szCs w:val="19"/>
-        </w:rPr>
-        <w:t xml:space="preserve">A common method is the aging </w:t>
+        <w:t xml:space="preserve"> forecasts. </w:t>
+      </w:r>
+      <w:r>
+        <w:rPr>
+          <w:sz w:val="19"/>
+          <w:szCs w:val="19"/>
+        </w:rPr>
+        <w:t xml:space="preserve">Trade receivables are measured at </w:t>
       </w:r>
       <w:r>
         <w:rPr>
@@ -2861,14 +3037,7 @@
           <w:sz w:val="19"/>
           <w:szCs w:val="19"/>
         </w:rPr>
-        <w:t xml:space="preserve">. </w:t>
-      </w:r>
-      <w:r>
-        <w:rPr>
-          <w:sz w:val="19"/>
-          <w:szCs w:val="19"/>
-        </w:rPr>
-        <w:t xml:space="preserve">The company groups its receivables by how long they are past due and </w:t>
+        <w:t xml:space="preserve"> cost, and the allowance is a </w:t>
       </w:r>
       <w:r>
         <w:rPr>
@@ -2886,7 +3055,7 @@
           <w:sz w:val="19"/>
           <w:szCs w:val="19"/>
         </w:rPr>
-        <w:t xml:space="preserve">           </w:t>
+        <w:t xml:space="preserve">              </w:t>
       </w:r>
       <w:r>
         <w:rPr>
@@ -2900,14 +3069,14 @@
           <w:sz w:val="19"/>
           <w:szCs w:val="19"/>
         </w:rPr>
-        <w:t xml:space="preserve"> an expected loss rate to each group. </w:t>
-      </w:r>
-      <w:r>
-        <w:rPr>
-          <w:sz w:val="19"/>
-          <w:szCs w:val="19"/>
-        </w:rPr>
-        <w:t xml:space="preserve">The rates start from history and are </w:t>
+        <w:t xml:space="preserve"> account. </w:t>
+      </w:r>
+      <w:r>
+        <w:rPr>
+          <w:sz w:val="19"/>
+          <w:szCs w:val="19"/>
+        </w:rPr>
+        <w:t xml:space="preserve">The balance sheet shows receivables minus the allowance: the </w:t>
       </w:r>
       <w:r>
         <w:rPr>
@@ -2939,7 +3108,124 @@
           <w:sz w:val="19"/>
           <w:szCs w:val="19"/>
         </w:rPr>
-        <w:t xml:space="preserve"> for current conditions and forecasts. </w:t>
+        <w:t xml:space="preserve"> the company expects to </w:t>
+      </w:r>
+      <w:r>
+        <w:rPr>
+          <w:b/>
+          <w:bCs/>
+          <w:color w:val="8186EF"/>
+          <w:sz w:val="15"/>
+          <w:szCs w:val="15"/>
+        </w:rPr>
+        <w:t xml:space="preserve"> (10) </w:t>
+      </w:r>
+      <w:r>
+        <w:rPr>
+          <w:u w:val="single"/>
+          <w:sz w:val="19"/>
+          <w:szCs w:val="19"/>
+        </w:rPr>
+        <w:t xml:space="preserve">           </w:t>
+      </w:r>
+      <w:r>
+        <w:rPr>
+          <w:sz w:val="19"/>
+          <w:szCs w:val="19"/>
+        </w:rPr>
+        <w:t xml:space="preserve"> </w:t>
+      </w:r>
+      <w:r>
+        <w:rPr>
+          <w:sz w:val="19"/>
+          <w:szCs w:val="19"/>
+        </w:rPr>
+        <w:t xml:space="preserve">. </w:t>
+      </w:r>
+      <w:r>
+        <w:rPr>
+          <w:sz w:val="19"/>
+          <w:szCs w:val="19"/>
+        </w:rPr>
+        <w:t xml:space="preserve">A </w:t>
+      </w:r>
+      <w:r>
+        <w:rPr>
+          <w:b/>
+          <w:bCs/>
+          <w:color w:val="8186EF"/>
+          <w:sz w:val="15"/>
+          <w:szCs w:val="15"/>
+        </w:rPr>
+        <w:t xml:space="preserve"> (11) </w:t>
+      </w:r>
+      <w:r>
+        <w:rPr>
+          <w:u w:val="single"/>
+          <w:sz w:val="19"/>
+          <w:szCs w:val="19"/>
+        </w:rPr>
+        <w:t xml:space="preserve">           </w:t>
+      </w:r>
+      <w:r>
+        <w:rPr>
+          <w:sz w:val="19"/>
+          <w:szCs w:val="19"/>
+        </w:rPr>
+        <w:t xml:space="preserve"> </w:t>
+      </w:r>
+      <w:r>
+        <w:rPr>
+          <w:sz w:val="19"/>
+          <w:szCs w:val="19"/>
+        </w:rPr>
+        <w:t xml:space="preserve"> method is the aging </w:t>
+      </w:r>
+      <w:r>
+        <w:rPr>
+          <w:b/>
+          <w:bCs/>
+          <w:color w:val="8186EF"/>
+          <w:sz w:val="15"/>
+          <w:szCs w:val="15"/>
+        </w:rPr>
+        <w:t xml:space="preserve"> (12) </w:t>
+      </w:r>
+      <w:r>
+        <w:rPr>
+          <w:u w:val="single"/>
+          <w:sz w:val="19"/>
+          <w:szCs w:val="19"/>
+        </w:rPr>
+        <w:t xml:space="preserve">           </w:t>
+      </w:r>
+      <w:r>
+        <w:rPr>
+          <w:sz w:val="19"/>
+          <w:szCs w:val="19"/>
+        </w:rPr>
+        <w:t xml:space="preserve"> </w:t>
+      </w:r>
+      <w:r>
+        <w:rPr>
+          <w:sz w:val="19"/>
+          <w:szCs w:val="19"/>
+        </w:rPr>
+        <w:t xml:space="preserve">. </w:t>
+      </w:r>
+      <w:r>
+        <w:rPr>
+          <w:sz w:val="19"/>
+          <w:szCs w:val="19"/>
+        </w:rPr>
+        <w:t xml:space="preserve">The company groups its receivables by how long they are past due and applies an expected loss rate to each group. </w:t>
+      </w:r>
+      <w:r>
+        <w:rPr>
+          <w:sz w:val="19"/>
+          <w:szCs w:val="19"/>
+        </w:rPr>
+        <w:t xml:space="preserve">The rates start from history and are adjusted for current conditions and forecasts. </w:t>
       </w:r>
       <w:r>
         <w:rPr>
@@ -3004,7 +3290,7 @@
                 <w:sz w:val="16"/>
                 <w:szCs w:val="16"/>
               </w:rPr>
-              <w:t xml:space="preserve">probable   ·   collect   ·   contra-asset   ·   adjusted   ·   direct write-off method   ·   records   ·   presents   ·   schedule   ·   supportable   ·   applies</w:t>
+              <w:t xml:space="preserve">experience   ·   supportable   ·   covers   ·   records   ·   collect   ·   already   ·   common   ·   schedule   ·   presents   ·   amortized   ·   amount   ·   probable   ·   contra-asset</w:t>
             </w:r>
           </w:p>
         </w:tc>
@@ -3083,7 +3369,7 @@
           <w:sz w:val="15"/>
           <w:szCs w:val="15"/>
         </w:rPr>
-        <w:t xml:space="preserve">Each stage leads to the next.</w:t>
+        <w:t xml:space="preserve">Name each point on the scale from where it sits.</w:t>
       </w:r>
     </w:p>
     <w:p>
@@ -3094,7 +3380,7 @@
       <w:r>
         <w:drawing>
           <wp:inline distT="0" distB="0" distL="0" distR="0">
-            <wp:extent cx="5734050" cy="1305250"/>
+            <wp:extent cx="5734050" cy="2482250"/>
             <wp:effectExtent t="0" r="0" b="0" l="0"/>
             <wp:docPr id="1" name="" descr="" title=""/>
             <wp:cNvGraphicFramePr>
@@ -3119,7 +3405,7 @@
                   <pic:spPr bwMode="auto">
                     <a:xfrm>
                       <a:off x="0" y="0"/>
-                      <a:ext cx="5734050" cy="1305250"/>
+                      <a:ext cx="5734050" cy="2482250"/>
                     </a:xfrm>
                     <a:prstGeom prst="rect">
                       <a:avLst/>
@@ -3187,7 +3473,7 @@
                 <w:sz w:val="16"/>
                 <w:szCs w:val="16"/>
               </w:rPr>
-              <w:t xml:space="preserve">Total   ·   61–90 days past due   ·   notes receivable</w:t>
+              <w:t xml:space="preserve">Over 90 days past due   ·   61–90 days past due   ·   holdback (due from factor)</w:t>
             </w:r>
           </w:p>
         </w:tc>
@@ -3196,6 +3482,18 @@
     <w:p/>
     <w:p>
       <w:pPr>
+        <w:pageBreakBefore w:val="true"/>
+        <w:spacing w:after="0"/>
+      </w:pPr>
+      <w:r>
+        <w:rPr>
+          <w:sz w:val="2"/>
+        </w:rPr>
+        <w:t xml:space="preserve"> </w:t>
+      </w:r>
+    </w:p>
+    <w:p>
+      <w:pPr>
         <w:spacing w:before="44" w:after="14"/>
       </w:pPr>
       <w:r>
@@ -3214,7 +3512,7 @@
           <w:sz w:val="16"/>
           <w:szCs w:val="16"/>
         </w:rPr>
-        <w:t xml:space="preserve">      gaps 12–18</w:t>
+        <w:t xml:space="preserve">      gaps 15–26</w:t>
       </w:r>
     </w:p>
     <w:p>
@@ -3227,7 +3525,14 @@
           <w:sz w:val="19"/>
           <w:szCs w:val="19"/>
         </w:rPr>
-        <w:t xml:space="preserve">The </w:t>
+        <w:t xml:space="preserve">The allowance must end the year at $34,000. </w:t>
+      </w:r>
+      <w:r>
+        <w:rPr>
+          <w:sz w:val="19"/>
+          <w:szCs w:val="19"/>
+        </w:rPr>
+        <w:t xml:space="preserve">During the year, the allowance </w:t>
       </w:r>
       <w:r>
         <w:rPr>
@@ -3237,7 +3542,7 @@
           <w:sz w:val="15"/>
           <w:szCs w:val="15"/>
         </w:rPr>
-        <w:t xml:space="preserve"> (12) </w:t>
+        <w:t xml:space="preserve"> (15) </w:t>
       </w:r>
       <w:r>
         <w:rPr>
@@ -3259,7 +3564,7 @@
           <w:sz w:val="19"/>
           <w:szCs w:val="19"/>
         </w:rPr>
-        <w:t xml:space="preserve"> entry is: debit Credit loss expense $28,000, credit Allowance for credit </w:t>
+        <w:t xml:space="preserve"> at $30,000, Orontes wrote off $26,000 of bad receivables and </w:t>
       </w:r>
       <w:r>
         <w:rPr>
@@ -3269,7 +3574,7 @@
           <w:sz w:val="15"/>
           <w:szCs w:val="15"/>
         </w:rPr>
-        <w:t xml:space="preserve"> (13) </w:t>
+        <w:t xml:space="preserve"> (16) </w:t>
       </w:r>
       <w:r>
         <w:rPr>
@@ -3291,21 +3596,14 @@
           <w:sz w:val="19"/>
           <w:szCs w:val="19"/>
         </w:rPr>
-        <w:t xml:space="preserve"> $28,000. </w:t>
-      </w:r>
-      <w:r>
-        <w:rPr>
-          <w:sz w:val="19"/>
-          <w:szCs w:val="19"/>
-        </w:rPr>
-        <w:t xml:space="preserve">Net receivables on the balance sheet are $660,000 − $34,000 = $626,000. </w:t>
-      </w:r>
-      <w:r>
-        <w:rPr>
-          <w:sz w:val="19"/>
-          <w:szCs w:val="19"/>
-        </w:rPr>
-        <w:t xml:space="preserve">When a </w:t>
+        <w:t xml:space="preserve"> $2,000 that it had written off earlier. </w:t>
+      </w:r>
+      <w:r>
+        <w:rPr>
+          <w:sz w:val="19"/>
+          <w:szCs w:val="19"/>
+        </w:rPr>
+        <w:t xml:space="preserve">The </w:t>
       </w:r>
       <w:r>
         <w:rPr>
@@ -3315,7 +3613,7 @@
           <w:sz w:val="15"/>
           <w:szCs w:val="15"/>
         </w:rPr>
-        <w:t xml:space="preserve"> (14) </w:t>
+        <w:t xml:space="preserve"> (17) </w:t>
       </w:r>
       <w:r>
         <w:rPr>
@@ -3323,7 +3621,7 @@
           <w:sz w:val="19"/>
           <w:szCs w:val="19"/>
         </w:rPr>
-        <w:t xml:space="preserve">            </w:t>
+        <w:t xml:space="preserve">           </w:t>
       </w:r>
       <w:r>
         <w:rPr>
@@ -3337,7 +3635,21 @@
           <w:sz w:val="19"/>
           <w:szCs w:val="19"/>
         </w:rPr>
-        <w:t xml:space="preserve"> balance is clearly </w:t>
+        <w:t xml:space="preserve"> entry is: debit Credit loss expense $28,000, credit Allowance for credit losses $28,000. </w:t>
+      </w:r>
+      <w:r>
+        <w:rPr>
+          <w:sz w:val="19"/>
+          <w:szCs w:val="19"/>
+        </w:rPr>
+        <w:t xml:space="preserve">Net receivables on the balance sheet are $660,000 − $34,000 = $626,000. </w:t>
+      </w:r>
+      <w:r>
+        <w:rPr>
+          <w:sz w:val="19"/>
+          <w:szCs w:val="19"/>
+        </w:rPr>
+        <w:t xml:space="preserve">When a </w:t>
       </w:r>
       <w:r>
         <w:rPr>
@@ -3347,7 +3659,7 @@
           <w:sz w:val="15"/>
           <w:szCs w:val="15"/>
         </w:rPr>
-        <w:t xml:space="preserve"> (15) </w:t>
+        <w:t xml:space="preserve"> (18) </w:t>
       </w:r>
       <w:r>
         <w:rPr>
@@ -3355,7 +3667,7 @@
           <w:sz w:val="19"/>
           <w:szCs w:val="19"/>
         </w:rPr>
-        <w:t xml:space="preserve">               </w:t>
+        <w:t xml:space="preserve">            </w:t>
       </w:r>
       <w:r>
         <w:rPr>
@@ -3369,14 +3681,7 @@
           <w:sz w:val="19"/>
           <w:szCs w:val="19"/>
         </w:rPr>
-        <w:t xml:space="preserve">, the company records a write-off: debit the allowance and credit accounts receivable. </w:t>
-      </w:r>
-      <w:r>
-        <w:rPr>
-          <w:sz w:val="19"/>
-          <w:szCs w:val="19"/>
-        </w:rPr>
-        <w:t xml:space="preserve">The write-off </w:t>
+        <w:t xml:space="preserve"> balance is clearly </w:t>
       </w:r>
       <w:r>
         <w:rPr>
@@ -3386,7 +3691,7 @@
           <w:sz w:val="15"/>
           <w:szCs w:val="15"/>
         </w:rPr>
-        <w:t xml:space="preserve"> (16) </w:t>
+        <w:t xml:space="preserve"> (19) </w:t>
       </w:r>
       <w:r>
         <w:rPr>
@@ -3394,7 +3699,7 @@
           <w:sz w:val="19"/>
           <w:szCs w:val="19"/>
         </w:rPr>
-        <w:t xml:space="preserve">           </w:t>
+        <w:t xml:space="preserve">               </w:t>
       </w:r>
       <w:r>
         <w:rPr>
@@ -3408,7 +3713,14 @@
           <w:sz w:val="19"/>
           <w:szCs w:val="19"/>
         </w:rPr>
-        <w:t xml:space="preserve"> neither net income nor net receivables, because the expense was already </w:t>
+        <w:t xml:space="preserve">, the company records a write-off: debit the allowance and credit accounts receivable. </w:t>
+      </w:r>
+      <w:r>
+        <w:rPr>
+          <w:sz w:val="19"/>
+          <w:szCs w:val="19"/>
+        </w:rPr>
+        <w:t xml:space="preserve">The write-off </w:t>
       </w:r>
       <w:r>
         <w:rPr>
@@ -3418,7 +3730,7 @@
           <w:sz w:val="15"/>
           <w:szCs w:val="15"/>
         </w:rPr>
-        <w:t xml:space="preserve"> (17) </w:t>
+        <w:t xml:space="preserve"> (20) </w:t>
       </w:r>
       <w:r>
         <w:rPr>
@@ -3440,14 +3752,7 @@
           <w:sz w:val="19"/>
           <w:szCs w:val="19"/>
         </w:rPr>
-        <w:t xml:space="preserve"> when the allowance was built. </w:t>
-      </w:r>
-      <w:r>
-        <w:rPr>
-          <w:sz w:val="19"/>
-          <w:szCs w:val="19"/>
-        </w:rPr>
-        <w:t xml:space="preserve">If the customer later pays, the company records a </w:t>
+        <w:t xml:space="preserve"> neither net income nor net receivables, because the expense was already </w:t>
       </w:r>
       <w:r>
         <w:rPr>
@@ -3457,7 +3762,7 @@
           <w:sz w:val="15"/>
           <w:szCs w:val="15"/>
         </w:rPr>
-        <w:t xml:space="preserve"> (18) </w:t>
+        <w:t xml:space="preserve"> (21) </w:t>
       </w:r>
       <w:r>
         <w:rPr>
@@ -3479,7 +3784,188 @@
           <w:sz w:val="19"/>
           <w:szCs w:val="19"/>
         </w:rPr>
-        <w:t xml:space="preserve">: it first reinstates the receivable (debit accounts receivable, credit allowance) and then records the cash collection. </w:t>
+        <w:t xml:space="preserve"> when the allowance was built. </w:t>
+      </w:r>
+      <w:r>
+        <w:rPr>
+          <w:sz w:val="19"/>
+          <w:szCs w:val="19"/>
+        </w:rPr>
+        <w:t xml:space="preserve">If the customer later pays, the company records a </w:t>
+      </w:r>
+      <w:r>
+        <w:rPr>
+          <w:b/>
+          <w:bCs/>
+          <w:color w:val="8186EF"/>
+          <w:sz w:val="15"/>
+          <w:szCs w:val="15"/>
+        </w:rPr>
+        <w:t xml:space="preserve"> (22) </w:t>
+      </w:r>
+      <w:r>
+        <w:rPr>
+          <w:u w:val="single"/>
+          <w:sz w:val="19"/>
+          <w:szCs w:val="19"/>
+        </w:rPr>
+        <w:t xml:space="preserve">           </w:t>
+      </w:r>
+      <w:r>
+        <w:rPr>
+          <w:sz w:val="19"/>
+          <w:szCs w:val="19"/>
+        </w:rPr>
+        <w:t xml:space="preserve"> </w:t>
+      </w:r>
+      <w:r>
+        <w:rPr>
+          <w:sz w:val="19"/>
+          <w:szCs w:val="19"/>
+        </w:rPr>
+        <w:t xml:space="preserve">: it first reinstates the receivable (debit accounts receivable, credit allowance) and then records the cash </w:t>
+      </w:r>
+      <w:r>
+        <w:rPr>
+          <w:b/>
+          <w:bCs/>
+          <w:color w:val="8186EF"/>
+          <w:sz w:val="15"/>
+          <w:szCs w:val="15"/>
+        </w:rPr>
+        <w:t xml:space="preserve"> (23) </w:t>
+      </w:r>
+      <w:r>
+        <w:rPr>
+          <w:u w:val="single"/>
+          <w:sz w:val="19"/>
+          <w:szCs w:val="19"/>
+        </w:rPr>
+        <w:t xml:space="preserve">            </w:t>
+      </w:r>
+      <w:r>
+        <w:rPr>
+          <w:sz w:val="19"/>
+          <w:szCs w:val="19"/>
+        </w:rPr>
+        <w:t xml:space="preserve"> </w:t>
+      </w:r>
+      <w:r>
+        <w:rPr>
+          <w:sz w:val="19"/>
+          <w:szCs w:val="19"/>
+        </w:rPr>
+        <w:t xml:space="preserve">. </w:t>
+      </w:r>
+      <w:r>
+        <w:rPr>
+          <w:sz w:val="19"/>
+          <w:szCs w:val="19"/>
+        </w:rPr>
+        <w:t xml:space="preserve">Older </w:t>
+      </w:r>
+      <w:r>
+        <w:rPr>
+          <w:b/>
+          <w:bCs/>
+          <w:color w:val="8186EF"/>
+          <w:sz w:val="15"/>
+          <w:szCs w:val="15"/>
+        </w:rPr>
+        <w:t xml:space="preserve"> (24) </w:t>
+      </w:r>
+      <w:r>
+        <w:rPr>
+          <w:u w:val="single"/>
+          <w:sz w:val="19"/>
+          <w:szCs w:val="19"/>
+        </w:rPr>
+        <w:t xml:space="preserve">           </w:t>
+      </w:r>
+      <w:r>
+        <w:rPr>
+          <w:sz w:val="19"/>
+          <w:szCs w:val="19"/>
+        </w:rPr>
+        <w:t xml:space="preserve"> </w:t>
+      </w:r>
+      <w:r>
+        <w:rPr>
+          <w:sz w:val="19"/>
+          <w:szCs w:val="19"/>
+        </w:rPr>
+        <w:t xml:space="preserve"> sometimes estimate the expense as a </w:t>
+      </w:r>
+      <w:r>
+        <w:rPr>
+          <w:b/>
+          <w:bCs/>
+          <w:color w:val="8186EF"/>
+          <w:sz w:val="15"/>
+          <w:szCs w:val="15"/>
+        </w:rPr>
+        <w:t xml:space="preserve"> (25) </w:t>
+      </w:r>
+      <w:r>
+        <w:rPr>
+          <w:u w:val="single"/>
+          <w:sz w:val="19"/>
+          <w:szCs w:val="19"/>
+        </w:rPr>
+        <w:t xml:space="preserve">            </w:t>
+      </w:r>
+      <w:r>
+        <w:rPr>
+          <w:sz w:val="19"/>
+          <w:szCs w:val="19"/>
+        </w:rPr>
+        <w:t xml:space="preserve"> </w:t>
+      </w:r>
+      <w:r>
+        <w:rPr>
+          <w:sz w:val="19"/>
+          <w:szCs w:val="19"/>
+        </w:rPr>
+        <w:t xml:space="preserve"> of credit sales. </w:t>
+      </w:r>
+      <w:r>
+        <w:rPr>
+          <w:sz w:val="19"/>
+          <w:szCs w:val="19"/>
+        </w:rPr>
+        <w:t xml:space="preserve">This </w:t>
+      </w:r>
+      <w:r>
+        <w:rPr>
+          <w:b/>
+          <w:bCs/>
+          <w:color w:val="8186EF"/>
+          <w:sz w:val="15"/>
+          <w:szCs w:val="15"/>
+        </w:rPr>
+        <w:t xml:space="preserve"> (26) </w:t>
+      </w:r>
+      <w:r>
+        <w:rPr>
+          <w:u w:val="single"/>
+          <w:sz w:val="19"/>
+          <w:szCs w:val="19"/>
+        </w:rPr>
+        <w:t xml:space="preserve">                  </w:t>
+      </w:r>
+      <w:r>
+        <w:rPr>
+          <w:sz w:val="19"/>
+          <w:szCs w:val="19"/>
+        </w:rPr>
+        <w:t xml:space="preserve"> </w:t>
+      </w:r>
+      <w:r>
+        <w:rPr>
+          <w:sz w:val="19"/>
+          <w:szCs w:val="19"/>
+        </w:rPr>
+        <w:t xml:space="preserve"> approach does not measure the expected losses on the ending receivables, so under CECL the aging (balance-sheet) approach is the better choice. </w:t>
       </w:r>
     </w:p>
     <w:tbl>
@@ -3537,7 +4023,7 @@
                 <w:sz w:val="16"/>
                 <w:szCs w:val="16"/>
               </w:rPr>
-              <w:t xml:space="preserve">uncollectible   ·   changes   ·   losses   ·   recovery   ·   recorded   ·   journal   ·   write-off   ·   customer's</w:t>
+              <w:t xml:space="preserve">changes   ·   recorded   ·   collection   ·   percentage   ·   customer's   ·   Private   ·   questions   ·   recovery   ·   income-statement   ·   recovered   ·   started   ·   uncollectible   ·   journal</w:t>
             </w:r>
           </w:p>
         </w:tc>
@@ -3584,54 +4070,7 @@
                 <w:sz w:val="19"/>
                 <w:szCs w:val="19"/>
               </w:rPr>
-              <w:t xml:space="preserve">When is the expense recorded?</w:t>
-            </w:r>
-          </w:p>
-        </w:tc>
-      </w:tr>
-    </w:tbl>
-    <w:p/>
-    <w:tbl>
-      <w:tblPr>
-        <w:tblW w:type="pct" w:w="100%"/>
-        <w:tblLayout w:type="fixed"/>
-        <w:tblBorders>
-          <w:top w:val="single" w:color="353A7C" w:sz="4"/>
-          <w:left w:val="single" w:color="353A7C" w:sz="4"/>
-          <w:bottom w:val="single" w:color="353A7C" w:sz="4"/>
-          <w:right w:val="single" w:color="353A7C" w:sz="4"/>
-          <w:insideH w:val="single" w:color="353A7C" w:sz="4"/>
-          <w:insideV w:val="single" w:color="353A7C" w:sz="4"/>
-        </w:tblBorders>
-      </w:tblPr>
-      <w:tblGrid>
-        <w:gridCol w:w="9600"/>
-      </w:tblGrid>
-      <w:tr>
-        <w:tc>
-          <w:tcPr>
-            <w:tcW w:type="pct" w:w="5000"/>
-            <w:shd w:fill="F2F4FB" w:val="clear"/>
-            <w:tcMar>
-              <w:top w:type="dxa" w:w="50"/>
-              <w:left w:type="dxa" w:w="110"/>
-              <w:bottom w:type="dxa" w:w="50"/>
-              <w:right w:type="dxa" w:w="110"/>
-            </w:tcMar>
-          </w:tcPr>
-          <w:p>
-            <w:pPr>
-              <w:spacing w:before="30" w:after="30"/>
-            </w:pPr>
-            <w:r>
-              <w:rPr>
-                <w:b/>
-                <w:bCs/>
-                <w:color w:val="353A7C"/>
-                <w:sz w:val="19"/>
-                <w:szCs w:val="19"/>
-              </w:rPr>
-              <w:t xml:space="preserve">Acceptable under U.S. GAAP?</w:t>
+              <w:t xml:space="preserve">Barada Wholesale's allowance</w:t>
             </w:r>
           </w:p>
         </w:tc>
@@ -3640,41 +4079,6 @@
     <w:p/>
     <w:p>
       <w:pPr>
-        <w:pageBreakBefore w:val="true"/>
-        <w:spacing w:after="0"/>
-      </w:pPr>
-      <w:r>
-        <w:rPr>
-          <w:sz w:val="2"/>
-        </w:rPr>
-        <w:t xml:space="preserve"> </w:t>
-      </w:r>
-    </w:p>
-    <w:p>
-      <w:pPr>
-        <w:spacing w:before="44" w:after="14"/>
-      </w:pPr>
-      <w:r>
-        <w:rPr>
-          <w:b/>
-          <w:bCs/>
-          <w:color w:val="353A7C"/>
-          <w:sz w:val="18"/>
-          <w:szCs w:val="18"/>
-        </w:rPr>
-        <w:t xml:space="preserve">Summary 3</w:t>
-      </w:r>
-      <w:r>
-        <w:rPr>
-          <w:color w:val="6B7280"/>
-          <w:sz w:val="16"/>
-          <w:szCs w:val="16"/>
-        </w:rPr>
-        <w:t xml:space="preserve">      gaps 19–20</w:t>
-      </w:r>
-    </w:p>
-    <w:p>
-      <w:pPr>
         <w:spacing w:before="20" w:after="20" w:line="360" w:lineRule="auto"/>
         <w:ind w:left="200"/>
       </w:pPr>
@@ -3683,189 +4087,9 @@
           <w:sz w:val="19"/>
           <w:szCs w:val="19"/>
         </w:rPr>
-        <w:t xml:space="preserve">Older questions sometimes estimate the expense as a </w:t>
-      </w:r>
-      <w:r>
-        <w:rPr>
-          <w:b/>
-          <w:bCs/>
-          <w:color w:val="8186EF"/>
-          <w:sz w:val="15"/>
-          <w:szCs w:val="15"/>
-        </w:rPr>
-        <w:t xml:space="preserve"> (19) </w:t>
-      </w:r>
-      <w:r>
-        <w:rPr>
-          <w:u w:val="single"/>
-          <w:sz w:val="19"/>
-          <w:szCs w:val="19"/>
-        </w:rPr>
-        <w:t xml:space="preserve">            </w:t>
-      </w:r>
-      <w:r>
-        <w:rPr>
-          <w:sz w:val="19"/>
-          <w:szCs w:val="19"/>
-        </w:rPr>
-        <w:t xml:space="preserve"> </w:t>
-      </w:r>
-      <w:r>
-        <w:rPr>
-          <w:sz w:val="19"/>
-          <w:szCs w:val="19"/>
-        </w:rPr>
-        <w:t xml:space="preserve"> of credit sales. </w:t>
-      </w:r>
-      <w:r>
-        <w:rPr>
-          <w:sz w:val="19"/>
-          <w:szCs w:val="19"/>
-        </w:rPr>
-        <w:t xml:space="preserve">This </w:t>
-      </w:r>
-      <w:r>
-        <w:rPr>
-          <w:b/>
-          <w:bCs/>
-          <w:color w:val="8186EF"/>
-          <w:sz w:val="15"/>
-          <w:szCs w:val="15"/>
-        </w:rPr>
-        <w:t xml:space="preserve"> (20) </w:t>
-      </w:r>
-      <w:r>
-        <w:rPr>
-          <w:u w:val="single"/>
-          <w:sz w:val="19"/>
-          <w:szCs w:val="19"/>
-        </w:rPr>
-        <w:t xml:space="preserve">                  </w:t>
-      </w:r>
-      <w:r>
-        <w:rPr>
-          <w:sz w:val="19"/>
-          <w:szCs w:val="19"/>
-        </w:rPr>
-        <w:t xml:space="preserve"> </w:t>
-      </w:r>
-      <w:r>
-        <w:rPr>
-          <w:sz w:val="19"/>
-          <w:szCs w:val="19"/>
-        </w:rPr>
-        <w:t xml:space="preserve"> approach does not measure the expected losses on the ending receivables, so under CECL the aging (balance-sheet) approach is the better choice. </w:t>
+        <w:t xml:space="preserve">The first row is done.</w:t>
       </w:r>
     </w:p>
-    <w:tbl>
-      <w:tblPr>
-        <w:tblW w:type="pct" w:w="100%"/>
-        <w:tblLayout w:type="fixed"/>
-        <w:tblBorders>
-          <w:top w:val="single" w:color="FBFAF6" w:sz="4"/>
-          <w:left w:val="single" w:color="FBFAF6" w:sz="4"/>
-          <w:bottom w:val="single" w:color="FBFAF6" w:sz="4"/>
-          <w:right w:val="single" w:color="FBFAF6" w:sz="4"/>
-          <w:insideH w:val="single" w:color="FBFAF6" w:sz="4"/>
-          <w:insideV w:val="single" w:color="FBFAF6" w:sz="4"/>
-        </w:tblBorders>
-      </w:tblPr>
-      <w:tblGrid>
-        <w:gridCol w:w="9600"/>
-      </w:tblGrid>
-      <w:tr>
-        <w:tc>
-          <w:tcPr>
-            <w:tcW w:type="pct" w:w="5000"/>
-            <w:shd w:fill="FBFAF6" w:val="clear"/>
-            <w:tcMar>
-              <w:top w:type="dxa" w:w="40"/>
-              <w:left w:type="dxa" w:w="100"/>
-              <w:bottom w:type="dxa" w:w="40"/>
-              <w:right w:type="dxa" w:w="100"/>
-            </w:tcMar>
-          </w:tcPr>
-          <w:p>
-            <w:pPr>
-              <w:spacing w:before="18" w:after="6"/>
-            </w:pPr>
-            <w:r>
-              <w:rPr>
-                <w:b/>
-                <w:bCs/>
-                <w:color w:val="6B7280"/>
-                <w:sz w:val="14"/>
-                <w:szCs w:val="14"/>
-              </w:rPr>
-              <w:t xml:space="preserve">word list</w:t>
-            </w:r>
-          </w:p>
-          <w:p>
-            <w:pPr>
-              <w:spacing w:before="0" w:after="18"/>
-            </w:pPr>
-            <w:r>
-              <w:rPr>
-                <w:b/>
-                <w:bCs/>
-                <w:color w:val="353A7C"/>
-                <w:sz w:val="16"/>
-                <w:szCs w:val="16"/>
-              </w:rPr>
-              <w:t xml:space="preserve">income-statement   ·   percentage   ·   recovery</w:t>
-            </w:r>
-          </w:p>
-        </w:tc>
-      </w:tr>
-    </w:tbl>
-    <w:p/>
-    <w:tbl>
-      <w:tblPr>
-        <w:tblW w:type="pct" w:w="100%"/>
-        <w:tblLayout w:type="fixed"/>
-        <w:tblBorders>
-          <w:top w:val="single" w:color="353A7C" w:sz="4"/>
-          <w:left w:val="single" w:color="353A7C" w:sz="4"/>
-          <w:bottom w:val="single" w:color="353A7C" w:sz="4"/>
-          <w:right w:val="single" w:color="353A7C" w:sz="4"/>
-          <w:insideH w:val="single" w:color="353A7C" w:sz="4"/>
-          <w:insideV w:val="single" w:color="353A7C" w:sz="4"/>
-        </w:tblBorders>
-      </w:tblPr>
-      <w:tblGrid>
-        <w:gridCol w:w="9600"/>
-      </w:tblGrid>
-      <w:tr>
-        <w:tc>
-          <w:tcPr>
-            <w:tcW w:type="pct" w:w="5000"/>
-            <w:shd w:fill="F2F4FB" w:val="clear"/>
-            <w:tcMar>
-              <w:top w:type="dxa" w:w="50"/>
-              <w:left w:type="dxa" w:w="110"/>
-              <w:bottom w:type="dxa" w:w="50"/>
-              <w:right w:type="dxa" w:w="110"/>
-            </w:tcMar>
-          </w:tcPr>
-          <w:p>
-            <w:pPr>
-              <w:spacing w:before="30" w:after="30"/>
-            </w:pPr>
-            <w:r>
-              <w:rPr>
-                <w:b/>
-                <w:bCs/>
-                <w:color w:val="353A7C"/>
-                <w:sz w:val="19"/>
-                <w:szCs w:val="19"/>
-              </w:rPr>
-              <w:t xml:space="preserve">Barada Wholesale's allowance</w:t>
-            </w:r>
-          </w:p>
-        </w:tc>
-      </w:tr>
-    </w:tbl>
-    <w:p/>
     <w:p>
       <w:pPr>
         <w:spacing w:before="44" w:after="10"/>
@@ -3902,7 +4126,7 @@
       <w:r>
         <w:drawing>
           <wp:inline distT="0" distB="0" distL="0" distR="0">
-            <wp:extent cx="5734050" cy="1946550"/>
+            <wp:extent cx="5734050" cy="1644775"/>
             <wp:effectExtent t="0" r="0" b="0" l="0"/>
             <wp:docPr id="1" name="" descr="" title=""/>
             <wp:cNvGraphicFramePr>
@@ -3927,7 +4151,7 @@
                   <pic:spPr bwMode="auto">
                     <a:xfrm>
                       <a:off x="0" y="0"/>
-                      <a:ext cx="5734050" cy="1946550"/>
+                      <a:ext cx="5734050" cy="1644775"/>
                     </a:xfrm>
                     <a:prstGeom prst="rect">
                       <a:avLst/>
@@ -3995,7 +4219,7 @@
                 <w:sz w:val="16"/>
                 <w:szCs w:val="16"/>
               </w:rPr>
-              <w:t xml:space="preserve">Current   ·   amortized cost   ·   Total</w:t>
+              <w:t xml:space="preserve">1–60 days past due   ·   allowance for credit losses</w:t>
             </w:r>
           </w:p>
         </w:tc>
@@ -4004,6 +4228,18 @@
     <w:p/>
     <w:p>
       <w:pPr>
+        <w:pageBreakBefore w:val="true"/>
+        <w:spacing w:after="0"/>
+      </w:pPr>
+      <w:r>
+        <w:rPr>
+          <w:sz w:val="2"/>
+        </w:rPr>
+        <w:t xml:space="preserve"> </w:t>
+      </w:r>
+    </w:p>
+    <w:p>
+      <w:pPr>
         <w:spacing w:before="44" w:after="14"/>
       </w:pPr>
       <w:r>
@@ -4014,7 +4250,7 @@
           <w:sz w:val="18"/>
           <w:szCs w:val="18"/>
         </w:rPr>
-        <w:t xml:space="preserve">Summary 4</w:t>
+        <w:t xml:space="preserve">Summary 3</w:t>
       </w:r>
       <w:r>
         <w:rPr>
@@ -4022,7 +4258,7 @@
           <w:sz w:val="16"/>
           <w:szCs w:val="16"/>
         </w:rPr>
-        <w:t xml:space="preserve">      gaps 23–31</w:t>
+        <w:t xml:space="preserve">      gaps 28–38</w:t>
       </w:r>
     </w:p>
     <w:p>
@@ -4045,7 +4281,7 @@
           <w:sz w:val="15"/>
           <w:szCs w:val="15"/>
         </w:rPr>
-        <w:t xml:space="preserve"> (23) </w:t>
+        <w:t xml:space="preserve"> (28) </w:t>
       </w:r>
       <w:r>
         <w:rPr>
@@ -4077,7 +4313,7 @@
           <w:sz w:val="15"/>
           <w:szCs w:val="15"/>
         </w:rPr>
-        <w:t xml:space="preserve"> (24) </w:t>
+        <w:t xml:space="preserve"> (29) </w:t>
       </w:r>
       <w:r>
         <w:rPr>
@@ -4116,7 +4352,7 @@
           <w:sz w:val="15"/>
           <w:szCs w:val="15"/>
         </w:rPr>
-        <w:t xml:space="preserve"> (25) </w:t>
+        <w:t xml:space="preserve"> (30) </w:t>
       </w:r>
       <w:r>
         <w:rPr>
@@ -4148,7 +4384,7 @@
           <w:sz w:val="15"/>
           <w:szCs w:val="15"/>
         </w:rPr>
-        <w:t xml:space="preserve"> (26) </w:t>
+        <w:t xml:space="preserve"> (31) </w:t>
       </w:r>
       <w:r>
         <w:rPr>
@@ -4187,7 +4423,7 @@
           <w:sz w:val="15"/>
           <w:szCs w:val="15"/>
         </w:rPr>
-        <w:t xml:space="preserve"> (27) </w:t>
+        <w:t xml:space="preserve"> (32) </w:t>
       </w:r>
       <w:r>
         <w:rPr>
@@ -4219,7 +4455,7 @@
           <w:sz w:val="15"/>
           <w:szCs w:val="15"/>
         </w:rPr>
-        <w:t xml:space="preserve"> (28) </w:t>
+        <w:t xml:space="preserve"> (33) </w:t>
       </w:r>
       <w:r>
         <w:rPr>
@@ -4265,7 +4501,7 @@
           <w:sz w:val="15"/>
           <w:szCs w:val="15"/>
         </w:rPr>
-        <w:t xml:space="preserve"> (29) </w:t>
+        <w:t xml:space="preserve"> (34) </w:t>
       </w:r>
       <w:r>
         <w:rPr>
@@ -4297,7 +4533,7 @@
           <w:sz w:val="15"/>
           <w:szCs w:val="15"/>
         </w:rPr>
-        <w:t xml:space="preserve"> (30) </w:t>
+        <w:t xml:space="preserve"> (35) </w:t>
       </w:r>
       <w:r>
         <w:rPr>
@@ -4326,7 +4562,7 @@
           <w:sz w:val="19"/>
           <w:szCs w:val="19"/>
         </w:rPr>
-        <w:t xml:space="preserve">For other financial assets, IFRS 9 starts with 12-month expected losses and moves to lifetime losses only after credit risk increases </w:t>
+        <w:t xml:space="preserve">For other </w:t>
       </w:r>
       <w:r>
         <w:rPr>
@@ -4336,7 +4572,7 @@
           <w:sz w:val="15"/>
           <w:szCs w:val="15"/>
         </w:rPr>
-        <w:t xml:space="preserve"> (31) </w:t>
+        <w:t xml:space="preserve"> (36) </w:t>
       </w:r>
       <w:r>
         <w:rPr>
@@ -4344,6 +4580,38 @@
           <w:sz w:val="19"/>
           <w:szCs w:val="19"/>
         </w:rPr>
+        <w:t xml:space="preserve">           </w:t>
+      </w:r>
+      <w:r>
+        <w:rPr>
+          <w:sz w:val="19"/>
+          <w:szCs w:val="19"/>
+        </w:rPr>
+        <w:t xml:space="preserve"> </w:t>
+      </w:r>
+      <w:r>
+        <w:rPr>
+          <w:sz w:val="19"/>
+          <w:szCs w:val="19"/>
+        </w:rPr>
+        <w:t xml:space="preserve"> assets, IFRS 9 starts with 12-month expected losses and moves to lifetime losses only after credit risk increases </w:t>
+      </w:r>
+      <w:r>
+        <w:rPr>
+          <w:b/>
+          <w:bCs/>
+          <w:color w:val="8186EF"/>
+          <w:sz w:val="15"/>
+          <w:szCs w:val="15"/>
+        </w:rPr>
+        <w:t xml:space="preserve"> (37) </w:t>
+      </w:r>
+      <w:r>
+        <w:rPr>
+          <w:u w:val="single"/>
+          <w:sz w:val="19"/>
+          <w:szCs w:val="19"/>
+        </w:rPr>
         <w:t xml:space="preserve">               </w:t>
       </w:r>
       <w:r>
@@ -4365,7 +4633,39 @@
           <w:sz w:val="19"/>
           <w:szCs w:val="19"/>
         </w:rPr>
-        <w:t xml:space="preserve">CECL records lifetime losses from day one for all assets at amortized cost. </w:t>
+        <w:t xml:space="preserve">CECL records lifetime losses from day one for all assets at </w:t>
+      </w:r>
+      <w:r>
+        <w:rPr>
+          <w:b/>
+          <w:bCs/>
+          <w:color w:val="8186EF"/>
+          <w:sz w:val="15"/>
+          <w:szCs w:val="15"/>
+        </w:rPr>
+        <w:t xml:space="preserve"> (38) </w:t>
+      </w:r>
+      <w:r>
+        <w:rPr>
+          <w:u w:val="single"/>
+          <w:sz w:val="19"/>
+          <w:szCs w:val="19"/>
+        </w:rPr>
+        <w:t xml:space="preserve">           </w:t>
+      </w:r>
+      <w:r>
+        <w:rPr>
+          <w:sz w:val="19"/>
+          <w:szCs w:val="19"/>
+        </w:rPr>
+        <w:t xml:space="preserve"> </w:t>
+      </w:r>
+      <w:r>
+        <w:rPr>
+          <w:sz w:val="19"/>
+          <w:szCs w:val="19"/>
+        </w:rPr>
+        <w:t xml:space="preserve"> cost. </w:t>
       </w:r>
     </w:p>
     <w:tbl>
@@ -4423,7 +4723,7 @@
                 <w:sz w:val="16"/>
                 <w:szCs w:val="16"/>
               </w:rPr>
-              <w:t xml:space="preserve">provision   ·   conditions   ·   credit loss expense   ·   forecasting   ·   collected   ·   one-year   ·   significantly   ·   simplified   ·   beginning   ·   Private</w:t>
+              <w:t xml:space="preserve">financial   ·   reserve   ·   conditions   ·   collected   ·   significantly   ·   one-year   ·   forecasting   ·   provision   ·   simplified   ·   beginning   ·   amortized   ·   Private</w:t>
             </w:r>
           </w:p>
         </w:tc>
@@ -4479,18 +4779,6 @@
     <w:p/>
     <w:p>
       <w:pPr>
-        <w:pageBreakBefore w:val="true"/>
-        <w:spacing w:after="0"/>
-      </w:pPr>
-      <w:r>
-        <w:rPr>
-          <w:sz w:val="2"/>
-        </w:rPr>
-        <w:t xml:space="preserve"> </w:t>
-      </w:r>
-    </w:p>
-    <w:p>
-      <w:pPr>
         <w:spacing w:before="44" w:after="14"/>
       </w:pPr>
       <w:r>
@@ -4501,7 +4789,7 @@
           <w:sz w:val="18"/>
           <w:szCs w:val="18"/>
         </w:rPr>
-        <w:t xml:space="preserve">Summary 5</w:t>
+        <w:t xml:space="preserve">Summary 4</w:t>
       </w:r>
       <w:r>
         <w:rPr>
@@ -4509,7 +4797,7 @@
           <w:sz w:val="16"/>
           <w:szCs w:val="16"/>
         </w:rPr>
-        <w:t xml:space="preserve">      gaps 32–34</w:t>
+        <w:t xml:space="preserve">      gaps 39–41</w:t>
       </w:r>
     </w:p>
     <w:p>
@@ -4522,7 +4810,7 @@
           <w:sz w:val="19"/>
           <w:szCs w:val="19"/>
         </w:rPr>
-        <w:t xml:space="preserve">Arabic مخصص covers two </w:t>
+        <w:t xml:space="preserve">An allowance </w:t>
       </w:r>
       <w:r>
         <w:rPr>
@@ -4532,7 +4820,7 @@
           <w:sz w:val="15"/>
           <w:szCs w:val="15"/>
         </w:rPr>
-        <w:t xml:space="preserve"> (32) </w:t>
+        <w:t xml:space="preserve"> (39) </w:t>
       </w:r>
       <w:r>
         <w:rPr>
@@ -4554,14 +4842,14 @@
           <w:sz w:val="19"/>
           <w:szCs w:val="19"/>
         </w:rPr>
-        <w:t xml:space="preserve"> things. </w:t>
-      </w:r>
-      <w:r>
-        <w:rPr>
-          <w:sz w:val="19"/>
-          <w:szCs w:val="19"/>
-        </w:rPr>
-        <w:t xml:space="preserve">An allowance (مخصص الخسائر الائتمانية) </w:t>
+        <w:t xml:space="preserve"> an asset. </w:t>
+      </w:r>
+      <w:r>
+        <w:rPr>
+          <w:sz w:val="19"/>
+          <w:szCs w:val="19"/>
+        </w:rPr>
+        <w:t xml:space="preserve">A provision under IAS 37 is a </w:t>
       </w:r>
       <w:r>
         <w:rPr>
@@ -4571,7 +4859,7 @@
           <w:sz w:val="15"/>
           <w:szCs w:val="15"/>
         </w:rPr>
-        <w:t xml:space="preserve"> (33) </w:t>
+        <w:t xml:space="preserve"> (40) </w:t>
       </w:r>
       <w:r>
         <w:rPr>
@@ -4593,14 +4881,14 @@
           <w:sz w:val="19"/>
           <w:szCs w:val="19"/>
         </w:rPr>
-        <w:t xml:space="preserve"> an asset. </w:t>
-      </w:r>
-      <w:r>
-        <w:rPr>
-          <w:sz w:val="19"/>
-          <w:szCs w:val="19"/>
-        </w:rPr>
-        <w:t xml:space="preserve">A provision under IAS 37 is a </w:t>
+        <w:t xml:space="preserve">. </w:t>
+      </w:r>
+      <w:r>
+        <w:rPr>
+          <w:sz w:val="19"/>
+          <w:szCs w:val="19"/>
+        </w:rPr>
+        <w:t xml:space="preserve">In a U.S. GAAP answer, always write allowance for credit losses, never provision for </w:t>
       </w:r>
       <w:r>
         <w:rPr>
@@ -4610,7 +4898,7 @@
           <w:sz w:val="15"/>
           <w:szCs w:val="15"/>
         </w:rPr>
-        <w:t xml:space="preserve"> (34) </w:t>
+        <w:t xml:space="preserve"> (41) </w:t>
       </w:r>
       <w:r>
         <w:rPr>
@@ -4632,14 +4920,7 @@
           <w:sz w:val="19"/>
           <w:szCs w:val="19"/>
         </w:rPr>
-        <w:t xml:space="preserve">. </w:t>
-      </w:r>
-      <w:r>
-        <w:rPr>
-          <w:sz w:val="19"/>
-          <w:szCs w:val="19"/>
-        </w:rPr>
-        <w:t xml:space="preserve">In a U.S. GAAP answer, always write allowance for credit losses, never provision for doubtful debts or reserve for bad debts. </w:t>
+        <w:t xml:space="preserve"> debts or reserve for bad debts. </w:t>
       </w:r>
     </w:p>
     <w:tbl>
@@ -4697,7 +4978,7 @@
                 <w:sz w:val="16"/>
                 <w:szCs w:val="16"/>
               </w:rPr>
-              <w:t xml:space="preserve">write-off   ·   different   ·   liability   ·   reduces</w:t>
+              <w:t xml:space="preserve">conditions   ·   reduces   ·   doubtful   ·   liability</w:t>
             </w:r>
           </w:p>
         </w:tc>
@@ -4763,7 +5044,7 @@
           <w:sz w:val="18"/>
           <w:szCs w:val="18"/>
         </w:rPr>
-        <w:t xml:space="preserve">Summary 6</w:t>
+        <w:t xml:space="preserve">Summary 5</w:t>
       </w:r>
       <w:r>
         <w:rPr>
@@ -4771,7 +5052,7 @@
           <w:sz w:val="16"/>
           <w:szCs w:val="16"/>
         </w:rPr>
-        <w:t xml:space="preserve">      gaps 35–36</w:t>
+        <w:t xml:space="preserve">      gaps 42–44</w:t>
       </w:r>
     </w:p>
     <w:p>
@@ -4794,7 +5075,7 @@
           <w:sz w:val="15"/>
           <w:szCs w:val="15"/>
         </w:rPr>
-        <w:t xml:space="preserve"> (35) </w:t>
+        <w:t xml:space="preserve"> (42) </w:t>
       </w:r>
       <w:r>
         <w:rPr>
@@ -4833,7 +5114,7 @@
           <w:sz w:val="15"/>
           <w:szCs w:val="15"/>
         </w:rPr>
-        <w:t xml:space="preserve"> (36) </w:t>
+        <w:t xml:space="preserve"> (43) </w:t>
       </w:r>
       <w:r>
         <w:rPr>
@@ -4862,7 +5143,39 @@
           <w:sz w:val="19"/>
           <w:szCs w:val="19"/>
         </w:rPr>
-        <w:t xml:space="preserve">A write-off does not change net income or net receivables. </w:t>
+        <w:t xml:space="preserve">A </w:t>
+      </w:r>
+      <w:r>
+        <w:rPr>
+          <w:b/>
+          <w:bCs/>
+          <w:color w:val="8186EF"/>
+          <w:sz w:val="15"/>
+          <w:szCs w:val="15"/>
+        </w:rPr>
+        <w:t xml:space="preserve"> (44) </w:t>
+      </w:r>
+      <w:r>
+        <w:rPr>
+          <w:u w:val="single"/>
+          <w:sz w:val="19"/>
+          <w:szCs w:val="19"/>
+        </w:rPr>
+        <w:t xml:space="preserve">           </w:t>
+      </w:r>
+      <w:r>
+        <w:rPr>
+          <w:sz w:val="19"/>
+          <w:szCs w:val="19"/>
+        </w:rPr>
+        <w:t xml:space="preserve"> </w:t>
+      </w:r>
+      <w:r>
+        <w:rPr>
+          <w:sz w:val="19"/>
+          <w:szCs w:val="19"/>
+        </w:rPr>
+        <w:t xml:space="preserve"> does not change net income or net receivables. </w:t>
       </w:r>
     </w:p>
     <w:tbl>
@@ -4920,13 +5233,521 @@
                 <w:sz w:val="16"/>
                 <w:szCs w:val="16"/>
               </w:rPr>
-              <w:t xml:space="preserve">aging schedule   ·   credit   ·   allowance</w:t>
+              <w:t xml:space="preserve">recovery   ·   credit   ·   write-off   ·   allowance</w:t>
             </w:r>
           </w:p>
         </w:tc>
       </w:tr>
     </w:tbl>
     <w:p/>
+    <w:tbl>
+      <w:tblPr>
+        <w:tblW w:type="pct" w:w="100%"/>
+        <w:tblLayout w:type="fixed"/>
+        <w:tblBorders>
+          <w:top w:val="single" w:color="353A7C" w:sz="6"/>
+          <w:left w:val="single" w:color="353A7C" w:sz="6"/>
+          <w:bottom w:val="single" w:color="353A7C" w:sz="6"/>
+          <w:right w:val="single" w:color="353A7C" w:sz="6"/>
+          <w:insideH w:val="single" w:color="353A7C" w:sz="6"/>
+          <w:insideV w:val="single" w:color="353A7C" w:sz="6"/>
+        </w:tblBorders>
+      </w:tblPr>
+      <w:tblGrid>
+        <w:gridCol w:w="3921"/>
+        <w:gridCol w:w="1455"/>
+        <w:gridCol w:w="4224"/>
+      </w:tblGrid>
+      <w:tr>
+        <w:tc>
+          <w:tcPr>
+            <w:tcW w:type="pct" w:w="5000"/>
+            <w:gridSpan w:val="3"/>
+            <w:shd w:fill="353A7C" w:val="clear"/>
+            <w:tcMar>
+              <w:top w:type="dxa" w:w="60"/>
+              <w:left w:type="dxa" w:w="120"/>
+              <w:bottom w:type="dxa" w:w="60"/>
+              <w:right w:type="dxa" w:w="120"/>
+            </w:tcMar>
+          </w:tcPr>
+          <w:p>
+            <w:pPr>
+              <w:spacing w:before="40" w:after="40"/>
+            </w:pPr>
+            <w:r>
+              <w:rPr>
+                <w:b/>
+                <w:bCs/>
+                <w:color w:val="FFFFFF"/>
+                <w:sz w:val="17"/>
+                <w:szCs w:val="17"/>
+              </w:rPr>
+              <w:t xml:space="preserve">Allowance method (CECL) versus direct write-off method, Amman sales office 2025 (whole USD)</w:t>
+            </w:r>
+          </w:p>
+        </w:tc>
+      </w:tr>
+      <w:tr>
+        <w:tc>
+          <w:tcPr>
+            <w:tcW w:type="pct" w:w="2042"/>
+            <w:shd w:fill="353A7C" w:val="clear"/>
+            <w:tcMar>
+              <w:top w:type="dxa" w:w="50"/>
+              <w:left w:type="dxa" w:w="110"/>
+              <w:bottom w:type="dxa" w:w="50"/>
+              <w:right w:type="dxa" w:w="110"/>
+            </w:tcMar>
+          </w:tcPr>
+          <w:p>
+            <w:pPr>
+              <w:spacing w:before="30" w:after="30"/>
+            </w:pPr>
+            <w:r>
+              <w:rPr>
+                <w:b/>
+                <w:bCs/>
+                <w:color w:val="FFFFFF"/>
+                <w:sz w:val="15"/>
+                <w:szCs w:val="15"/>
+              </w:rPr>
+              <w:t xml:space="preserve"/>
+            </w:r>
+          </w:p>
+        </w:tc>
+        <w:tc>
+          <w:tcPr>
+            <w:tcW w:type="pct" w:w="758"/>
+            <w:shd w:fill="353A7C" w:val="clear"/>
+            <w:tcMar>
+              <w:top w:type="dxa" w:w="50"/>
+              <w:left w:type="dxa" w:w="110"/>
+              <w:bottom w:type="dxa" w:w="50"/>
+              <w:right w:type="dxa" w:w="110"/>
+            </w:tcMar>
+          </w:tcPr>
+          <w:p>
+            <w:pPr>
+              <w:spacing w:before="30" w:after="30"/>
+            </w:pPr>
+            <w:r>
+              <w:rPr>
+                <w:b/>
+                <w:bCs/>
+                <w:color w:val="FFFFFF"/>
+                <w:sz w:val="15"/>
+                <w:szCs w:val="15"/>
+              </w:rPr>
+              <w:t xml:space="preserve">Allowance method (CECL)</w:t>
+            </w:r>
+          </w:p>
+        </w:tc>
+        <w:tc>
+          <w:tcPr>
+            <w:tcW w:type="pct" w:w="2200"/>
+            <w:shd w:fill="353A7C" w:val="clear"/>
+            <w:tcMar>
+              <w:top w:type="dxa" w:w="50"/>
+              <w:left w:type="dxa" w:w="110"/>
+              <w:bottom w:type="dxa" w:w="50"/>
+              <w:right w:type="dxa" w:w="110"/>
+            </w:tcMar>
+          </w:tcPr>
+          <w:p>
+            <w:pPr>
+              <w:spacing w:before="30" w:after="30"/>
+            </w:pPr>
+            <w:r>
+              <w:rPr>
+                <w:b/>
+                <w:bCs/>
+                <w:color w:val="FFFFFF"/>
+                <w:sz w:val="15"/>
+                <w:szCs w:val="15"/>
+              </w:rPr>
+              <w:t xml:space="preserve">Direct write-off method</w:t>
+            </w:r>
+          </w:p>
+        </w:tc>
+      </w:tr>
+      <w:tr>
+        <w:tc>
+          <w:tcPr>
+            <w:tcW w:type="pct" w:w="2042"/>
+            <w:tcMar>
+              <w:top w:type="dxa" w:w="50"/>
+              <w:left w:type="dxa" w:w="110"/>
+              <w:bottom w:type="dxa" w:w="50"/>
+              <w:right w:type="dxa" w:w="110"/>
+            </w:tcMar>
+          </w:tcPr>
+          <w:p>
+            <w:pPr>
+              <w:spacing w:before="28" w:after="28"/>
+            </w:pPr>
+            <w:r>
+              <w:rPr>
+                <w:sz w:val="15"/>
+                <w:szCs w:val="15"/>
+              </w:rPr>
+              <w:t xml:space="preserve">When is the expense recorded?</w:t>
+            </w:r>
+          </w:p>
+        </w:tc>
+        <w:tc>
+          <w:tcPr>
+            <w:tcW w:type="pct" w:w="758"/>
+            <w:shd w:fill="FFFFFF" w:val="clear"/>
+            <w:tcMar>
+              <w:top w:type="dxa" w:w="50"/>
+              <w:left w:type="dxa" w:w="110"/>
+              <w:bottom w:type="dxa" w:w="50"/>
+              <w:right w:type="dxa" w:w="110"/>
+            </w:tcMar>
+          </w:tcPr>
+          <w:p>
+            <w:pPr>
+              <w:spacing w:before="46" w:after="46"/>
+            </w:pPr>
+            <w:r>
+              <w:rPr>
+                <w:b/>
+                <w:bCs/>
+                <w:color w:val="8186EF"/>
+                <w:sz w:val="14"/>
+                <w:szCs w:val="14"/>
+              </w:rPr>
+              <w:t xml:space="preserve">(45)</w:t>
+            </w:r>
+          </w:p>
+        </w:tc>
+        <w:tc>
+          <w:tcPr>
+            <w:tcW w:type="pct" w:w="2200"/>
+            <w:tcMar>
+              <w:top w:type="dxa" w:w="50"/>
+              <w:left w:type="dxa" w:w="110"/>
+              <w:bottom w:type="dxa" w:w="50"/>
+              <w:right w:type="dxa" w:w="110"/>
+            </w:tcMar>
+          </w:tcPr>
+          <w:p>
+            <w:pPr>
+              <w:spacing w:before="28" w:after="28"/>
+            </w:pPr>
+            <w:r>
+              <w:rPr>
+                <w:sz w:val="15"/>
+                <w:szCs w:val="15"/>
+              </w:rPr>
+              <w:t xml:space="preserve">Only when a customer's balance is written off</w:t>
+            </w:r>
+          </w:p>
+        </w:tc>
+      </w:tr>
+      <w:tr>
+        <w:tc>
+          <w:tcPr>
+            <w:tcW w:type="pct" w:w="2042"/>
+            <w:shd w:fill="FBFAF6" w:val="clear"/>
+            <w:tcMar>
+              <w:top w:type="dxa" w:w="50"/>
+              <w:left w:type="dxa" w:w="110"/>
+              <w:bottom w:type="dxa" w:w="50"/>
+              <w:right w:type="dxa" w:w="110"/>
+            </w:tcMar>
+          </w:tcPr>
+          <w:p>
+            <w:pPr>
+              <w:spacing w:before="28" w:after="28"/>
+            </w:pPr>
+            <w:r>
+              <w:rPr>
+                <w:sz w:val="15"/>
+                <w:szCs w:val="15"/>
+              </w:rPr>
+              <w:t xml:space="preserve">Expense in 2025 (Amman office)</w:t>
+            </w:r>
+          </w:p>
+        </w:tc>
+        <w:tc>
+          <w:tcPr>
+            <w:tcW w:type="pct" w:w="758"/>
+            <w:shd w:fill="FBFAF6" w:val="clear"/>
+            <w:tcMar>
+              <w:top w:type="dxa" w:w="50"/>
+              <w:left w:type="dxa" w:w="110"/>
+              <w:bottom w:type="dxa" w:w="50"/>
+              <w:right w:type="dxa" w:w="110"/>
+            </w:tcMar>
+          </w:tcPr>
+          <w:p>
+            <w:pPr>
+              <w:spacing w:before="28" w:after="28"/>
+            </w:pPr>
+            <w:r>
+              <w:rPr>
+                <w:sz w:val="15"/>
+                <w:szCs w:val="15"/>
+              </w:rPr>
+              <w:t xml:space="preserve">28,000</w:t>
+            </w:r>
+          </w:p>
+        </w:tc>
+        <w:tc>
+          <w:tcPr>
+            <w:tcW w:type="pct" w:w="2200"/>
+            <w:shd w:fill="FBFAF6" w:val="clear"/>
+            <w:tcMar>
+              <w:top w:type="dxa" w:w="50"/>
+              <w:left w:type="dxa" w:w="110"/>
+              <w:bottom w:type="dxa" w:w="50"/>
+              <w:right w:type="dxa" w:w="110"/>
+            </w:tcMar>
+          </w:tcPr>
+          <w:p>
+            <w:pPr>
+              <w:spacing w:before="28" w:after="28"/>
+            </w:pPr>
+            <w:r>
+              <w:rPr>
+                <w:sz w:val="15"/>
+                <w:szCs w:val="15"/>
+              </w:rPr>
+              <w:t xml:space="preserve">26,000</w:t>
+            </w:r>
+          </w:p>
+        </w:tc>
+      </w:tr>
+      <w:tr>
+        <w:tc>
+          <w:tcPr>
+            <w:tcW w:type="pct" w:w="2042"/>
+            <w:tcMar>
+              <w:top w:type="dxa" w:w="50"/>
+              <w:left w:type="dxa" w:w="110"/>
+              <w:bottom w:type="dxa" w:w="50"/>
+              <w:right w:type="dxa" w:w="110"/>
+            </w:tcMar>
+          </w:tcPr>
+          <w:p>
+            <w:pPr>
+              <w:spacing w:before="28" w:after="28"/>
+            </w:pPr>
+            <w:r>
+              <w:rPr>
+                <w:sz w:val="15"/>
+                <w:szCs w:val="15"/>
+              </w:rPr>
+              <w:t xml:space="preserve">Receivables on the balance sheet</w:t>
+            </w:r>
+          </w:p>
+        </w:tc>
+        <w:tc>
+          <w:tcPr>
+            <w:tcW w:type="pct" w:w="758"/>
+            <w:tcMar>
+              <w:top w:type="dxa" w:w="50"/>
+              <w:left w:type="dxa" w:w="110"/>
+              <w:bottom w:type="dxa" w:w="50"/>
+              <w:right w:type="dxa" w:w="110"/>
+            </w:tcMar>
+          </w:tcPr>
+          <w:p>
+            <w:pPr>
+              <w:spacing w:before="28" w:after="28"/>
+            </w:pPr>
+            <w:r>
+              <w:rPr>
+                <w:sz w:val="15"/>
+                <w:szCs w:val="15"/>
+              </w:rPr>
+              <w:t xml:space="preserve">Net: 626,000</w:t>
+            </w:r>
+          </w:p>
+        </w:tc>
+        <w:tc>
+          <w:tcPr>
+            <w:tcW w:type="pct" w:w="2200"/>
+            <w:shd w:fill="FFFFFF" w:val="clear"/>
+            <w:tcMar>
+              <w:top w:type="dxa" w:w="50"/>
+              <w:left w:type="dxa" w:w="110"/>
+              <w:bottom w:type="dxa" w:w="50"/>
+              <w:right w:type="dxa" w:w="110"/>
+            </w:tcMar>
+          </w:tcPr>
+          <w:p>
+            <w:pPr>
+              <w:spacing w:before="46" w:after="46"/>
+            </w:pPr>
+            <w:r>
+              <w:rPr>
+                <w:b/>
+                <w:bCs/>
+                <w:color w:val="8186EF"/>
+                <w:sz w:val="14"/>
+                <w:szCs w:val="14"/>
+              </w:rPr>
+              <w:t xml:space="preserve">(46)</w:t>
+            </w:r>
+          </w:p>
+        </w:tc>
+      </w:tr>
+      <w:tr>
+        <w:tc>
+          <w:tcPr>
+            <w:tcW w:type="pct" w:w="2042"/>
+            <w:shd w:fill="FBFAF6" w:val="clear"/>
+            <w:tcMar>
+              <w:top w:type="dxa" w:w="50"/>
+              <w:left w:type="dxa" w:w="110"/>
+              <w:bottom w:type="dxa" w:w="50"/>
+              <w:right w:type="dxa" w:w="110"/>
+            </w:tcMar>
+          </w:tcPr>
+          <w:p>
+            <w:pPr>
+              <w:spacing w:before="28" w:after="28"/>
+            </w:pPr>
+            <w:r>
+              <w:rPr>
+                <w:sz w:val="15"/>
+                <w:szCs w:val="15"/>
+              </w:rPr>
+              <w:t xml:space="preserve">Acceptable under U.S. GAAP?</w:t>
+            </w:r>
+          </w:p>
+        </w:tc>
+        <w:tc>
+          <w:tcPr>
+            <w:tcW w:type="pct" w:w="758"/>
+            <w:shd w:fill="FBFAF6" w:val="clear"/>
+            <w:tcMar>
+              <w:top w:type="dxa" w:w="50"/>
+              <w:left w:type="dxa" w:w="110"/>
+              <w:bottom w:type="dxa" w:w="50"/>
+              <w:right w:type="dxa" w:w="110"/>
+            </w:tcMar>
+          </w:tcPr>
+          <w:p>
+            <w:pPr>
+              <w:spacing w:before="28" w:after="28"/>
+            </w:pPr>
+            <w:r>
+              <w:rPr>
+                <w:sz w:val="15"/>
+                <w:szCs w:val="15"/>
+              </w:rPr>
+              <w:t xml:space="preserve">Yes (CECL)</w:t>
+            </w:r>
+          </w:p>
+        </w:tc>
+        <w:tc>
+          <w:tcPr>
+            <w:tcW w:type="pct" w:w="2200"/>
+            <w:shd w:fill="FFFFFF" w:val="clear"/>
+            <w:tcMar>
+              <w:top w:type="dxa" w:w="50"/>
+              <w:left w:type="dxa" w:w="110"/>
+              <w:bottom w:type="dxa" w:w="50"/>
+              <w:right w:type="dxa" w:w="110"/>
+            </w:tcMar>
+          </w:tcPr>
+          <w:p>
+            <w:pPr>
+              <w:spacing w:before="46" w:after="46"/>
+            </w:pPr>
+            <w:r>
+              <w:rPr>
+                <w:b/>
+                <w:bCs/>
+                <w:color w:val="8186EF"/>
+                <w:sz w:val="14"/>
+                <w:szCs w:val="14"/>
+              </w:rPr>
+              <w:t xml:space="preserve">(47)</w:t>
+            </w:r>
+          </w:p>
+        </w:tc>
+      </w:tr>
+    </w:tbl>
+    <w:p/>
+    <w:tbl>
+      <w:tblPr>
+        <w:tblW w:type="pct" w:w="100%"/>
+        <w:tblLayout w:type="fixed"/>
+        <w:tblBorders>
+          <w:top w:val="single" w:color="FBFAF6" w:sz="4"/>
+          <w:left w:val="single" w:color="FBFAF6" w:sz="4"/>
+          <w:bottom w:val="single" w:color="FBFAF6" w:sz="4"/>
+          <w:right w:val="single" w:color="FBFAF6" w:sz="4"/>
+          <w:insideH w:val="single" w:color="FBFAF6" w:sz="4"/>
+          <w:insideV w:val="single" w:color="FBFAF6" w:sz="4"/>
+        </w:tblBorders>
+      </w:tblPr>
+      <w:tblGrid>
+        <w:gridCol w:w="9600"/>
+      </w:tblGrid>
+      <w:tr>
+        <w:tc>
+          <w:tcPr>
+            <w:tcW w:type="pct" w:w="5000"/>
+            <w:shd w:fill="FBFAF6" w:val="clear"/>
+            <w:tcMar>
+              <w:top w:type="dxa" w:w="40"/>
+              <w:left w:type="dxa" w:w="100"/>
+              <w:bottom w:type="dxa" w:w="40"/>
+              <w:right w:type="dxa" w:w="100"/>
+            </w:tcMar>
+          </w:tcPr>
+          <w:p>
+            <w:pPr>
+              <w:spacing w:before="18" w:after="6"/>
+            </w:pPr>
+            <w:r>
+              <w:rPr>
+                <w:b/>
+                <w:bCs/>
+                <w:color w:val="6B7280"/>
+                <w:sz w:val="14"/>
+                <w:szCs w:val="14"/>
+              </w:rPr>
+              <w:t xml:space="preserve">word list</w:t>
+            </w:r>
+          </w:p>
+          <w:p>
+            <w:pPr>
+              <w:spacing w:before="0" w:after="18"/>
+            </w:pPr>
+            <w:r>
+              <w:rPr>
+                <w:b/>
+                <w:bCs/>
+                <w:color w:val="353A7C"/>
+                <w:sz w:val="16"/>
+                <w:szCs w:val="16"/>
+              </w:rPr>
+              <w:t xml:space="preserve">Each period, for expected losses (matching)   ·   Over 60 days past due   ·   Gross: 660,000 (overstated)   ·   No, when bad debts are material; used for U.S. tax</w:t>
+            </w:r>
+          </w:p>
+        </w:tc>
+      </w:tr>
+    </w:tbl>
+    <w:p/>
+    <w:p>
+      <w:pPr>
+        <w:pageBreakBefore w:val="true"/>
+        <w:spacing w:after="0"/>
+      </w:pPr>
+      <w:r>
+        <w:rPr>
+          <w:sz w:val="2"/>
+        </w:rPr>
+        <w:t xml:space="preserve"> </w:t>
+      </w:r>
+    </w:p>
     <w:p>
       <w:pPr>
         <w:spacing w:before="44" w:after="10"/>
@@ -5056,25 +5877,13 @@
                 <w:sz w:val="16"/>
                 <w:szCs w:val="16"/>
               </w:rPr>
-              <w:t xml:space="preserve">write-off   ·   direct write-off method   ·   credit loss expense</w:t>
+              <w:t xml:space="preserve">current expected credit losses (CECL)   ·   aging schedule   ·   write-off   ·   factor</w:t>
             </w:r>
           </w:p>
         </w:tc>
       </w:tr>
     </w:tbl>
     <w:p/>
-    <w:p>
-      <w:pPr>
-        <w:pageBreakBefore w:val="true"/>
-        <w:spacing w:after="0"/>
-      </w:pPr>
-      <w:r>
-        <w:rPr>
-          <w:sz w:val="2"/>
-        </w:rPr>
-        <w:t xml:space="preserve"> </w:t>
-      </w:r>
-    </w:p>
     <w:tbl>
       <w:tblPr>
         <w:tblW w:type="pct" w:w="100%"/>
@@ -5607,7 +6416,7 @@
                 <w:sz w:val="16"/>
                 <w:szCs w:val="16"/>
               </w:rPr>
-              <w:t xml:space="preserve">20  </w:t>
+              <w:t xml:space="preserve">26  </w:t>
             </w:r>
             <w:r>
               <w:rPr>
@@ -5649,7 +6458,7 @@
                 <w:sz w:val="16"/>
                 <w:szCs w:val="16"/>
               </w:rPr>
-              <w:t xml:space="preserve">records</w:t>
+              <w:t xml:space="preserve">covers</w:t>
             </w:r>
           </w:p>
         </w:tc>
@@ -5675,14 +6484,14 @@
                 <w:sz w:val="16"/>
                 <w:szCs w:val="16"/>
               </w:rPr>
-              <w:t xml:space="preserve">21  </w:t>
-            </w:r>
-            <w:r>
-              <w:rPr>
-                <w:sz w:val="16"/>
-                <w:szCs w:val="16"/>
-              </w:rPr>
-              <w:t xml:space="preserve">Current</w:t>
+              <w:t xml:space="preserve">27  </w:t>
+            </w:r>
+            <w:r>
+              <w:rPr>
+                <w:sz w:val="16"/>
+                <w:szCs w:val="16"/>
+              </w:rPr>
+              <w:t xml:space="preserve">1–60 days past due</w:t>
             </w:r>
           </w:p>
         </w:tc>
@@ -5717,7 +6526,7 @@
                 <w:sz w:val="16"/>
                 <w:szCs w:val="16"/>
               </w:rPr>
-              <w:t xml:space="preserve">probable</w:t>
+              <w:t xml:space="preserve">records</w:t>
             </w:r>
           </w:p>
         </w:tc>
@@ -5743,14 +6552,14 @@
                 <w:sz w:val="16"/>
                 <w:szCs w:val="16"/>
               </w:rPr>
-              <w:t xml:space="preserve">22  </w:t>
-            </w:r>
-            <w:r>
-              <w:rPr>
-                <w:sz w:val="16"/>
-                <w:szCs w:val="16"/>
-              </w:rPr>
-              <w:t xml:space="preserve">Total</w:t>
+              <w:t xml:space="preserve">28  </w:t>
+            </w:r>
+            <w:r>
+              <w:rPr>
+                <w:sz w:val="16"/>
+                <w:szCs w:val="16"/>
+              </w:rPr>
+              <w:t xml:space="preserve">forecasting</w:t>
             </w:r>
           </w:p>
         </w:tc>
@@ -5785,7 +6594,7 @@
                 <w:sz w:val="16"/>
                 <w:szCs w:val="16"/>
               </w:rPr>
-              <w:t xml:space="preserve">supportable</w:t>
+              <w:t xml:space="preserve">probable</w:t>
             </w:r>
           </w:p>
         </w:tc>
@@ -5811,14 +6620,14 @@
                 <w:sz w:val="16"/>
                 <w:szCs w:val="16"/>
               </w:rPr>
-              <w:t xml:space="preserve">23  </w:t>
-            </w:r>
-            <w:r>
-              <w:rPr>
-                <w:sz w:val="16"/>
-                <w:szCs w:val="16"/>
-              </w:rPr>
-              <w:t xml:space="preserve">forecasting</w:t>
+              <w:t xml:space="preserve">29  </w:t>
+            </w:r>
+            <w:r>
+              <w:rPr>
+                <w:sz w:val="16"/>
+                <w:szCs w:val="16"/>
+              </w:rPr>
+              <w:t xml:space="preserve">conditions</w:t>
             </w:r>
           </w:p>
         </w:tc>
@@ -5853,7 +6662,7 @@
                 <w:sz w:val="16"/>
                 <w:szCs w:val="16"/>
               </w:rPr>
-              <w:t xml:space="preserve">contra-asset</w:t>
+              <w:t xml:space="preserve">experience</w:t>
             </w:r>
           </w:p>
         </w:tc>
@@ -5879,14 +6688,14 @@
                 <w:sz w:val="16"/>
                 <w:szCs w:val="16"/>
               </w:rPr>
-              <w:t xml:space="preserve">24  </w:t>
-            </w:r>
-            <w:r>
-              <w:rPr>
-                <w:sz w:val="16"/>
-                <w:szCs w:val="16"/>
-              </w:rPr>
-              <w:t xml:space="preserve">conditions</w:t>
+              <w:t xml:space="preserve">30  </w:t>
+            </w:r>
+            <w:r>
+              <w:rPr>
+                <w:sz w:val="16"/>
+                <w:szCs w:val="16"/>
+              </w:rPr>
+              <w:t xml:space="preserve">Private</w:t>
             </w:r>
           </w:p>
         </w:tc>
@@ -5921,7 +6730,7 @@
                 <w:sz w:val="16"/>
                 <w:szCs w:val="16"/>
               </w:rPr>
-              <w:t xml:space="preserve">collect</w:t>
+              <w:t xml:space="preserve">supportable</w:t>
             </w:r>
           </w:p>
         </w:tc>
@@ -5947,14 +6756,14 @@
                 <w:sz w:val="16"/>
                 <w:szCs w:val="16"/>
               </w:rPr>
-              <w:t xml:space="preserve">25  </w:t>
-            </w:r>
-            <w:r>
-              <w:rPr>
-                <w:sz w:val="16"/>
-                <w:szCs w:val="16"/>
-              </w:rPr>
-              <w:t xml:space="preserve">Private</w:t>
+              <w:t xml:space="preserve">31  </w:t>
+            </w:r>
+            <w:r>
+              <w:rPr>
+                <w:sz w:val="16"/>
+                <w:szCs w:val="16"/>
+              </w:rPr>
+              <w:t xml:space="preserve">collected</w:t>
             </w:r>
           </w:p>
         </w:tc>
@@ -5989,7 +6798,7 @@
                 <w:sz w:val="16"/>
                 <w:szCs w:val="16"/>
               </w:rPr>
-              <w:t xml:space="preserve">schedule</w:t>
+              <w:t xml:space="preserve">amortized</w:t>
             </w:r>
           </w:p>
         </w:tc>
@@ -6015,14 +6824,14 @@
                 <w:sz w:val="16"/>
                 <w:szCs w:val="16"/>
               </w:rPr>
-              <w:t xml:space="preserve">26  </w:t>
-            </w:r>
-            <w:r>
-              <w:rPr>
-                <w:sz w:val="16"/>
-                <w:szCs w:val="16"/>
-              </w:rPr>
-              <w:t xml:space="preserve">collected</w:t>
+              <w:t xml:space="preserve">32  </w:t>
+            </w:r>
+            <w:r>
+              <w:rPr>
+                <w:sz w:val="16"/>
+                <w:szCs w:val="16"/>
+              </w:rPr>
+              <w:t xml:space="preserve">beginning</w:t>
             </w:r>
           </w:p>
         </w:tc>
@@ -6057,7 +6866,7 @@
                 <w:sz w:val="16"/>
                 <w:szCs w:val="16"/>
               </w:rPr>
-              <w:t xml:space="preserve">applies</w:t>
+              <w:t xml:space="preserve">contra-asset</w:t>
             </w:r>
           </w:p>
         </w:tc>
@@ -6083,14 +6892,14 @@
                 <w:sz w:val="16"/>
                 <w:szCs w:val="16"/>
               </w:rPr>
-              <w:t xml:space="preserve">27  </w:t>
-            </w:r>
-            <w:r>
-              <w:rPr>
-                <w:sz w:val="16"/>
-                <w:szCs w:val="16"/>
-              </w:rPr>
-              <w:t xml:space="preserve">beginning</w:t>
+              <w:t xml:space="preserve">33  </w:t>
+            </w:r>
+            <w:r>
+              <w:rPr>
+                <w:sz w:val="16"/>
+                <w:szCs w:val="16"/>
+              </w:rPr>
+              <w:t xml:space="preserve">one-year</w:t>
             </w:r>
           </w:p>
         </w:tc>
@@ -6125,7 +6934,7 @@
                 <w:sz w:val="16"/>
                 <w:szCs w:val="16"/>
               </w:rPr>
-              <w:t xml:space="preserve">adjusted</w:t>
+              <w:t xml:space="preserve">amount</w:t>
             </w:r>
           </w:p>
         </w:tc>
@@ -6151,14 +6960,14 @@
                 <w:sz w:val="16"/>
                 <w:szCs w:val="16"/>
               </w:rPr>
-              <w:t xml:space="preserve">28  </w:t>
-            </w:r>
-            <w:r>
-              <w:rPr>
-                <w:sz w:val="16"/>
-                <w:szCs w:val="16"/>
-              </w:rPr>
-              <w:t xml:space="preserve">one-year</w:t>
+              <w:t xml:space="preserve">34  </w:t>
+            </w:r>
+            <w:r>
+              <w:rPr>
+                <w:sz w:val="16"/>
+                <w:szCs w:val="16"/>
+              </w:rPr>
+              <w:t xml:space="preserve">simplified</w:t>
             </w:r>
           </w:p>
         </w:tc>
@@ -6193,7 +7002,7 @@
                 <w:sz w:val="16"/>
                 <w:szCs w:val="16"/>
               </w:rPr>
-              <w:t xml:space="preserve">61–90 days past due</w:t>
+              <w:t xml:space="preserve">collect</w:t>
             </w:r>
           </w:p>
         </w:tc>
@@ -6219,14 +7028,14 @@
                 <w:sz w:val="16"/>
                 <w:szCs w:val="16"/>
               </w:rPr>
-              <w:t xml:space="preserve">29  </w:t>
-            </w:r>
-            <w:r>
-              <w:rPr>
-                <w:sz w:val="16"/>
-                <w:szCs w:val="16"/>
-              </w:rPr>
-              <w:t xml:space="preserve">simplified</w:t>
+              <w:t xml:space="preserve">35  </w:t>
+            </w:r>
+            <w:r>
+              <w:rPr>
+                <w:sz w:val="16"/>
+                <w:szCs w:val="16"/>
+              </w:rPr>
+              <w:t xml:space="preserve">provision</w:t>
             </w:r>
           </w:p>
         </w:tc>
@@ -6261,7 +7070,7 @@
                 <w:sz w:val="16"/>
                 <w:szCs w:val="16"/>
               </w:rPr>
-              <w:t xml:space="preserve">Total</w:t>
+              <w:t xml:space="preserve">common</w:t>
             </w:r>
           </w:p>
         </w:tc>
@@ -6287,14 +7096,14 @@
                 <w:sz w:val="16"/>
                 <w:szCs w:val="16"/>
               </w:rPr>
-              <w:t xml:space="preserve">30  </w:t>
-            </w:r>
-            <w:r>
-              <w:rPr>
-                <w:sz w:val="16"/>
-                <w:szCs w:val="16"/>
-              </w:rPr>
-              <w:t xml:space="preserve">provision</w:t>
+              <w:t xml:space="preserve">36  </w:t>
+            </w:r>
+            <w:r>
+              <w:rPr>
+                <w:sz w:val="16"/>
+                <w:szCs w:val="16"/>
+              </w:rPr>
+              <w:t xml:space="preserve">financial</w:t>
             </w:r>
           </w:p>
         </w:tc>
@@ -6329,7 +7138,7 @@
                 <w:sz w:val="16"/>
                 <w:szCs w:val="16"/>
               </w:rPr>
-              <w:t xml:space="preserve">journal</w:t>
+              <w:t xml:space="preserve">schedule</w:t>
             </w:r>
           </w:p>
         </w:tc>
@@ -6355,7 +7164,7 @@
                 <w:sz w:val="16"/>
                 <w:szCs w:val="16"/>
               </w:rPr>
-              <w:t xml:space="preserve">31  </w:t>
+              <w:t xml:space="preserve">37  </w:t>
             </w:r>
             <w:r>
               <w:rPr>
@@ -6397,7 +7206,7 @@
                 <w:sz w:val="16"/>
                 <w:szCs w:val="16"/>
               </w:rPr>
-              <w:t xml:space="preserve">losses</w:t>
+              <w:t xml:space="preserve">61–90 days past due</w:t>
             </w:r>
           </w:p>
         </w:tc>
@@ -6423,14 +7232,14 @@
                 <w:sz w:val="16"/>
                 <w:szCs w:val="16"/>
               </w:rPr>
-              <w:t xml:space="preserve">32  </w:t>
-            </w:r>
-            <w:r>
-              <w:rPr>
-                <w:sz w:val="16"/>
-                <w:szCs w:val="16"/>
-              </w:rPr>
-              <w:t xml:space="preserve">different</w:t>
+              <w:t xml:space="preserve">38  </w:t>
+            </w:r>
+            <w:r>
+              <w:rPr>
+                <w:sz w:val="16"/>
+                <w:szCs w:val="16"/>
+              </w:rPr>
+              <w:t xml:space="preserve">amortized</w:t>
             </w:r>
           </w:p>
         </w:tc>
@@ -6465,7 +7274,7 @@
                 <w:sz w:val="16"/>
                 <w:szCs w:val="16"/>
               </w:rPr>
-              <w:t xml:space="preserve">customer's</w:t>
+              <w:t xml:space="preserve">Over 90 days past due</w:t>
             </w:r>
           </w:p>
         </w:tc>
@@ -6491,7 +7300,7 @@
                 <w:sz w:val="16"/>
                 <w:szCs w:val="16"/>
               </w:rPr>
-              <w:t xml:space="preserve">33  </w:t>
+              <w:t xml:space="preserve">39  </w:t>
             </w:r>
             <w:r>
               <w:rPr>
@@ -6533,7 +7342,7 @@
                 <w:sz w:val="16"/>
                 <w:szCs w:val="16"/>
               </w:rPr>
-              <w:t xml:space="preserve">uncollectible</w:t>
+              <w:t xml:space="preserve">started</w:t>
             </w:r>
           </w:p>
         </w:tc>
@@ -6559,7 +7368,7 @@
                 <w:sz w:val="16"/>
                 <w:szCs w:val="16"/>
               </w:rPr>
-              <w:t xml:space="preserve">34  </w:t>
+              <w:t xml:space="preserve">40  </w:t>
             </w:r>
             <w:r>
               <w:rPr>
@@ -6601,7 +7410,7 @@
                 <w:sz w:val="16"/>
                 <w:szCs w:val="16"/>
               </w:rPr>
-              <w:t xml:space="preserve">changes</w:t>
+              <w:t xml:space="preserve">recovered</w:t>
             </w:r>
           </w:p>
         </w:tc>
@@ -6627,14 +7436,14 @@
                 <w:sz w:val="16"/>
                 <w:szCs w:val="16"/>
               </w:rPr>
-              <w:t xml:space="preserve">35  </w:t>
-            </w:r>
-            <w:r>
-              <w:rPr>
-                <w:sz w:val="16"/>
-                <w:szCs w:val="16"/>
-              </w:rPr>
-              <w:t xml:space="preserve">allowance</w:t>
+              <w:t xml:space="preserve">41  </w:t>
+            </w:r>
+            <w:r>
+              <w:rPr>
+                <w:sz w:val="16"/>
+                <w:szCs w:val="16"/>
+              </w:rPr>
+              <w:t xml:space="preserve">doubtful</w:t>
             </w:r>
           </w:p>
         </w:tc>
@@ -6669,7 +7478,7 @@
                 <w:sz w:val="16"/>
                 <w:szCs w:val="16"/>
               </w:rPr>
-              <w:t xml:space="preserve">recorded</w:t>
+              <w:t xml:space="preserve">journal</w:t>
             </w:r>
           </w:p>
         </w:tc>
@@ -6695,14 +7504,14 @@
                 <w:sz w:val="16"/>
                 <w:szCs w:val="16"/>
               </w:rPr>
-              <w:t xml:space="preserve">36  </w:t>
-            </w:r>
-            <w:r>
-              <w:rPr>
-                <w:sz w:val="16"/>
-                <w:szCs w:val="16"/>
-              </w:rPr>
-              <w:t xml:space="preserve">credit</w:t>
+              <w:t xml:space="preserve">42  </w:t>
+            </w:r>
+            <w:r>
+              <w:rPr>
+                <w:sz w:val="16"/>
+                <w:szCs w:val="16"/>
+              </w:rPr>
+              <w:t xml:space="preserve">allowance</w:t>
             </w:r>
           </w:p>
         </w:tc>
@@ -6737,7 +7546,7 @@
                 <w:sz w:val="16"/>
                 <w:szCs w:val="16"/>
               </w:rPr>
-              <w:t xml:space="preserve">recovery</w:t>
+              <w:t xml:space="preserve">customer's</w:t>
             </w:r>
           </w:p>
         </w:tc>
@@ -6763,14 +7572,14 @@
                 <w:sz w:val="16"/>
                 <w:szCs w:val="16"/>
               </w:rPr>
-              <w:t xml:space="preserve">37  </w:t>
-            </w:r>
-            <w:r>
-              <w:rPr>
-                <w:sz w:val="16"/>
-                <w:szCs w:val="16"/>
-              </w:rPr>
-              <w:t xml:space="preserve">write-off</w:t>
+              <w:t xml:space="preserve">43  </w:t>
+            </w:r>
+            <w:r>
+              <w:rPr>
+                <w:sz w:val="16"/>
+                <w:szCs w:val="16"/>
+              </w:rPr>
+              <w:t xml:space="preserve">credit</w:t>
             </w:r>
           </w:p>
         </w:tc>
@@ -6805,7 +7614,7 @@
                 <w:sz w:val="16"/>
                 <w:szCs w:val="16"/>
               </w:rPr>
-              <w:t xml:space="preserve">percentage</w:t>
+              <w:t xml:space="preserve">uncollectible</w:t>
             </w:r>
           </w:p>
         </w:tc>
@@ -6831,14 +7640,422 @@
                 <w:sz w:val="16"/>
                 <w:szCs w:val="16"/>
               </w:rPr>
-              <w:t xml:space="preserve">38  </w:t>
-            </w:r>
-            <w:r>
-              <w:rPr>
-                <w:sz w:val="16"/>
-                <w:szCs w:val="16"/>
-              </w:rPr>
-              <w:t xml:space="preserve">direct write-off method</w:t>
+              <w:t xml:space="preserve">44  </w:t>
+            </w:r>
+            <w:r>
+              <w:rPr>
+                <w:sz w:val="16"/>
+                <w:szCs w:val="16"/>
+              </w:rPr>
+              <w:t xml:space="preserve">write-off</w:t>
+            </w:r>
+          </w:p>
+        </w:tc>
+      </w:tr>
+      <w:tr>
+        <w:tc>
+          <w:tcPr>
+            <w:tcW w:type="pct" w:w="2500"/>
+            <w:tcMar>
+              <w:top w:type="dxa" w:w="20"/>
+              <w:left w:type="dxa" w:w="80"/>
+              <w:bottom w:type="dxa" w:w="20"/>
+              <w:right w:type="dxa" w:w="80"/>
+            </w:tcMar>
+          </w:tcPr>
+          <w:p>
+            <w:pPr>
+              <w:spacing w:before="12" w:after="12"/>
+            </w:pPr>
+            <w:r>
+              <w:rPr>
+                <w:b/>
+                <w:bCs/>
+                <w:color w:val="8186EF"/>
+                <w:sz w:val="16"/>
+                <w:szCs w:val="16"/>
+              </w:rPr>
+              <w:t xml:space="preserve">20  </w:t>
+            </w:r>
+            <w:r>
+              <w:rPr>
+                <w:sz w:val="16"/>
+                <w:szCs w:val="16"/>
+              </w:rPr>
+              <w:t xml:space="preserve">changes</w:t>
+            </w:r>
+          </w:p>
+        </w:tc>
+        <w:tc>
+          <w:tcPr>
+            <w:tcW w:type="pct" w:w="2500"/>
+            <w:tcMar>
+              <w:top w:type="dxa" w:w="20"/>
+              <w:left w:type="dxa" w:w="80"/>
+              <w:bottom w:type="dxa" w:w="20"/>
+              <w:right w:type="dxa" w:w="80"/>
+            </w:tcMar>
+          </w:tcPr>
+          <w:p>
+            <w:pPr>
+              <w:spacing w:before="12" w:after="12"/>
+            </w:pPr>
+            <w:r>
+              <w:rPr>
+                <w:b/>
+                <w:bCs/>
+                <w:color w:val="8186EF"/>
+                <w:sz w:val="16"/>
+                <w:szCs w:val="16"/>
+              </w:rPr>
+              <w:t xml:space="preserve">45  </w:t>
+            </w:r>
+            <w:r>
+              <w:rPr>
+                <w:sz w:val="16"/>
+                <w:szCs w:val="16"/>
+              </w:rPr>
+              <w:t xml:space="preserve">Each period, for expected losses (matching)</w:t>
+            </w:r>
+          </w:p>
+        </w:tc>
+      </w:tr>
+      <w:tr>
+        <w:tc>
+          <w:tcPr>
+            <w:tcW w:type="pct" w:w="2500"/>
+            <w:tcMar>
+              <w:top w:type="dxa" w:w="20"/>
+              <w:left w:type="dxa" w:w="80"/>
+              <w:bottom w:type="dxa" w:w="20"/>
+              <w:right w:type="dxa" w:w="80"/>
+            </w:tcMar>
+          </w:tcPr>
+          <w:p>
+            <w:pPr>
+              <w:spacing w:before="12" w:after="12"/>
+            </w:pPr>
+            <w:r>
+              <w:rPr>
+                <w:b/>
+                <w:bCs/>
+                <w:color w:val="8186EF"/>
+                <w:sz w:val="16"/>
+                <w:szCs w:val="16"/>
+              </w:rPr>
+              <w:t xml:space="preserve">21  </w:t>
+            </w:r>
+            <w:r>
+              <w:rPr>
+                <w:sz w:val="16"/>
+                <w:szCs w:val="16"/>
+              </w:rPr>
+              <w:t xml:space="preserve">recorded</w:t>
+            </w:r>
+          </w:p>
+        </w:tc>
+        <w:tc>
+          <w:tcPr>
+            <w:tcW w:type="pct" w:w="2500"/>
+            <w:tcMar>
+              <w:top w:type="dxa" w:w="20"/>
+              <w:left w:type="dxa" w:w="80"/>
+              <w:bottom w:type="dxa" w:w="20"/>
+              <w:right w:type="dxa" w:w="80"/>
+            </w:tcMar>
+          </w:tcPr>
+          <w:p>
+            <w:pPr>
+              <w:spacing w:before="12" w:after="12"/>
+            </w:pPr>
+            <w:r>
+              <w:rPr>
+                <w:b/>
+                <w:bCs/>
+                <w:color w:val="8186EF"/>
+                <w:sz w:val="16"/>
+                <w:szCs w:val="16"/>
+              </w:rPr>
+              <w:t xml:space="preserve">46  </w:t>
+            </w:r>
+            <w:r>
+              <w:rPr>
+                <w:sz w:val="16"/>
+                <w:szCs w:val="16"/>
+              </w:rPr>
+              <w:t xml:space="preserve">Gross: 660,000 (overstated)</w:t>
+            </w:r>
+          </w:p>
+        </w:tc>
+      </w:tr>
+      <w:tr>
+        <w:tc>
+          <w:tcPr>
+            <w:tcW w:type="pct" w:w="2500"/>
+            <w:tcMar>
+              <w:top w:type="dxa" w:w="20"/>
+              <w:left w:type="dxa" w:w="80"/>
+              <w:bottom w:type="dxa" w:w="20"/>
+              <w:right w:type="dxa" w:w="80"/>
+            </w:tcMar>
+          </w:tcPr>
+          <w:p>
+            <w:pPr>
+              <w:spacing w:before="12" w:after="12"/>
+            </w:pPr>
+            <w:r>
+              <w:rPr>
+                <w:b/>
+                <w:bCs/>
+                <w:color w:val="8186EF"/>
+                <w:sz w:val="16"/>
+                <w:szCs w:val="16"/>
+              </w:rPr>
+              <w:t xml:space="preserve">22  </w:t>
+            </w:r>
+            <w:r>
+              <w:rPr>
+                <w:sz w:val="16"/>
+                <w:szCs w:val="16"/>
+              </w:rPr>
+              <w:t xml:space="preserve">recovery</w:t>
+            </w:r>
+          </w:p>
+        </w:tc>
+        <w:tc>
+          <w:tcPr>
+            <w:tcW w:type="pct" w:w="2500"/>
+            <w:tcMar>
+              <w:top w:type="dxa" w:w="20"/>
+              <w:left w:type="dxa" w:w="80"/>
+              <w:bottom w:type="dxa" w:w="20"/>
+              <w:right w:type="dxa" w:w="80"/>
+            </w:tcMar>
+          </w:tcPr>
+          <w:p>
+            <w:pPr>
+              <w:spacing w:before="12" w:after="12"/>
+            </w:pPr>
+            <w:r>
+              <w:rPr>
+                <w:b/>
+                <w:bCs/>
+                <w:color w:val="8186EF"/>
+                <w:sz w:val="16"/>
+                <w:szCs w:val="16"/>
+              </w:rPr>
+              <w:t xml:space="preserve">47  </w:t>
+            </w:r>
+            <w:r>
+              <w:rPr>
+                <w:sz w:val="16"/>
+                <w:szCs w:val="16"/>
+              </w:rPr>
+              <w:t xml:space="preserve">No, when bad debts are material; used for U.S. tax</w:t>
+            </w:r>
+          </w:p>
+        </w:tc>
+      </w:tr>
+      <w:tr>
+        <w:tc>
+          <w:tcPr>
+            <w:tcW w:type="pct" w:w="2500"/>
+            <w:tcMar>
+              <w:top w:type="dxa" w:w="20"/>
+              <w:left w:type="dxa" w:w="80"/>
+              <w:bottom w:type="dxa" w:w="20"/>
+              <w:right w:type="dxa" w:w="80"/>
+            </w:tcMar>
+          </w:tcPr>
+          <w:p>
+            <w:pPr>
+              <w:spacing w:before="12" w:after="12"/>
+            </w:pPr>
+            <w:r>
+              <w:rPr>
+                <w:b/>
+                <w:bCs/>
+                <w:color w:val="8186EF"/>
+                <w:sz w:val="16"/>
+                <w:szCs w:val="16"/>
+              </w:rPr>
+              <w:t xml:space="preserve">23  </w:t>
+            </w:r>
+            <w:r>
+              <w:rPr>
+                <w:sz w:val="16"/>
+                <w:szCs w:val="16"/>
+              </w:rPr>
+              <w:t xml:space="preserve">collection</w:t>
+            </w:r>
+          </w:p>
+        </w:tc>
+        <w:tc>
+          <w:tcPr>
+            <w:tcW w:type="pct" w:w="2500"/>
+            <w:tcMar>
+              <w:top w:type="dxa" w:w="20"/>
+              <w:left w:type="dxa" w:w="80"/>
+              <w:bottom w:type="dxa" w:w="20"/>
+              <w:right w:type="dxa" w:w="80"/>
+            </w:tcMar>
+          </w:tcPr>
+          <w:p>
+            <w:pPr>
+              <w:spacing w:before="12" w:after="12"/>
+            </w:pPr>
+            <w:r>
+              <w:rPr>
+                <w:b/>
+                <w:bCs/>
+                <w:color w:val="8186EF"/>
+                <w:sz w:val="16"/>
+                <w:szCs w:val="16"/>
+              </w:rPr>
+              <w:t xml:space="preserve">48  </w:t>
+            </w:r>
+            <w:r>
+              <w:rPr>
+                <w:sz w:val="16"/>
+                <w:szCs w:val="16"/>
+              </w:rPr>
+              <w:t xml:space="preserve">current expected credit losses (CECL)</w:t>
+            </w:r>
+          </w:p>
+        </w:tc>
+      </w:tr>
+      <w:tr>
+        <w:tc>
+          <w:tcPr>
+            <w:tcW w:type="pct" w:w="2500"/>
+            <w:tcMar>
+              <w:top w:type="dxa" w:w="20"/>
+              <w:left w:type="dxa" w:w="80"/>
+              <w:bottom w:type="dxa" w:w="20"/>
+              <w:right w:type="dxa" w:w="80"/>
+            </w:tcMar>
+          </w:tcPr>
+          <w:p>
+            <w:pPr>
+              <w:spacing w:before="12" w:after="12"/>
+            </w:pPr>
+            <w:r>
+              <w:rPr>
+                <w:b/>
+                <w:bCs/>
+                <w:color w:val="8186EF"/>
+                <w:sz w:val="16"/>
+                <w:szCs w:val="16"/>
+              </w:rPr>
+              <w:t xml:space="preserve">24  </w:t>
+            </w:r>
+            <w:r>
+              <w:rPr>
+                <w:sz w:val="16"/>
+                <w:szCs w:val="16"/>
+              </w:rPr>
+              <w:t xml:space="preserve">questions</w:t>
+            </w:r>
+          </w:p>
+        </w:tc>
+        <w:tc>
+          <w:tcPr>
+            <w:tcW w:type="pct" w:w="2500"/>
+            <w:tcMar>
+              <w:top w:type="dxa" w:w="20"/>
+              <w:left w:type="dxa" w:w="80"/>
+              <w:bottom w:type="dxa" w:w="20"/>
+              <w:right w:type="dxa" w:w="80"/>
+            </w:tcMar>
+          </w:tcPr>
+          <w:p>
+            <w:pPr>
+              <w:spacing w:before="12" w:after="12"/>
+            </w:pPr>
+            <w:r>
+              <w:rPr>
+                <w:b/>
+                <w:bCs/>
+                <w:color w:val="8186EF"/>
+                <w:sz w:val="16"/>
+                <w:szCs w:val="16"/>
+              </w:rPr>
+              <w:t xml:space="preserve">49  </w:t>
+            </w:r>
+            <w:r>
+              <w:rPr>
+                <w:sz w:val="16"/>
+                <w:szCs w:val="16"/>
+              </w:rPr>
+              <w:t xml:space="preserve">aging schedule</w:t>
+            </w:r>
+          </w:p>
+        </w:tc>
+      </w:tr>
+      <w:tr>
+        <w:tc>
+          <w:tcPr>
+            <w:tcW w:type="pct" w:w="2500"/>
+            <w:tcMar>
+              <w:top w:type="dxa" w:w="20"/>
+              <w:left w:type="dxa" w:w="80"/>
+              <w:bottom w:type="dxa" w:w="20"/>
+              <w:right w:type="dxa" w:w="80"/>
+            </w:tcMar>
+          </w:tcPr>
+          <w:p>
+            <w:pPr>
+              <w:spacing w:before="12" w:after="12"/>
+            </w:pPr>
+            <w:r>
+              <w:rPr>
+                <w:b/>
+                <w:bCs/>
+                <w:color w:val="8186EF"/>
+                <w:sz w:val="16"/>
+                <w:szCs w:val="16"/>
+              </w:rPr>
+              <w:t xml:space="preserve">25  </w:t>
+            </w:r>
+            <w:r>
+              <w:rPr>
+                <w:sz w:val="16"/>
+                <w:szCs w:val="16"/>
+              </w:rPr>
+              <w:t xml:space="preserve">percentage</w:t>
+            </w:r>
+          </w:p>
+        </w:tc>
+        <w:tc>
+          <w:tcPr>
+            <w:tcW w:type="pct" w:w="2500"/>
+            <w:tcMar>
+              <w:top w:type="dxa" w:w="20"/>
+              <w:left w:type="dxa" w:w="80"/>
+              <w:bottom w:type="dxa" w:w="20"/>
+              <w:right w:type="dxa" w:w="80"/>
+            </w:tcMar>
+          </w:tcPr>
+          <w:p>
+            <w:pPr>
+              <w:spacing w:before="12" w:after="12"/>
+            </w:pPr>
+            <w:r>
+              <w:rPr>
+                <w:b/>
+                <w:bCs/>
+                <w:color w:val="8186EF"/>
+                <w:sz w:val="16"/>
+                <w:szCs w:val="16"/>
+              </w:rPr>
+              <w:t xml:space="preserve">50  </w:t>
+            </w:r>
+            <w:r>
+              <w:rPr>
+                <w:sz w:val="16"/>
+                <w:szCs w:val="16"/>
+              </w:rPr>
+              <w:t xml:space="preserve">write-off</w:t>
             </w:r>
           </w:p>
         </w:tc>
@@ -6905,7 +8122,7 @@
           <w:sz w:val="15"/>
           <w:szCs w:val="15"/>
         </w:rPr>
-        <w:t xml:space="preserve">The journal entry is: debit Credit loss expense $28,000, credit Allowance for credit losses $28,000. Net receivables on the balance sheet are $660,000 − $34,000 = $626,000. When a customer's balance is clearly uncollectible, the company records a write-off: debit the allowance and credit accounts receivable. The write-off changes neither net income nor net receivables, because the expense was already recorded when the allowance was built. If the customer later pays, the company records a recovery: it first reinstates the receivable (debit accounts receivable, credit allowance) and then records the cash collection.</w:t>
+        <w:t xml:space="preserve">The allowance must end the year at $34,000. During the year, the allowance started at $30,000, Orontes wrote off $26,000 of bad receivables and recovered $2,000 that it had written off earlier. The journal entry is: debit Credit loss expense $28,000, credit Allowance for credit losses $28,000. Net receivables on the balance sheet are $660,000 − $34,000 = $626,000. When a customer's balance is clearly uncollectible, the company records a write-off: debit the allowance and credit accounts receivable. The write-off changes neither net income nor net receivables, because the expense was already recorded when the allowance was built. If the customer later pays, the company records a recovery: it first reinstates the receivable (debit accounts receivable, credit allowance) and then records the cash collection. Older questions sometimes estimate the expense as a percentage of credit sales. This income-statement approach does not measure the expected losses on the ending receivables, so under CECL the aging (balance-sheet) approach is the better choice.</w:t>
       </w:r>
     </w:p>
     <w:p>
@@ -6929,7 +8146,7 @@
           <w:sz w:val="15"/>
           <w:szCs w:val="15"/>
         </w:rPr>
-        <w:t xml:space="preserve">Older questions sometimes estimate the expense as a percentage of credit sales. This income-statement approach does not measure the expected losses on the ending receivables, so under CECL the aging (balance-sheet) approach is the better choice.</w:t>
+        <w:t xml:space="preserve">In 2025 the FASB added a practical expedient: when forecasting losses on current receivables, any company may assume that conditions at the balance sheet date will not change. Private companies may also use cash collected after year-end. It applies to annual periods beginning after December 15, 2025, so under the one-year rule it is not yet tested on the CMA exam. IFRS 9 also uses expected losses. For trade receivables it uses a simplified approach that always records lifetime losses, often with a provision matrix, which is very close to CECL. For other financial assets, IFRS 9 starts with 12-month expected losses and moves to lifetime losses only after credit risk increases significantly. CECL records lifetime losses from day one for all assets at amortized cost.</w:t>
       </w:r>
     </w:p>
     <w:p>
@@ -6953,7 +8170,7 @@
           <w:sz w:val="15"/>
           <w:szCs w:val="15"/>
         </w:rPr>
-        <w:t xml:space="preserve">In 2025 the FASB added a practical expedient: when forecasting losses on current receivables, any company may assume that conditions at the balance sheet date will not change. Private companies may also use cash collected after year-end. It applies to annual periods beginning after December 15, 2025, so under the one-year rule it is not yet tested on the CMA exam. IFRS 9 also uses expected losses. For trade receivables it uses a simplified approach that always records lifetime losses, often with a provision matrix, which is very close to CECL. For other financial assets, IFRS 9 starts with 12-month expected losses and moves to lifetime losses only after credit risk increases significantly. CECL records lifetime losses from day one for all assets at amortized cost.</w:t>
+        <w:t xml:space="preserve">An allowance reduces an asset. A provision under IAS 37 is a liability. In a U.S. GAAP answer, always write allowance for credit losses, never provision for doubtful debts or reserve for bad debts.</w:t>
       </w:r>
     </w:p>
     <w:p>
@@ -6970,30 +8187,6 @@
           <w:szCs w:val="15"/>
         </w:rPr>
         <w:t xml:space="preserve">Summary 5   </w:t>
-      </w:r>
-      <w:r>
-        <w:rPr>
-          <w:color w:val="6B7280"/>
-          <w:sz w:val="15"/>
-          <w:szCs w:val="15"/>
-        </w:rPr>
-        <w:t xml:space="preserve">Arabic مخصص covers two different things. An allowance (مخصص الخسائر الائتمانية) reduces an asset. A provision under IAS 37 is a liability. In a U.S. GAAP answer, always write allowance for credit losses, never provision for doubtful debts or reserve for bad debts.</w:t>
-      </w:r>
-    </w:p>
-    <w:p>
-      <w:pPr>
-        <w:spacing w:before="20" w:after="20"/>
-        <w:ind w:left="240" w:hanging="240"/>
-      </w:pPr>
-      <w:r>
-        <w:rPr>
-          <w:b/>
-          <w:bCs/>
-          <w:color w:val="353A7C"/>
-          <w:sz w:val="15"/>
-          <w:szCs w:val="15"/>
-        </w:rPr>
-        <w:t xml:space="preserve">Summary 6   </w:t>
       </w:r>
       <w:r>
         <w:rPr>
@@ -7108,7 +8301,7 @@
           <w:sz w:val="16"/>
           <w:szCs w:val="16"/>
         </w:rPr>
-        <w:t xml:space="preserve">      gaps 1–4</w:t>
+        <w:t xml:space="preserve">      gaps 1–6</w:t>
       </w:r>
     </w:p>
     <w:p>
@@ -7121,7 +8314,7 @@
           <w:sz w:val="19"/>
           <w:szCs w:val="19"/>
         </w:rPr>
-        <w:t xml:space="preserve">Recourse is the factor's right to collect from the seller if </w:t>
+        <w:t xml:space="preserve">U.S. GAAP </w:t>
       </w:r>
       <w:r>
         <w:rPr>
@@ -7153,14 +8346,14 @@
           <w:sz w:val="19"/>
           <w:szCs w:val="19"/>
         </w:rPr>
-        <w:t xml:space="preserve"> do not pay. </w:t>
-      </w:r>
-      <w:r>
-        <w:rPr>
-          <w:sz w:val="19"/>
-          <w:szCs w:val="19"/>
-        </w:rPr>
-        <w:t xml:space="preserve">Recourse does not by itself make the transfer a </w:t>
+        <w:t xml:space="preserve"> a transfer as a sale only if three conditions are all met. </w:t>
+      </w:r>
+      <w:r>
+        <w:rPr>
+          <w:sz w:val="19"/>
+          <w:szCs w:val="19"/>
+        </w:rPr>
+        <w:t xml:space="preserve">Recourse is the </w:t>
       </w:r>
       <w:r>
         <w:rPr>
@@ -7192,14 +8385,7 @@
           <w:sz w:val="19"/>
           <w:szCs w:val="19"/>
         </w:rPr>
-        <w:t xml:space="preserve">. </w:t>
-      </w:r>
-      <w:r>
-        <w:rPr>
-          <w:sz w:val="19"/>
-          <w:szCs w:val="19"/>
-        </w:rPr>
-        <w:t xml:space="preserve">If the three </w:t>
+        <w:t xml:space="preserve"> right to collect from the seller if </w:t>
       </w:r>
       <w:r>
         <w:rPr>
@@ -7217,7 +8403,7 @@
           <w:sz w:val="19"/>
           <w:szCs w:val="19"/>
         </w:rPr>
-        <w:t xml:space="preserve">            </w:t>
+        <w:t xml:space="preserve">           </w:t>
       </w:r>
       <w:r>
         <w:rPr>
@@ -7231,14 +8417,14 @@
           <w:sz w:val="19"/>
           <w:szCs w:val="19"/>
         </w:rPr>
-        <w:t xml:space="preserve"> are met, a transfer with recourse is still a sale. </w:t>
-      </w:r>
-      <w:r>
-        <w:rPr>
-          <w:sz w:val="19"/>
-          <w:szCs w:val="19"/>
-        </w:rPr>
-        <w:t xml:space="preserve">The seller then records a recourse </w:t>
+        <w:t xml:space="preserve"> do not pay. </w:t>
+      </w:r>
+      <w:r>
+        <w:rPr>
+          <w:sz w:val="19"/>
+          <w:szCs w:val="19"/>
+        </w:rPr>
+        <w:t xml:space="preserve">Recourse does not by </w:t>
       </w:r>
       <w:r>
         <w:rPr>
@@ -7249,6 +8435,84 @@
           <w:szCs w:val="15"/>
         </w:rPr>
         <w:t xml:space="preserve"> (4) </w:t>
+      </w:r>
+      <w:r>
+        <w:rPr>
+          <w:u w:val="single"/>
+          <w:sz w:val="19"/>
+          <w:szCs w:val="19"/>
+        </w:rPr>
+        <w:t xml:space="preserve">           </w:t>
+      </w:r>
+      <w:r>
+        <w:rPr>
+          <w:sz w:val="19"/>
+          <w:szCs w:val="19"/>
+        </w:rPr>
+        <w:t xml:space="preserve"> </w:t>
+      </w:r>
+      <w:r>
+        <w:rPr>
+          <w:sz w:val="19"/>
+          <w:szCs w:val="19"/>
+        </w:rPr>
+        <w:t xml:space="preserve"> make the transfer a </w:t>
+      </w:r>
+      <w:r>
+        <w:rPr>
+          <w:b/>
+          <w:bCs/>
+          <w:color w:val="8186EF"/>
+          <w:sz w:val="15"/>
+          <w:szCs w:val="15"/>
+        </w:rPr>
+        <w:t xml:space="preserve"> (5) </w:t>
+      </w:r>
+      <w:r>
+        <w:rPr>
+          <w:u w:val="single"/>
+          <w:sz w:val="19"/>
+          <w:szCs w:val="19"/>
+        </w:rPr>
+        <w:t xml:space="preserve">           </w:t>
+      </w:r>
+      <w:r>
+        <w:rPr>
+          <w:sz w:val="19"/>
+          <w:szCs w:val="19"/>
+        </w:rPr>
+        <w:t xml:space="preserve"> </w:t>
+      </w:r>
+      <w:r>
+        <w:rPr>
+          <w:sz w:val="19"/>
+          <w:szCs w:val="19"/>
+        </w:rPr>
+        <w:t xml:space="preserve">. </w:t>
+      </w:r>
+      <w:r>
+        <w:rPr>
+          <w:sz w:val="19"/>
+          <w:szCs w:val="19"/>
+        </w:rPr>
+        <w:t xml:space="preserve">If the three conditions are met, a transfer with recourse is still a sale. </w:t>
+      </w:r>
+      <w:r>
+        <w:rPr>
+          <w:sz w:val="19"/>
+          <w:szCs w:val="19"/>
+        </w:rPr>
+        <w:t xml:space="preserve">The seller then records a recourse </w:t>
+      </w:r>
+      <w:r>
+        <w:rPr>
+          <w:b/>
+          <w:bCs/>
+          <w:color w:val="8186EF"/>
+          <w:sz w:val="15"/>
+          <w:szCs w:val="15"/>
+        </w:rPr>
+        <w:t xml:space="preserve"> (6) </w:t>
       </w:r>
       <w:r>
         <w:rPr>
@@ -7328,7 +8592,7 @@
                 <w:sz w:val="16"/>
                 <w:szCs w:val="16"/>
               </w:rPr>
-              <w:t xml:space="preserve">conditions   ·   liability   ·   customers   ·   borrowing   ·   factor</w:t>
+              <w:t xml:space="preserve">receivables   ·   liability   ·   itself   ·   customers   ·   treats   ·   factor's   ·   borrowing</w:t>
             </w:r>
           </w:p>
         </w:tc>
@@ -7384,7 +8648,7 @@
     <w:p/>
     <w:p>
       <w:pPr>
-        <w:spacing w:before="44" w:after="14"/>
+        <w:spacing w:before="44" w:after="10"/>
       </w:pPr>
       <w:r>
         <w:rPr>
@@ -7394,1908 +8658,7 @@
           <w:sz w:val="18"/>
           <w:szCs w:val="18"/>
         </w:rPr>
-        <w:t xml:space="preserve">Summary 2</w:t>
-      </w:r>
-      <w:r>
-        <w:rPr>
-          <w:color w:val="6B7280"/>
-          <w:sz w:val="16"/>
-          <w:szCs w:val="16"/>
-        </w:rPr>
-        <w:t xml:space="preserve">      gaps 5–14</w:t>
-      </w:r>
-    </w:p>
-    <w:p>
-      <w:pPr>
-        <w:spacing w:before="20" w:after="20" w:line="360" w:lineRule="auto"/>
-        <w:ind w:left="200"/>
-      </w:pPr>
-      <w:r>
-        <w:rPr>
-          <w:sz w:val="19"/>
-          <w:szCs w:val="19"/>
-        </w:rPr>
-        <w:t xml:space="preserve">Orontes </w:t>
-      </w:r>
-      <w:r>
-        <w:rPr>
-          <w:b/>
-          <w:bCs/>
-          <w:color w:val="8186EF"/>
-          <w:sz w:val="15"/>
-          <w:szCs w:val="15"/>
-        </w:rPr>
-        <w:t xml:space="preserve"> (5) </w:t>
-      </w:r>
-      <w:r>
-        <w:rPr>
-          <w:u w:val="single"/>
-          <w:sz w:val="19"/>
-          <w:szCs w:val="19"/>
-        </w:rPr>
-        <w:t xml:space="preserve">           </w:t>
-      </w:r>
-      <w:r>
-        <w:rPr>
-          <w:sz w:val="19"/>
-          <w:szCs w:val="19"/>
-        </w:rPr>
-        <w:t xml:space="preserve"> </w:t>
-      </w:r>
-      <w:r>
-        <w:rPr>
-          <w:sz w:val="19"/>
-          <w:szCs w:val="19"/>
-        </w:rPr>
-        <w:t xml:space="preserve"> receivables with a carrying amount of $500,000 to Gulf Factor Co. The factor charges a fee of 3% ($15,000) and keeps a holdback (due from factor) of 5% ($25,000) to cover returns and </w:t>
-      </w:r>
-      <w:r>
-        <w:rPr>
-          <w:b/>
-          <w:bCs/>
-          <w:color w:val="8186EF"/>
-          <w:sz w:val="15"/>
-          <w:szCs w:val="15"/>
-        </w:rPr>
-        <w:t xml:space="preserve"> (6) </w:t>
-      </w:r>
-      <w:r>
-        <w:rPr>
-          <w:u w:val="single"/>
-          <w:sz w:val="19"/>
-          <w:szCs w:val="19"/>
-        </w:rPr>
-        <w:t xml:space="preserve">           </w:t>
-      </w:r>
-      <w:r>
-        <w:rPr>
-          <w:sz w:val="19"/>
-          <w:szCs w:val="19"/>
-        </w:rPr>
-        <w:t xml:space="preserve"> </w:t>
-      </w:r>
-      <w:r>
-        <w:rPr>
-          <w:sz w:val="19"/>
-          <w:szCs w:val="19"/>
-        </w:rPr>
-        <w:t xml:space="preserve">. </w:t>
-      </w:r>
-      <w:r>
-        <w:rPr>
-          <w:sz w:val="19"/>
-          <w:szCs w:val="19"/>
-        </w:rPr>
-        <w:t xml:space="preserve">Orontes </w:t>
-      </w:r>
-      <w:r>
-        <w:rPr>
-          <w:b/>
-          <w:bCs/>
-          <w:color w:val="8186EF"/>
-          <w:sz w:val="15"/>
-          <w:szCs w:val="15"/>
-        </w:rPr>
-        <w:t xml:space="preserve"> (7) </w:t>
-      </w:r>
-      <w:r>
-        <w:rPr>
-          <w:u w:val="single"/>
-          <w:sz w:val="19"/>
-          <w:szCs w:val="19"/>
-        </w:rPr>
-        <w:t xml:space="preserve">           </w:t>
-      </w:r>
-      <w:r>
-        <w:rPr>
-          <w:sz w:val="19"/>
-          <w:szCs w:val="19"/>
-        </w:rPr>
-        <w:t xml:space="preserve"> </w:t>
-      </w:r>
-      <w:r>
-        <w:rPr>
-          <w:sz w:val="19"/>
-          <w:szCs w:val="19"/>
-        </w:rPr>
-        <w:t xml:space="preserve"> $460,000 in cash. </w:t>
-      </w:r>
-      <w:r>
-        <w:rPr>
-          <w:sz w:val="19"/>
-          <w:szCs w:val="19"/>
-        </w:rPr>
-        <w:t xml:space="preserve">Sale </w:t>
-      </w:r>
-      <w:r>
-        <w:rPr>
-          <w:b/>
-          <w:bCs/>
-          <w:color w:val="8186EF"/>
-          <w:sz w:val="15"/>
-          <w:szCs w:val="15"/>
-        </w:rPr>
-        <w:t xml:space="preserve"> (8) </w:t>
-      </w:r>
-      <w:r>
-        <w:rPr>
-          <w:u w:val="single"/>
-          <w:sz w:val="19"/>
-          <w:szCs w:val="19"/>
-        </w:rPr>
-        <w:t xml:space="preserve">           </w:t>
-      </w:r>
-      <w:r>
-        <w:rPr>
-          <w:sz w:val="19"/>
-          <w:szCs w:val="19"/>
-        </w:rPr>
-        <w:t xml:space="preserve"> </w:t>
-      </w:r>
-      <w:r>
-        <w:rPr>
-          <w:sz w:val="19"/>
-          <w:szCs w:val="19"/>
-        </w:rPr>
-        <w:t xml:space="preserve"> recourse: debit Cash $460,000, debit Due from factor $25,000, debit Loss on sale of receivables $15,000; credit Accounts </w:t>
-      </w:r>
-      <w:r>
-        <w:rPr>
-          <w:b/>
-          <w:bCs/>
-          <w:color w:val="8186EF"/>
-          <w:sz w:val="15"/>
-          <w:szCs w:val="15"/>
-        </w:rPr>
-        <w:t xml:space="preserve"> (9) </w:t>
-      </w:r>
-      <w:r>
-        <w:rPr>
-          <w:u w:val="single"/>
-          <w:sz w:val="19"/>
-          <w:szCs w:val="19"/>
-        </w:rPr>
-        <w:t xml:space="preserve">            </w:t>
-      </w:r>
-      <w:r>
-        <w:rPr>
-          <w:sz w:val="19"/>
-          <w:szCs w:val="19"/>
-        </w:rPr>
-        <w:t xml:space="preserve"> </w:t>
-      </w:r>
-      <w:r>
-        <w:rPr>
-          <w:sz w:val="19"/>
-          <w:szCs w:val="19"/>
-        </w:rPr>
-        <w:t xml:space="preserve"> $500,000. </w:t>
-      </w:r>
-      <w:r>
-        <w:rPr>
-          <w:sz w:val="19"/>
-          <w:szCs w:val="19"/>
-        </w:rPr>
-        <w:t xml:space="preserve">Sale with recourse (recourse liability $6,000): the same entry, but the loss is $21,000 and Orontes also </w:t>
-      </w:r>
-      <w:r>
-        <w:rPr>
-          <w:b/>
-          <w:bCs/>
-          <w:color w:val="8186EF"/>
-          <w:sz w:val="15"/>
-          <w:szCs w:val="15"/>
-        </w:rPr>
-        <w:t xml:space="preserve"> (10) </w:t>
-      </w:r>
-      <w:r>
-        <w:rPr>
-          <w:u w:val="single"/>
-          <w:sz w:val="19"/>
-          <w:szCs w:val="19"/>
-        </w:rPr>
-        <w:t xml:space="preserve">           </w:t>
-      </w:r>
-      <w:r>
-        <w:rPr>
-          <w:sz w:val="19"/>
-          <w:szCs w:val="19"/>
-        </w:rPr>
-        <w:t xml:space="preserve"> </w:t>
-      </w:r>
-      <w:r>
-        <w:rPr>
-          <w:sz w:val="19"/>
-          <w:szCs w:val="19"/>
-        </w:rPr>
-        <w:t xml:space="preserve"> Recourse liability $6,000. </w:t>
-      </w:r>
-      <w:r>
-        <w:rPr>
-          <w:sz w:val="19"/>
-          <w:szCs w:val="19"/>
-        </w:rPr>
-        <w:t xml:space="preserve">Secured </w:t>
-      </w:r>
-      <w:r>
-        <w:rPr>
-          <w:b/>
-          <w:bCs/>
-          <w:color w:val="8186EF"/>
-          <w:sz w:val="15"/>
-          <w:szCs w:val="15"/>
-        </w:rPr>
-        <w:t xml:space="preserve"> (11) </w:t>
-      </w:r>
-      <w:r>
-        <w:rPr>
-          <w:u w:val="single"/>
-          <w:sz w:val="19"/>
-          <w:szCs w:val="19"/>
-        </w:rPr>
-        <w:t xml:space="preserve">           </w:t>
-      </w:r>
-      <w:r>
-        <w:rPr>
-          <w:sz w:val="19"/>
-          <w:szCs w:val="19"/>
-        </w:rPr>
-        <w:t xml:space="preserve"> </w:t>
-      </w:r>
-      <w:r>
-        <w:rPr>
-          <w:sz w:val="19"/>
-          <w:szCs w:val="19"/>
-        </w:rPr>
-        <w:t xml:space="preserve">: debit Cash $460,000, debit </w:t>
-      </w:r>
-      <w:r>
-        <w:rPr>
-          <w:b/>
-          <w:bCs/>
-          <w:color w:val="8186EF"/>
-          <w:sz w:val="15"/>
-          <w:szCs w:val="15"/>
-        </w:rPr>
-        <w:t xml:space="preserve"> (12) </w:t>
-      </w:r>
-      <w:r>
-        <w:rPr>
-          <w:u w:val="single"/>
-          <w:sz w:val="19"/>
-          <w:szCs w:val="19"/>
-        </w:rPr>
-        <w:t xml:space="preserve">           </w:t>
-      </w:r>
-      <w:r>
-        <w:rPr>
-          <w:sz w:val="19"/>
-          <w:szCs w:val="19"/>
-        </w:rPr>
-        <w:t xml:space="preserve"> </w:t>
-      </w:r>
-      <w:r>
-        <w:rPr>
-          <w:sz w:val="19"/>
-          <w:szCs w:val="19"/>
-        </w:rPr>
-        <w:t xml:space="preserve"> expense $15,000; credit Liability to factor $475,000. </w:t>
-      </w:r>
-      <w:r>
-        <w:rPr>
-          <w:sz w:val="19"/>
-          <w:szCs w:val="19"/>
-        </w:rPr>
-        <w:t xml:space="preserve">The receivables stay on the balance sheet, marked as </w:t>
-      </w:r>
-      <w:r>
-        <w:rPr>
-          <w:b/>
-          <w:bCs/>
-          <w:color w:val="8186EF"/>
-          <w:sz w:val="15"/>
-          <w:szCs w:val="15"/>
-        </w:rPr>
-        <w:t xml:space="preserve"> (13) </w:t>
-      </w:r>
-      <w:r>
-        <w:rPr>
-          <w:u w:val="single"/>
-          <w:sz w:val="19"/>
-          <w:szCs w:val="19"/>
-        </w:rPr>
-        <w:t xml:space="preserve">           </w:t>
-      </w:r>
-      <w:r>
-        <w:rPr>
-          <w:sz w:val="19"/>
-          <w:szCs w:val="19"/>
-        </w:rPr>
-        <w:t xml:space="preserve"> </w:t>
-      </w:r>
-      <w:r>
-        <w:rPr>
-          <w:sz w:val="19"/>
-          <w:szCs w:val="19"/>
-        </w:rPr>
-        <w:t xml:space="preserve">. </w:t>
-      </w:r>
-      <w:r>
-        <w:rPr>
-          <w:sz w:val="19"/>
-          <w:szCs w:val="19"/>
-        </w:rPr>
-        <w:t xml:space="preserve">The balance sheet </w:t>
-      </w:r>
-      <w:r>
-        <w:rPr>
-          <w:b/>
-          <w:bCs/>
-          <w:color w:val="8186EF"/>
-          <w:sz w:val="15"/>
-          <w:szCs w:val="15"/>
-        </w:rPr>
-        <w:t xml:space="preserve"> (14) </w:t>
-      </w:r>
-      <w:r>
-        <w:rPr>
-          <w:u w:val="single"/>
-          <w:sz w:val="19"/>
-          <w:szCs w:val="19"/>
-        </w:rPr>
-        <w:t xml:space="preserve">           </w:t>
-      </w:r>
-      <w:r>
-        <w:rPr>
-          <w:sz w:val="19"/>
-          <w:szCs w:val="19"/>
-        </w:rPr>
-        <w:t xml:space="preserve"> </w:t>
-      </w:r>
-      <w:r>
-        <w:rPr>
-          <w:sz w:val="19"/>
-          <w:szCs w:val="19"/>
-        </w:rPr>
-        <w:t xml:space="preserve"> is the main reason companies care. </w:t>
-      </w:r>
-      <w:r>
-        <w:rPr>
-          <w:sz w:val="19"/>
-          <w:szCs w:val="19"/>
-        </w:rPr>
-        <w:t xml:space="preserve">A sale removes the receivables and adds little or no debt, so ratios such as debt to equity look better. </w:t>
-      </w:r>
-    </w:p>
-    <w:tbl>
-      <w:tblPr>
-        <w:tblW w:type="pct" w:w="100%"/>
-        <w:tblLayout w:type="fixed"/>
-        <w:tblBorders>
-          <w:top w:val="single" w:color="FBFAF6" w:sz="4"/>
-          <w:left w:val="single" w:color="FBFAF6" w:sz="4"/>
-          <w:bottom w:val="single" w:color="FBFAF6" w:sz="4"/>
-          <w:right w:val="single" w:color="FBFAF6" w:sz="4"/>
-          <w:insideH w:val="single" w:color="FBFAF6" w:sz="4"/>
-          <w:insideV w:val="single" w:color="FBFAF6" w:sz="4"/>
-        </w:tblBorders>
-      </w:tblPr>
-      <w:tblGrid>
-        <w:gridCol w:w="9600"/>
-      </w:tblGrid>
-      <w:tr>
-        <w:tc>
-          <w:tcPr>
-            <w:tcW w:type="pct" w:w="5000"/>
-            <w:shd w:fill="FBFAF6" w:val="clear"/>
-            <w:tcMar>
-              <w:top w:type="dxa" w:w="40"/>
-              <w:left w:type="dxa" w:w="100"/>
-              <w:bottom w:type="dxa" w:w="40"/>
-              <w:right w:type="dxa" w:w="100"/>
-            </w:tcMar>
-          </w:tcPr>
-          <w:p>
-            <w:pPr>
-              <w:spacing w:before="18" w:after="6"/>
-            </w:pPr>
-            <w:r>
-              <w:rPr>
-                <w:b/>
-                <w:bCs/>
-                <w:color w:val="6B7280"/>
-                <w:sz w:val="14"/>
-                <w:szCs w:val="14"/>
-              </w:rPr>
-              <w:t xml:space="preserve">word list</w:t>
-            </w:r>
-          </w:p>
-          <w:p>
-            <w:pPr>
-              <w:spacing w:before="0" w:after="18"/>
-            </w:pPr>
-            <w:r>
-              <w:rPr>
-                <w:b/>
-                <w:bCs/>
-                <w:color w:val="353A7C"/>
-                <w:sz w:val="16"/>
-                <w:szCs w:val="16"/>
-              </w:rPr>
-              <w:t xml:space="preserve">Interest   ·   credits   ·   borrowing   ·   receives   ·   pledged   ·   legal isolation   ·   receivable   ·   effect   ·   transfers   ·   discounts   ·   without</w:t>
-            </w:r>
-          </w:p>
-        </w:tc>
-      </w:tr>
-    </w:tbl>
-    <w:p/>
-    <w:p>
-      <w:pPr>
-        <w:spacing w:before="44" w:after="14"/>
-      </w:pPr>
-      <w:r>
-        <w:rPr>
-          <w:b/>
-          <w:bCs/>
-          <w:color w:val="353A7C"/>
-          <w:sz w:val="18"/>
-          <w:szCs w:val="18"/>
-        </w:rPr>
-        <w:t xml:space="preserve">Summary 3</w:t>
-      </w:r>
-      <w:r>
-        <w:rPr>
-          <w:color w:val="6B7280"/>
-          <w:sz w:val="16"/>
-          <w:szCs w:val="16"/>
-        </w:rPr>
-        <w:t xml:space="preserve">      gaps 15–20</w:t>
-      </w:r>
-    </w:p>
-    <w:p>
-      <w:pPr>
-        <w:spacing w:before="20" w:after="20" w:line="360" w:lineRule="auto"/>
-        <w:ind w:left="200"/>
-      </w:pPr>
-      <w:r>
-        <w:rPr>
-          <w:sz w:val="19"/>
-          <w:szCs w:val="19"/>
-        </w:rPr>
-        <w:t xml:space="preserve">A </w:t>
-      </w:r>
-      <w:r>
-        <w:rPr>
-          <w:b/>
-          <w:bCs/>
-          <w:color w:val="8186EF"/>
-          <w:sz w:val="15"/>
-          <w:szCs w:val="15"/>
-        </w:rPr>
-        <w:t xml:space="preserve"> (15) </w:t>
-      </w:r>
-      <w:r>
-        <w:rPr>
-          <w:u w:val="single"/>
-          <w:sz w:val="19"/>
-          <w:szCs w:val="19"/>
-        </w:rPr>
-        <w:t xml:space="preserve">           </w:t>
-      </w:r>
-      <w:r>
-        <w:rPr>
-          <w:sz w:val="19"/>
-          <w:szCs w:val="19"/>
-        </w:rPr>
-        <w:t xml:space="preserve"> </w:t>
-      </w:r>
-      <w:r>
-        <w:rPr>
-          <w:sz w:val="19"/>
-          <w:szCs w:val="19"/>
-        </w:rPr>
-        <w:t xml:space="preserve"> borrowing keeps the receivables and adds a </w:t>
-      </w:r>
-      <w:r>
-        <w:rPr>
-          <w:b/>
-          <w:bCs/>
-          <w:color w:val="8186EF"/>
-          <w:sz w:val="15"/>
-          <w:szCs w:val="15"/>
-        </w:rPr>
-        <w:t xml:space="preserve"> (16) </w:t>
-      </w:r>
-      <w:r>
-        <w:rPr>
-          <w:u w:val="single"/>
-          <w:sz w:val="19"/>
-          <w:szCs w:val="19"/>
-        </w:rPr>
-        <w:t xml:space="preserve">           </w:t>
-      </w:r>
-      <w:r>
-        <w:rPr>
-          <w:sz w:val="19"/>
-          <w:szCs w:val="19"/>
-        </w:rPr>
-        <w:t xml:space="preserve"> </w:t>
-      </w:r>
-      <w:r>
-        <w:rPr>
-          <w:sz w:val="19"/>
-          <w:szCs w:val="19"/>
-        </w:rPr>
-        <w:t xml:space="preserve">. </w:t>
-      </w:r>
-      <w:r>
-        <w:rPr>
-          <w:sz w:val="19"/>
-          <w:szCs w:val="19"/>
-        </w:rPr>
-        <w:t xml:space="preserve">Lenders and </w:t>
-      </w:r>
-      <w:r>
-        <w:rPr>
-          <w:b/>
-          <w:bCs/>
-          <w:color w:val="8186EF"/>
-          <w:sz w:val="15"/>
-          <w:szCs w:val="15"/>
-        </w:rPr>
-        <w:t xml:space="preserve"> (17) </w:t>
-      </w:r>
-      <w:r>
-        <w:rPr>
-          <w:u w:val="single"/>
-          <w:sz w:val="19"/>
-          <w:szCs w:val="19"/>
-        </w:rPr>
-        <w:t xml:space="preserve">           </w:t>
-      </w:r>
-      <w:r>
-        <w:rPr>
-          <w:sz w:val="19"/>
-          <w:szCs w:val="19"/>
-        </w:rPr>
-        <w:t xml:space="preserve"> </w:t>
-      </w:r>
-      <w:r>
-        <w:rPr>
-          <w:sz w:val="19"/>
-          <w:szCs w:val="19"/>
-        </w:rPr>
-        <w:t xml:space="preserve"> read the notes to see which receivables are </w:t>
-      </w:r>
-      <w:r>
-        <w:rPr>
-          <w:b/>
-          <w:bCs/>
-          <w:color w:val="8186EF"/>
-          <w:sz w:val="15"/>
-          <w:szCs w:val="15"/>
-        </w:rPr>
-        <w:t xml:space="preserve"> (18) </w:t>
-      </w:r>
-      <w:r>
-        <w:rPr>
-          <w:u w:val="single"/>
-          <w:sz w:val="19"/>
-          <w:szCs w:val="19"/>
-        </w:rPr>
-        <w:t xml:space="preserve">           </w:t>
-      </w:r>
-      <w:r>
-        <w:rPr>
-          <w:sz w:val="19"/>
-          <w:szCs w:val="19"/>
-        </w:rPr>
-        <w:t xml:space="preserve"> </w:t>
-      </w:r>
-      <w:r>
-        <w:rPr>
-          <w:sz w:val="19"/>
-          <w:szCs w:val="19"/>
-        </w:rPr>
-        <w:t xml:space="preserve"> or transferred. </w:t>
-      </w:r>
-      <w:r>
-        <w:rPr>
-          <w:sz w:val="19"/>
-          <w:szCs w:val="19"/>
-        </w:rPr>
-        <w:t xml:space="preserve">IFRS 9 asks first </w:t>
-      </w:r>
-      <w:r>
-        <w:rPr>
-          <w:b/>
-          <w:bCs/>
-          <w:color w:val="8186EF"/>
-          <w:sz w:val="15"/>
-          <w:szCs w:val="15"/>
-        </w:rPr>
-        <w:t xml:space="preserve"> (19) </w:t>
-      </w:r>
-      <w:r>
-        <w:rPr>
-          <w:u w:val="single"/>
-          <w:sz w:val="19"/>
-          <w:szCs w:val="19"/>
-        </w:rPr>
-        <w:t xml:space="preserve">           </w:t>
-      </w:r>
-      <w:r>
-        <w:rPr>
-          <w:sz w:val="19"/>
-          <w:szCs w:val="19"/>
-        </w:rPr>
-        <w:t xml:space="preserve"> </w:t>
-      </w:r>
-      <w:r>
-        <w:rPr>
-          <w:sz w:val="19"/>
-          <w:szCs w:val="19"/>
-        </w:rPr>
-        <w:t xml:space="preserve"> the seller has transferred </w:t>
-      </w:r>
-      <w:r>
-        <w:rPr>
-          <w:b/>
-          <w:bCs/>
-          <w:color w:val="8186EF"/>
-          <w:sz w:val="15"/>
-          <w:szCs w:val="15"/>
-        </w:rPr>
-        <w:t xml:space="preserve"> (20) </w:t>
-      </w:r>
-      <w:r>
-        <w:rPr>
-          <w:u w:val="single"/>
-          <w:sz w:val="19"/>
-          <w:szCs w:val="19"/>
-        </w:rPr>
-        <w:t xml:space="preserve">               </w:t>
-      </w:r>
-      <w:r>
-        <w:rPr>
-          <w:sz w:val="19"/>
-          <w:szCs w:val="19"/>
-        </w:rPr>
-        <w:t xml:space="preserve"> </w:t>
-      </w:r>
-      <w:r>
-        <w:rPr>
-          <w:sz w:val="19"/>
-          <w:szCs w:val="19"/>
-        </w:rPr>
-        <w:t xml:space="preserve"> all the risks and rewards of the receivables. </w:t>
-      </w:r>
-      <w:r>
-        <w:rPr>
-          <w:sz w:val="19"/>
-          <w:szCs w:val="19"/>
-        </w:rPr>
-        <w:t xml:space="preserve">Factoring with substantial recourse usually keeps most of the risk with the seller, so under IFRS it often fails derecognition and is treated as borrowing. </w:t>
-      </w:r>
-      <w:r>
-        <w:rPr>
-          <w:sz w:val="19"/>
-          <w:szCs w:val="19"/>
-        </w:rPr>
-        <w:t xml:space="preserve">Under U.S. GAAP the same transfer may qualify as a sale if the three ASC 860 conditions are met. </w:t>
-      </w:r>
-    </w:p>
-    <w:tbl>
-      <w:tblPr>
-        <w:tblW w:type="pct" w:w="100%"/>
-        <w:tblLayout w:type="fixed"/>
-        <w:tblBorders>
-          <w:top w:val="single" w:color="FBFAF6" w:sz="4"/>
-          <w:left w:val="single" w:color="FBFAF6" w:sz="4"/>
-          <w:bottom w:val="single" w:color="FBFAF6" w:sz="4"/>
-          <w:right w:val="single" w:color="FBFAF6" w:sz="4"/>
-          <w:insideH w:val="single" w:color="FBFAF6" w:sz="4"/>
-          <w:insideV w:val="single" w:color="FBFAF6" w:sz="4"/>
-        </w:tblBorders>
-      </w:tblPr>
-      <w:tblGrid>
-        <w:gridCol w:w="9600"/>
-      </w:tblGrid>
-      <w:tr>
-        <w:tc>
-          <w:tcPr>
-            <w:tcW w:type="pct" w:w="5000"/>
-            <w:shd w:fill="FBFAF6" w:val="clear"/>
-            <w:tcMar>
-              <w:top w:type="dxa" w:w="40"/>
-              <w:left w:type="dxa" w:w="100"/>
-              <w:bottom w:type="dxa" w:w="40"/>
-              <w:right w:type="dxa" w:w="100"/>
-            </w:tcMar>
-          </w:tcPr>
-          <w:p>
-            <w:pPr>
-              <w:spacing w:before="18" w:after="6"/>
-            </w:pPr>
-            <w:r>
-              <w:rPr>
-                <w:b/>
-                <w:bCs/>
-                <w:color w:val="6B7280"/>
-                <w:sz w:val="14"/>
-                <w:szCs w:val="14"/>
-              </w:rPr>
-              <w:t xml:space="preserve">word list</w:t>
-            </w:r>
-          </w:p>
-          <w:p>
-            <w:pPr>
-              <w:spacing w:before="0" w:after="18"/>
-            </w:pPr>
-            <w:r>
-              <w:rPr>
-                <w:b/>
-                <w:bCs/>
-                <w:color w:val="353A7C"/>
-                <w:sz w:val="16"/>
-                <w:szCs w:val="16"/>
-              </w:rPr>
-              <w:t xml:space="preserve">whether   ·   factor   ·   analysts   ·   liability   ·   substantially   ·   pledged   ·   secured</w:t>
-            </w:r>
-          </w:p>
-        </w:tc>
-      </w:tr>
-    </w:tbl>
-    <w:p/>
-    <w:tbl>
-      <w:tblPr>
-        <w:tblW w:type="pct" w:w="100%"/>
-        <w:tblLayout w:type="fixed"/>
-        <w:tblBorders>
-          <w:top w:val="single" w:color="353A7C" w:sz="4"/>
-          <w:left w:val="single" w:color="353A7C" w:sz="4"/>
-          <w:bottom w:val="single" w:color="353A7C" w:sz="4"/>
-          <w:right w:val="single" w:color="353A7C" w:sz="4"/>
-          <w:insideH w:val="single" w:color="353A7C" w:sz="4"/>
-          <w:insideV w:val="single" w:color="353A7C" w:sz="4"/>
-        </w:tblBorders>
-      </w:tblPr>
-      <w:tblGrid>
-        <w:gridCol w:w="9600"/>
-      </w:tblGrid>
-      <w:tr>
-        <w:tc>
-          <w:tcPr>
-            <w:tcW w:type="pct" w:w="5000"/>
-            <w:shd w:fill="F2F4FB" w:val="clear"/>
-            <w:tcMar>
-              <w:top w:type="dxa" w:w="50"/>
-              <w:left w:type="dxa" w:w="110"/>
-              <w:bottom w:type="dxa" w:w="50"/>
-              <w:right w:type="dxa" w:w="110"/>
-            </w:tcMar>
-          </w:tcPr>
-          <w:p>
-            <w:pPr>
-              <w:spacing w:before="30" w:after="30"/>
-            </w:pPr>
-            <w:r>
-              <w:rPr>
-                <w:b/>
-                <w:bCs/>
-                <w:color w:val="353A7C"/>
-                <w:sz w:val="19"/>
-                <w:szCs w:val="19"/>
-              </w:rPr>
-              <w:t xml:space="preserve">Recourse is not the test</w:t>
-            </w:r>
-          </w:p>
-        </w:tc>
-      </w:tr>
-    </w:tbl>
-    <w:p/>
-    <w:p>
-      <w:pPr>
-        <w:spacing w:before="44" w:after="14"/>
-      </w:pPr>
-      <w:r>
-        <w:rPr>
-          <w:b/>
-          <w:bCs/>
-          <w:color w:val="353A7C"/>
-          <w:sz w:val="18"/>
-          <w:szCs w:val="18"/>
-        </w:rPr>
-        <w:t xml:space="preserve">Summary 4</w:t>
-      </w:r>
-      <w:r>
-        <w:rPr>
-          <w:color w:val="6B7280"/>
-          <w:sz w:val="16"/>
-          <w:szCs w:val="16"/>
-        </w:rPr>
-        <w:t xml:space="preserve">      gaps 21–22</w:t>
-      </w:r>
-    </w:p>
-    <w:p>
-      <w:pPr>
-        <w:spacing w:before="20" w:after="20" w:line="360" w:lineRule="auto"/>
-        <w:ind w:left="200"/>
-      </w:pPr>
-      <w:r>
-        <w:rPr>
-          <w:sz w:val="19"/>
-          <w:szCs w:val="19"/>
-        </w:rPr>
-        <w:t xml:space="preserve">Do not assume that every transfer with </w:t>
-      </w:r>
-      <w:r>
-        <w:rPr>
-          <w:b/>
-          <w:bCs/>
-          <w:color w:val="8186EF"/>
-          <w:sz w:val="15"/>
-          <w:szCs w:val="15"/>
-        </w:rPr>
-        <w:t xml:space="preserve"> (21) </w:t>
-      </w:r>
-      <w:r>
-        <w:rPr>
-          <w:u w:val="single"/>
-          <w:sz w:val="19"/>
-          <w:szCs w:val="19"/>
-        </w:rPr>
-        <w:t xml:space="preserve">           </w:t>
-      </w:r>
-      <w:r>
-        <w:rPr>
-          <w:sz w:val="19"/>
-          <w:szCs w:val="19"/>
-        </w:rPr>
-        <w:t xml:space="preserve"> </w:t>
-      </w:r>
-      <w:r>
-        <w:rPr>
-          <w:sz w:val="19"/>
-          <w:szCs w:val="19"/>
-        </w:rPr>
-        <w:t xml:space="preserve"> is a borrowing. </w:t>
-      </w:r>
-      <w:r>
-        <w:rPr>
-          <w:sz w:val="19"/>
-          <w:szCs w:val="19"/>
-        </w:rPr>
-        <w:t xml:space="preserve">The holdback is an asset (due from </w:t>
-      </w:r>
-      <w:r>
-        <w:rPr>
-          <w:b/>
-          <w:bCs/>
-          <w:color w:val="8186EF"/>
-          <w:sz w:val="15"/>
-          <w:szCs w:val="15"/>
-        </w:rPr>
-        <w:t xml:space="preserve"> (22) </w:t>
-      </w:r>
-      <w:r>
-        <w:rPr>
-          <w:u w:val="single"/>
-          <w:sz w:val="19"/>
-          <w:szCs w:val="19"/>
-        </w:rPr>
-        <w:t xml:space="preserve">           </w:t>
-      </w:r>
-      <w:r>
-        <w:rPr>
-          <w:sz w:val="19"/>
-          <w:szCs w:val="19"/>
-        </w:rPr>
-        <w:t xml:space="preserve"> </w:t>
-      </w:r>
-      <w:r>
-        <w:rPr>
-          <w:sz w:val="19"/>
-          <w:szCs w:val="19"/>
-        </w:rPr>
-        <w:t xml:space="preserve">), not part of the loss. </w:t>
-      </w:r>
-      <w:r>
-        <w:rPr>
-          <w:sz w:val="19"/>
-          <w:szCs w:val="19"/>
-        </w:rPr>
-        <w:t xml:space="preserve">Pledged receivables stay on the balance sheet. </w:t>
-      </w:r>
-    </w:p>
-    <w:tbl>
-      <w:tblPr>
-        <w:tblW w:type="pct" w:w="100%"/>
-        <w:tblLayout w:type="fixed"/>
-        <w:tblBorders>
-          <w:top w:val="single" w:color="FBFAF6" w:sz="4"/>
-          <w:left w:val="single" w:color="FBFAF6" w:sz="4"/>
-          <w:bottom w:val="single" w:color="FBFAF6" w:sz="4"/>
-          <w:right w:val="single" w:color="FBFAF6" w:sz="4"/>
-          <w:insideH w:val="single" w:color="FBFAF6" w:sz="4"/>
-          <w:insideV w:val="single" w:color="FBFAF6" w:sz="4"/>
-        </w:tblBorders>
-      </w:tblPr>
-      <w:tblGrid>
-        <w:gridCol w:w="9600"/>
-      </w:tblGrid>
-      <w:tr>
-        <w:tc>
-          <w:tcPr>
-            <w:tcW w:type="pct" w:w="5000"/>
-            <w:shd w:fill="FBFAF6" w:val="clear"/>
-            <w:tcMar>
-              <w:top w:type="dxa" w:w="40"/>
-              <w:left w:type="dxa" w:w="100"/>
-              <w:bottom w:type="dxa" w:w="40"/>
-              <w:right w:type="dxa" w:w="100"/>
-            </w:tcMar>
-          </w:tcPr>
-          <w:p>
-            <w:pPr>
-              <w:spacing w:before="18" w:after="6"/>
-            </w:pPr>
-            <w:r>
-              <w:rPr>
-                <w:b/>
-                <w:bCs/>
-                <w:color w:val="6B7280"/>
-                <w:sz w:val="14"/>
-                <w:szCs w:val="14"/>
-              </w:rPr>
-              <w:t xml:space="preserve">word list</w:t>
-            </w:r>
-          </w:p>
-          <w:p>
-            <w:pPr>
-              <w:spacing w:before="0" w:after="18"/>
-            </w:pPr>
-            <w:r>
-              <w:rPr>
-                <w:b/>
-                <w:bCs/>
-                <w:color w:val="353A7C"/>
-                <w:sz w:val="16"/>
-                <w:szCs w:val="16"/>
-              </w:rPr>
-              <w:t xml:space="preserve">recourse   ·   pledging   ·   factor</w:t>
-            </w:r>
-          </w:p>
-        </w:tc>
-      </w:tr>
-    </w:tbl>
-    <w:p/>
-    <w:p>
-      <w:pPr>
-        <w:pageBreakBefore w:val="true"/>
-        <w:spacing w:after="0"/>
-      </w:pPr>
-      <w:r>
-        <w:rPr>
-          <w:sz w:val="2"/>
-        </w:rPr>
-        <w:t xml:space="preserve"> </w:t>
-      </w:r>
-    </w:p>
-    <w:tbl>
-      <w:tblPr>
-        <w:tblW w:type="pct" w:w="100%"/>
-        <w:tblLayout w:type="fixed"/>
-        <w:tblBorders>
-          <w:top w:val="single" w:color="353A7C" w:sz="6"/>
-          <w:left w:val="single" w:color="353A7C" w:sz="6"/>
-          <w:bottom w:val="single" w:color="353A7C" w:sz="6"/>
-          <w:right w:val="single" w:color="353A7C" w:sz="6"/>
-          <w:insideH w:val="single" w:color="353A7C" w:sz="6"/>
-          <w:insideV w:val="single" w:color="353A7C" w:sz="6"/>
-        </w:tblBorders>
-      </w:tblPr>
-      <w:tblGrid>
-        <w:gridCol w:w="4608"/>
-        <w:gridCol w:w="4992"/>
-      </w:tblGrid>
-      <w:tr>
-        <w:tc>
-          <w:tcPr>
-            <w:tcW w:type="pct" w:w="5000"/>
-            <w:gridSpan w:val="2"/>
-            <w:shd w:fill="353A7C" w:val="clear"/>
-            <w:tcMar>
-              <w:top w:type="dxa" w:w="60"/>
-              <w:left w:type="dxa" w:w="120"/>
-              <w:bottom w:type="dxa" w:w="60"/>
-              <w:right w:type="dxa" w:w="120"/>
-            </w:tcMar>
-          </w:tcPr>
-          <w:p>
-            <w:pPr>
-              <w:spacing w:before="40" w:after="40"/>
-            </w:pPr>
-            <w:r>
-              <w:rPr>
-                <w:b/>
-                <w:bCs/>
-                <w:color w:val="FFFFFF"/>
-                <w:sz w:val="17"/>
-                <w:szCs w:val="17"/>
-              </w:rPr>
-              <w:t xml:space="preserve">Recourse is not the test</w:t>
-            </w:r>
-          </w:p>
-        </w:tc>
-      </w:tr>
-      <w:tr>
-        <w:tc>
-          <w:tcPr>
-            <w:tcW w:type="pct" w:w="2400"/>
-            <w:tcMar>
-              <w:top w:type="dxa" w:w="50"/>
-              <w:left w:type="dxa" w:w="110"/>
-              <w:bottom w:type="dxa" w:w="50"/>
-              <w:right w:type="dxa" w:w="110"/>
-            </w:tcMar>
-          </w:tcPr>
-          <w:p>
-            <w:pPr>
-              <w:spacing w:before="26" w:after="26"/>
-            </w:pPr>
-            <w:r>
-              <w:rPr>
-                <w:b/>
-                <w:bCs/>
-                <w:color w:val="353A7C"/>
-                <w:sz w:val="15"/>
-                <w:szCs w:val="15"/>
-              </w:rPr>
-              <w:t xml:space="preserve">Item</w:t>
-            </w:r>
-          </w:p>
-        </w:tc>
-        <w:tc>
-          <w:tcPr>
-            <w:tcW w:type="pct" w:w="2600"/>
-            <w:tcMar>
-              <w:top w:type="dxa" w:w="50"/>
-              <w:left w:type="dxa" w:w="110"/>
-              <w:bottom w:type="dxa" w:w="50"/>
-              <w:right w:type="dxa" w:w="110"/>
-            </w:tcMar>
-          </w:tcPr>
-          <w:p>
-            <w:pPr>
-              <w:spacing w:before="26" w:after="26"/>
-            </w:pPr>
-            <w:r>
-              <w:rPr>
-                <w:b/>
-                <w:bCs/>
-                <w:color w:val="353A7C"/>
-                <w:sz w:val="15"/>
-                <w:szCs w:val="15"/>
-              </w:rPr>
-              <w:t xml:space="preserve">Details (whole USD)</w:t>
-            </w:r>
-          </w:p>
-        </w:tc>
-      </w:tr>
-      <w:tr>
-        <w:tc>
-          <w:tcPr>
-            <w:tcW w:type="pct" w:w="2400"/>
-            <w:tcMar>
-              <w:top w:type="dxa" w:w="50"/>
-              <w:left w:type="dxa" w:w="110"/>
-              <w:bottom w:type="dxa" w:w="50"/>
-              <w:right w:type="dxa" w:w="110"/>
-            </w:tcMar>
-          </w:tcPr>
-          <w:p>
-            <w:pPr>
-              <w:spacing w:before="26" w:after="26"/>
-            </w:pPr>
-            <w:r>
-              <w:rPr>
-                <w:color w:val="232733"/>
-                <w:sz w:val="16"/>
-                <w:szCs w:val="16"/>
-              </w:rPr>
-              <w:t xml:space="preserve">Aging</w:t>
-            </w:r>
-          </w:p>
-        </w:tc>
-        <w:tc>
-          <w:tcPr>
-            <w:tcW w:type="pct" w:w="2600"/>
-            <w:tcMar>
-              <w:top w:type="dxa" w:w="50"/>
-              <w:left w:type="dxa" w:w="110"/>
-              <w:bottom w:type="dxa" w:w="50"/>
-              <w:right w:type="dxa" w:w="110"/>
-            </w:tcMar>
-          </w:tcPr>
-          <w:p>
-            <w:pPr>
-              <w:spacing w:before="26" w:after="26"/>
-            </w:pPr>
-            <w:r>
-              <w:rPr>
-                <w:color w:val="232733"/>
-                <w:sz w:val="16"/>
-                <w:szCs w:val="16"/>
-              </w:rPr>
-              <w:t xml:space="preserve">Current: 250,000 at an expected loss rate of 2%</w:t>
-            </w:r>
-          </w:p>
-        </w:tc>
-      </w:tr>
-      <w:tr>
-        <w:tc>
-          <w:tcPr>
-            <w:tcW w:type="pct" w:w="2400"/>
-            <w:shd w:fill="FBFAF6" w:val="clear"/>
-            <w:tcMar>
-              <w:top w:type="dxa" w:w="50"/>
-              <w:left w:type="dxa" w:w="110"/>
-              <w:bottom w:type="dxa" w:w="50"/>
-              <w:right w:type="dxa" w:w="110"/>
-            </w:tcMar>
-          </w:tcPr>
-          <w:p>
-            <w:pPr>
-              <w:spacing w:before="26" w:after="26"/>
-            </w:pPr>
-            <w:r>
-              <w:rPr>
-                <w:color w:val="232733"/>
-                <w:sz w:val="16"/>
-                <w:szCs w:val="16"/>
-              </w:rPr>
-              <w:t xml:space="preserve">Aging</w:t>
-            </w:r>
-          </w:p>
-        </w:tc>
-        <w:tc>
-          <w:tcPr>
-            <w:tcW w:type="pct" w:w="2600"/>
-            <w:shd w:fill="FBFAF6" w:val="clear"/>
-            <w:tcMar>
-              <w:top w:type="dxa" w:w="50"/>
-              <w:left w:type="dxa" w:w="110"/>
-              <w:bottom w:type="dxa" w:w="50"/>
-              <w:right w:type="dxa" w:w="110"/>
-            </w:tcMar>
-          </w:tcPr>
-          <w:p>
-            <w:pPr>
-              <w:spacing w:before="26" w:after="26"/>
-            </w:pPr>
-            <w:r>
-              <w:rPr>
-                <w:color w:val="232733"/>
-                <w:sz w:val="16"/>
-                <w:szCs w:val="16"/>
-              </w:rPr>
-              <w:t xml:space="preserve">1–60 days past due: 90,000 at an expected loss rate of 10%</w:t>
-            </w:r>
-          </w:p>
-        </w:tc>
-      </w:tr>
-      <w:tr>
-        <w:tc>
-          <w:tcPr>
-            <w:tcW w:type="pct" w:w="2400"/>
-            <w:tcMar>
-              <w:top w:type="dxa" w:w="50"/>
-              <w:left w:type="dxa" w:w="110"/>
-              <w:bottom w:type="dxa" w:w="50"/>
-              <w:right w:type="dxa" w:w="110"/>
-            </w:tcMar>
-          </w:tcPr>
-          <w:p>
-            <w:pPr>
-              <w:spacing w:before="26" w:after="26"/>
-            </w:pPr>
-            <w:r>
-              <w:rPr>
-                <w:color w:val="232733"/>
-                <w:sz w:val="16"/>
-                <w:szCs w:val="16"/>
-              </w:rPr>
-              <w:t xml:space="preserve">Aging</w:t>
-            </w:r>
-          </w:p>
-        </w:tc>
-        <w:tc>
-          <w:tcPr>
-            <w:tcW w:type="pct" w:w="2600"/>
-            <w:tcMar>
-              <w:top w:type="dxa" w:w="50"/>
-              <w:left w:type="dxa" w:w="110"/>
-              <w:bottom w:type="dxa" w:w="50"/>
-              <w:right w:type="dxa" w:w="110"/>
-            </w:tcMar>
-          </w:tcPr>
-          <w:p>
-            <w:pPr>
-              <w:spacing w:before="26" w:after="26"/>
-            </w:pPr>
-            <w:r>
-              <w:rPr>
-                <w:color w:val="232733"/>
-                <w:sz w:val="16"/>
-                <w:szCs w:val="16"/>
-              </w:rPr>
-              <w:t xml:space="preserve">Over 60 days past due: 40,000 at an expected loss rate of 40%</w:t>
-            </w:r>
-          </w:p>
-        </w:tc>
-      </w:tr>
-      <w:tr>
-        <w:tc>
-          <w:tcPr>
-            <w:tcW w:type="pct" w:w="2400"/>
-            <w:shd w:fill="FBFAF6" w:val="clear"/>
-            <w:tcMar>
-              <w:top w:type="dxa" w:w="50"/>
-              <w:left w:type="dxa" w:w="110"/>
-              <w:bottom w:type="dxa" w:w="50"/>
-              <w:right w:type="dxa" w:w="110"/>
-            </w:tcMar>
-          </w:tcPr>
-          <w:p>
-            <w:pPr>
-              <w:spacing w:before="26" w:after="26"/>
-            </w:pPr>
-            <w:r>
-              <w:rPr>
-                <w:color w:val="232733"/>
-                <w:sz w:val="16"/>
-                <w:szCs w:val="16"/>
-              </w:rPr>
-              <w:t xml:space="preserve">Allowance account</w:t>
-            </w:r>
-          </w:p>
-        </w:tc>
-        <w:tc>
-          <w:tcPr>
-            <w:tcW w:type="pct" w:w="2600"/>
-            <w:shd w:fill="FBFAF6" w:val="clear"/>
-            <w:tcMar>
-              <w:top w:type="dxa" w:w="50"/>
-              <w:left w:type="dxa" w:w="110"/>
-              <w:bottom w:type="dxa" w:w="50"/>
-              <w:right w:type="dxa" w:w="110"/>
-            </w:tcMar>
-          </w:tcPr>
-          <w:p>
-            <w:pPr>
-              <w:spacing w:before="26" w:after="26"/>
-            </w:pPr>
-            <w:r>
-              <w:rPr>
-                <w:color w:val="232733"/>
-                <w:sz w:val="16"/>
-                <w:szCs w:val="16"/>
-              </w:rPr>
-              <w:t xml:space="preserve">Beginning balance 18,000 (credit). Write-offs during 2025: 24,000. Recoveries: 1,000.</w:t>
-            </w:r>
-          </w:p>
-        </w:tc>
-      </w:tr>
-      <w:tr>
-        <w:tc>
-          <w:tcPr>
-            <w:tcW w:type="pct" w:w="2400"/>
-            <w:tcMar>
-              <w:top w:type="dxa" w:w="50"/>
-              <w:left w:type="dxa" w:w="110"/>
-              <w:bottom w:type="dxa" w:w="50"/>
-              <w:right w:type="dxa" w:w="110"/>
-            </w:tcMar>
-          </w:tcPr>
-          <w:p>
-            <w:pPr>
-              <w:spacing w:before="26" w:after="26"/>
-            </w:pPr>
-            <w:r>
-              <w:rPr>
-                <w:color w:val="232733"/>
-                <w:sz w:val="16"/>
-                <w:szCs w:val="16"/>
-              </w:rPr>
-              <w:t xml:space="preserve">Transfer T1</w:t>
-            </w:r>
-          </w:p>
-        </w:tc>
-        <w:tc>
-          <w:tcPr>
-            <w:tcW w:type="pct" w:w="2600"/>
-            <w:tcMar>
-              <w:top w:type="dxa" w:w="50"/>
-              <w:left w:type="dxa" w:w="110"/>
-              <w:bottom w:type="dxa" w:w="50"/>
-              <w:right w:type="dxa" w:w="110"/>
-            </w:tcMar>
-          </w:tcPr>
-          <w:p>
-            <w:pPr>
-              <w:spacing w:before="26" w:after="26"/>
-            </w:pPr>
-            <w:r>
-              <w:rPr>
-                <w:color w:val="232733"/>
-                <w:sz w:val="16"/>
-                <w:szCs w:val="16"/>
-              </w:rPr>
-              <w:t xml:space="preserve">Receivables sold to a factor without recourse. The factor may resell them. Orontes has no right or duty to buy them back.</w:t>
-            </w:r>
-          </w:p>
-        </w:tc>
-      </w:tr>
-      <w:tr>
-        <w:tc>
-          <w:tcPr>
-            <w:tcW w:type="pct" w:w="2400"/>
-            <w:shd w:fill="FBFAF6" w:val="clear"/>
-            <w:tcMar>
-              <w:top w:type="dxa" w:w="50"/>
-              <w:left w:type="dxa" w:w="110"/>
-              <w:bottom w:type="dxa" w:w="50"/>
-              <w:right w:type="dxa" w:w="110"/>
-            </w:tcMar>
-          </w:tcPr>
-          <w:p>
-            <w:pPr>
-              <w:spacing w:before="26" w:after="26"/>
-            </w:pPr>
-            <w:r>
-              <w:rPr>
-                <w:color w:val="232733"/>
-                <w:sz w:val="16"/>
-                <w:szCs w:val="16"/>
-              </w:rPr>
-              <w:t xml:space="preserve">Transfer T2</w:t>
-            </w:r>
-          </w:p>
-        </w:tc>
-        <w:tc>
-          <w:tcPr>
-            <w:tcW w:type="pct" w:w="2600"/>
-            <w:shd w:fill="FBFAF6" w:val="clear"/>
-            <w:tcMar>
-              <w:top w:type="dxa" w:w="50"/>
-              <w:left w:type="dxa" w:w="110"/>
-              <w:bottom w:type="dxa" w:w="50"/>
-              <w:right w:type="dxa" w:w="110"/>
-            </w:tcMar>
-          </w:tcPr>
-          <w:p>
-            <w:pPr>
-              <w:spacing w:before="26" w:after="26"/>
-            </w:pPr>
-            <w:r>
-              <w:rPr>
-                <w:color w:val="232733"/>
-                <w:sz w:val="16"/>
-                <w:szCs w:val="16"/>
-              </w:rPr>
-              <w:t xml:space="preserve">Receivables transferred with recourse. They are legally isolated from Orontes, the factor may pledge them, and Orontes cannot buy them back.</w:t>
-            </w:r>
-          </w:p>
-        </w:tc>
-      </w:tr>
-      <w:tr>
-        <w:tc>
-          <w:tcPr>
-            <w:tcW w:type="pct" w:w="2400"/>
-            <w:tcMar>
-              <w:top w:type="dxa" w:w="50"/>
-              <w:left w:type="dxa" w:w="110"/>
-              <w:bottom w:type="dxa" w:w="50"/>
-              <w:right w:type="dxa" w:w="110"/>
-            </w:tcMar>
-          </w:tcPr>
-          <w:p>
-            <w:pPr>
-              <w:spacing w:before="26" w:after="26"/>
-            </w:pPr>
-            <w:r>
-              <w:rPr>
-                <w:color w:val="232733"/>
-                <w:sz w:val="16"/>
-                <w:szCs w:val="16"/>
-              </w:rPr>
-              <w:t xml:space="preserve">Transfer T3</w:t>
-            </w:r>
-          </w:p>
-        </w:tc>
-        <w:tc>
-          <w:tcPr>
-            <w:tcW w:type="pct" w:w="2600"/>
-            <w:tcMar>
-              <w:top w:type="dxa" w:w="50"/>
-              <w:left w:type="dxa" w:w="110"/>
-              <w:bottom w:type="dxa" w:w="50"/>
-              <w:right w:type="dxa" w:w="110"/>
-            </w:tcMar>
-          </w:tcPr>
-          <w:p>
-            <w:pPr>
-              <w:spacing w:before="26" w:after="26"/>
-            </w:pPr>
-            <w:r>
-              <w:rPr>
-                <w:color w:val="232733"/>
-                <w:sz w:val="16"/>
-                <w:szCs w:val="16"/>
-              </w:rPr>
-              <w:t xml:space="preserve">Receivables transferred to a bank, but Orontes must repurchase them before they mature.</w:t>
-            </w:r>
-          </w:p>
-        </w:tc>
-      </w:tr>
-      <w:tr>
-        <w:tc>
-          <w:tcPr>
-            <w:tcW w:type="pct" w:w="2400"/>
-            <w:shd w:fill="FBFAF6" w:val="clear"/>
-            <w:tcMar>
-              <w:top w:type="dxa" w:w="50"/>
-              <w:left w:type="dxa" w:w="110"/>
-              <w:bottom w:type="dxa" w:w="50"/>
-              <w:right w:type="dxa" w:w="110"/>
-            </w:tcMar>
-          </w:tcPr>
-          <w:p>
-            <w:pPr>
-              <w:spacing w:before="26" w:after="26"/>
-            </w:pPr>
-            <w:r>
-              <w:rPr>
-                <w:color w:val="232733"/>
-                <w:sz w:val="16"/>
-                <w:szCs w:val="16"/>
-              </w:rPr>
-              <w:t xml:space="preserve">Transfer T4</w:t>
-            </w:r>
-          </w:p>
-        </w:tc>
-        <w:tc>
-          <w:tcPr>
-            <w:tcW w:type="pct" w:w="2600"/>
-            <w:shd w:fill="FBFAF6" w:val="clear"/>
-            <w:tcMar>
-              <w:top w:type="dxa" w:w="50"/>
-              <w:left w:type="dxa" w:w="110"/>
-              <w:bottom w:type="dxa" w:w="50"/>
-              <w:right w:type="dxa" w:w="110"/>
-            </w:tcMar>
-          </w:tcPr>
-          <w:p>
-            <w:pPr>
-              <w:spacing w:before="26" w:after="26"/>
-            </w:pPr>
-            <w:r>
-              <w:rPr>
-                <w:color w:val="232733"/>
-                <w:sz w:val="16"/>
-                <w:szCs w:val="16"/>
-              </w:rPr>
-              <w:t xml:space="preserve">Receivables pledged as collateral for a bank loan; Orontes still collects them.</w:t>
-            </w:r>
-          </w:p>
-        </w:tc>
-      </w:tr>
-      <w:tr>
-        <w:tc>
-          <w:tcPr>
-            <w:tcW w:type="pct" w:w="2400"/>
-            <w:tcMar>
-              <w:top w:type="dxa" w:w="50"/>
-              <w:left w:type="dxa" w:w="110"/>
-              <w:bottom w:type="dxa" w:w="50"/>
-              <w:right w:type="dxa" w:w="110"/>
-            </w:tcMar>
-          </w:tcPr>
-          <w:p>
-            <w:pPr>
-              <w:spacing w:before="26" w:after="26"/>
-            </w:pPr>
-            <w:r>
-              <w:rPr>
-                <w:color w:val="232733"/>
-                <w:sz w:val="16"/>
-                <w:szCs w:val="16"/>
-              </w:rPr>
-              <w:t xml:space="preserve">Transfer T2 details</w:t>
-            </w:r>
-          </w:p>
-        </w:tc>
-        <w:tc>
-          <w:tcPr>
-            <w:tcW w:type="pct" w:w="2600"/>
-            <w:tcMar>
-              <w:top w:type="dxa" w:w="50"/>
-              <w:left w:type="dxa" w:w="110"/>
-              <w:bottom w:type="dxa" w:w="50"/>
-              <w:right w:type="dxa" w:w="110"/>
-            </w:tcMar>
-          </w:tcPr>
-          <w:p>
-            <w:pPr>
-              <w:spacing w:before="26" w:after="26"/>
-            </w:pPr>
-            <w:r>
-              <w:rPr>
-                <w:color w:val="232733"/>
-                <w:sz w:val="16"/>
-                <w:szCs w:val="16"/>
-              </w:rPr>
-              <w:t xml:space="preserve">Carrying amount 200,000; factor's fee 2%; holdback 4%; fair value of the recourse obligation 3,000.</w:t>
-            </w:r>
-          </w:p>
-        </w:tc>
-      </w:tr>
-    </w:tbl>
-    <w:p/>
-    <w:tbl>
-      <w:tblPr>
-        <w:tblW w:type="pct" w:w="100%"/>
-        <w:tblLayout w:type="fixed"/>
-        <w:tblBorders>
-          <w:top w:val="single" w:color="353A7C" w:sz="6"/>
-          <w:left w:val="single" w:color="353A7C" w:sz="6"/>
-          <w:bottom w:val="single" w:color="353A7C" w:sz="6"/>
-          <w:right w:val="single" w:color="353A7C" w:sz="6"/>
-          <w:insideH w:val="single" w:color="353A7C" w:sz="6"/>
-          <w:insideV w:val="single" w:color="353A7C" w:sz="6"/>
-        </w:tblBorders>
-      </w:tblPr>
-      <w:tblGrid>
-        <w:gridCol w:w="4992"/>
-        <w:gridCol w:w="4608"/>
-      </w:tblGrid>
-      <w:tr>
-        <w:tc>
-          <w:tcPr>
-            <w:tcW w:type="pct" w:w="5000"/>
-            <w:gridSpan w:val="2"/>
-            <w:shd w:fill="353A7C" w:val="clear"/>
-            <w:tcMar>
-              <w:top w:type="dxa" w:w="60"/>
-              <w:left w:type="dxa" w:w="120"/>
-              <w:bottom w:type="dxa" w:w="60"/>
-              <w:right w:type="dxa" w:w="120"/>
-            </w:tcMar>
-          </w:tcPr>
-          <w:p>
-            <w:pPr>
-              <w:spacing w:before="40" w:after="40"/>
-            </w:pPr>
-            <w:r>
-              <w:rPr>
-                <w:b/>
-                <w:bCs/>
-                <w:color w:val="FFFFFF"/>
-                <w:sz w:val="17"/>
-                <w:szCs w:val="17"/>
-              </w:rPr>
-              <w:t xml:space="preserve">Item — Answer</w:t>
-            </w:r>
-          </w:p>
-        </w:tc>
-      </w:tr>
-      <w:tr>
-        <w:tc>
-          <w:tcPr>
-            <w:tcW w:type="pct" w:w="2600"/>
-            <w:shd w:fill="353A7C" w:val="clear"/>
-            <w:tcMar>
-              <w:top w:type="dxa" w:w="50"/>
-              <w:left w:type="dxa" w:w="110"/>
-              <w:bottom w:type="dxa" w:w="50"/>
-              <w:right w:type="dxa" w:w="110"/>
-            </w:tcMar>
-          </w:tcPr>
-          <w:p>
-            <w:pPr>
-              <w:spacing w:before="30" w:after="30"/>
-            </w:pPr>
-            <w:r>
-              <w:rPr>
-                <w:b/>
-                <w:bCs/>
-                <w:color w:val="FFFFFF"/>
-                <w:sz w:val="15"/>
-                <w:szCs w:val="15"/>
-              </w:rPr>
-              <w:t xml:space="preserve">Item</w:t>
-            </w:r>
-          </w:p>
-        </w:tc>
-        <w:tc>
-          <w:tcPr>
-            <w:tcW w:type="pct" w:w="2400"/>
-            <w:shd w:fill="353A7C" w:val="clear"/>
-            <w:tcMar>
-              <w:top w:type="dxa" w:w="50"/>
-              <w:left w:type="dxa" w:w="110"/>
-              <w:bottom w:type="dxa" w:w="50"/>
-              <w:right w:type="dxa" w:w="110"/>
-            </w:tcMar>
-          </w:tcPr>
-          <w:p>
-            <w:pPr>
-              <w:spacing w:before="30" w:after="30"/>
-            </w:pPr>
-            <w:r>
-              <w:rPr>
-                <w:b/>
-                <w:bCs/>
-                <w:color w:val="FFFFFF"/>
-                <w:sz w:val="15"/>
-                <w:szCs w:val="15"/>
-              </w:rPr>
-              <w:t xml:space="preserve">Answer</w:t>
-            </w:r>
-          </w:p>
-        </w:tc>
-      </w:tr>
-      <w:tr>
-        <w:tc>
-          <w:tcPr>
-            <w:tcW w:type="pct" w:w="2600"/>
-            <w:tcMar>
-              <w:top w:type="dxa" w:w="50"/>
-              <w:left w:type="dxa" w:w="110"/>
-              <w:bottom w:type="dxa" w:w="50"/>
-              <w:right w:type="dxa" w:w="110"/>
-            </w:tcMar>
-          </w:tcPr>
-          <w:p>
-            <w:pPr>
-              <w:spacing w:before="28" w:after="28"/>
-            </w:pPr>
-            <w:r>
-              <w:rPr>
-                <w:sz w:val="15"/>
-                <w:szCs w:val="15"/>
-              </w:rPr>
-              <w:t xml:space="preserve">1–60 days past due</w:t>
-            </w:r>
-          </w:p>
-        </w:tc>
-        <w:tc>
-          <w:tcPr>
-            <w:tcW w:type="pct" w:w="2400"/>
-            <w:tcMar>
-              <w:top w:type="dxa" w:w="50"/>
-              <w:left w:type="dxa" w:w="110"/>
-              <w:bottom w:type="dxa" w:w="50"/>
-              <w:right w:type="dxa" w:w="110"/>
-            </w:tcMar>
-          </w:tcPr>
-          <w:p>
-            <w:pPr>
-              <w:spacing w:before="28" w:after="28"/>
-            </w:pPr>
-            <w:r>
-              <w:rPr>
-                <w:sz w:val="15"/>
-                <w:szCs w:val="15"/>
-              </w:rPr>
-              <w:t xml:space="preserve">80,000 × 8% = 6,400</w:t>
-            </w:r>
-          </w:p>
-        </w:tc>
-      </w:tr>
-      <w:tr>
-        <w:tc>
-          <w:tcPr>
-            <w:tcW w:type="pct" w:w="2600"/>
-            <w:shd w:fill="FBFAF6" w:val="clear"/>
-            <w:tcMar>
-              <w:top w:type="dxa" w:w="50"/>
-              <w:left w:type="dxa" w:w="110"/>
-              <w:bottom w:type="dxa" w:w="50"/>
-              <w:right w:type="dxa" w:w="110"/>
-            </w:tcMar>
-          </w:tcPr>
-          <w:p>
-            <w:pPr>
-              <w:spacing w:before="28" w:after="28"/>
-            </w:pPr>
-            <w:r>
-              <w:rPr>
-                <w:sz w:val="15"/>
-                <w:szCs w:val="15"/>
-              </w:rPr>
-              <w:t xml:space="preserve">Over 60 days past due</w:t>
-            </w:r>
-          </w:p>
-        </w:tc>
-        <w:tc>
-          <w:tcPr>
-            <w:tcW w:type="pct" w:w="2400"/>
-            <w:shd w:fill="FFFFFF" w:val="clear"/>
-            <w:tcMar>
-              <w:top w:type="dxa" w:w="50"/>
-              <w:left w:type="dxa" w:w="110"/>
-              <w:bottom w:type="dxa" w:w="50"/>
-              <w:right w:type="dxa" w:w="110"/>
-            </w:tcMar>
-          </w:tcPr>
-          <w:p>
-            <w:pPr>
-              <w:spacing w:before="46" w:after="46"/>
-            </w:pPr>
-            <w:r>
-              <w:rPr>
-                <w:b/>
-                <w:bCs/>
-                <w:color w:val="8186EF"/>
-                <w:sz w:val="14"/>
-                <w:szCs w:val="14"/>
-              </w:rPr>
-              <w:t xml:space="preserve">(23)</w:t>
-            </w:r>
-          </w:p>
-        </w:tc>
-      </w:tr>
-      <w:tr>
-        <w:tc>
-          <w:tcPr>
-            <w:tcW w:type="pct" w:w="2600"/>
-            <w:tcMar>
-              <w:top w:type="dxa" w:w="50"/>
-              <w:left w:type="dxa" w:w="110"/>
-              <w:bottom w:type="dxa" w:w="50"/>
-              <w:right w:type="dxa" w:w="110"/>
-            </w:tcMar>
-          </w:tcPr>
-          <w:p>
-            <w:pPr>
-              <w:spacing w:before="28" w:after="28"/>
-            </w:pPr>
-            <w:r>
-              <w:rPr>
-                <w:sz w:val="15"/>
-                <w:szCs w:val="15"/>
-              </w:rPr>
-              <w:t xml:space="preserve">Required allowance</w:t>
-            </w:r>
-          </w:p>
-        </w:tc>
-        <w:tc>
-          <w:tcPr>
-            <w:tcW w:type="pct" w:w="2400"/>
-            <w:shd w:fill="FFFFFF" w:val="clear"/>
-            <w:tcMar>
-              <w:top w:type="dxa" w:w="50"/>
-              <w:left w:type="dxa" w:w="110"/>
-              <w:bottom w:type="dxa" w:w="50"/>
-              <w:right w:type="dxa" w:w="110"/>
-            </w:tcMar>
-          </w:tcPr>
-          <w:p>
-            <w:pPr>
-              <w:spacing w:before="46" w:after="46"/>
-            </w:pPr>
-            <w:r>
-              <w:rPr>
-                <w:b/>
-                <w:bCs/>
-                <w:color w:val="8186EF"/>
-                <w:sz w:val="14"/>
-                <w:szCs w:val="14"/>
-              </w:rPr>
-              <w:t xml:space="preserve">(24)</w:t>
-            </w:r>
-          </w:p>
-        </w:tc>
-      </w:tr>
-    </w:tbl>
-    <w:p/>
-    <w:tbl>
-      <w:tblPr>
-        <w:tblW w:type="pct" w:w="100%"/>
-        <w:tblLayout w:type="fixed"/>
-        <w:tblBorders>
-          <w:top w:val="single" w:color="FBFAF6" w:sz="4"/>
-          <w:left w:val="single" w:color="FBFAF6" w:sz="4"/>
-          <w:bottom w:val="single" w:color="FBFAF6" w:sz="4"/>
-          <w:right w:val="single" w:color="FBFAF6" w:sz="4"/>
-          <w:insideH w:val="single" w:color="FBFAF6" w:sz="4"/>
-          <w:insideV w:val="single" w:color="FBFAF6" w:sz="4"/>
-        </w:tblBorders>
-      </w:tblPr>
-      <w:tblGrid>
-        <w:gridCol w:w="9600"/>
-      </w:tblGrid>
-      <w:tr>
-        <w:tc>
-          <w:tcPr>
-            <w:tcW w:type="pct" w:w="5000"/>
-            <w:shd w:fill="FBFAF6" w:val="clear"/>
-            <w:tcMar>
-              <w:top w:type="dxa" w:w="40"/>
-              <w:left w:type="dxa" w:w="100"/>
-              <w:bottom w:type="dxa" w:w="40"/>
-              <w:right w:type="dxa" w:w="100"/>
-            </w:tcMar>
-          </w:tcPr>
-          <w:p>
-            <w:pPr>
-              <w:spacing w:before="18" w:after="6"/>
-            </w:pPr>
-            <w:r>
-              <w:rPr>
-                <w:b/>
-                <w:bCs/>
-                <w:color w:val="6B7280"/>
-                <w:sz w:val="14"/>
-                <w:szCs w:val="14"/>
-              </w:rPr>
-              <w:t xml:space="preserve">word list</w:t>
-            </w:r>
-          </w:p>
-          <w:p>
-            <w:pPr>
-              <w:spacing w:before="0" w:after="18"/>
-            </w:pPr>
-            <w:r>
-              <w:rPr>
-                <w:b/>
-                <w:bCs/>
-                <w:color w:val="353A7C"/>
-                <w:sz w:val="16"/>
-                <w:szCs w:val="16"/>
-              </w:rPr>
-              <w:t xml:space="preserve">40,000 × 25% = 10,000   ·   3,600 + 6,400 + 10,000 = 20,000   ·   80,000 × 8% = 6,400</w:t>
-            </w:r>
-          </w:p>
-        </w:tc>
-      </w:tr>
-    </w:tbl>
-    <w:p/>
-    <w:p>
-      <w:pPr>
-        <w:spacing w:before="44" w:after="10"/>
-      </w:pPr>
-      <w:r>
-        <w:rPr>
-          <w:b/>
-          <w:bCs/>
-          <w:color w:val="353A7C"/>
-          <w:sz w:val="18"/>
-          <w:szCs w:val="18"/>
-        </w:rPr>
-        <w:t xml:space="preserve">Transfer — Category</w:t>
+        <w:t xml:space="preserve">The steps, in order</w:t>
       </w:r>
     </w:p>
     <w:p>
@@ -9308,7 +8671,7 @@
           <w:sz w:val="15"/>
           <w:szCs w:val="15"/>
         </w:rPr>
-        <w:t xml:space="preserve">Every item belongs to exactly one group.</w:t>
+        <w:t xml:space="preserve">Each stage leads to the next.</w:t>
       </w:r>
     </w:p>
     <w:p>
@@ -9319,7 +8682,7 @@
       <w:r>
         <w:drawing>
           <wp:inline distT="0" distB="0" distL="0" distR="0">
-            <wp:extent cx="5734050" cy="1614600"/>
+            <wp:extent cx="5734050" cy="1742850"/>
             <wp:effectExtent t="0" r="0" b="0" l="0"/>
             <wp:docPr id="1" name="" descr="" title=""/>
             <wp:cNvGraphicFramePr>
@@ -9344,7 +8707,7 @@
                   <pic:spPr bwMode="auto">
                     <a:xfrm>
                       <a:off x="0" y="0"/>
-                      <a:ext cx="5734050" cy="1614600"/>
+                      <a:ext cx="5734050" cy="1742850"/>
                     </a:xfrm>
                     <a:prstGeom prst="rect">
                       <a:avLst/>
@@ -9412,7 +8775,538 @@
                 <w:sz w:val="16"/>
                 <w:szCs w:val="16"/>
               </w:rPr>
-              <w:t xml:space="preserve">T1   ·   recovery   ·   T4</w:t>
+              <w:t xml:space="preserve">legal isolation   ·   the seller does not keep effective control   ·   credit loss expense</w:t>
+            </w:r>
+          </w:p>
+        </w:tc>
+      </w:tr>
+    </w:tbl>
+    <w:p/>
+    <w:p>
+      <w:pPr>
+        <w:spacing w:before="44" w:after="14"/>
+      </w:pPr>
+      <w:r>
+        <w:rPr>
+          <w:b/>
+          <w:bCs/>
+          <w:color w:val="353A7C"/>
+          <w:sz w:val="18"/>
+          <w:szCs w:val="18"/>
+        </w:rPr>
+        <w:t xml:space="preserve">Summary 2</w:t>
+      </w:r>
+      <w:r>
+        <w:rPr>
+          <w:color w:val="6B7280"/>
+          <w:sz w:val="16"/>
+          <w:szCs w:val="16"/>
+        </w:rPr>
+        <w:t xml:space="preserve">      gaps 9–20</w:t>
+      </w:r>
+    </w:p>
+    <w:p>
+      <w:pPr>
+        <w:spacing w:before="20" w:after="20" w:line="360" w:lineRule="auto"/>
+        <w:ind w:left="200"/>
+      </w:pPr>
+      <w:r>
+        <w:rPr>
+          <w:sz w:val="19"/>
+          <w:szCs w:val="19"/>
+        </w:rPr>
+        <w:t xml:space="preserve">Orontes </w:t>
+      </w:r>
+      <w:r>
+        <w:rPr>
+          <w:b/>
+          <w:bCs/>
+          <w:color w:val="8186EF"/>
+          <w:sz w:val="15"/>
+          <w:szCs w:val="15"/>
+        </w:rPr>
+        <w:t xml:space="preserve"> (9) </w:t>
+      </w:r>
+      <w:r>
+        <w:rPr>
+          <w:u w:val="single"/>
+          <w:sz w:val="19"/>
+          <w:szCs w:val="19"/>
+        </w:rPr>
+        <w:t xml:space="preserve">           </w:t>
+      </w:r>
+      <w:r>
+        <w:rPr>
+          <w:sz w:val="19"/>
+          <w:szCs w:val="19"/>
+        </w:rPr>
+        <w:t xml:space="preserve"> </w:t>
+      </w:r>
+      <w:r>
+        <w:rPr>
+          <w:sz w:val="19"/>
+          <w:szCs w:val="19"/>
+        </w:rPr>
+        <w:t xml:space="preserve"> receivables with a carrying amount of $500,000 to Gulf Factor Co. The factor charges a fee of 3% ($15,000) and keeps a holdback (due from factor) of 5% ($25,000) to cover returns and </w:t>
+      </w:r>
+      <w:r>
+        <w:rPr>
+          <w:b/>
+          <w:bCs/>
+          <w:color w:val="8186EF"/>
+          <w:sz w:val="15"/>
+          <w:szCs w:val="15"/>
+        </w:rPr>
+        <w:t xml:space="preserve"> (10) </w:t>
+      </w:r>
+      <w:r>
+        <w:rPr>
+          <w:u w:val="single"/>
+          <w:sz w:val="19"/>
+          <w:szCs w:val="19"/>
+        </w:rPr>
+        <w:t xml:space="preserve">           </w:t>
+      </w:r>
+      <w:r>
+        <w:rPr>
+          <w:sz w:val="19"/>
+          <w:szCs w:val="19"/>
+        </w:rPr>
+        <w:t xml:space="preserve"> </w:t>
+      </w:r>
+      <w:r>
+        <w:rPr>
+          <w:sz w:val="19"/>
+          <w:szCs w:val="19"/>
+        </w:rPr>
+        <w:t xml:space="preserve">. </w:t>
+      </w:r>
+      <w:r>
+        <w:rPr>
+          <w:sz w:val="19"/>
+          <w:szCs w:val="19"/>
+        </w:rPr>
+        <w:t xml:space="preserve">Orontes </w:t>
+      </w:r>
+      <w:r>
+        <w:rPr>
+          <w:b/>
+          <w:bCs/>
+          <w:color w:val="8186EF"/>
+          <w:sz w:val="15"/>
+          <w:szCs w:val="15"/>
+        </w:rPr>
+        <w:t xml:space="preserve"> (11) </w:t>
+      </w:r>
+      <w:r>
+        <w:rPr>
+          <w:u w:val="single"/>
+          <w:sz w:val="19"/>
+          <w:szCs w:val="19"/>
+        </w:rPr>
+        <w:t xml:space="preserve">           </w:t>
+      </w:r>
+      <w:r>
+        <w:rPr>
+          <w:sz w:val="19"/>
+          <w:szCs w:val="19"/>
+        </w:rPr>
+        <w:t xml:space="preserve"> </w:t>
+      </w:r>
+      <w:r>
+        <w:rPr>
+          <w:sz w:val="19"/>
+          <w:szCs w:val="19"/>
+        </w:rPr>
+        <w:t xml:space="preserve"> $460,000 in cash. </w:t>
+      </w:r>
+      <w:r>
+        <w:rPr>
+          <w:sz w:val="19"/>
+          <w:szCs w:val="19"/>
+        </w:rPr>
+        <w:t xml:space="preserve">Sale </w:t>
+      </w:r>
+      <w:r>
+        <w:rPr>
+          <w:b/>
+          <w:bCs/>
+          <w:color w:val="8186EF"/>
+          <w:sz w:val="15"/>
+          <w:szCs w:val="15"/>
+        </w:rPr>
+        <w:t xml:space="preserve"> (12) </w:t>
+      </w:r>
+      <w:r>
+        <w:rPr>
+          <w:u w:val="single"/>
+          <w:sz w:val="19"/>
+          <w:szCs w:val="19"/>
+        </w:rPr>
+        <w:t xml:space="preserve">           </w:t>
+      </w:r>
+      <w:r>
+        <w:rPr>
+          <w:sz w:val="19"/>
+          <w:szCs w:val="19"/>
+        </w:rPr>
+        <w:t xml:space="preserve"> </w:t>
+      </w:r>
+      <w:r>
+        <w:rPr>
+          <w:sz w:val="19"/>
+          <w:szCs w:val="19"/>
+        </w:rPr>
+        <w:t xml:space="preserve"> recourse: debit Cash $460,000, debit Due from factor $25,000, debit Loss on sale of receivables $15,000; credit Accounts </w:t>
+      </w:r>
+      <w:r>
+        <w:rPr>
+          <w:b/>
+          <w:bCs/>
+          <w:color w:val="8186EF"/>
+          <w:sz w:val="15"/>
+          <w:szCs w:val="15"/>
+        </w:rPr>
+        <w:t xml:space="preserve"> (13) </w:t>
+      </w:r>
+      <w:r>
+        <w:rPr>
+          <w:u w:val="single"/>
+          <w:sz w:val="19"/>
+          <w:szCs w:val="19"/>
+        </w:rPr>
+        <w:t xml:space="preserve">            </w:t>
+      </w:r>
+      <w:r>
+        <w:rPr>
+          <w:sz w:val="19"/>
+          <w:szCs w:val="19"/>
+        </w:rPr>
+        <w:t xml:space="preserve"> </w:t>
+      </w:r>
+      <w:r>
+        <w:rPr>
+          <w:sz w:val="19"/>
+          <w:szCs w:val="19"/>
+        </w:rPr>
+        <w:t xml:space="preserve"> $500,000. </w:t>
+      </w:r>
+      <w:r>
+        <w:rPr>
+          <w:sz w:val="19"/>
+          <w:szCs w:val="19"/>
+        </w:rPr>
+        <w:t xml:space="preserve">Sale with recourse (recourse liability $6,000): the same entry, but the loss is $21,000 and Orontes also </w:t>
+      </w:r>
+      <w:r>
+        <w:rPr>
+          <w:b/>
+          <w:bCs/>
+          <w:color w:val="8186EF"/>
+          <w:sz w:val="15"/>
+          <w:szCs w:val="15"/>
+        </w:rPr>
+        <w:t xml:space="preserve"> (14) </w:t>
+      </w:r>
+      <w:r>
+        <w:rPr>
+          <w:u w:val="single"/>
+          <w:sz w:val="19"/>
+          <w:szCs w:val="19"/>
+        </w:rPr>
+        <w:t xml:space="preserve">           </w:t>
+      </w:r>
+      <w:r>
+        <w:rPr>
+          <w:sz w:val="19"/>
+          <w:szCs w:val="19"/>
+        </w:rPr>
+        <w:t xml:space="preserve"> </w:t>
+      </w:r>
+      <w:r>
+        <w:rPr>
+          <w:sz w:val="19"/>
+          <w:szCs w:val="19"/>
+        </w:rPr>
+        <w:t xml:space="preserve"> Recourse liability $6,000. </w:t>
+      </w:r>
+      <w:r>
+        <w:rPr>
+          <w:sz w:val="19"/>
+          <w:szCs w:val="19"/>
+        </w:rPr>
+        <w:t xml:space="preserve">Secured </w:t>
+      </w:r>
+      <w:r>
+        <w:rPr>
+          <w:b/>
+          <w:bCs/>
+          <w:color w:val="8186EF"/>
+          <w:sz w:val="15"/>
+          <w:szCs w:val="15"/>
+        </w:rPr>
+        <w:t xml:space="preserve"> (15) </w:t>
+      </w:r>
+      <w:r>
+        <w:rPr>
+          <w:u w:val="single"/>
+          <w:sz w:val="19"/>
+          <w:szCs w:val="19"/>
+        </w:rPr>
+        <w:t xml:space="preserve">           </w:t>
+      </w:r>
+      <w:r>
+        <w:rPr>
+          <w:sz w:val="19"/>
+          <w:szCs w:val="19"/>
+        </w:rPr>
+        <w:t xml:space="preserve"> </w:t>
+      </w:r>
+      <w:r>
+        <w:rPr>
+          <w:sz w:val="19"/>
+          <w:szCs w:val="19"/>
+        </w:rPr>
+        <w:t xml:space="preserve">: debit Cash $460,000, debit </w:t>
+      </w:r>
+      <w:r>
+        <w:rPr>
+          <w:b/>
+          <w:bCs/>
+          <w:color w:val="8186EF"/>
+          <w:sz w:val="15"/>
+          <w:szCs w:val="15"/>
+        </w:rPr>
+        <w:t xml:space="preserve"> (16) </w:t>
+      </w:r>
+      <w:r>
+        <w:rPr>
+          <w:u w:val="single"/>
+          <w:sz w:val="19"/>
+          <w:szCs w:val="19"/>
+        </w:rPr>
+        <w:t xml:space="preserve">           </w:t>
+      </w:r>
+      <w:r>
+        <w:rPr>
+          <w:sz w:val="19"/>
+          <w:szCs w:val="19"/>
+        </w:rPr>
+        <w:t xml:space="preserve"> </w:t>
+      </w:r>
+      <w:r>
+        <w:rPr>
+          <w:sz w:val="19"/>
+          <w:szCs w:val="19"/>
+        </w:rPr>
+        <w:t xml:space="preserve"> expense $15,000; credit Liability to factor $475,000. </w:t>
+      </w:r>
+      <w:r>
+        <w:rPr>
+          <w:sz w:val="19"/>
+          <w:szCs w:val="19"/>
+        </w:rPr>
+        <w:t xml:space="preserve">The receivables stay on the balance sheet, marked as </w:t>
+      </w:r>
+      <w:r>
+        <w:rPr>
+          <w:b/>
+          <w:bCs/>
+          <w:color w:val="8186EF"/>
+          <w:sz w:val="15"/>
+          <w:szCs w:val="15"/>
+        </w:rPr>
+        <w:t xml:space="preserve"> (17) </w:t>
+      </w:r>
+      <w:r>
+        <w:rPr>
+          <w:u w:val="single"/>
+          <w:sz w:val="19"/>
+          <w:szCs w:val="19"/>
+        </w:rPr>
+        <w:t xml:space="preserve">           </w:t>
+      </w:r>
+      <w:r>
+        <w:rPr>
+          <w:sz w:val="19"/>
+          <w:szCs w:val="19"/>
+        </w:rPr>
+        <w:t xml:space="preserve"> </w:t>
+      </w:r>
+      <w:r>
+        <w:rPr>
+          <w:sz w:val="19"/>
+          <w:szCs w:val="19"/>
+        </w:rPr>
+        <w:t xml:space="preserve">. </w:t>
+      </w:r>
+      <w:r>
+        <w:rPr>
+          <w:sz w:val="19"/>
+          <w:szCs w:val="19"/>
+        </w:rPr>
+        <w:t xml:space="preserve">The balance sheet </w:t>
+      </w:r>
+      <w:r>
+        <w:rPr>
+          <w:b/>
+          <w:bCs/>
+          <w:color w:val="8186EF"/>
+          <w:sz w:val="15"/>
+          <w:szCs w:val="15"/>
+        </w:rPr>
+        <w:t xml:space="preserve"> (18) </w:t>
+      </w:r>
+      <w:r>
+        <w:rPr>
+          <w:u w:val="single"/>
+          <w:sz w:val="19"/>
+          <w:szCs w:val="19"/>
+        </w:rPr>
+        <w:t xml:space="preserve">           </w:t>
+      </w:r>
+      <w:r>
+        <w:rPr>
+          <w:sz w:val="19"/>
+          <w:szCs w:val="19"/>
+        </w:rPr>
+        <w:t xml:space="preserve"> </w:t>
+      </w:r>
+      <w:r>
+        <w:rPr>
+          <w:sz w:val="19"/>
+          <w:szCs w:val="19"/>
+        </w:rPr>
+        <w:t xml:space="preserve"> is the main </w:t>
+      </w:r>
+      <w:r>
+        <w:rPr>
+          <w:b/>
+          <w:bCs/>
+          <w:color w:val="8186EF"/>
+          <w:sz w:val="15"/>
+          <w:szCs w:val="15"/>
+        </w:rPr>
+        <w:t xml:space="preserve"> (19) </w:t>
+      </w:r>
+      <w:r>
+        <w:rPr>
+          <w:u w:val="single"/>
+          <w:sz w:val="19"/>
+          <w:szCs w:val="19"/>
+        </w:rPr>
+        <w:t xml:space="preserve">           </w:t>
+      </w:r>
+      <w:r>
+        <w:rPr>
+          <w:sz w:val="19"/>
+          <w:szCs w:val="19"/>
+        </w:rPr>
+        <w:t xml:space="preserve"> </w:t>
+      </w:r>
+      <w:r>
+        <w:rPr>
+          <w:sz w:val="19"/>
+          <w:szCs w:val="19"/>
+        </w:rPr>
+        <w:t xml:space="preserve"> companies care. </w:t>
+      </w:r>
+      <w:r>
+        <w:rPr>
+          <w:sz w:val="19"/>
+          <w:szCs w:val="19"/>
+        </w:rPr>
+        <w:t xml:space="preserve">A sale </w:t>
+      </w:r>
+      <w:r>
+        <w:rPr>
+          <w:b/>
+          <w:bCs/>
+          <w:color w:val="8186EF"/>
+          <w:sz w:val="15"/>
+          <w:szCs w:val="15"/>
+        </w:rPr>
+        <w:t xml:space="preserve"> (20) </w:t>
+      </w:r>
+      <w:r>
+        <w:rPr>
+          <w:u w:val="single"/>
+          <w:sz w:val="19"/>
+          <w:szCs w:val="19"/>
+        </w:rPr>
+        <w:t xml:space="preserve">           </w:t>
+      </w:r>
+      <w:r>
+        <w:rPr>
+          <w:sz w:val="19"/>
+          <w:szCs w:val="19"/>
+        </w:rPr>
+        <w:t xml:space="preserve"> </w:t>
+      </w:r>
+      <w:r>
+        <w:rPr>
+          <w:sz w:val="19"/>
+          <w:szCs w:val="19"/>
+        </w:rPr>
+        <w:t xml:space="preserve"> the receivables and adds little or no debt, so ratios such as debt to equity look better. </w:t>
+      </w:r>
+    </w:p>
+    <w:tbl>
+      <w:tblPr>
+        <w:tblW w:type="pct" w:w="100%"/>
+        <w:tblLayout w:type="fixed"/>
+        <w:tblBorders>
+          <w:top w:val="single" w:color="FBFAF6" w:sz="4"/>
+          <w:left w:val="single" w:color="FBFAF6" w:sz="4"/>
+          <w:bottom w:val="single" w:color="FBFAF6" w:sz="4"/>
+          <w:right w:val="single" w:color="FBFAF6" w:sz="4"/>
+          <w:insideH w:val="single" w:color="FBFAF6" w:sz="4"/>
+          <w:insideV w:val="single" w:color="FBFAF6" w:sz="4"/>
+        </w:tblBorders>
+      </w:tblPr>
+      <w:tblGrid>
+        <w:gridCol w:w="9600"/>
+      </w:tblGrid>
+      <w:tr>
+        <w:tc>
+          <w:tcPr>
+            <w:tcW w:type="pct" w:w="5000"/>
+            <w:shd w:fill="FBFAF6" w:val="clear"/>
+            <w:tcMar>
+              <w:top w:type="dxa" w:w="40"/>
+              <w:left w:type="dxa" w:w="100"/>
+              <w:bottom w:type="dxa" w:w="40"/>
+              <w:right w:type="dxa" w:w="100"/>
+            </w:tcMar>
+          </w:tcPr>
+          <w:p>
+            <w:pPr>
+              <w:spacing w:before="18" w:after="6"/>
+            </w:pPr>
+            <w:r>
+              <w:rPr>
+                <w:b/>
+                <w:bCs/>
+                <w:color w:val="6B7280"/>
+                <w:sz w:val="14"/>
+                <w:szCs w:val="14"/>
+              </w:rPr>
+              <w:t xml:space="preserve">word list</w:t>
+            </w:r>
+          </w:p>
+          <w:p>
+            <w:pPr>
+              <w:spacing w:before="0" w:after="18"/>
+            </w:pPr>
+            <w:r>
+              <w:rPr>
+                <w:b/>
+                <w:bCs/>
+                <w:color w:val="353A7C"/>
+                <w:sz w:val="16"/>
+                <w:szCs w:val="16"/>
+              </w:rPr>
+              <w:t xml:space="preserve">pledged   ·   receivable   ·   records   ·   credits   ·   receives   ·   effect   ·   borrowing   ·   Interest   ·   removes   ·   transfers   ·   reason   ·   discounts   ·   without</w:t>
             </w:r>
           </w:p>
         </w:tc>
@@ -9433,7 +9327,7 @@
     </w:p>
     <w:p>
       <w:pPr>
-        <w:spacing w:before="44" w:after="10"/>
+        <w:spacing w:before="44" w:after="14"/>
       </w:pPr>
       <w:r>
         <w:rPr>
@@ -9443,7 +9337,1654 @@
           <w:sz w:val="18"/>
           <w:szCs w:val="18"/>
         </w:rPr>
-        <w:t xml:space="preserve">The English this section uses, and its Arabic</w:t>
+        <w:t xml:space="preserve">Summary 3</w:t>
+      </w:r>
+      <w:r>
+        <w:rPr>
+          <w:color w:val="6B7280"/>
+          <w:sz w:val="16"/>
+          <w:szCs w:val="16"/>
+        </w:rPr>
+        <w:t xml:space="preserve">      gaps 21–27</w:t>
+      </w:r>
+    </w:p>
+    <w:p>
+      <w:pPr>
+        <w:spacing w:before="20" w:after="20" w:line="360" w:lineRule="auto"/>
+        <w:ind w:left="200"/>
+      </w:pPr>
+      <w:r>
+        <w:rPr>
+          <w:sz w:val="19"/>
+          <w:szCs w:val="19"/>
+        </w:rPr>
+        <w:t xml:space="preserve">A </w:t>
+      </w:r>
+      <w:r>
+        <w:rPr>
+          <w:b/>
+          <w:bCs/>
+          <w:color w:val="8186EF"/>
+          <w:sz w:val="15"/>
+          <w:szCs w:val="15"/>
+        </w:rPr>
+        <w:t xml:space="preserve"> (21) </w:t>
+      </w:r>
+      <w:r>
+        <w:rPr>
+          <w:u w:val="single"/>
+          <w:sz w:val="19"/>
+          <w:szCs w:val="19"/>
+        </w:rPr>
+        <w:t xml:space="preserve">           </w:t>
+      </w:r>
+      <w:r>
+        <w:rPr>
+          <w:sz w:val="19"/>
+          <w:szCs w:val="19"/>
+        </w:rPr>
+        <w:t xml:space="preserve"> </w:t>
+      </w:r>
+      <w:r>
+        <w:rPr>
+          <w:sz w:val="19"/>
+          <w:szCs w:val="19"/>
+        </w:rPr>
+        <w:t xml:space="preserve"> borrowing keeps the receivables and adds a </w:t>
+      </w:r>
+      <w:r>
+        <w:rPr>
+          <w:b/>
+          <w:bCs/>
+          <w:color w:val="8186EF"/>
+          <w:sz w:val="15"/>
+          <w:szCs w:val="15"/>
+        </w:rPr>
+        <w:t xml:space="preserve"> (22) </w:t>
+      </w:r>
+      <w:r>
+        <w:rPr>
+          <w:u w:val="single"/>
+          <w:sz w:val="19"/>
+          <w:szCs w:val="19"/>
+        </w:rPr>
+        <w:t xml:space="preserve">           </w:t>
+      </w:r>
+      <w:r>
+        <w:rPr>
+          <w:sz w:val="19"/>
+          <w:szCs w:val="19"/>
+        </w:rPr>
+        <w:t xml:space="preserve"> </w:t>
+      </w:r>
+      <w:r>
+        <w:rPr>
+          <w:sz w:val="19"/>
+          <w:szCs w:val="19"/>
+        </w:rPr>
+        <w:t xml:space="preserve">. </w:t>
+      </w:r>
+      <w:r>
+        <w:rPr>
+          <w:sz w:val="19"/>
+          <w:szCs w:val="19"/>
+        </w:rPr>
+        <w:t xml:space="preserve">Lenders and </w:t>
+      </w:r>
+      <w:r>
+        <w:rPr>
+          <w:b/>
+          <w:bCs/>
+          <w:color w:val="8186EF"/>
+          <w:sz w:val="15"/>
+          <w:szCs w:val="15"/>
+        </w:rPr>
+        <w:t xml:space="preserve"> (23) </w:t>
+      </w:r>
+      <w:r>
+        <w:rPr>
+          <w:u w:val="single"/>
+          <w:sz w:val="19"/>
+          <w:szCs w:val="19"/>
+        </w:rPr>
+        <w:t xml:space="preserve">           </w:t>
+      </w:r>
+      <w:r>
+        <w:rPr>
+          <w:sz w:val="19"/>
+          <w:szCs w:val="19"/>
+        </w:rPr>
+        <w:t xml:space="preserve"> </w:t>
+      </w:r>
+      <w:r>
+        <w:rPr>
+          <w:sz w:val="19"/>
+          <w:szCs w:val="19"/>
+        </w:rPr>
+        <w:t xml:space="preserve"> read the notes to see which receivables are </w:t>
+      </w:r>
+      <w:r>
+        <w:rPr>
+          <w:b/>
+          <w:bCs/>
+          <w:color w:val="8186EF"/>
+          <w:sz w:val="15"/>
+          <w:szCs w:val="15"/>
+        </w:rPr>
+        <w:t xml:space="preserve"> (24) </w:t>
+      </w:r>
+      <w:r>
+        <w:rPr>
+          <w:u w:val="single"/>
+          <w:sz w:val="19"/>
+          <w:szCs w:val="19"/>
+        </w:rPr>
+        <w:t xml:space="preserve">           </w:t>
+      </w:r>
+      <w:r>
+        <w:rPr>
+          <w:sz w:val="19"/>
+          <w:szCs w:val="19"/>
+        </w:rPr>
+        <w:t xml:space="preserve"> </w:t>
+      </w:r>
+      <w:r>
+        <w:rPr>
+          <w:sz w:val="19"/>
+          <w:szCs w:val="19"/>
+        </w:rPr>
+        <w:t xml:space="preserve"> or transferred. </w:t>
+      </w:r>
+      <w:r>
+        <w:rPr>
+          <w:sz w:val="19"/>
+          <w:szCs w:val="19"/>
+        </w:rPr>
+        <w:t xml:space="preserve">IFRS 9 asks first </w:t>
+      </w:r>
+      <w:r>
+        <w:rPr>
+          <w:b/>
+          <w:bCs/>
+          <w:color w:val="8186EF"/>
+          <w:sz w:val="15"/>
+          <w:szCs w:val="15"/>
+        </w:rPr>
+        <w:t xml:space="preserve"> (25) </w:t>
+      </w:r>
+      <w:r>
+        <w:rPr>
+          <w:u w:val="single"/>
+          <w:sz w:val="19"/>
+          <w:szCs w:val="19"/>
+        </w:rPr>
+        <w:t xml:space="preserve">           </w:t>
+      </w:r>
+      <w:r>
+        <w:rPr>
+          <w:sz w:val="19"/>
+          <w:szCs w:val="19"/>
+        </w:rPr>
+        <w:t xml:space="preserve"> </w:t>
+      </w:r>
+      <w:r>
+        <w:rPr>
+          <w:sz w:val="19"/>
+          <w:szCs w:val="19"/>
+        </w:rPr>
+        <w:t xml:space="preserve"> the seller has transferred </w:t>
+      </w:r>
+      <w:r>
+        <w:rPr>
+          <w:b/>
+          <w:bCs/>
+          <w:color w:val="8186EF"/>
+          <w:sz w:val="15"/>
+          <w:szCs w:val="15"/>
+        </w:rPr>
+        <w:t xml:space="preserve"> (26) </w:t>
+      </w:r>
+      <w:r>
+        <w:rPr>
+          <w:u w:val="single"/>
+          <w:sz w:val="19"/>
+          <w:szCs w:val="19"/>
+        </w:rPr>
+        <w:t xml:space="preserve">               </w:t>
+      </w:r>
+      <w:r>
+        <w:rPr>
+          <w:sz w:val="19"/>
+          <w:szCs w:val="19"/>
+        </w:rPr>
+        <w:t xml:space="preserve"> </w:t>
+      </w:r>
+      <w:r>
+        <w:rPr>
+          <w:sz w:val="19"/>
+          <w:szCs w:val="19"/>
+        </w:rPr>
+        <w:t xml:space="preserve"> all the risks and rewards of the receivables. </w:t>
+      </w:r>
+      <w:r>
+        <w:rPr>
+          <w:sz w:val="19"/>
+          <w:szCs w:val="19"/>
+        </w:rPr>
+        <w:t xml:space="preserve"/>
+      </w:r>
+      <w:r>
+        <w:rPr>
+          <w:b/>
+          <w:bCs/>
+          <w:color w:val="8186EF"/>
+          <w:sz w:val="15"/>
+          <w:szCs w:val="15"/>
+        </w:rPr>
+        <w:t xml:space="preserve"> (27) </w:t>
+      </w:r>
+      <w:r>
+        <w:rPr>
+          <w:u w:val="single"/>
+          <w:sz w:val="19"/>
+          <w:szCs w:val="19"/>
+        </w:rPr>
+        <w:t xml:space="preserve">           </w:t>
+      </w:r>
+      <w:r>
+        <w:rPr>
+          <w:sz w:val="19"/>
+          <w:szCs w:val="19"/>
+        </w:rPr>
+        <w:t xml:space="preserve"> </w:t>
+      </w:r>
+      <w:r>
+        <w:rPr>
+          <w:sz w:val="19"/>
+          <w:szCs w:val="19"/>
+        </w:rPr>
+        <w:t xml:space="preserve"> with substantial recourse usually keeps most of the risk with the seller, so under IFRS it often fails derecognition and is treated as borrowing. </w:t>
+      </w:r>
+      <w:r>
+        <w:rPr>
+          <w:sz w:val="19"/>
+          <w:szCs w:val="19"/>
+        </w:rPr>
+        <w:t xml:space="preserve">Under U.S. GAAP the same transfer may qualify as a sale if the three ASC 860 conditions are met. </w:t>
+      </w:r>
+    </w:p>
+    <w:tbl>
+      <w:tblPr>
+        <w:tblW w:type="pct" w:w="100%"/>
+        <w:tblLayout w:type="fixed"/>
+        <w:tblBorders>
+          <w:top w:val="single" w:color="FBFAF6" w:sz="4"/>
+          <w:left w:val="single" w:color="FBFAF6" w:sz="4"/>
+          <w:bottom w:val="single" w:color="FBFAF6" w:sz="4"/>
+          <w:right w:val="single" w:color="FBFAF6" w:sz="4"/>
+          <w:insideH w:val="single" w:color="FBFAF6" w:sz="4"/>
+          <w:insideV w:val="single" w:color="FBFAF6" w:sz="4"/>
+        </w:tblBorders>
+      </w:tblPr>
+      <w:tblGrid>
+        <w:gridCol w:w="9600"/>
+      </w:tblGrid>
+      <w:tr>
+        <w:tc>
+          <w:tcPr>
+            <w:tcW w:type="pct" w:w="5000"/>
+            <w:shd w:fill="FBFAF6" w:val="clear"/>
+            <w:tcMar>
+              <w:top w:type="dxa" w:w="40"/>
+              <w:left w:type="dxa" w:w="100"/>
+              <w:bottom w:type="dxa" w:w="40"/>
+              <w:right w:type="dxa" w:w="100"/>
+            </w:tcMar>
+          </w:tcPr>
+          <w:p>
+            <w:pPr>
+              <w:spacing w:before="18" w:after="6"/>
+            </w:pPr>
+            <w:r>
+              <w:rPr>
+                <w:b/>
+                <w:bCs/>
+                <w:color w:val="6B7280"/>
+                <w:sz w:val="14"/>
+                <w:szCs w:val="14"/>
+              </w:rPr>
+              <w:t xml:space="preserve">word list</w:t>
+            </w:r>
+          </w:p>
+          <w:p>
+            <w:pPr>
+              <w:spacing w:before="0" w:after="18"/>
+            </w:pPr>
+            <w:r>
+              <w:rPr>
+                <w:b/>
+                <w:bCs/>
+                <w:color w:val="353A7C"/>
+                <w:sz w:val="16"/>
+                <w:szCs w:val="16"/>
+              </w:rPr>
+              <w:t xml:space="preserve">analysts   ·   substantially   ·   whether   ·   Lenders   ·   liability   ·   Factoring   ·   pledged   ·   secured</w:t>
+            </w:r>
+          </w:p>
+        </w:tc>
+      </w:tr>
+    </w:tbl>
+    <w:p/>
+    <w:tbl>
+      <w:tblPr>
+        <w:tblW w:type="pct" w:w="100%"/>
+        <w:tblLayout w:type="fixed"/>
+        <w:tblBorders>
+          <w:top w:val="single" w:color="353A7C" w:sz="4"/>
+          <w:left w:val="single" w:color="353A7C" w:sz="4"/>
+          <w:bottom w:val="single" w:color="353A7C" w:sz="4"/>
+          <w:right w:val="single" w:color="353A7C" w:sz="4"/>
+          <w:insideH w:val="single" w:color="353A7C" w:sz="4"/>
+          <w:insideV w:val="single" w:color="353A7C" w:sz="4"/>
+        </w:tblBorders>
+      </w:tblPr>
+      <w:tblGrid>
+        <w:gridCol w:w="9600"/>
+      </w:tblGrid>
+      <w:tr>
+        <w:tc>
+          <w:tcPr>
+            <w:tcW w:type="pct" w:w="5000"/>
+            <w:shd w:fill="F2F4FB" w:val="clear"/>
+            <w:tcMar>
+              <w:top w:type="dxa" w:w="50"/>
+              <w:left w:type="dxa" w:w="110"/>
+              <w:bottom w:type="dxa" w:w="50"/>
+              <w:right w:type="dxa" w:w="110"/>
+            </w:tcMar>
+          </w:tcPr>
+          <w:p>
+            <w:pPr>
+              <w:spacing w:before="30" w:after="30"/>
+            </w:pPr>
+            <w:r>
+              <w:rPr>
+                <w:b/>
+                <w:bCs/>
+                <w:color w:val="353A7C"/>
+                <w:sz w:val="19"/>
+                <w:szCs w:val="19"/>
+              </w:rPr>
+              <w:t xml:space="preserve">Recourse is not the test</w:t>
+            </w:r>
+          </w:p>
+        </w:tc>
+      </w:tr>
+    </w:tbl>
+    <w:p/>
+    <w:p>
+      <w:pPr>
+        <w:spacing w:before="44" w:after="14"/>
+      </w:pPr>
+      <w:r>
+        <w:rPr>
+          <w:b/>
+          <w:bCs/>
+          <w:color w:val="353A7C"/>
+          <w:sz w:val="18"/>
+          <w:szCs w:val="18"/>
+        </w:rPr>
+        <w:t xml:space="preserve">Summary 4</w:t>
+      </w:r>
+      <w:r>
+        <w:rPr>
+          <w:color w:val="6B7280"/>
+          <w:sz w:val="16"/>
+          <w:szCs w:val="16"/>
+        </w:rPr>
+        <w:t xml:space="preserve">      gaps 28–30</w:t>
+      </w:r>
+    </w:p>
+    <w:p>
+      <w:pPr>
+        <w:spacing w:before="20" w:after="20" w:line="360" w:lineRule="auto"/>
+        <w:ind w:left="200"/>
+      </w:pPr>
+      <w:r>
+        <w:rPr>
+          <w:sz w:val="19"/>
+          <w:szCs w:val="19"/>
+        </w:rPr>
+        <w:t xml:space="preserve">Do not assume that every transfer with </w:t>
+      </w:r>
+      <w:r>
+        <w:rPr>
+          <w:b/>
+          <w:bCs/>
+          <w:color w:val="8186EF"/>
+          <w:sz w:val="15"/>
+          <w:szCs w:val="15"/>
+        </w:rPr>
+        <w:t xml:space="preserve"> (28) </w:t>
+      </w:r>
+      <w:r>
+        <w:rPr>
+          <w:u w:val="single"/>
+          <w:sz w:val="19"/>
+          <w:szCs w:val="19"/>
+        </w:rPr>
+        <w:t xml:space="preserve">           </w:t>
+      </w:r>
+      <w:r>
+        <w:rPr>
+          <w:sz w:val="19"/>
+          <w:szCs w:val="19"/>
+        </w:rPr>
+        <w:t xml:space="preserve"> </w:t>
+      </w:r>
+      <w:r>
+        <w:rPr>
+          <w:sz w:val="19"/>
+          <w:szCs w:val="19"/>
+        </w:rPr>
+        <w:t xml:space="preserve"> is a borrowing. </w:t>
+      </w:r>
+      <w:r>
+        <w:rPr>
+          <w:sz w:val="19"/>
+          <w:szCs w:val="19"/>
+        </w:rPr>
+        <w:t xml:space="preserve">Apply the three </w:t>
+      </w:r>
+      <w:r>
+        <w:rPr>
+          <w:b/>
+          <w:bCs/>
+          <w:color w:val="8186EF"/>
+          <w:sz w:val="15"/>
+          <w:szCs w:val="15"/>
+        </w:rPr>
+        <w:t xml:space="preserve"> (29) </w:t>
+      </w:r>
+      <w:r>
+        <w:rPr>
+          <w:u w:val="single"/>
+          <w:sz w:val="19"/>
+          <w:szCs w:val="19"/>
+        </w:rPr>
+        <w:t xml:space="preserve">            </w:t>
+      </w:r>
+      <w:r>
+        <w:rPr>
+          <w:sz w:val="19"/>
+          <w:szCs w:val="19"/>
+        </w:rPr>
+        <w:t xml:space="preserve"> </w:t>
+      </w:r>
+      <w:r>
+        <w:rPr>
+          <w:sz w:val="19"/>
+          <w:szCs w:val="19"/>
+        </w:rPr>
+        <w:t xml:space="preserve">. </w:t>
+      </w:r>
+      <w:r>
+        <w:rPr>
+          <w:sz w:val="19"/>
+          <w:szCs w:val="19"/>
+        </w:rPr>
+        <w:t xml:space="preserve">The holdback is an asset (due from </w:t>
+      </w:r>
+      <w:r>
+        <w:rPr>
+          <w:b/>
+          <w:bCs/>
+          <w:color w:val="8186EF"/>
+          <w:sz w:val="15"/>
+          <w:szCs w:val="15"/>
+        </w:rPr>
+        <w:t xml:space="preserve"> (30) </w:t>
+      </w:r>
+      <w:r>
+        <w:rPr>
+          <w:u w:val="single"/>
+          <w:sz w:val="19"/>
+          <w:szCs w:val="19"/>
+        </w:rPr>
+        <w:t xml:space="preserve">           </w:t>
+      </w:r>
+      <w:r>
+        <w:rPr>
+          <w:sz w:val="19"/>
+          <w:szCs w:val="19"/>
+        </w:rPr>
+        <w:t xml:space="preserve"> </w:t>
+      </w:r>
+      <w:r>
+        <w:rPr>
+          <w:sz w:val="19"/>
+          <w:szCs w:val="19"/>
+        </w:rPr>
+        <w:t xml:space="preserve">), not part of the loss. </w:t>
+      </w:r>
+      <w:r>
+        <w:rPr>
+          <w:sz w:val="19"/>
+          <w:szCs w:val="19"/>
+        </w:rPr>
+        <w:t xml:space="preserve">Pledged receivables stay on the balance sheet. </w:t>
+      </w:r>
+    </w:p>
+    <w:tbl>
+      <w:tblPr>
+        <w:tblW w:type="pct" w:w="100%"/>
+        <w:tblLayout w:type="fixed"/>
+        <w:tblBorders>
+          <w:top w:val="single" w:color="FBFAF6" w:sz="4"/>
+          <w:left w:val="single" w:color="FBFAF6" w:sz="4"/>
+          <w:bottom w:val="single" w:color="FBFAF6" w:sz="4"/>
+          <w:right w:val="single" w:color="FBFAF6" w:sz="4"/>
+          <w:insideH w:val="single" w:color="FBFAF6" w:sz="4"/>
+          <w:insideV w:val="single" w:color="FBFAF6" w:sz="4"/>
+        </w:tblBorders>
+      </w:tblPr>
+      <w:tblGrid>
+        <w:gridCol w:w="9600"/>
+      </w:tblGrid>
+      <w:tr>
+        <w:tc>
+          <w:tcPr>
+            <w:tcW w:type="pct" w:w="5000"/>
+            <w:shd w:fill="FBFAF6" w:val="clear"/>
+            <w:tcMar>
+              <w:top w:type="dxa" w:w="40"/>
+              <w:left w:type="dxa" w:w="100"/>
+              <w:bottom w:type="dxa" w:w="40"/>
+              <w:right w:type="dxa" w:w="100"/>
+            </w:tcMar>
+          </w:tcPr>
+          <w:p>
+            <w:pPr>
+              <w:spacing w:before="18" w:after="6"/>
+            </w:pPr>
+            <w:r>
+              <w:rPr>
+                <w:b/>
+                <w:bCs/>
+                <w:color w:val="6B7280"/>
+                <w:sz w:val="14"/>
+                <w:szCs w:val="14"/>
+              </w:rPr>
+              <w:t xml:space="preserve">word list</w:t>
+            </w:r>
+          </w:p>
+          <w:p>
+            <w:pPr>
+              <w:spacing w:before="0" w:after="18"/>
+            </w:pPr>
+            <w:r>
+              <w:rPr>
+                <w:b/>
+                <w:bCs/>
+                <w:color w:val="353A7C"/>
+                <w:sz w:val="16"/>
+                <w:szCs w:val="16"/>
+              </w:rPr>
+              <w:t xml:space="preserve">treated   ·   recourse   ·   conditions   ·   factor</w:t>
+            </w:r>
+          </w:p>
+        </w:tc>
+      </w:tr>
+    </w:tbl>
+    <w:p/>
+    <w:tbl>
+      <w:tblPr>
+        <w:tblW w:type="pct" w:w="100%"/>
+        <w:tblLayout w:type="fixed"/>
+        <w:tblBorders>
+          <w:top w:val="single" w:color="353A7C" w:sz="6"/>
+          <w:left w:val="single" w:color="353A7C" w:sz="6"/>
+          <w:bottom w:val="single" w:color="353A7C" w:sz="6"/>
+          <w:right w:val="single" w:color="353A7C" w:sz="6"/>
+          <w:insideH w:val="single" w:color="353A7C" w:sz="6"/>
+          <w:insideV w:val="single" w:color="353A7C" w:sz="6"/>
+        </w:tblBorders>
+      </w:tblPr>
+      <w:tblGrid>
+        <w:gridCol w:w="4435"/>
+        <w:gridCol w:w="5165"/>
+      </w:tblGrid>
+      <w:tr>
+        <w:tc>
+          <w:tcPr>
+            <w:tcW w:type="pct" w:w="5000"/>
+            <w:gridSpan w:val="2"/>
+            <w:shd w:fill="353A7C" w:val="clear"/>
+            <w:tcMar>
+              <w:top w:type="dxa" w:w="60"/>
+              <w:left w:type="dxa" w:w="120"/>
+              <w:bottom w:type="dxa" w:w="60"/>
+              <w:right w:type="dxa" w:w="120"/>
+            </w:tcMar>
+          </w:tcPr>
+          <w:p>
+            <w:pPr>
+              <w:spacing w:before="40" w:after="40"/>
+            </w:pPr>
+            <w:r>
+              <w:rPr>
+                <w:b/>
+                <w:bCs/>
+                <w:color w:val="FFFFFF"/>
+                <w:sz w:val="17"/>
+                <w:szCs w:val="17"/>
+              </w:rPr>
+              <w:t xml:space="preserve">Recourse is not the test</w:t>
+            </w:r>
+          </w:p>
+        </w:tc>
+      </w:tr>
+      <w:tr>
+        <w:tc>
+          <w:tcPr>
+            <w:tcW w:type="pct" w:w="2310"/>
+            <w:shd w:fill="353A7C" w:val="clear"/>
+            <w:tcMar>
+              <w:top w:type="dxa" w:w="50"/>
+              <w:left w:type="dxa" w:w="110"/>
+              <w:bottom w:type="dxa" w:w="50"/>
+              <w:right w:type="dxa" w:w="110"/>
+            </w:tcMar>
+          </w:tcPr>
+          <w:p>
+            <w:pPr>
+              <w:spacing w:before="30" w:after="30"/>
+            </w:pPr>
+            <w:r>
+              <w:rPr>
+                <w:b/>
+                <w:bCs/>
+                <w:color w:val="FFFFFF"/>
+                <w:sz w:val="15"/>
+                <w:szCs w:val="15"/>
+              </w:rPr>
+              <w:t xml:space="preserve">Item</w:t>
+            </w:r>
+          </w:p>
+        </w:tc>
+        <w:tc>
+          <w:tcPr>
+            <w:tcW w:type="pct" w:w="2690"/>
+            <w:shd w:fill="353A7C" w:val="clear"/>
+            <w:tcMar>
+              <w:top w:type="dxa" w:w="50"/>
+              <w:left w:type="dxa" w:w="110"/>
+              <w:bottom w:type="dxa" w:w="50"/>
+              <w:right w:type="dxa" w:w="110"/>
+            </w:tcMar>
+          </w:tcPr>
+          <w:p>
+            <w:pPr>
+              <w:spacing w:before="30" w:after="30"/>
+            </w:pPr>
+            <w:r>
+              <w:rPr>
+                <w:b/>
+                <w:bCs/>
+                <w:color w:val="FFFFFF"/>
+                <w:sz w:val="15"/>
+                <w:szCs w:val="15"/>
+              </w:rPr>
+              <w:t xml:space="preserve">Details (whole USD)</w:t>
+            </w:r>
+          </w:p>
+        </w:tc>
+      </w:tr>
+      <w:tr>
+        <w:tc>
+          <w:tcPr>
+            <w:tcW w:type="pct" w:w="2310"/>
+            <w:tcMar>
+              <w:top w:type="dxa" w:w="50"/>
+              <w:left w:type="dxa" w:w="110"/>
+              <w:bottom w:type="dxa" w:w="50"/>
+              <w:right w:type="dxa" w:w="110"/>
+            </w:tcMar>
+          </w:tcPr>
+          <w:p>
+            <w:pPr>
+              <w:spacing w:before="28" w:after="28"/>
+            </w:pPr>
+            <w:r>
+              <w:rPr>
+                <w:sz w:val="15"/>
+                <w:szCs w:val="15"/>
+              </w:rPr>
+              <w:t xml:space="preserve">Aging</w:t>
+            </w:r>
+          </w:p>
+        </w:tc>
+        <w:tc>
+          <w:tcPr>
+            <w:tcW w:type="pct" w:w="2690"/>
+            <w:tcMar>
+              <w:top w:type="dxa" w:w="50"/>
+              <w:left w:type="dxa" w:w="110"/>
+              <w:bottom w:type="dxa" w:w="50"/>
+              <w:right w:type="dxa" w:w="110"/>
+            </w:tcMar>
+          </w:tcPr>
+          <w:p>
+            <w:pPr>
+              <w:spacing w:before="28" w:after="28"/>
+            </w:pPr>
+            <w:r>
+              <w:rPr>
+                <w:sz w:val="15"/>
+                <w:szCs w:val="15"/>
+              </w:rPr>
+              <w:t xml:space="preserve">Current: 250,000 at an expected loss rate of 2%</w:t>
+            </w:r>
+          </w:p>
+        </w:tc>
+      </w:tr>
+      <w:tr>
+        <w:tc>
+          <w:tcPr>
+            <w:tcW w:type="pct" w:w="2310"/>
+            <w:shd w:fill="FBFAF6" w:val="clear"/>
+            <w:tcMar>
+              <w:top w:type="dxa" w:w="50"/>
+              <w:left w:type="dxa" w:w="110"/>
+              <w:bottom w:type="dxa" w:w="50"/>
+              <w:right w:type="dxa" w:w="110"/>
+            </w:tcMar>
+          </w:tcPr>
+          <w:p>
+            <w:pPr>
+              <w:spacing w:before="28" w:after="28"/>
+            </w:pPr>
+            <w:r>
+              <w:rPr>
+                <w:sz w:val="15"/>
+                <w:szCs w:val="15"/>
+              </w:rPr>
+              <w:t xml:space="preserve">Aging</w:t>
+            </w:r>
+          </w:p>
+        </w:tc>
+        <w:tc>
+          <w:tcPr>
+            <w:tcW w:type="pct" w:w="2690"/>
+            <w:shd w:fill="FBFAF6" w:val="clear"/>
+            <w:tcMar>
+              <w:top w:type="dxa" w:w="50"/>
+              <w:left w:type="dxa" w:w="110"/>
+              <w:bottom w:type="dxa" w:w="50"/>
+              <w:right w:type="dxa" w:w="110"/>
+            </w:tcMar>
+          </w:tcPr>
+          <w:p>
+            <w:pPr>
+              <w:spacing w:before="28" w:after="28"/>
+            </w:pPr>
+            <w:r>
+              <w:rPr>
+                <w:sz w:val="15"/>
+                <w:szCs w:val="15"/>
+              </w:rPr>
+              <w:t xml:space="preserve"/>
+            </w:r>
+            <w:r>
+              <w:rPr>
+                <w:b/>
+                <w:bCs/>
+                <w:color w:val="8186EF"/>
+                <w:sz w:val="14"/>
+                <w:szCs w:val="14"/>
+              </w:rPr>
+              <w:t xml:space="preserve"> (31) </w:t>
+            </w:r>
+            <w:r>
+              <w:rPr>
+                <w:u w:val="single"/>
+                <w:sz w:val="15"/>
+                <w:szCs w:val="15"/>
+              </w:rPr>
+              <w:t xml:space="preserve">              </w:t>
+            </w:r>
+            <w:r>
+              <w:rPr>
+                <w:sz w:val="15"/>
+                <w:szCs w:val="15"/>
+              </w:rPr>
+              <w:t xml:space="preserve"> </w:t>
+            </w:r>
+            <w:r>
+              <w:rPr>
+                <w:sz w:val="15"/>
+                <w:szCs w:val="15"/>
+              </w:rPr>
+              <w:t xml:space="preserve">: 90,000 at an expected loss rate of 10%</w:t>
+            </w:r>
+          </w:p>
+        </w:tc>
+      </w:tr>
+      <w:tr>
+        <w:tc>
+          <w:tcPr>
+            <w:tcW w:type="pct" w:w="2310"/>
+            <w:tcMar>
+              <w:top w:type="dxa" w:w="50"/>
+              <w:left w:type="dxa" w:w="110"/>
+              <w:bottom w:type="dxa" w:w="50"/>
+              <w:right w:type="dxa" w:w="110"/>
+            </w:tcMar>
+          </w:tcPr>
+          <w:p>
+            <w:pPr>
+              <w:spacing w:before="28" w:after="28"/>
+            </w:pPr>
+            <w:r>
+              <w:rPr>
+                <w:sz w:val="15"/>
+                <w:szCs w:val="15"/>
+              </w:rPr>
+              <w:t xml:space="preserve">Aging</w:t>
+            </w:r>
+          </w:p>
+        </w:tc>
+        <w:tc>
+          <w:tcPr>
+            <w:tcW w:type="pct" w:w="2690"/>
+            <w:tcMar>
+              <w:top w:type="dxa" w:w="50"/>
+              <w:left w:type="dxa" w:w="110"/>
+              <w:bottom w:type="dxa" w:w="50"/>
+              <w:right w:type="dxa" w:w="110"/>
+            </w:tcMar>
+          </w:tcPr>
+          <w:p>
+            <w:pPr>
+              <w:spacing w:before="28" w:after="28"/>
+            </w:pPr>
+            <w:r>
+              <w:rPr>
+                <w:sz w:val="15"/>
+                <w:szCs w:val="15"/>
+              </w:rPr>
+              <w:t xml:space="preserve"/>
+            </w:r>
+            <w:r>
+              <w:rPr>
+                <w:b/>
+                <w:bCs/>
+                <w:color w:val="8186EF"/>
+                <w:sz w:val="14"/>
+                <w:szCs w:val="14"/>
+              </w:rPr>
+              <w:t xml:space="preserve"> (32) </w:t>
+            </w:r>
+            <w:r>
+              <w:rPr>
+                <w:u w:val="single"/>
+                <w:sz w:val="15"/>
+                <w:szCs w:val="15"/>
+              </w:rPr>
+              <w:t xml:space="preserve">              </w:t>
+            </w:r>
+            <w:r>
+              <w:rPr>
+                <w:sz w:val="15"/>
+                <w:szCs w:val="15"/>
+              </w:rPr>
+              <w:t xml:space="preserve"> </w:t>
+            </w:r>
+            <w:r>
+              <w:rPr>
+                <w:sz w:val="15"/>
+                <w:szCs w:val="15"/>
+              </w:rPr>
+              <w:t xml:space="preserve">: 40,000 at an expected loss rate of 40%</w:t>
+            </w:r>
+          </w:p>
+        </w:tc>
+      </w:tr>
+      <w:tr>
+        <w:tc>
+          <w:tcPr>
+            <w:tcW w:type="pct" w:w="2310"/>
+            <w:shd w:fill="FBFAF6" w:val="clear"/>
+            <w:tcMar>
+              <w:top w:type="dxa" w:w="50"/>
+              <w:left w:type="dxa" w:w="110"/>
+              <w:bottom w:type="dxa" w:w="50"/>
+              <w:right w:type="dxa" w:w="110"/>
+            </w:tcMar>
+          </w:tcPr>
+          <w:p>
+            <w:pPr>
+              <w:spacing w:before="28" w:after="28"/>
+            </w:pPr>
+            <w:r>
+              <w:rPr>
+                <w:sz w:val="15"/>
+                <w:szCs w:val="15"/>
+              </w:rPr>
+              <w:t xml:space="preserve">Allowance account</w:t>
+            </w:r>
+          </w:p>
+        </w:tc>
+        <w:tc>
+          <w:tcPr>
+            <w:tcW w:type="pct" w:w="2690"/>
+            <w:shd w:fill="FBFAF6" w:val="clear"/>
+            <w:tcMar>
+              <w:top w:type="dxa" w:w="50"/>
+              <w:left w:type="dxa" w:w="110"/>
+              <w:bottom w:type="dxa" w:w="50"/>
+              <w:right w:type="dxa" w:w="110"/>
+            </w:tcMar>
+          </w:tcPr>
+          <w:p>
+            <w:pPr>
+              <w:spacing w:before="28" w:after="28"/>
+            </w:pPr>
+            <w:r>
+              <w:rPr>
+                <w:sz w:val="15"/>
+                <w:szCs w:val="15"/>
+              </w:rPr>
+              <w:t xml:space="preserve">Beginning balance 18,000 (credit). </w:t>
+            </w:r>
+            <w:r>
+              <w:rPr>
+                <w:b/>
+                <w:bCs/>
+                <w:color w:val="8186EF"/>
+                <w:sz w:val="14"/>
+                <w:szCs w:val="14"/>
+              </w:rPr>
+              <w:t xml:space="preserve"> (33) </w:t>
+            </w:r>
+            <w:r>
+              <w:rPr>
+                <w:u w:val="single"/>
+                <w:sz w:val="15"/>
+                <w:szCs w:val="15"/>
+              </w:rPr>
+              <w:t xml:space="preserve">              </w:t>
+            </w:r>
+            <w:r>
+              <w:rPr>
+                <w:sz w:val="15"/>
+                <w:szCs w:val="15"/>
+              </w:rPr>
+              <w:t xml:space="preserve"> </w:t>
+            </w:r>
+            <w:r>
+              <w:rPr>
+                <w:sz w:val="15"/>
+                <w:szCs w:val="15"/>
+              </w:rPr>
+              <w:t xml:space="preserve"> during 2025: 24,000. Recoveries: 1,000.</w:t>
+            </w:r>
+          </w:p>
+        </w:tc>
+      </w:tr>
+      <w:tr>
+        <w:tc>
+          <w:tcPr>
+            <w:tcW w:type="pct" w:w="2310"/>
+            <w:tcMar>
+              <w:top w:type="dxa" w:w="50"/>
+              <w:left w:type="dxa" w:w="110"/>
+              <w:bottom w:type="dxa" w:w="50"/>
+              <w:right w:type="dxa" w:w="110"/>
+            </w:tcMar>
+          </w:tcPr>
+          <w:p>
+            <w:pPr>
+              <w:spacing w:before="28" w:after="28"/>
+            </w:pPr>
+            <w:r>
+              <w:rPr>
+                <w:sz w:val="15"/>
+                <w:szCs w:val="15"/>
+              </w:rPr>
+              <w:t xml:space="preserve">Transfer T1</w:t>
+            </w:r>
+          </w:p>
+        </w:tc>
+        <w:tc>
+          <w:tcPr>
+            <w:tcW w:type="pct" w:w="2690"/>
+            <w:tcMar>
+              <w:top w:type="dxa" w:w="50"/>
+              <w:left w:type="dxa" w:w="110"/>
+              <w:bottom w:type="dxa" w:w="50"/>
+              <w:right w:type="dxa" w:w="110"/>
+            </w:tcMar>
+          </w:tcPr>
+          <w:p>
+            <w:pPr>
+              <w:spacing w:before="28" w:after="28"/>
+            </w:pPr>
+            <w:r>
+              <w:rPr>
+                <w:sz w:val="15"/>
+                <w:szCs w:val="15"/>
+              </w:rPr>
+              <w:t xml:space="preserve">Receivables sold to a factor without recourse. The factor may resell them. Orontes has no right or duty to buy them back.</w:t>
+            </w:r>
+          </w:p>
+        </w:tc>
+      </w:tr>
+      <w:tr>
+        <w:tc>
+          <w:tcPr>
+            <w:tcW w:type="pct" w:w="2310"/>
+            <w:shd w:fill="FBFAF6" w:val="clear"/>
+            <w:tcMar>
+              <w:top w:type="dxa" w:w="50"/>
+              <w:left w:type="dxa" w:w="110"/>
+              <w:bottom w:type="dxa" w:w="50"/>
+              <w:right w:type="dxa" w:w="110"/>
+            </w:tcMar>
+          </w:tcPr>
+          <w:p>
+            <w:pPr>
+              <w:spacing w:before="28" w:after="28"/>
+            </w:pPr>
+            <w:r>
+              <w:rPr>
+                <w:sz w:val="15"/>
+                <w:szCs w:val="15"/>
+              </w:rPr>
+              <w:t xml:space="preserve">Transfer T2</w:t>
+            </w:r>
+          </w:p>
+        </w:tc>
+        <w:tc>
+          <w:tcPr>
+            <w:tcW w:type="pct" w:w="2690"/>
+            <w:shd w:fill="FBFAF6" w:val="clear"/>
+            <w:tcMar>
+              <w:top w:type="dxa" w:w="50"/>
+              <w:left w:type="dxa" w:w="110"/>
+              <w:bottom w:type="dxa" w:w="50"/>
+              <w:right w:type="dxa" w:w="110"/>
+            </w:tcMar>
+          </w:tcPr>
+          <w:p>
+            <w:pPr>
+              <w:spacing w:before="28" w:after="28"/>
+            </w:pPr>
+            <w:r>
+              <w:rPr>
+                <w:sz w:val="15"/>
+                <w:szCs w:val="15"/>
+              </w:rPr>
+              <w:t xml:space="preserve">Receivables transferred with recourse. They are legally isolated from Orontes, the factor may pledge them, and Orontes cannot buy them back.</w:t>
+            </w:r>
+          </w:p>
+        </w:tc>
+      </w:tr>
+      <w:tr>
+        <w:tc>
+          <w:tcPr>
+            <w:tcW w:type="pct" w:w="2310"/>
+            <w:tcMar>
+              <w:top w:type="dxa" w:w="50"/>
+              <w:left w:type="dxa" w:w="110"/>
+              <w:bottom w:type="dxa" w:w="50"/>
+              <w:right w:type="dxa" w:w="110"/>
+            </w:tcMar>
+          </w:tcPr>
+          <w:p>
+            <w:pPr>
+              <w:spacing w:before="28" w:after="28"/>
+            </w:pPr>
+            <w:r>
+              <w:rPr>
+                <w:sz w:val="15"/>
+                <w:szCs w:val="15"/>
+              </w:rPr>
+              <w:t xml:space="preserve">Transfer T3</w:t>
+            </w:r>
+          </w:p>
+        </w:tc>
+        <w:tc>
+          <w:tcPr>
+            <w:tcW w:type="pct" w:w="2690"/>
+            <w:tcMar>
+              <w:top w:type="dxa" w:w="50"/>
+              <w:left w:type="dxa" w:w="110"/>
+              <w:bottom w:type="dxa" w:w="50"/>
+              <w:right w:type="dxa" w:w="110"/>
+            </w:tcMar>
+          </w:tcPr>
+          <w:p>
+            <w:pPr>
+              <w:spacing w:before="28" w:after="28"/>
+            </w:pPr>
+            <w:r>
+              <w:rPr>
+                <w:sz w:val="15"/>
+                <w:szCs w:val="15"/>
+              </w:rPr>
+              <w:t xml:space="preserve">Receivables transferred to a bank, but Orontes must repurchase them before they mature.</w:t>
+            </w:r>
+          </w:p>
+        </w:tc>
+      </w:tr>
+      <w:tr>
+        <w:tc>
+          <w:tcPr>
+            <w:tcW w:type="pct" w:w="2310"/>
+            <w:shd w:fill="FBFAF6" w:val="clear"/>
+            <w:tcMar>
+              <w:top w:type="dxa" w:w="50"/>
+              <w:left w:type="dxa" w:w="110"/>
+              <w:bottom w:type="dxa" w:w="50"/>
+              <w:right w:type="dxa" w:w="110"/>
+            </w:tcMar>
+          </w:tcPr>
+          <w:p>
+            <w:pPr>
+              <w:spacing w:before="28" w:after="28"/>
+            </w:pPr>
+            <w:r>
+              <w:rPr>
+                <w:sz w:val="15"/>
+                <w:szCs w:val="15"/>
+              </w:rPr>
+              <w:t xml:space="preserve">Transfer T4</w:t>
+            </w:r>
+          </w:p>
+        </w:tc>
+        <w:tc>
+          <w:tcPr>
+            <w:tcW w:type="pct" w:w="2690"/>
+            <w:shd w:fill="FBFAF6" w:val="clear"/>
+            <w:tcMar>
+              <w:top w:type="dxa" w:w="50"/>
+              <w:left w:type="dxa" w:w="110"/>
+              <w:bottom w:type="dxa" w:w="50"/>
+              <w:right w:type="dxa" w:w="110"/>
+            </w:tcMar>
+          </w:tcPr>
+          <w:p>
+            <w:pPr>
+              <w:spacing w:before="28" w:after="28"/>
+            </w:pPr>
+            <w:r>
+              <w:rPr>
+                <w:sz w:val="15"/>
+                <w:szCs w:val="15"/>
+              </w:rPr>
+              <w:t xml:space="preserve">Receivables pledged as collateral for a bank loan; Orontes still collects them.</w:t>
+            </w:r>
+          </w:p>
+        </w:tc>
+      </w:tr>
+      <w:tr>
+        <w:tc>
+          <w:tcPr>
+            <w:tcW w:type="pct" w:w="2310"/>
+            <w:tcMar>
+              <w:top w:type="dxa" w:w="50"/>
+              <w:left w:type="dxa" w:w="110"/>
+              <w:bottom w:type="dxa" w:w="50"/>
+              <w:right w:type="dxa" w:w="110"/>
+            </w:tcMar>
+          </w:tcPr>
+          <w:p>
+            <w:pPr>
+              <w:spacing w:before="28" w:after="28"/>
+            </w:pPr>
+            <w:r>
+              <w:rPr>
+                <w:sz w:val="15"/>
+                <w:szCs w:val="15"/>
+              </w:rPr>
+              <w:t xml:space="preserve">Transfer T2 details</w:t>
+            </w:r>
+          </w:p>
+        </w:tc>
+        <w:tc>
+          <w:tcPr>
+            <w:tcW w:type="pct" w:w="2690"/>
+            <w:tcMar>
+              <w:top w:type="dxa" w:w="50"/>
+              <w:left w:type="dxa" w:w="110"/>
+              <w:bottom w:type="dxa" w:w="50"/>
+              <w:right w:type="dxa" w:w="110"/>
+            </w:tcMar>
+          </w:tcPr>
+          <w:p>
+            <w:pPr>
+              <w:spacing w:before="28" w:after="28"/>
+            </w:pPr>
+            <w:r>
+              <w:rPr>
+                <w:sz w:val="15"/>
+                <w:szCs w:val="15"/>
+              </w:rPr>
+              <w:t xml:space="preserve">Carrying amount 200,000; factor's fee 2%; holdback 4%; fair value of the recourse obligation 3,000.</w:t>
+            </w:r>
+          </w:p>
+        </w:tc>
+      </w:tr>
+    </w:tbl>
+    <w:p/>
+    <w:tbl>
+      <w:tblPr>
+        <w:tblW w:type="pct" w:w="100%"/>
+        <w:tblLayout w:type="fixed"/>
+        <w:tblBorders>
+          <w:top w:val="single" w:color="FBFAF6" w:sz="4"/>
+          <w:left w:val="single" w:color="FBFAF6" w:sz="4"/>
+          <w:bottom w:val="single" w:color="FBFAF6" w:sz="4"/>
+          <w:right w:val="single" w:color="FBFAF6" w:sz="4"/>
+          <w:insideH w:val="single" w:color="FBFAF6" w:sz="4"/>
+          <w:insideV w:val="single" w:color="FBFAF6" w:sz="4"/>
+        </w:tblBorders>
+      </w:tblPr>
+      <w:tblGrid>
+        <w:gridCol w:w="9600"/>
+      </w:tblGrid>
+      <w:tr>
+        <w:tc>
+          <w:tcPr>
+            <w:tcW w:type="pct" w:w="5000"/>
+            <w:shd w:fill="FBFAF6" w:val="clear"/>
+            <w:tcMar>
+              <w:top w:type="dxa" w:w="40"/>
+              <w:left w:type="dxa" w:w="100"/>
+              <w:bottom w:type="dxa" w:w="40"/>
+              <w:right w:type="dxa" w:w="100"/>
+            </w:tcMar>
+          </w:tcPr>
+          <w:p>
+            <w:pPr>
+              <w:spacing w:before="18" w:after="6"/>
+            </w:pPr>
+            <w:r>
+              <w:rPr>
+                <w:b/>
+                <w:bCs/>
+                <w:color w:val="6B7280"/>
+                <w:sz w:val="14"/>
+                <w:szCs w:val="14"/>
+              </w:rPr>
+              <w:t xml:space="preserve">word list</w:t>
+            </w:r>
+          </w:p>
+          <w:p>
+            <w:pPr>
+              <w:spacing w:before="0" w:after="18"/>
+            </w:pPr>
+            <w:r>
+              <w:rPr>
+                <w:b/>
+                <w:bCs/>
+                <w:color w:val="353A7C"/>
+                <w:sz w:val="16"/>
+                <w:szCs w:val="16"/>
+              </w:rPr>
+              <w:t xml:space="preserve">T1   ·   Write-offs   ·   Over 60 days past due   ·   1–60 days past due</w:t>
+            </w:r>
+          </w:p>
+        </w:tc>
+      </w:tr>
+    </w:tbl>
+    <w:p/>
+    <w:p>
+      <w:pPr>
+        <w:pageBreakBefore w:val="true"/>
+        <w:spacing w:after="0"/>
+      </w:pPr>
+      <w:r>
+        <w:rPr>
+          <w:sz w:val="2"/>
+        </w:rPr>
+        <w:t xml:space="preserve"> </w:t>
+      </w:r>
+    </w:p>
+    <w:tbl>
+      <w:tblPr>
+        <w:tblW w:type="pct" w:w="100%"/>
+        <w:tblLayout w:type="fixed"/>
+        <w:tblBorders>
+          <w:top w:val="single" w:color="353A7C" w:sz="6"/>
+          <w:left w:val="single" w:color="353A7C" w:sz="6"/>
+          <w:bottom w:val="single" w:color="353A7C" w:sz="6"/>
+          <w:right w:val="single" w:color="353A7C" w:sz="6"/>
+          <w:insideH w:val="single" w:color="353A7C" w:sz="6"/>
+          <w:insideV w:val="single" w:color="353A7C" w:sz="6"/>
+        </w:tblBorders>
+      </w:tblPr>
+      <w:tblGrid>
+        <w:gridCol w:w="4992"/>
+        <w:gridCol w:w="4608"/>
+      </w:tblGrid>
+      <w:tr>
+        <w:tc>
+          <w:tcPr>
+            <w:tcW w:type="pct" w:w="5000"/>
+            <w:gridSpan w:val="2"/>
+            <w:shd w:fill="353A7C" w:val="clear"/>
+            <w:tcMar>
+              <w:top w:type="dxa" w:w="60"/>
+              <w:left w:type="dxa" w:w="120"/>
+              <w:bottom w:type="dxa" w:w="60"/>
+              <w:right w:type="dxa" w:w="120"/>
+            </w:tcMar>
+          </w:tcPr>
+          <w:p>
+            <w:pPr>
+              <w:spacing w:before="40" w:after="40"/>
+            </w:pPr>
+            <w:r>
+              <w:rPr>
+                <w:b/>
+                <w:bCs/>
+                <w:color w:val="FFFFFF"/>
+                <w:sz w:val="17"/>
+                <w:szCs w:val="17"/>
+              </w:rPr>
+              <w:t xml:space="preserve">Item — Answer</w:t>
+            </w:r>
+          </w:p>
+        </w:tc>
+      </w:tr>
+      <w:tr>
+        <w:tc>
+          <w:tcPr>
+            <w:tcW w:type="pct" w:w="2600"/>
+            <w:shd w:fill="353A7C" w:val="clear"/>
+            <w:tcMar>
+              <w:top w:type="dxa" w:w="50"/>
+              <w:left w:type="dxa" w:w="110"/>
+              <w:bottom w:type="dxa" w:w="50"/>
+              <w:right w:type="dxa" w:w="110"/>
+            </w:tcMar>
+          </w:tcPr>
+          <w:p>
+            <w:pPr>
+              <w:spacing w:before="30" w:after="30"/>
+            </w:pPr>
+            <w:r>
+              <w:rPr>
+                <w:b/>
+                <w:bCs/>
+                <w:color w:val="FFFFFF"/>
+                <w:sz w:val="15"/>
+                <w:szCs w:val="15"/>
+              </w:rPr>
+              <w:t xml:space="preserve">Item</w:t>
+            </w:r>
+          </w:p>
+        </w:tc>
+        <w:tc>
+          <w:tcPr>
+            <w:tcW w:type="pct" w:w="2400"/>
+            <w:shd w:fill="353A7C" w:val="clear"/>
+            <w:tcMar>
+              <w:top w:type="dxa" w:w="50"/>
+              <w:left w:type="dxa" w:w="110"/>
+              <w:bottom w:type="dxa" w:w="50"/>
+              <w:right w:type="dxa" w:w="110"/>
+            </w:tcMar>
+          </w:tcPr>
+          <w:p>
+            <w:pPr>
+              <w:spacing w:before="30" w:after="30"/>
+            </w:pPr>
+            <w:r>
+              <w:rPr>
+                <w:b/>
+                <w:bCs/>
+                <w:color w:val="FFFFFF"/>
+                <w:sz w:val="15"/>
+                <w:szCs w:val="15"/>
+              </w:rPr>
+              <w:t xml:space="preserve">Answer</w:t>
+            </w:r>
+          </w:p>
+        </w:tc>
+      </w:tr>
+      <w:tr>
+        <w:tc>
+          <w:tcPr>
+            <w:tcW w:type="pct" w:w="2600"/>
+            <w:tcMar>
+              <w:top w:type="dxa" w:w="50"/>
+              <w:left w:type="dxa" w:w="110"/>
+              <w:bottom w:type="dxa" w:w="50"/>
+              <w:right w:type="dxa" w:w="110"/>
+            </w:tcMar>
+          </w:tcPr>
+          <w:p>
+            <w:pPr>
+              <w:spacing w:before="28" w:after="28"/>
+            </w:pPr>
+            <w:r>
+              <w:rPr>
+                <w:sz w:val="15"/>
+                <w:szCs w:val="15"/>
+              </w:rPr>
+              <w:t xml:space="preserve">1–60 days past due</w:t>
+            </w:r>
+          </w:p>
+        </w:tc>
+        <w:tc>
+          <w:tcPr>
+            <w:tcW w:type="pct" w:w="2400"/>
+            <w:tcMar>
+              <w:top w:type="dxa" w:w="50"/>
+              <w:left w:type="dxa" w:w="110"/>
+              <w:bottom w:type="dxa" w:w="50"/>
+              <w:right w:type="dxa" w:w="110"/>
+            </w:tcMar>
+          </w:tcPr>
+          <w:p>
+            <w:pPr>
+              <w:spacing w:before="28" w:after="28"/>
+            </w:pPr>
+            <w:r>
+              <w:rPr>
+                <w:sz w:val="15"/>
+                <w:szCs w:val="15"/>
+              </w:rPr>
+              <w:t xml:space="preserve">80,000 × 8% = 6,400</w:t>
+            </w:r>
+          </w:p>
+        </w:tc>
+      </w:tr>
+      <w:tr>
+        <w:tc>
+          <w:tcPr>
+            <w:tcW w:type="pct" w:w="2600"/>
+            <w:shd w:fill="FBFAF6" w:val="clear"/>
+            <w:tcMar>
+              <w:top w:type="dxa" w:w="50"/>
+              <w:left w:type="dxa" w:w="110"/>
+              <w:bottom w:type="dxa" w:w="50"/>
+              <w:right w:type="dxa" w:w="110"/>
+            </w:tcMar>
+          </w:tcPr>
+          <w:p>
+            <w:pPr>
+              <w:spacing w:before="28" w:after="28"/>
+            </w:pPr>
+            <w:r>
+              <w:rPr>
+                <w:sz w:val="15"/>
+                <w:szCs w:val="15"/>
+              </w:rPr>
+              <w:t xml:space="preserve">Over 60 days past due</w:t>
+            </w:r>
+          </w:p>
+        </w:tc>
+        <w:tc>
+          <w:tcPr>
+            <w:tcW w:type="pct" w:w="2400"/>
+            <w:shd w:fill="FFFFFF" w:val="clear"/>
+            <w:tcMar>
+              <w:top w:type="dxa" w:w="50"/>
+              <w:left w:type="dxa" w:w="110"/>
+              <w:bottom w:type="dxa" w:w="50"/>
+              <w:right w:type="dxa" w:w="110"/>
+            </w:tcMar>
+          </w:tcPr>
+          <w:p>
+            <w:pPr>
+              <w:spacing w:before="46" w:after="46"/>
+            </w:pPr>
+            <w:r>
+              <w:rPr>
+                <w:b/>
+                <w:bCs/>
+                <w:color w:val="8186EF"/>
+                <w:sz w:val="14"/>
+                <w:szCs w:val="14"/>
+              </w:rPr>
+              <w:t xml:space="preserve">(34)</w:t>
+            </w:r>
+          </w:p>
+        </w:tc>
+      </w:tr>
+      <w:tr>
+        <w:tc>
+          <w:tcPr>
+            <w:tcW w:type="pct" w:w="2600"/>
+            <w:tcMar>
+              <w:top w:type="dxa" w:w="50"/>
+              <w:left w:type="dxa" w:w="110"/>
+              <w:bottom w:type="dxa" w:w="50"/>
+              <w:right w:type="dxa" w:w="110"/>
+            </w:tcMar>
+          </w:tcPr>
+          <w:p>
+            <w:pPr>
+              <w:spacing w:before="28" w:after="28"/>
+            </w:pPr>
+            <w:r>
+              <w:rPr>
+                <w:sz w:val="15"/>
+                <w:szCs w:val="15"/>
+              </w:rPr>
+              <w:t xml:space="preserve">Required allowance</w:t>
+            </w:r>
+          </w:p>
+        </w:tc>
+        <w:tc>
+          <w:tcPr>
+            <w:tcW w:type="pct" w:w="2400"/>
+            <w:shd w:fill="FFFFFF" w:val="clear"/>
+            <w:tcMar>
+              <w:top w:type="dxa" w:w="50"/>
+              <w:left w:type="dxa" w:w="110"/>
+              <w:bottom w:type="dxa" w:w="50"/>
+              <w:right w:type="dxa" w:w="110"/>
+            </w:tcMar>
+          </w:tcPr>
+          <w:p>
+            <w:pPr>
+              <w:spacing w:before="46" w:after="46"/>
+            </w:pPr>
+            <w:r>
+              <w:rPr>
+                <w:b/>
+                <w:bCs/>
+                <w:color w:val="8186EF"/>
+                <w:sz w:val="14"/>
+                <w:szCs w:val="14"/>
+              </w:rPr>
+              <w:t xml:space="preserve">(35)</w:t>
+            </w:r>
+          </w:p>
+        </w:tc>
+      </w:tr>
+    </w:tbl>
+    <w:p/>
+    <w:tbl>
+      <w:tblPr>
+        <w:tblW w:type="pct" w:w="100%"/>
+        <w:tblLayout w:type="fixed"/>
+        <w:tblBorders>
+          <w:top w:val="single" w:color="FBFAF6" w:sz="4"/>
+          <w:left w:val="single" w:color="FBFAF6" w:sz="4"/>
+          <w:bottom w:val="single" w:color="FBFAF6" w:sz="4"/>
+          <w:right w:val="single" w:color="FBFAF6" w:sz="4"/>
+          <w:insideH w:val="single" w:color="FBFAF6" w:sz="4"/>
+          <w:insideV w:val="single" w:color="FBFAF6" w:sz="4"/>
+        </w:tblBorders>
+      </w:tblPr>
+      <w:tblGrid>
+        <w:gridCol w:w="9600"/>
+      </w:tblGrid>
+      <w:tr>
+        <w:tc>
+          <w:tcPr>
+            <w:tcW w:type="pct" w:w="5000"/>
+            <w:shd w:fill="FBFAF6" w:val="clear"/>
+            <w:tcMar>
+              <w:top w:type="dxa" w:w="40"/>
+              <w:left w:type="dxa" w:w="100"/>
+              <w:bottom w:type="dxa" w:w="40"/>
+              <w:right w:type="dxa" w:w="100"/>
+            </w:tcMar>
+          </w:tcPr>
+          <w:p>
+            <w:pPr>
+              <w:spacing w:before="18" w:after="6"/>
+            </w:pPr>
+            <w:r>
+              <w:rPr>
+                <w:b/>
+                <w:bCs/>
+                <w:color w:val="6B7280"/>
+                <w:sz w:val="14"/>
+                <w:szCs w:val="14"/>
+              </w:rPr>
+              <w:t xml:space="preserve">word list</w:t>
+            </w:r>
+          </w:p>
+          <w:p>
+            <w:pPr>
+              <w:spacing w:before="0" w:after="18"/>
+            </w:pPr>
+            <w:r>
+              <w:rPr>
+                <w:b/>
+                <w:bCs/>
+                <w:color w:val="353A7C"/>
+                <w:sz w:val="16"/>
+                <w:szCs w:val="16"/>
+              </w:rPr>
+              <w:t xml:space="preserve">40,000 × 25% = 10,000   ·   3,600 + 6,400 + 10,000 = 20,000   ·   current expected credit losses (CECL)</w:t>
+            </w:r>
+          </w:p>
+        </w:tc>
+      </w:tr>
+    </w:tbl>
+    <w:p/>
+    <w:p>
+      <w:pPr>
+        <w:spacing w:before="44" w:after="10"/>
+      </w:pPr>
+      <w:r>
+        <w:rPr>
+          <w:b/>
+          <w:bCs/>
+          <w:color w:val="353A7C"/>
+          <w:sz w:val="18"/>
+          <w:szCs w:val="18"/>
+        </w:rPr>
+        <w:t xml:space="preserve">Transfer — Category</w:t>
       </w:r>
     </w:p>
     <w:p>
@@ -9456,7 +10997,7 @@
           <w:sz w:val="15"/>
           <w:szCs w:val="15"/>
         </w:rPr>
-        <w:t xml:space="preserve">Each term sits against what it means.</w:t>
+        <w:t xml:space="preserve">Every item belongs to exactly one group.</w:t>
       </w:r>
     </w:p>
     <w:p>
@@ -9467,7 +11008,7 @@
       <w:r>
         <w:drawing>
           <wp:inline distT="0" distB="0" distL="0" distR="0">
-            <wp:extent cx="5734050" cy="3116000"/>
+            <wp:extent cx="5734050" cy="1614600"/>
             <wp:effectExtent t="0" r="0" b="0" l="0"/>
             <wp:docPr id="1" name="" descr="" title=""/>
             <wp:cNvGraphicFramePr>
@@ -9492,7 +11033,7 @@
                   <pic:spPr bwMode="auto">
                     <a:xfrm>
                       <a:off x="0" y="0"/>
-                      <a:ext cx="5734050" cy="3116000"/>
+                      <a:ext cx="5734050" cy="1614600"/>
                     </a:xfrm>
                     <a:prstGeom prst="rect">
                       <a:avLst/>
@@ -9560,13 +11101,161 @@
                 <w:sz w:val="16"/>
                 <w:szCs w:val="16"/>
               </w:rPr>
-              <w:t xml:space="preserve">factor   ·   recourse liability   ·   legal isolation</w:t>
+              <w:t xml:space="preserve">T1   ·   factor   ·   T4</w:t>
             </w:r>
           </w:p>
         </w:tc>
       </w:tr>
     </w:tbl>
     <w:p/>
+    <w:p>
+      <w:pPr>
+        <w:spacing w:before="44" w:after="10"/>
+      </w:pPr>
+      <w:r>
+        <w:rPr>
+          <w:b/>
+          <w:bCs/>
+          <w:color w:val="353A7C"/>
+          <w:sz w:val="18"/>
+          <w:szCs w:val="18"/>
+        </w:rPr>
+        <w:t xml:space="preserve">The English this section uses, and its Arabic</w:t>
+      </w:r>
+    </w:p>
+    <w:p>
+      <w:pPr>
+        <w:spacing w:before="0" w:after="12"/>
+      </w:pPr>
+      <w:r>
+        <w:rPr>
+          <w:color w:val="6B7280"/>
+          <w:sz w:val="15"/>
+          <w:szCs w:val="15"/>
+        </w:rPr>
+        <w:t xml:space="preserve">Each term sits against what it means.</w:t>
+      </w:r>
+    </w:p>
+    <w:p>
+      <w:pPr>
+        <w:spacing w:after="40" w:before="90"/>
+        <w:jc w:val="center"/>
+      </w:pPr>
+      <w:r>
+        <w:drawing>
+          <wp:inline distT="0" distB="0" distL="0" distR="0">
+            <wp:extent cx="5734050" cy="3116000"/>
+            <wp:effectExtent t="0" r="0" b="0" l="0"/>
+            <wp:docPr id="1" name="" descr="" title=""/>
+            <wp:cNvGraphicFramePr>
+              <a:graphicFrameLocks xmlns:a="http://schemas.openxmlformats.org/drawingml/2006/main" noChangeAspect="1"/>
+            </wp:cNvGraphicFramePr>
+            <a:graphic xmlns:a="http://schemas.openxmlformats.org/drawingml/2006/main">
+              <a:graphicData uri="http://schemas.openxmlformats.org/drawingml/2006/picture">
+                <pic:pic xmlns:pic="http://schemas.openxmlformats.org/drawingml/2006/picture">
+                  <pic:nvPicPr>
+                    <pic:cNvPr id="0" name="" descr=""/>
+                    <pic:cNvPicPr>
+                      <a:picLocks noChangeAspect="1" noChangeArrowheads="1"/>
+                    </pic:cNvPicPr>
+                  </pic:nvPicPr>
+                  <pic:blipFill>
+                    <a:blip r:embed="rId108" cstate="none"/>
+                    <a:srcRect/>
+                    <a:stretch>
+                      <a:fillRect/>
+                    </a:stretch>
+                  </pic:blipFill>
+                  <pic:spPr bwMode="auto">
+                    <a:xfrm>
+                      <a:off x="0" y="0"/>
+                      <a:ext cx="5734050" cy="3116000"/>
+                    </a:xfrm>
+                    <a:prstGeom prst="rect">
+                      <a:avLst/>
+                    </a:prstGeom>
+                  </pic:spPr>
+                </pic:pic>
+              </a:graphicData>
+            </a:graphic>
+          </wp:inline>
+        </w:drawing>
+      </w:r>
+    </w:p>
+    <w:tbl>
+      <w:tblPr>
+        <w:tblW w:type="pct" w:w="100%"/>
+        <w:tblLayout w:type="fixed"/>
+        <w:tblBorders>
+          <w:top w:val="single" w:color="FBFAF6" w:sz="4"/>
+          <w:left w:val="single" w:color="FBFAF6" w:sz="4"/>
+          <w:bottom w:val="single" w:color="FBFAF6" w:sz="4"/>
+          <w:right w:val="single" w:color="FBFAF6" w:sz="4"/>
+          <w:insideH w:val="single" w:color="FBFAF6" w:sz="4"/>
+          <w:insideV w:val="single" w:color="FBFAF6" w:sz="4"/>
+        </w:tblBorders>
+      </w:tblPr>
+      <w:tblGrid>
+        <w:gridCol w:w="9600"/>
+      </w:tblGrid>
+      <w:tr>
+        <w:tc>
+          <w:tcPr>
+            <w:tcW w:type="pct" w:w="5000"/>
+            <w:shd w:fill="FBFAF6" w:val="clear"/>
+            <w:tcMar>
+              <w:top w:type="dxa" w:w="40"/>
+              <w:left w:type="dxa" w:w="100"/>
+              <w:bottom w:type="dxa" w:w="40"/>
+              <w:right w:type="dxa" w:w="100"/>
+            </w:tcMar>
+          </w:tcPr>
+          <w:p>
+            <w:pPr>
+              <w:spacing w:before="18" w:after="6"/>
+            </w:pPr>
+            <w:r>
+              <w:rPr>
+                <w:b/>
+                <w:bCs/>
+                <w:color w:val="6B7280"/>
+                <w:sz w:val="14"/>
+                <w:szCs w:val="14"/>
+              </w:rPr>
+              <w:t xml:space="preserve">word list</w:t>
+            </w:r>
+          </w:p>
+          <w:p>
+            <w:pPr>
+              <w:spacing w:before="0" w:after="18"/>
+            </w:pPr>
+            <w:r>
+              <w:rPr>
+                <w:b/>
+                <w:bCs/>
+                <w:color w:val="353A7C"/>
+                <w:sz w:val="16"/>
+                <w:szCs w:val="16"/>
+              </w:rPr>
+              <w:t xml:space="preserve">factor   ·   aging schedule   ·   recourse liability   ·   secured borrowing</w:t>
+            </w:r>
+          </w:p>
+        </w:tc>
+      </w:tr>
+    </w:tbl>
+    <w:p/>
+    <w:p>
+      <w:pPr>
+        <w:pageBreakBefore w:val="true"/>
+        <w:spacing w:after="0"/>
+      </w:pPr>
+      <w:r>
+        <w:rPr>
+          <w:sz w:val="2"/>
+        </w:rPr>
+        <w:t xml:space="preserve"> </w:t>
+      </w:r>
+    </w:p>
     <w:tbl>
       <w:tblPr>
         <w:tblW w:type="pct" w:w="100%"/>
@@ -10225,7 +11914,7 @@
                 <w:sz w:val="16"/>
                 <w:szCs w:val="16"/>
               </w:rPr>
-              <w:t xml:space="preserve">customers</w:t>
+              <w:t xml:space="preserve">treats</w:t>
             </w:r>
           </w:p>
         </w:tc>
@@ -10251,7 +11940,7 @@
                 <w:sz w:val="16"/>
                 <w:szCs w:val="16"/>
               </w:rPr>
-              <w:t xml:space="preserve">15  </w:t>
+              <w:t xml:space="preserve">21  </w:t>
             </w:r>
             <w:r>
               <w:rPr>
@@ -10293,7 +11982,7 @@
                 <w:sz w:val="16"/>
                 <w:szCs w:val="16"/>
               </w:rPr>
-              <w:t xml:space="preserve">borrowing</w:t>
+              <w:t xml:space="preserve">factor's</w:t>
             </w:r>
           </w:p>
         </w:tc>
@@ -10319,7 +12008,7 @@
                 <w:sz w:val="16"/>
                 <w:szCs w:val="16"/>
               </w:rPr>
-              <w:t xml:space="preserve">16  </w:t>
+              <w:t xml:space="preserve">22  </w:t>
             </w:r>
             <w:r>
               <w:rPr>
@@ -10361,7 +12050,7 @@
                 <w:sz w:val="16"/>
                 <w:szCs w:val="16"/>
               </w:rPr>
-              <w:t xml:space="preserve">conditions</w:t>
+              <w:t xml:space="preserve">customers</w:t>
             </w:r>
           </w:p>
         </w:tc>
@@ -10387,7 +12076,7 @@
                 <w:sz w:val="16"/>
                 <w:szCs w:val="16"/>
               </w:rPr>
-              <w:t xml:space="preserve">17  </w:t>
+              <w:t xml:space="preserve">23  </w:t>
             </w:r>
             <w:r>
               <w:rPr>
@@ -10429,7 +12118,7 @@
                 <w:sz w:val="16"/>
                 <w:szCs w:val="16"/>
               </w:rPr>
-              <w:t xml:space="preserve">liability</w:t>
+              <w:t xml:space="preserve">itself</w:t>
             </w:r>
           </w:p>
         </w:tc>
@@ -10455,7 +12144,7 @@
                 <w:sz w:val="16"/>
                 <w:szCs w:val="16"/>
               </w:rPr>
-              <w:t xml:space="preserve">18  </w:t>
+              <w:t xml:space="preserve">24  </w:t>
             </w:r>
             <w:r>
               <w:rPr>
@@ -10497,7 +12186,7 @@
                 <w:sz w:val="16"/>
                 <w:szCs w:val="16"/>
               </w:rPr>
-              <w:t xml:space="preserve">transfers</w:t>
+              <w:t xml:space="preserve">borrowing</w:t>
             </w:r>
           </w:p>
         </w:tc>
@@ -10523,7 +12212,7 @@
                 <w:sz w:val="16"/>
                 <w:szCs w:val="16"/>
               </w:rPr>
-              <w:t xml:space="preserve">19  </w:t>
+              <w:t xml:space="preserve">25  </w:t>
             </w:r>
             <w:r>
               <w:rPr>
@@ -10565,7 +12254,7 @@
                 <w:sz w:val="16"/>
                 <w:szCs w:val="16"/>
               </w:rPr>
-              <w:t xml:space="preserve">discounts</w:t>
+              <w:t xml:space="preserve">liability</w:t>
             </w:r>
           </w:p>
         </w:tc>
@@ -10591,7 +12280,7 @@
                 <w:sz w:val="16"/>
                 <w:szCs w:val="16"/>
               </w:rPr>
-              <w:t xml:space="preserve">20  </w:t>
+              <w:t xml:space="preserve">26  </w:t>
             </w:r>
             <w:r>
               <w:rPr>
@@ -10633,7 +12322,7 @@
                 <w:sz w:val="16"/>
                 <w:szCs w:val="16"/>
               </w:rPr>
-              <w:t xml:space="preserve">receives</w:t>
+              <w:t xml:space="preserve">legal isolation</w:t>
             </w:r>
           </w:p>
         </w:tc>
@@ -10659,14 +12348,14 @@
                 <w:sz w:val="16"/>
                 <w:szCs w:val="16"/>
               </w:rPr>
-              <w:t xml:space="preserve">21  </w:t>
-            </w:r>
-            <w:r>
-              <w:rPr>
-                <w:sz w:val="16"/>
-                <w:szCs w:val="16"/>
-              </w:rPr>
-              <w:t xml:space="preserve">recourse</w:t>
+              <w:t xml:space="preserve">27  </w:t>
+            </w:r>
+            <w:r>
+              <w:rPr>
+                <w:sz w:val="16"/>
+                <w:szCs w:val="16"/>
+              </w:rPr>
+              <w:t xml:space="preserve">Factoring</w:t>
             </w:r>
           </w:p>
         </w:tc>
@@ -10701,7 +12390,7 @@
                 <w:sz w:val="16"/>
                 <w:szCs w:val="16"/>
               </w:rPr>
-              <w:t xml:space="preserve">without</w:t>
+              <w:t xml:space="preserve">the seller does not keep effective control</w:t>
             </w:r>
           </w:p>
         </w:tc>
@@ -10727,14 +12416,14 @@
                 <w:sz w:val="16"/>
                 <w:szCs w:val="16"/>
               </w:rPr>
-              <w:t xml:space="preserve">22  </w:t>
-            </w:r>
-            <w:r>
-              <w:rPr>
-                <w:sz w:val="16"/>
-                <w:szCs w:val="16"/>
-              </w:rPr>
-              <w:t xml:space="preserve">factor</w:t>
+              <w:t xml:space="preserve">28  </w:t>
+            </w:r>
+            <w:r>
+              <w:rPr>
+                <w:sz w:val="16"/>
+                <w:szCs w:val="16"/>
+              </w:rPr>
+              <w:t xml:space="preserve">recourse</w:t>
             </w:r>
           </w:p>
         </w:tc>
@@ -10769,7 +12458,7 @@
                 <w:sz w:val="16"/>
                 <w:szCs w:val="16"/>
               </w:rPr>
-              <w:t xml:space="preserve">receivable</w:t>
+              <w:t xml:space="preserve">transfers</w:t>
             </w:r>
           </w:p>
         </w:tc>
@@ -10795,14 +12484,14 @@
                 <w:sz w:val="16"/>
                 <w:szCs w:val="16"/>
               </w:rPr>
-              <w:t xml:space="preserve">23  </w:t>
-            </w:r>
-            <w:r>
-              <w:rPr>
-                <w:sz w:val="16"/>
-                <w:szCs w:val="16"/>
-              </w:rPr>
-              <w:t xml:space="preserve">40,000 × 25% = 10,000</w:t>
+              <w:t xml:space="preserve">29  </w:t>
+            </w:r>
+            <w:r>
+              <w:rPr>
+                <w:sz w:val="16"/>
+                <w:szCs w:val="16"/>
+              </w:rPr>
+              <w:t xml:space="preserve">conditions</w:t>
             </w:r>
           </w:p>
         </w:tc>
@@ -10837,7 +12526,7 @@
                 <w:sz w:val="16"/>
                 <w:szCs w:val="16"/>
               </w:rPr>
-              <w:t xml:space="preserve">credits</w:t>
+              <w:t xml:space="preserve">discounts</w:t>
             </w:r>
           </w:p>
         </w:tc>
@@ -10863,14 +12552,14 @@
                 <w:sz w:val="16"/>
                 <w:szCs w:val="16"/>
               </w:rPr>
-              <w:t xml:space="preserve">24  </w:t>
-            </w:r>
-            <w:r>
-              <w:rPr>
-                <w:sz w:val="16"/>
-                <w:szCs w:val="16"/>
-              </w:rPr>
-              <w:t xml:space="preserve">3,600 + 6,400 + 10,000 = 20,000</w:t>
+              <w:t xml:space="preserve">30  </w:t>
+            </w:r>
+            <w:r>
+              <w:rPr>
+                <w:sz w:val="16"/>
+                <w:szCs w:val="16"/>
+              </w:rPr>
+              <w:t xml:space="preserve">factor</w:t>
             </w:r>
           </w:p>
         </w:tc>
@@ -10905,7 +12594,7 @@
                 <w:sz w:val="16"/>
                 <w:szCs w:val="16"/>
               </w:rPr>
-              <w:t xml:space="preserve">borrowing</w:t>
+              <w:t xml:space="preserve">receives</w:t>
             </w:r>
           </w:p>
         </w:tc>
@@ -10931,14 +12620,14 @@
                 <w:sz w:val="16"/>
                 <w:szCs w:val="16"/>
               </w:rPr>
-              <w:t xml:space="preserve">25  </w:t>
-            </w:r>
-            <w:r>
-              <w:rPr>
-                <w:sz w:val="16"/>
-                <w:szCs w:val="16"/>
-              </w:rPr>
-              <w:t xml:space="preserve">T1</w:t>
+              <w:t xml:space="preserve">31  </w:t>
+            </w:r>
+            <w:r>
+              <w:rPr>
+                <w:sz w:val="16"/>
+                <w:szCs w:val="16"/>
+              </w:rPr>
+              <w:t xml:space="preserve">1–60 days past due</w:t>
             </w:r>
           </w:p>
         </w:tc>
@@ -10973,7 +12662,7 @@
                 <w:sz w:val="16"/>
                 <w:szCs w:val="16"/>
               </w:rPr>
-              <w:t xml:space="preserve">Interest</w:t>
+              <w:t xml:space="preserve">without</w:t>
             </w:r>
           </w:p>
         </w:tc>
@@ -10999,14 +12688,14 @@
                 <w:sz w:val="16"/>
                 <w:szCs w:val="16"/>
               </w:rPr>
-              <w:t xml:space="preserve">26  </w:t>
-            </w:r>
-            <w:r>
-              <w:rPr>
-                <w:sz w:val="16"/>
-                <w:szCs w:val="16"/>
-              </w:rPr>
-              <w:t xml:space="preserve">T4</w:t>
+              <w:t xml:space="preserve">32  </w:t>
+            </w:r>
+            <w:r>
+              <w:rPr>
+                <w:sz w:val="16"/>
+                <w:szCs w:val="16"/>
+              </w:rPr>
+              <w:t xml:space="preserve">Over 60 days past due</w:t>
             </w:r>
           </w:p>
         </w:tc>
@@ -11041,7 +12730,7 @@
                 <w:sz w:val="16"/>
                 <w:szCs w:val="16"/>
               </w:rPr>
-              <w:t xml:space="preserve">pledged</w:t>
+              <w:t xml:space="preserve">receivable</w:t>
             </w:r>
           </w:p>
         </w:tc>
@@ -11067,14 +12756,14 @@
                 <w:sz w:val="16"/>
                 <w:szCs w:val="16"/>
               </w:rPr>
-              <w:t xml:space="preserve">27  </w:t>
-            </w:r>
-            <w:r>
-              <w:rPr>
-                <w:sz w:val="16"/>
-                <w:szCs w:val="16"/>
-              </w:rPr>
-              <w:t xml:space="preserve">factor</w:t>
+              <w:t xml:space="preserve">33  </w:t>
+            </w:r>
+            <w:r>
+              <w:rPr>
+                <w:sz w:val="16"/>
+                <w:szCs w:val="16"/>
+              </w:rPr>
+              <w:t xml:space="preserve">Write-offs</w:t>
             </w:r>
           </w:p>
         </w:tc>
@@ -11109,7 +12798,7 @@
                 <w:sz w:val="16"/>
                 <w:szCs w:val="16"/>
               </w:rPr>
-              <w:t xml:space="preserve">effect</w:t>
+              <w:t xml:space="preserve">credits</w:t>
             </w:r>
           </w:p>
         </w:tc>
@@ -11135,7 +12824,347 @@
                 <w:sz w:val="16"/>
                 <w:szCs w:val="16"/>
               </w:rPr>
-              <w:t xml:space="preserve">28  </w:t>
+              <w:t xml:space="preserve">34  </w:t>
+            </w:r>
+            <w:r>
+              <w:rPr>
+                <w:sz w:val="16"/>
+                <w:szCs w:val="16"/>
+              </w:rPr>
+              <w:t xml:space="preserve">40,000 × 25% = 10,000</w:t>
+            </w:r>
+          </w:p>
+        </w:tc>
+      </w:tr>
+      <w:tr>
+        <w:tc>
+          <w:tcPr>
+            <w:tcW w:type="pct" w:w="2500"/>
+            <w:tcMar>
+              <w:top w:type="dxa" w:w="20"/>
+              <w:left w:type="dxa" w:w="80"/>
+              <w:bottom w:type="dxa" w:w="20"/>
+              <w:right w:type="dxa" w:w="80"/>
+            </w:tcMar>
+          </w:tcPr>
+          <w:p>
+            <w:pPr>
+              <w:spacing w:before="12" w:after="12"/>
+            </w:pPr>
+            <w:r>
+              <w:rPr>
+                <w:b/>
+                <w:bCs/>
+                <w:color w:val="8186EF"/>
+                <w:sz w:val="16"/>
+                <w:szCs w:val="16"/>
+              </w:rPr>
+              <w:t xml:space="preserve">15  </w:t>
+            </w:r>
+            <w:r>
+              <w:rPr>
+                <w:sz w:val="16"/>
+                <w:szCs w:val="16"/>
+              </w:rPr>
+              <w:t xml:space="preserve">borrowing</w:t>
+            </w:r>
+          </w:p>
+        </w:tc>
+        <w:tc>
+          <w:tcPr>
+            <w:tcW w:type="pct" w:w="2500"/>
+            <w:tcMar>
+              <w:top w:type="dxa" w:w="20"/>
+              <w:left w:type="dxa" w:w="80"/>
+              <w:bottom w:type="dxa" w:w="20"/>
+              <w:right w:type="dxa" w:w="80"/>
+            </w:tcMar>
+          </w:tcPr>
+          <w:p>
+            <w:pPr>
+              <w:spacing w:before="12" w:after="12"/>
+            </w:pPr>
+            <w:r>
+              <w:rPr>
+                <w:b/>
+                <w:bCs/>
+                <w:color w:val="8186EF"/>
+                <w:sz w:val="16"/>
+                <w:szCs w:val="16"/>
+              </w:rPr>
+              <w:t xml:space="preserve">35  </w:t>
+            </w:r>
+            <w:r>
+              <w:rPr>
+                <w:sz w:val="16"/>
+                <w:szCs w:val="16"/>
+              </w:rPr>
+              <w:t xml:space="preserve">3,600 + 6,400 + 10,000 = 20,000</w:t>
+            </w:r>
+          </w:p>
+        </w:tc>
+      </w:tr>
+      <w:tr>
+        <w:tc>
+          <w:tcPr>
+            <w:tcW w:type="pct" w:w="2500"/>
+            <w:tcMar>
+              <w:top w:type="dxa" w:w="20"/>
+              <w:left w:type="dxa" w:w="80"/>
+              <w:bottom w:type="dxa" w:w="20"/>
+              <w:right w:type="dxa" w:w="80"/>
+            </w:tcMar>
+          </w:tcPr>
+          <w:p>
+            <w:pPr>
+              <w:spacing w:before="12" w:after="12"/>
+            </w:pPr>
+            <w:r>
+              <w:rPr>
+                <w:b/>
+                <w:bCs/>
+                <w:color w:val="8186EF"/>
+                <w:sz w:val="16"/>
+                <w:szCs w:val="16"/>
+              </w:rPr>
+              <w:t xml:space="preserve">16  </w:t>
+            </w:r>
+            <w:r>
+              <w:rPr>
+                <w:sz w:val="16"/>
+                <w:szCs w:val="16"/>
+              </w:rPr>
+              <w:t xml:space="preserve">Interest</w:t>
+            </w:r>
+          </w:p>
+        </w:tc>
+        <w:tc>
+          <w:tcPr>
+            <w:tcW w:type="pct" w:w="2500"/>
+            <w:tcMar>
+              <w:top w:type="dxa" w:w="20"/>
+              <w:left w:type="dxa" w:w="80"/>
+              <w:bottom w:type="dxa" w:w="20"/>
+              <w:right w:type="dxa" w:w="80"/>
+            </w:tcMar>
+          </w:tcPr>
+          <w:p>
+            <w:pPr>
+              <w:spacing w:before="12" w:after="12"/>
+            </w:pPr>
+            <w:r>
+              <w:rPr>
+                <w:b/>
+                <w:bCs/>
+                <w:color w:val="8186EF"/>
+                <w:sz w:val="16"/>
+                <w:szCs w:val="16"/>
+              </w:rPr>
+              <w:t xml:space="preserve">36  </w:t>
+            </w:r>
+            <w:r>
+              <w:rPr>
+                <w:sz w:val="16"/>
+                <w:szCs w:val="16"/>
+              </w:rPr>
+              <w:t xml:space="preserve">T1</w:t>
+            </w:r>
+          </w:p>
+        </w:tc>
+      </w:tr>
+      <w:tr>
+        <w:tc>
+          <w:tcPr>
+            <w:tcW w:type="pct" w:w="2500"/>
+            <w:tcMar>
+              <w:top w:type="dxa" w:w="20"/>
+              <w:left w:type="dxa" w:w="80"/>
+              <w:bottom w:type="dxa" w:w="20"/>
+              <w:right w:type="dxa" w:w="80"/>
+            </w:tcMar>
+          </w:tcPr>
+          <w:p>
+            <w:pPr>
+              <w:spacing w:before="12" w:after="12"/>
+            </w:pPr>
+            <w:r>
+              <w:rPr>
+                <w:b/>
+                <w:bCs/>
+                <w:color w:val="8186EF"/>
+                <w:sz w:val="16"/>
+                <w:szCs w:val="16"/>
+              </w:rPr>
+              <w:t xml:space="preserve">17  </w:t>
+            </w:r>
+            <w:r>
+              <w:rPr>
+                <w:sz w:val="16"/>
+                <w:szCs w:val="16"/>
+              </w:rPr>
+              <w:t xml:space="preserve">pledged</w:t>
+            </w:r>
+          </w:p>
+        </w:tc>
+        <w:tc>
+          <w:tcPr>
+            <w:tcW w:type="pct" w:w="2500"/>
+            <w:tcMar>
+              <w:top w:type="dxa" w:w="20"/>
+              <w:left w:type="dxa" w:w="80"/>
+              <w:bottom w:type="dxa" w:w="20"/>
+              <w:right w:type="dxa" w:w="80"/>
+            </w:tcMar>
+          </w:tcPr>
+          <w:p>
+            <w:pPr>
+              <w:spacing w:before="12" w:after="12"/>
+            </w:pPr>
+            <w:r>
+              <w:rPr>
+                <w:b/>
+                <w:bCs/>
+                <w:color w:val="8186EF"/>
+                <w:sz w:val="16"/>
+                <w:szCs w:val="16"/>
+              </w:rPr>
+              <w:t xml:space="preserve">37  </w:t>
+            </w:r>
+            <w:r>
+              <w:rPr>
+                <w:sz w:val="16"/>
+                <w:szCs w:val="16"/>
+              </w:rPr>
+              <w:t xml:space="preserve">T4</w:t>
+            </w:r>
+          </w:p>
+        </w:tc>
+      </w:tr>
+      <w:tr>
+        <w:tc>
+          <w:tcPr>
+            <w:tcW w:type="pct" w:w="2500"/>
+            <w:tcMar>
+              <w:top w:type="dxa" w:w="20"/>
+              <w:left w:type="dxa" w:w="80"/>
+              <w:bottom w:type="dxa" w:w="20"/>
+              <w:right w:type="dxa" w:w="80"/>
+            </w:tcMar>
+          </w:tcPr>
+          <w:p>
+            <w:pPr>
+              <w:spacing w:before="12" w:after="12"/>
+            </w:pPr>
+            <w:r>
+              <w:rPr>
+                <w:b/>
+                <w:bCs/>
+                <w:color w:val="8186EF"/>
+                <w:sz w:val="16"/>
+                <w:szCs w:val="16"/>
+              </w:rPr>
+              <w:t xml:space="preserve">18  </w:t>
+            </w:r>
+            <w:r>
+              <w:rPr>
+                <w:sz w:val="16"/>
+                <w:szCs w:val="16"/>
+              </w:rPr>
+              <w:t xml:space="preserve">effect</w:t>
+            </w:r>
+          </w:p>
+        </w:tc>
+        <w:tc>
+          <w:tcPr>
+            <w:tcW w:type="pct" w:w="2500"/>
+            <w:tcMar>
+              <w:top w:type="dxa" w:w="20"/>
+              <w:left w:type="dxa" w:w="80"/>
+              <w:bottom w:type="dxa" w:w="20"/>
+              <w:right w:type="dxa" w:w="80"/>
+            </w:tcMar>
+          </w:tcPr>
+          <w:p>
+            <w:pPr>
+              <w:spacing w:before="12" w:after="12"/>
+            </w:pPr>
+            <w:r>
+              <w:rPr>
+                <w:b/>
+                <w:bCs/>
+                <w:color w:val="8186EF"/>
+                <w:sz w:val="16"/>
+                <w:szCs w:val="16"/>
+              </w:rPr>
+              <w:t xml:space="preserve">38  </w:t>
+            </w:r>
+            <w:r>
+              <w:rPr>
+                <w:sz w:val="16"/>
+                <w:szCs w:val="16"/>
+              </w:rPr>
+              <w:t xml:space="preserve">factor</w:t>
+            </w:r>
+          </w:p>
+        </w:tc>
+      </w:tr>
+      <w:tr>
+        <w:tc>
+          <w:tcPr>
+            <w:tcW w:type="pct" w:w="2500"/>
+            <w:tcMar>
+              <w:top w:type="dxa" w:w="20"/>
+              <w:left w:type="dxa" w:w="80"/>
+              <w:bottom w:type="dxa" w:w="20"/>
+              <w:right w:type="dxa" w:w="80"/>
+            </w:tcMar>
+          </w:tcPr>
+          <w:p>
+            <w:pPr>
+              <w:spacing w:before="12" w:after="12"/>
+            </w:pPr>
+            <w:r>
+              <w:rPr>
+                <w:b/>
+                <w:bCs/>
+                <w:color w:val="8186EF"/>
+                <w:sz w:val="16"/>
+                <w:szCs w:val="16"/>
+              </w:rPr>
+              <w:t xml:space="preserve">19  </w:t>
+            </w:r>
+            <w:r>
+              <w:rPr>
+                <w:sz w:val="16"/>
+                <w:szCs w:val="16"/>
+              </w:rPr>
+              <w:t xml:space="preserve">reason</w:t>
+            </w:r>
+          </w:p>
+        </w:tc>
+        <w:tc>
+          <w:tcPr>
+            <w:tcW w:type="pct" w:w="2500"/>
+            <w:tcMar>
+              <w:top w:type="dxa" w:w="20"/>
+              <w:left w:type="dxa" w:w="80"/>
+              <w:bottom w:type="dxa" w:w="20"/>
+              <w:right w:type="dxa" w:w="80"/>
+            </w:tcMar>
+          </w:tcPr>
+          <w:p>
+            <w:pPr>
+              <w:spacing w:before="12" w:after="12"/>
+            </w:pPr>
+            <w:r>
+              <w:rPr>
+                <w:b/>
+                <w:bCs/>
+                <w:color w:val="8186EF"/>
+                <w:sz w:val="16"/>
+                <w:szCs w:val="16"/>
+              </w:rPr>
+              <w:t xml:space="preserve">39  </w:t>
             </w:r>
             <w:r>
               <w:rPr>
@@ -11143,6 +13172,74 @@
                 <w:szCs w:val="16"/>
               </w:rPr>
               <w:t xml:space="preserve">recourse liability</w:t>
+            </w:r>
+          </w:p>
+        </w:tc>
+      </w:tr>
+      <w:tr>
+        <w:tc>
+          <w:tcPr>
+            <w:tcW w:type="pct" w:w="2500"/>
+            <w:tcMar>
+              <w:top w:type="dxa" w:w="20"/>
+              <w:left w:type="dxa" w:w="80"/>
+              <w:bottom w:type="dxa" w:w="20"/>
+              <w:right w:type="dxa" w:w="80"/>
+            </w:tcMar>
+          </w:tcPr>
+          <w:p>
+            <w:pPr>
+              <w:spacing w:before="12" w:after="12"/>
+            </w:pPr>
+            <w:r>
+              <w:rPr>
+                <w:b/>
+                <w:bCs/>
+                <w:color w:val="8186EF"/>
+                <w:sz w:val="16"/>
+                <w:szCs w:val="16"/>
+              </w:rPr>
+              <w:t xml:space="preserve">20  </w:t>
+            </w:r>
+            <w:r>
+              <w:rPr>
+                <w:sz w:val="16"/>
+                <w:szCs w:val="16"/>
+              </w:rPr>
+              <w:t xml:space="preserve">removes</w:t>
+            </w:r>
+          </w:p>
+        </w:tc>
+        <w:tc>
+          <w:tcPr>
+            <w:tcW w:type="pct" w:w="2500"/>
+            <w:tcMar>
+              <w:top w:type="dxa" w:w="20"/>
+              <w:left w:type="dxa" w:w="80"/>
+              <w:bottom w:type="dxa" w:w="20"/>
+              <w:right w:type="dxa" w:w="80"/>
+            </w:tcMar>
+          </w:tcPr>
+          <w:p>
+            <w:pPr>
+              <w:spacing w:before="12" w:after="12"/>
+            </w:pPr>
+            <w:r>
+              <w:rPr>
+                <w:b/>
+                <w:bCs/>
+                <w:color w:val="8186EF"/>
+                <w:sz w:val="16"/>
+                <w:szCs w:val="16"/>
+              </w:rPr>
+              <w:t xml:space="preserve">40  </w:t>
+            </w:r>
+            <w:r>
+              <w:rPr>
+                <w:sz w:val="16"/>
+                <w:szCs w:val="16"/>
+              </w:rPr>
+              <w:t xml:space="preserve">secured borrowing</w:t>
             </w:r>
           </w:p>
         </w:tc>
@@ -11185,7 +13282,7 @@
           <w:sz w:val="15"/>
           <w:szCs w:val="15"/>
         </w:rPr>
-        <w:t xml:space="preserve">Recourse is the factor's right to collect from the seller if customers do not pay. Recourse does not by itself make the transfer a borrowing. If the three conditions are met, a transfer with recourse is still a sale. The seller then records a recourse liability at its fair value, which increases the loss on the sale.</w:t>
+        <w:t xml:space="preserve">U.S. GAAP treats a transfer as a sale only if three conditions are all met. Recourse is the factor's right to collect from the seller if customers do not pay. Recourse does not by itself make the transfer a borrowing. If the three conditions are met, a transfer with recourse is still a sale. The seller then records a recourse liability at its fair value, which increases the loss on the sale.</w:t>
       </w:r>
     </w:p>
     <w:p>
@@ -11257,7 +13354,7 @@
           <w:sz w:val="15"/>
           <w:szCs w:val="15"/>
         </w:rPr>
-        <w:t xml:space="preserve">Do not assume that every transfer with recourse is a borrowing. The holdback is an asset (due from factor), not part of the loss. Pledged receivables stay on the balance sheet.</w:t>
+        <w:t xml:space="preserve">Do not assume that every transfer with recourse is a borrowing. Apply the three conditions. The holdback is an asset (due from factor), not part of the loss. Pledged receivables stay on the balance sheet.</w:t>
       </w:r>
     </w:p>
     <w:p>
@@ -11723,7 +13820,7 @@
               <w:sz w:val="16"/>
               <w:szCs w:val="16"/>
             </w:rPr>
-            <w:t xml:space="preserve"> of 3</w:t>
+            <w:t xml:space="preserve"> of 4</w:t>
           </w:r>
         </w:p>
       </w:tc>

--- a/CMA_Summaries_B1_Ch06.docx
+++ b/CMA_Summaries_B1_Ch06.docx
@@ -111,7 +111,7 @@
       <w:r>
         <w:drawing>
           <wp:inline distT="0" distB="0" distL="0" distR="0">
-            <wp:extent cx="5734050" cy="1305250"/>
+            <wp:extent cx="5734050" cy="1418425"/>
             <wp:effectExtent t="0" r="0" b="0" l="0"/>
             <wp:docPr id="1" name="" descr="" title=""/>
             <wp:cNvGraphicFramePr>
@@ -136,7 +136,7 @@
                   <pic:spPr bwMode="auto">
                     <a:xfrm>
                       <a:off x="0" y="0"/>
-                      <a:ext cx="5734050" cy="1305250"/>
+                      <a:ext cx="5734050" cy="1418425"/>
                     </a:xfrm>
                     <a:prstGeom prst="rect">
                       <a:avLst/>
@@ -1077,6 +1077,18 @@
     <w:p/>
     <w:p>
       <w:pPr>
+        <w:pageBreakBefore w:val="true"/>
+        <w:spacing w:after="0"/>
+      </w:pPr>
+      <w:r>
+        <w:rPr>
+          <w:sz w:val="2"/>
+        </w:rPr>
+        <w:t xml:space="preserve"> </w:t>
+      </w:r>
+    </w:p>
+    <w:p>
+      <w:pPr>
         <w:spacing w:before="44" w:after="14"/>
       </w:pPr>
       <w:r>
@@ -1251,18 +1263,6 @@
       </w:tr>
     </w:tbl>
     <w:p/>
-    <w:p>
-      <w:pPr>
-        <w:pageBreakBefore w:val="true"/>
-        <w:spacing w:after="0"/>
-      </w:pPr>
-      <w:r>
-        <w:rPr>
-          <w:sz w:val="2"/>
-        </w:rPr>
-        <w:t xml:space="preserve"> </w:t>
-      </w:r>
-    </w:p>
     <w:p>
       <w:pPr>
         <w:spacing w:before="44" w:after="10"/>
@@ -8682,7 +8682,7 @@
       <w:r>
         <w:drawing>
           <wp:inline distT="0" distB="0" distL="0" distR="0">
-            <wp:extent cx="5734050" cy="1742850"/>
+            <wp:extent cx="5734050" cy="1856025"/>
             <wp:effectExtent t="0" r="0" b="0" l="0"/>
             <wp:docPr id="1" name="" descr="" title=""/>
             <wp:cNvGraphicFramePr>
@@ -8707,7 +8707,7 @@
                   <pic:spPr bwMode="auto">
                     <a:xfrm>
                       <a:off x="0" y="0"/>
-                      <a:ext cx="5734050" cy="1742850"/>
+                      <a:ext cx="5734050" cy="1856025"/>
                     </a:xfrm>
                     <a:prstGeom prst="rect">
                       <a:avLst/>

--- a/CMA_Summaries_B1_Ch06.docx
+++ b/CMA_Summaries_B1_Ch06.docx
@@ -3290,7 +3290,7 @@
                 <w:sz w:val="16"/>
                 <w:szCs w:val="16"/>
               </w:rPr>
-              <w:t xml:space="preserve">experience   ·   supportable   ·   covers   ·   records   ·   collect   ·   already   ·   common   ·   schedule   ·   presents   ·   amortized   ·   amount   ·   probable   ·   contra-asset</w:t>
+              <w:t xml:space="preserve">experience   ·   supportable   ·   covers   ·   records   ·   collect   ·   expected   ·   common   ·   schedule   ·   presents   ·   amortized   ·   amount   ·   probable   ·   contra-asset</w:t>
             </w:r>
           </w:p>
         </w:tc>
@@ -4023,7 +4023,7 @@
                 <w:sz w:val="16"/>
                 <w:szCs w:val="16"/>
               </w:rPr>
-              <w:t xml:space="preserve">changes   ·   recorded   ·   collection   ·   percentage   ·   customer's   ·   Private   ·   questions   ·   recovery   ·   income-statement   ·   recovered   ·   started   ·   uncollectible   ·   journal</w:t>
+              <w:t xml:space="preserve">changes   ·   recorded   ·   collection   ·   percentage   ·   customer's   ·   probable   ·   questions   ·   recovery   ·   income-statement   ·   recovered   ·   started   ·   uncollectible   ·   journal</w:t>
             </w:r>
           </w:p>
         </w:tc>
@@ -4079,6 +4079,29 @@
     <w:p/>
     <w:p>
       <w:pPr>
+        <w:spacing w:before="44" w:after="14"/>
+      </w:pPr>
+      <w:r>
+        <w:rPr>
+          <w:b/>
+          <w:bCs/>
+          <w:color w:val="353A7C"/>
+          <w:sz w:val="18"/>
+          <w:szCs w:val="18"/>
+        </w:rPr>
+        <w:t xml:space="preserve">Summary 3</w:t>
+      </w:r>
+      <w:r>
+        <w:rPr>
+          <w:color w:val="6B7280"/>
+          <w:sz w:val="16"/>
+          <w:szCs w:val="16"/>
+        </w:rPr>
+        <w:t xml:space="preserve">      gaps 27–28</w:t>
+      </w:r>
+    </w:p>
+    <w:p>
+      <w:pPr>
         <w:spacing w:before="20" w:after="20" w:line="360" w:lineRule="auto"/>
         <w:ind w:left="200"/>
       </w:pPr>
@@ -4087,9 +4110,142 @@
           <w:sz w:val="19"/>
           <w:szCs w:val="19"/>
         </w:rPr>
-        <w:t xml:space="preserve">The first row is done.</w:t>
+        <w:t xml:space="preserve">The first row is done. </w:t>
+      </w:r>
+      <w:r>
+        <w:rPr>
+          <w:sz w:val="19"/>
+          <w:szCs w:val="19"/>
+        </w:rPr>
+        <w:t xml:space="preserve"/>
+      </w:r>
+      <w:r>
+        <w:rPr>
+          <w:b/>
+          <w:bCs/>
+          <w:color w:val="8186EF"/>
+          <w:sz w:val="15"/>
+          <w:szCs w:val="15"/>
+        </w:rPr>
+        <w:t xml:space="preserve"> (27) </w:t>
+      </w:r>
+      <w:r>
+        <w:rPr>
+          <w:u w:val="single"/>
+          <w:sz w:val="19"/>
+          <w:szCs w:val="19"/>
+        </w:rPr>
+        <w:t xml:space="preserve">           </w:t>
+      </w:r>
+      <w:r>
+        <w:rPr>
+          <w:sz w:val="19"/>
+          <w:szCs w:val="19"/>
+        </w:rPr>
+        <w:t xml:space="preserve"> </w:t>
+      </w:r>
+      <w:r>
+        <w:rPr>
+          <w:sz w:val="19"/>
+          <w:szCs w:val="19"/>
+        </w:rPr>
+        <w:t xml:space="preserve"> the other rows and the total, then check your total against </w:t>
+      </w:r>
+      <w:r>
+        <w:rPr>
+          <w:b/>
+          <w:bCs/>
+          <w:color w:val="8186EF"/>
+          <w:sz w:val="15"/>
+          <w:szCs w:val="15"/>
+        </w:rPr>
+        <w:t xml:space="preserve"> (28) </w:t>
+      </w:r>
+      <w:r>
+        <w:rPr>
+          <w:u w:val="single"/>
+          <w:sz w:val="19"/>
+          <w:szCs w:val="19"/>
+        </w:rPr>
+        <w:t xml:space="preserve">           </w:t>
+      </w:r>
+      <w:r>
+        <w:rPr>
+          <w:sz w:val="19"/>
+          <w:szCs w:val="19"/>
+        </w:rPr>
+        <w:t xml:space="preserve"> </w:t>
+      </w:r>
+      <w:r>
+        <w:rPr>
+          <w:sz w:val="19"/>
+          <w:szCs w:val="19"/>
+        </w:rPr>
+        <w:t xml:space="preserve"> trial balance. </w:t>
       </w:r>
     </w:p>
+    <w:tbl>
+      <w:tblPr>
+        <w:tblW w:type="pct" w:w="100%"/>
+        <w:tblLayout w:type="fixed"/>
+        <w:tblBorders>
+          <w:top w:val="single" w:color="FBFAF6" w:sz="4"/>
+          <w:left w:val="single" w:color="FBFAF6" w:sz="4"/>
+          <w:bottom w:val="single" w:color="FBFAF6" w:sz="4"/>
+          <w:right w:val="single" w:color="FBFAF6" w:sz="4"/>
+          <w:insideH w:val="single" w:color="FBFAF6" w:sz="4"/>
+          <w:insideV w:val="single" w:color="FBFAF6" w:sz="4"/>
+        </w:tblBorders>
+      </w:tblPr>
+      <w:tblGrid>
+        <w:gridCol w:w="9600"/>
+      </w:tblGrid>
+      <w:tr>
+        <w:tc>
+          <w:tcPr>
+            <w:tcW w:type="pct" w:w="5000"/>
+            <w:shd w:fill="FBFAF6" w:val="clear"/>
+            <w:tcMar>
+              <w:top w:type="dxa" w:w="40"/>
+              <w:left w:type="dxa" w:w="100"/>
+              <w:bottom w:type="dxa" w:w="40"/>
+              <w:right w:type="dxa" w:w="100"/>
+            </w:tcMar>
+          </w:tcPr>
+          <w:p>
+            <w:pPr>
+              <w:spacing w:before="18" w:after="6"/>
+            </w:pPr>
+            <w:r>
+              <w:rPr>
+                <w:b/>
+                <w:bCs/>
+                <w:color w:val="6B7280"/>
+                <w:sz w:val="14"/>
+                <w:szCs w:val="14"/>
+              </w:rPr>
+              <w:t xml:space="preserve">word list</w:t>
+            </w:r>
+          </w:p>
+          <w:p>
+            <w:pPr>
+              <w:spacing w:before="0" w:after="18"/>
+            </w:pPr>
+            <w:r>
+              <w:rPr>
+                <w:b/>
+                <w:bCs/>
+                <w:color w:val="353A7C"/>
+                <w:sz w:val="16"/>
+                <w:szCs w:val="16"/>
+              </w:rPr>
+              <w:t xml:space="preserve">Barada's   ·   Complete   ·   financial</w:t>
+            </w:r>
+          </w:p>
+        </w:tc>
+      </w:tr>
+    </w:tbl>
+    <w:p/>
     <w:p>
       <w:pPr>
         <w:spacing w:before="44" w:after="10"/>
@@ -4250,7 +4406,7 @@
           <w:sz w:val="18"/>
           <w:szCs w:val="18"/>
         </w:rPr>
-        <w:t xml:space="preserve">Summary 3</w:t>
+        <w:t xml:space="preserve">Summary 4</w:t>
       </w:r>
       <w:r>
         <w:rPr>
@@ -4258,7 +4414,7 @@
           <w:sz w:val="16"/>
           <w:szCs w:val="16"/>
         </w:rPr>
-        <w:t xml:space="preserve">      gaps 28–38</w:t>
+        <w:t xml:space="preserve">      gaps 30–40</w:t>
       </w:r>
     </w:p>
     <w:p>
@@ -4281,7 +4437,7 @@
           <w:sz w:val="15"/>
           <w:szCs w:val="15"/>
         </w:rPr>
-        <w:t xml:space="preserve"> (28) </w:t>
+        <w:t xml:space="preserve"> (30) </w:t>
       </w:r>
       <w:r>
         <w:rPr>
@@ -4313,7 +4469,7 @@
           <w:sz w:val="15"/>
           <w:szCs w:val="15"/>
         </w:rPr>
-        <w:t xml:space="preserve"> (29) </w:t>
+        <w:t xml:space="preserve"> (31) </w:t>
       </w:r>
       <w:r>
         <w:rPr>
@@ -4352,7 +4508,7 @@
           <w:sz w:val="15"/>
           <w:szCs w:val="15"/>
         </w:rPr>
-        <w:t xml:space="preserve"> (30) </w:t>
+        <w:t xml:space="preserve"> (32) </w:t>
       </w:r>
       <w:r>
         <w:rPr>
@@ -4384,7 +4540,7 @@
           <w:sz w:val="15"/>
           <w:szCs w:val="15"/>
         </w:rPr>
-        <w:t xml:space="preserve"> (31) </w:t>
+        <w:t xml:space="preserve"> (33) </w:t>
       </w:r>
       <w:r>
         <w:rPr>
@@ -4423,7 +4579,7 @@
           <w:sz w:val="15"/>
           <w:szCs w:val="15"/>
         </w:rPr>
-        <w:t xml:space="preserve"> (32) </w:t>
+        <w:t xml:space="preserve"> (34) </w:t>
       </w:r>
       <w:r>
         <w:rPr>
@@ -4455,7 +4611,7 @@
           <w:sz w:val="15"/>
           <w:szCs w:val="15"/>
         </w:rPr>
-        <w:t xml:space="preserve"> (33) </w:t>
+        <w:t xml:space="preserve"> (35) </w:t>
       </w:r>
       <w:r>
         <w:rPr>
@@ -4501,7 +4657,7 @@
           <w:sz w:val="15"/>
           <w:szCs w:val="15"/>
         </w:rPr>
-        <w:t xml:space="preserve"> (34) </w:t>
+        <w:t xml:space="preserve"> (36) </w:t>
       </w:r>
       <w:r>
         <w:rPr>
@@ -4533,7 +4689,7 @@
           <w:sz w:val="15"/>
           <w:szCs w:val="15"/>
         </w:rPr>
-        <w:t xml:space="preserve"> (35) </w:t>
+        <w:t xml:space="preserve"> (37) </w:t>
       </w:r>
       <w:r>
         <w:rPr>
@@ -4572,7 +4728,7 @@
           <w:sz w:val="15"/>
           <w:szCs w:val="15"/>
         </w:rPr>
-        <w:t xml:space="preserve"> (36) </w:t>
+        <w:t xml:space="preserve"> (38) </w:t>
       </w:r>
       <w:r>
         <w:rPr>
@@ -4604,7 +4760,7 @@
           <w:sz w:val="15"/>
           <w:szCs w:val="15"/>
         </w:rPr>
-        <w:t xml:space="preserve"> (37) </w:t>
+        <w:t xml:space="preserve"> (39) </w:t>
       </w:r>
       <w:r>
         <w:rPr>
@@ -4643,7 +4799,7 @@
           <w:sz w:val="15"/>
           <w:szCs w:val="15"/>
         </w:rPr>
-        <w:t xml:space="preserve"> (38) </w:t>
+        <w:t xml:space="preserve"> (40) </w:t>
       </w:r>
       <w:r>
         <w:rPr>
@@ -4723,7 +4879,7 @@
                 <w:sz w:val="16"/>
                 <w:szCs w:val="16"/>
               </w:rPr>
-              <w:t xml:space="preserve">financial   ·   reserve   ·   conditions   ·   collected   ·   significantly   ·   one-year   ·   forecasting   ·   provision   ·   simplified   ·   beginning   ·   amortized   ·   Private</w:t>
+              <w:t xml:space="preserve">financial   ·   year-end   ·   conditions   ·   collected   ·   significantly   ·   one-year   ·   forecasting   ·   provision   ·   simplified   ·   beginning   ·   amortized   ·   Private</w:t>
             </w:r>
           </w:p>
         </w:tc>
@@ -4789,7 +4945,7 @@
           <w:sz w:val="18"/>
           <w:szCs w:val="18"/>
         </w:rPr>
-        <w:t xml:space="preserve">Summary 4</w:t>
+        <w:t xml:space="preserve">Summary 5</w:t>
       </w:r>
       <w:r>
         <w:rPr>
@@ -4797,7 +4953,7 @@
           <w:sz w:val="16"/>
           <w:szCs w:val="16"/>
         </w:rPr>
-        <w:t xml:space="preserve">      gaps 39–41</w:t>
+        <w:t xml:space="preserve">      gaps 41–43</w:t>
       </w:r>
     </w:p>
     <w:p>
@@ -4820,7 +4976,7 @@
           <w:sz w:val="15"/>
           <w:szCs w:val="15"/>
         </w:rPr>
-        <w:t xml:space="preserve"> (39) </w:t>
+        <w:t xml:space="preserve"> (41) </w:t>
       </w:r>
       <w:r>
         <w:rPr>
@@ -4859,7 +5015,7 @@
           <w:sz w:val="15"/>
           <w:szCs w:val="15"/>
         </w:rPr>
-        <w:t xml:space="preserve"> (40) </w:t>
+        <w:t xml:space="preserve"> (42) </w:t>
       </w:r>
       <w:r>
         <w:rPr>
@@ -4898,7 +5054,7 @@
           <w:sz w:val="15"/>
           <w:szCs w:val="15"/>
         </w:rPr>
-        <w:t xml:space="preserve"> (41) </w:t>
+        <w:t xml:space="preserve"> (43) </w:t>
       </w:r>
       <w:r>
         <w:rPr>
@@ -4978,7 +5134,7 @@
                 <w:sz w:val="16"/>
                 <w:szCs w:val="16"/>
               </w:rPr>
-              <w:t xml:space="preserve">conditions   ·   reduces   ·   doubtful   ·   liability</w:t>
+              <w:t xml:space="preserve">records   ·   reduces   ·   doubtful   ·   liability</w:t>
             </w:r>
           </w:p>
         </w:tc>
@@ -5044,7 +5200,7 @@
           <w:sz w:val="18"/>
           <w:szCs w:val="18"/>
         </w:rPr>
-        <w:t xml:space="preserve">Summary 5</w:t>
+        <w:t xml:space="preserve">Summary 6</w:t>
       </w:r>
       <w:r>
         <w:rPr>
@@ -5052,7 +5208,7 @@
           <w:sz w:val="16"/>
           <w:szCs w:val="16"/>
         </w:rPr>
-        <w:t xml:space="preserve">      gaps 42–44</w:t>
+        <w:t xml:space="preserve">      gaps 44–46</w:t>
       </w:r>
     </w:p>
     <w:p>
@@ -5075,7 +5231,7 @@
           <w:sz w:val="15"/>
           <w:szCs w:val="15"/>
         </w:rPr>
-        <w:t xml:space="preserve"> (42) </w:t>
+        <w:t xml:space="preserve"> (44) </w:t>
       </w:r>
       <w:r>
         <w:rPr>
@@ -5114,7 +5270,7 @@
           <w:sz w:val="15"/>
           <w:szCs w:val="15"/>
         </w:rPr>
-        <w:t xml:space="preserve"> (43) </w:t>
+        <w:t xml:space="preserve"> (45) </w:t>
       </w:r>
       <w:r>
         <w:rPr>
@@ -5153,7 +5309,7 @@
           <w:sz w:val="15"/>
           <w:szCs w:val="15"/>
         </w:rPr>
-        <w:t xml:space="preserve"> (44) </w:t>
+        <w:t xml:space="preserve"> (46) </w:t>
       </w:r>
       <w:r>
         <w:rPr>
@@ -5233,7 +5389,7 @@
                 <w:sz w:val="16"/>
                 <w:szCs w:val="16"/>
               </w:rPr>
-              <w:t xml:space="preserve">recovery   ·   credit   ·   write-off   ·   allowance</w:t>
+              <w:t xml:space="preserve">approach   ·   credit   ·   write-off   ·   allowance</w:t>
             </w:r>
           </w:p>
         </w:tc>
@@ -5418,7 +5574,7 @@
                 <w:sz w:val="14"/>
                 <w:szCs w:val="14"/>
               </w:rPr>
-              <w:t xml:space="preserve">(45)</w:t>
+              <w:t xml:space="preserve">(47)</w:t>
             </w:r>
           </w:p>
         </w:tc>
@@ -5590,7 +5746,7 @@
                 <w:sz w:val="14"/>
                 <w:szCs w:val="14"/>
               </w:rPr>
-              <w:t xml:space="preserve">(46)</w:t>
+              <w:t xml:space="preserve">(48)</w:t>
             </w:r>
           </w:p>
         </w:tc>
@@ -5667,7 +5823,7 @@
                 <w:sz w:val="14"/>
                 <w:szCs w:val="14"/>
               </w:rPr>
-              <w:t xml:space="preserve">(47)</w:t>
+              <w:t xml:space="preserve">(49)</w:t>
             </w:r>
           </w:p>
         </w:tc>
@@ -6416,14 +6572,14 @@
                 <w:sz w:val="16"/>
                 <w:szCs w:val="16"/>
               </w:rPr>
-              <w:t xml:space="preserve">26  </w:t>
-            </w:r>
-            <w:r>
-              <w:rPr>
-                <w:sz w:val="16"/>
-                <w:szCs w:val="16"/>
-              </w:rPr>
-              <w:t xml:space="preserve">income-statement</w:t>
+              <w:t xml:space="preserve">27  </w:t>
+            </w:r>
+            <w:r>
+              <w:rPr>
+                <w:sz w:val="16"/>
+                <w:szCs w:val="16"/>
+              </w:rPr>
+              <w:t xml:space="preserve">Complete</w:t>
             </w:r>
           </w:p>
         </w:tc>
@@ -6484,14 +6640,14 @@
                 <w:sz w:val="16"/>
                 <w:szCs w:val="16"/>
               </w:rPr>
-              <w:t xml:space="preserve">27  </w:t>
-            </w:r>
-            <w:r>
-              <w:rPr>
-                <w:sz w:val="16"/>
-                <w:szCs w:val="16"/>
-              </w:rPr>
-              <w:t xml:space="preserve">1–60 days past due</w:t>
+              <w:t xml:space="preserve">28  </w:t>
+            </w:r>
+            <w:r>
+              <w:rPr>
+                <w:sz w:val="16"/>
+                <w:szCs w:val="16"/>
+              </w:rPr>
+              <w:t xml:space="preserve">Barada's</w:t>
             </w:r>
           </w:p>
         </w:tc>
@@ -6552,14 +6708,14 @@
                 <w:sz w:val="16"/>
                 <w:szCs w:val="16"/>
               </w:rPr>
-              <w:t xml:space="preserve">28  </w:t>
-            </w:r>
-            <w:r>
-              <w:rPr>
-                <w:sz w:val="16"/>
-                <w:szCs w:val="16"/>
-              </w:rPr>
-              <w:t xml:space="preserve">forecasting</w:t>
+              <w:t xml:space="preserve">29  </w:t>
+            </w:r>
+            <w:r>
+              <w:rPr>
+                <w:sz w:val="16"/>
+                <w:szCs w:val="16"/>
+              </w:rPr>
+              <w:t xml:space="preserve">1–60 days past due</w:t>
             </w:r>
           </w:p>
         </w:tc>
@@ -6620,14 +6776,14 @@
                 <w:sz w:val="16"/>
                 <w:szCs w:val="16"/>
               </w:rPr>
-              <w:t xml:space="preserve">29  </w:t>
-            </w:r>
-            <w:r>
-              <w:rPr>
-                <w:sz w:val="16"/>
-                <w:szCs w:val="16"/>
-              </w:rPr>
-              <w:t xml:space="preserve">conditions</w:t>
+              <w:t xml:space="preserve">30  </w:t>
+            </w:r>
+            <w:r>
+              <w:rPr>
+                <w:sz w:val="16"/>
+                <w:szCs w:val="16"/>
+              </w:rPr>
+              <w:t xml:space="preserve">forecasting</w:t>
             </w:r>
           </w:p>
         </w:tc>
@@ -6688,14 +6844,14 @@
                 <w:sz w:val="16"/>
                 <w:szCs w:val="16"/>
               </w:rPr>
-              <w:t xml:space="preserve">30  </w:t>
-            </w:r>
-            <w:r>
-              <w:rPr>
-                <w:sz w:val="16"/>
-                <w:szCs w:val="16"/>
-              </w:rPr>
-              <w:t xml:space="preserve">Private</w:t>
+              <w:t xml:space="preserve">31  </w:t>
+            </w:r>
+            <w:r>
+              <w:rPr>
+                <w:sz w:val="16"/>
+                <w:szCs w:val="16"/>
+              </w:rPr>
+              <w:t xml:space="preserve">conditions</w:t>
             </w:r>
           </w:p>
         </w:tc>
@@ -6756,14 +6912,14 @@
                 <w:sz w:val="16"/>
                 <w:szCs w:val="16"/>
               </w:rPr>
-              <w:t xml:space="preserve">31  </w:t>
-            </w:r>
-            <w:r>
-              <w:rPr>
-                <w:sz w:val="16"/>
-                <w:szCs w:val="16"/>
-              </w:rPr>
-              <w:t xml:space="preserve">collected</w:t>
+              <w:t xml:space="preserve">32  </w:t>
+            </w:r>
+            <w:r>
+              <w:rPr>
+                <w:sz w:val="16"/>
+                <w:szCs w:val="16"/>
+              </w:rPr>
+              <w:t xml:space="preserve">Private</w:t>
             </w:r>
           </w:p>
         </w:tc>
@@ -6824,14 +6980,14 @@
                 <w:sz w:val="16"/>
                 <w:szCs w:val="16"/>
               </w:rPr>
-              <w:t xml:space="preserve">32  </w:t>
-            </w:r>
-            <w:r>
-              <w:rPr>
-                <w:sz w:val="16"/>
-                <w:szCs w:val="16"/>
-              </w:rPr>
-              <w:t xml:space="preserve">beginning</w:t>
+              <w:t xml:space="preserve">33  </w:t>
+            </w:r>
+            <w:r>
+              <w:rPr>
+                <w:sz w:val="16"/>
+                <w:szCs w:val="16"/>
+              </w:rPr>
+              <w:t xml:space="preserve">collected</w:t>
             </w:r>
           </w:p>
         </w:tc>
@@ -6892,14 +7048,14 @@
                 <w:sz w:val="16"/>
                 <w:szCs w:val="16"/>
               </w:rPr>
-              <w:t xml:space="preserve">33  </w:t>
-            </w:r>
-            <w:r>
-              <w:rPr>
-                <w:sz w:val="16"/>
-                <w:szCs w:val="16"/>
-              </w:rPr>
-              <w:t xml:space="preserve">one-year</w:t>
+              <w:t xml:space="preserve">34  </w:t>
+            </w:r>
+            <w:r>
+              <w:rPr>
+                <w:sz w:val="16"/>
+                <w:szCs w:val="16"/>
+              </w:rPr>
+              <w:t xml:space="preserve">beginning</w:t>
             </w:r>
           </w:p>
         </w:tc>
@@ -6960,14 +7116,14 @@
                 <w:sz w:val="16"/>
                 <w:szCs w:val="16"/>
               </w:rPr>
-              <w:t xml:space="preserve">34  </w:t>
-            </w:r>
-            <w:r>
-              <w:rPr>
-                <w:sz w:val="16"/>
-                <w:szCs w:val="16"/>
-              </w:rPr>
-              <w:t xml:space="preserve">simplified</w:t>
+              <w:t xml:space="preserve">35  </w:t>
+            </w:r>
+            <w:r>
+              <w:rPr>
+                <w:sz w:val="16"/>
+                <w:szCs w:val="16"/>
+              </w:rPr>
+              <w:t xml:space="preserve">one-year</w:t>
             </w:r>
           </w:p>
         </w:tc>
@@ -7028,14 +7184,14 @@
                 <w:sz w:val="16"/>
                 <w:szCs w:val="16"/>
               </w:rPr>
-              <w:t xml:space="preserve">35  </w:t>
-            </w:r>
-            <w:r>
-              <w:rPr>
-                <w:sz w:val="16"/>
-                <w:szCs w:val="16"/>
-              </w:rPr>
-              <w:t xml:space="preserve">provision</w:t>
+              <w:t xml:space="preserve">36  </w:t>
+            </w:r>
+            <w:r>
+              <w:rPr>
+                <w:sz w:val="16"/>
+                <w:szCs w:val="16"/>
+              </w:rPr>
+              <w:t xml:space="preserve">simplified</w:t>
             </w:r>
           </w:p>
         </w:tc>
@@ -7096,14 +7252,14 @@
                 <w:sz w:val="16"/>
                 <w:szCs w:val="16"/>
               </w:rPr>
-              <w:t xml:space="preserve">36  </w:t>
-            </w:r>
-            <w:r>
-              <w:rPr>
-                <w:sz w:val="16"/>
-                <w:szCs w:val="16"/>
-              </w:rPr>
-              <w:t xml:space="preserve">financial</w:t>
+              <w:t xml:space="preserve">37  </w:t>
+            </w:r>
+            <w:r>
+              <w:rPr>
+                <w:sz w:val="16"/>
+                <w:szCs w:val="16"/>
+              </w:rPr>
+              <w:t xml:space="preserve">provision</w:t>
             </w:r>
           </w:p>
         </w:tc>
@@ -7164,14 +7320,14 @@
                 <w:sz w:val="16"/>
                 <w:szCs w:val="16"/>
               </w:rPr>
-              <w:t xml:space="preserve">37  </w:t>
-            </w:r>
-            <w:r>
-              <w:rPr>
-                <w:sz w:val="16"/>
-                <w:szCs w:val="16"/>
-              </w:rPr>
-              <w:t xml:space="preserve">significantly</w:t>
+              <w:t xml:space="preserve">38  </w:t>
+            </w:r>
+            <w:r>
+              <w:rPr>
+                <w:sz w:val="16"/>
+                <w:szCs w:val="16"/>
+              </w:rPr>
+              <w:t xml:space="preserve">financial</w:t>
             </w:r>
           </w:p>
         </w:tc>
@@ -7232,14 +7388,14 @@
                 <w:sz w:val="16"/>
                 <w:szCs w:val="16"/>
               </w:rPr>
-              <w:t xml:space="preserve">38  </w:t>
-            </w:r>
-            <w:r>
-              <w:rPr>
-                <w:sz w:val="16"/>
-                <w:szCs w:val="16"/>
-              </w:rPr>
-              <w:t xml:space="preserve">amortized</w:t>
+              <w:t xml:space="preserve">39  </w:t>
+            </w:r>
+            <w:r>
+              <w:rPr>
+                <w:sz w:val="16"/>
+                <w:szCs w:val="16"/>
+              </w:rPr>
+              <w:t xml:space="preserve">significantly</w:t>
             </w:r>
           </w:p>
         </w:tc>
@@ -7300,14 +7456,14 @@
                 <w:sz w:val="16"/>
                 <w:szCs w:val="16"/>
               </w:rPr>
-              <w:t xml:space="preserve">39  </w:t>
-            </w:r>
-            <w:r>
-              <w:rPr>
-                <w:sz w:val="16"/>
-                <w:szCs w:val="16"/>
-              </w:rPr>
-              <w:t xml:space="preserve">reduces</w:t>
+              <w:t xml:space="preserve">40  </w:t>
+            </w:r>
+            <w:r>
+              <w:rPr>
+                <w:sz w:val="16"/>
+                <w:szCs w:val="16"/>
+              </w:rPr>
+              <w:t xml:space="preserve">amortized</w:t>
             </w:r>
           </w:p>
         </w:tc>
@@ -7368,14 +7524,14 @@
                 <w:sz w:val="16"/>
                 <w:szCs w:val="16"/>
               </w:rPr>
-              <w:t xml:space="preserve">40  </w:t>
-            </w:r>
-            <w:r>
-              <w:rPr>
-                <w:sz w:val="16"/>
-                <w:szCs w:val="16"/>
-              </w:rPr>
-              <w:t xml:space="preserve">liability</w:t>
+              <w:t xml:space="preserve">41  </w:t>
+            </w:r>
+            <w:r>
+              <w:rPr>
+                <w:sz w:val="16"/>
+                <w:szCs w:val="16"/>
+              </w:rPr>
+              <w:t xml:space="preserve">reduces</w:t>
             </w:r>
           </w:p>
         </w:tc>
@@ -7436,14 +7592,14 @@
                 <w:sz w:val="16"/>
                 <w:szCs w:val="16"/>
               </w:rPr>
-              <w:t xml:space="preserve">41  </w:t>
-            </w:r>
-            <w:r>
-              <w:rPr>
-                <w:sz w:val="16"/>
-                <w:szCs w:val="16"/>
-              </w:rPr>
-              <w:t xml:space="preserve">doubtful</w:t>
+              <w:t xml:space="preserve">42  </w:t>
+            </w:r>
+            <w:r>
+              <w:rPr>
+                <w:sz w:val="16"/>
+                <w:szCs w:val="16"/>
+              </w:rPr>
+              <w:t xml:space="preserve">liability</w:t>
             </w:r>
           </w:p>
         </w:tc>
@@ -7504,14 +7660,14 @@
                 <w:sz w:val="16"/>
                 <w:szCs w:val="16"/>
               </w:rPr>
-              <w:t xml:space="preserve">42  </w:t>
-            </w:r>
-            <w:r>
-              <w:rPr>
-                <w:sz w:val="16"/>
-                <w:szCs w:val="16"/>
-              </w:rPr>
-              <w:t xml:space="preserve">allowance</w:t>
+              <w:t xml:space="preserve">43  </w:t>
+            </w:r>
+            <w:r>
+              <w:rPr>
+                <w:sz w:val="16"/>
+                <w:szCs w:val="16"/>
+              </w:rPr>
+              <w:t xml:space="preserve">doubtful</w:t>
             </w:r>
           </w:p>
         </w:tc>
@@ -7572,14 +7728,14 @@
                 <w:sz w:val="16"/>
                 <w:szCs w:val="16"/>
               </w:rPr>
-              <w:t xml:space="preserve">43  </w:t>
-            </w:r>
-            <w:r>
-              <w:rPr>
-                <w:sz w:val="16"/>
-                <w:szCs w:val="16"/>
-              </w:rPr>
-              <w:t xml:space="preserve">credit</w:t>
+              <w:t xml:space="preserve">44  </w:t>
+            </w:r>
+            <w:r>
+              <w:rPr>
+                <w:sz w:val="16"/>
+                <w:szCs w:val="16"/>
+              </w:rPr>
+              <w:t xml:space="preserve">allowance</w:t>
             </w:r>
           </w:p>
         </w:tc>
@@ -7640,14 +7796,14 @@
                 <w:sz w:val="16"/>
                 <w:szCs w:val="16"/>
               </w:rPr>
-              <w:t xml:space="preserve">44  </w:t>
-            </w:r>
-            <w:r>
-              <w:rPr>
-                <w:sz w:val="16"/>
-                <w:szCs w:val="16"/>
-              </w:rPr>
-              <w:t xml:space="preserve">write-off</w:t>
+              <w:t xml:space="preserve">45  </w:t>
+            </w:r>
+            <w:r>
+              <w:rPr>
+                <w:sz w:val="16"/>
+                <w:szCs w:val="16"/>
+              </w:rPr>
+              <w:t xml:space="preserve">credit</w:t>
             </w:r>
           </w:p>
         </w:tc>
@@ -7708,14 +7864,14 @@
                 <w:sz w:val="16"/>
                 <w:szCs w:val="16"/>
               </w:rPr>
-              <w:t xml:space="preserve">45  </w:t>
-            </w:r>
-            <w:r>
-              <w:rPr>
-                <w:sz w:val="16"/>
-                <w:szCs w:val="16"/>
-              </w:rPr>
-              <w:t xml:space="preserve">Each period, for expected losses (matching)</w:t>
+              <w:t xml:space="preserve">46  </w:t>
+            </w:r>
+            <w:r>
+              <w:rPr>
+                <w:sz w:val="16"/>
+                <w:szCs w:val="16"/>
+              </w:rPr>
+              <w:t xml:space="preserve">write-off</w:t>
             </w:r>
           </w:p>
         </w:tc>
@@ -7776,14 +7932,14 @@
                 <w:sz w:val="16"/>
                 <w:szCs w:val="16"/>
               </w:rPr>
-              <w:t xml:space="preserve">46  </w:t>
-            </w:r>
-            <w:r>
-              <w:rPr>
-                <w:sz w:val="16"/>
-                <w:szCs w:val="16"/>
-              </w:rPr>
-              <w:t xml:space="preserve">Gross: 660,000 (overstated)</w:t>
+              <w:t xml:space="preserve">47  </w:t>
+            </w:r>
+            <w:r>
+              <w:rPr>
+                <w:sz w:val="16"/>
+                <w:szCs w:val="16"/>
+              </w:rPr>
+              <w:t xml:space="preserve">Each period, for expected losses (matching)</w:t>
             </w:r>
           </w:p>
         </w:tc>
@@ -7844,14 +8000,14 @@
                 <w:sz w:val="16"/>
                 <w:szCs w:val="16"/>
               </w:rPr>
-              <w:t xml:space="preserve">47  </w:t>
-            </w:r>
-            <w:r>
-              <w:rPr>
-                <w:sz w:val="16"/>
-                <w:szCs w:val="16"/>
-              </w:rPr>
-              <w:t xml:space="preserve">No, when bad debts are material; used for U.S. tax</w:t>
+              <w:t xml:space="preserve">48  </w:t>
+            </w:r>
+            <w:r>
+              <w:rPr>
+                <w:sz w:val="16"/>
+                <w:szCs w:val="16"/>
+              </w:rPr>
+              <w:t xml:space="preserve">Gross: 660,000 (overstated)</w:t>
             </w:r>
           </w:p>
         </w:tc>
@@ -7912,14 +8068,14 @@
                 <w:sz w:val="16"/>
                 <w:szCs w:val="16"/>
               </w:rPr>
-              <w:t xml:space="preserve">48  </w:t>
-            </w:r>
-            <w:r>
-              <w:rPr>
-                <w:sz w:val="16"/>
-                <w:szCs w:val="16"/>
-              </w:rPr>
-              <w:t xml:space="preserve">current expected credit losses (CECL)</w:t>
+              <w:t xml:space="preserve">49  </w:t>
+            </w:r>
+            <w:r>
+              <w:rPr>
+                <w:sz w:val="16"/>
+                <w:szCs w:val="16"/>
+              </w:rPr>
+              <w:t xml:space="preserve">No, when bad debts are material; used for U.S. tax</w:t>
             </w:r>
           </w:p>
         </w:tc>
@@ -7980,14 +8136,14 @@
                 <w:sz w:val="16"/>
                 <w:szCs w:val="16"/>
               </w:rPr>
-              <w:t xml:space="preserve">49  </w:t>
-            </w:r>
-            <w:r>
-              <w:rPr>
-                <w:sz w:val="16"/>
-                <w:szCs w:val="16"/>
-              </w:rPr>
-              <w:t xml:space="preserve">aging schedule</w:t>
+              <w:t xml:space="preserve">50  </w:t>
+            </w:r>
+            <w:r>
+              <w:rPr>
+                <w:sz w:val="16"/>
+                <w:szCs w:val="16"/>
+              </w:rPr>
+              <w:t xml:space="preserve">current expected credit losses (CECL)</w:t>
             </w:r>
           </w:p>
         </w:tc>
@@ -8048,7 +8204,75 @@
                 <w:sz w:val="16"/>
                 <w:szCs w:val="16"/>
               </w:rPr>
-              <w:t xml:space="preserve">50  </w:t>
+              <w:t xml:space="preserve">51  </w:t>
+            </w:r>
+            <w:r>
+              <w:rPr>
+                <w:sz w:val="16"/>
+                <w:szCs w:val="16"/>
+              </w:rPr>
+              <w:t xml:space="preserve">aging schedule</w:t>
+            </w:r>
+          </w:p>
+        </w:tc>
+      </w:tr>
+      <w:tr>
+        <w:tc>
+          <w:tcPr>
+            <w:tcW w:type="pct" w:w="2500"/>
+            <w:tcMar>
+              <w:top w:type="dxa" w:w="20"/>
+              <w:left w:type="dxa" w:w="80"/>
+              <w:bottom w:type="dxa" w:w="20"/>
+              <w:right w:type="dxa" w:w="80"/>
+            </w:tcMar>
+          </w:tcPr>
+          <w:p>
+            <w:pPr>
+              <w:spacing w:before="12" w:after="12"/>
+            </w:pPr>
+            <w:r>
+              <w:rPr>
+                <w:b/>
+                <w:bCs/>
+                <w:color w:val="8186EF"/>
+                <w:sz w:val="16"/>
+                <w:szCs w:val="16"/>
+              </w:rPr>
+              <w:t xml:space="preserve">26  </w:t>
+            </w:r>
+            <w:r>
+              <w:rPr>
+                <w:sz w:val="16"/>
+                <w:szCs w:val="16"/>
+              </w:rPr>
+              <w:t xml:space="preserve">income-statement</w:t>
+            </w:r>
+          </w:p>
+        </w:tc>
+        <w:tc>
+          <w:tcPr>
+            <w:tcW w:type="pct" w:w="2500"/>
+            <w:tcMar>
+              <w:top w:type="dxa" w:w="20"/>
+              <w:left w:type="dxa" w:w="80"/>
+              <w:bottom w:type="dxa" w:w="20"/>
+              <w:right w:type="dxa" w:w="80"/>
+            </w:tcMar>
+          </w:tcPr>
+          <w:p>
+            <w:pPr>
+              <w:spacing w:before="12" w:after="12"/>
+            </w:pPr>
+            <w:r>
+              <w:rPr>
+                <w:b/>
+                <w:bCs/>
+                <w:color w:val="8186EF"/>
+                <w:sz w:val="16"/>
+                <w:szCs w:val="16"/>
+              </w:rPr>
+              <w:t xml:space="preserve">52  </w:t>
             </w:r>
             <w:r>
               <w:rPr>
@@ -8146,7 +8370,7 @@
           <w:sz w:val="15"/>
           <w:szCs w:val="15"/>
         </w:rPr>
-        <w:t xml:space="preserve">In 2025 the FASB added a practical expedient: when forecasting losses on current receivables, any company may assume that conditions at the balance sheet date will not change. Private companies may also use cash collected after year-end. It applies to annual periods beginning after December 15, 2025, so under the one-year rule it is not yet tested on the CMA exam. IFRS 9 also uses expected losses. For trade receivables it uses a simplified approach that always records lifetime losses, often with a provision matrix, which is very close to CECL. For other financial assets, IFRS 9 starts with 12-month expected losses and moves to lifetime losses only after credit risk increases significantly. CECL records lifetime losses from day one for all assets at amortized cost.</w:t>
+        <w:t xml:space="preserve">The first row is done. Complete the other rows and the total, then check your total against Barada's trial balance.</w:t>
       </w:r>
     </w:p>
     <w:p>
@@ -8170,7 +8394,7 @@
           <w:sz w:val="15"/>
           <w:szCs w:val="15"/>
         </w:rPr>
-        <w:t xml:space="preserve">An allowance reduces an asset. A provision under IAS 37 is a liability. In a U.S. GAAP answer, always write allowance for credit losses, never provision for doubtful debts or reserve for bad debts.</w:t>
+        <w:t xml:space="preserve">In 2025 the FASB added a practical expedient: when forecasting losses on current receivables, any company may assume that conditions at the balance sheet date will not change. Private companies may also use cash collected after year-end. It applies to annual periods beginning after December 15, 2025, so under the one-year rule it is not yet tested on the CMA exam. IFRS 9 also uses expected losses. For trade receivables it uses a simplified approach that always records lifetime losses, often with a provision matrix, which is very close to CECL. For other financial assets, IFRS 9 starts with 12-month expected losses and moves to lifetime losses only after credit risk increases significantly. CECL records lifetime losses from day one for all assets at amortized cost.</w:t>
       </w:r>
     </w:p>
     <w:p>
@@ -8187,6 +8411,30 @@
           <w:szCs w:val="15"/>
         </w:rPr>
         <w:t xml:space="preserve">Summary 5   </w:t>
+      </w:r>
+      <w:r>
+        <w:rPr>
+          <w:color w:val="6B7280"/>
+          <w:sz w:val="15"/>
+          <w:szCs w:val="15"/>
+        </w:rPr>
+        <w:t xml:space="preserve">An allowance reduces an asset. A provision under IAS 37 is a liability. In a U.S. GAAP answer, always write allowance for credit losses, never provision for doubtful debts or reserve for bad debts.</w:t>
+      </w:r>
+    </w:p>
+    <w:p>
+      <w:pPr>
+        <w:spacing w:before="20" w:after="20"/>
+        <w:ind w:left="240" w:hanging="240"/>
+      </w:pPr>
+      <w:r>
+        <w:rPr>
+          <w:b/>
+          <w:bCs/>
+          <w:color w:val="353A7C"/>
+          <w:sz w:val="15"/>
+          <w:szCs w:val="15"/>
+        </w:rPr>
+        <w:t xml:space="preserve">Summary 6   </w:t>
       </w:r>
       <w:r>
         <w:rPr>
@@ -9951,8 +10199,8 @@
         </w:tblBorders>
       </w:tblPr>
       <w:tblGrid>
-        <w:gridCol w:w="4435"/>
-        <w:gridCol w:w="5165"/>
+        <w:gridCol w:w="4608"/>
+        <w:gridCol w:w="4992"/>
       </w:tblGrid>
       <w:tr>
         <w:tc>
@@ -9987,7 +10235,7 @@
       <w:tr>
         <w:tc>
           <w:tcPr>
-            <w:tcW w:type="pct" w:w="2310"/>
+            <w:tcW w:type="pct" w:w="2400"/>
             <w:shd w:fill="353A7C" w:val="clear"/>
             <w:tcMar>
               <w:top w:type="dxa" w:w="50"/>
@@ -10014,7 +10262,7 @@
         </w:tc>
         <w:tc>
           <w:tcPr>
-            <w:tcW w:type="pct" w:w="2690"/>
+            <w:tcW w:type="pct" w:w="2600"/>
             <w:shd w:fill="353A7C" w:val="clear"/>
             <w:tcMar>
               <w:top w:type="dxa" w:w="50"/>
@@ -10043,7 +10291,7 @@
       <w:tr>
         <w:tc>
           <w:tcPr>
-            <w:tcW w:type="pct" w:w="2310"/>
+            <w:tcW w:type="pct" w:w="2400"/>
             <w:tcMar>
               <w:top w:type="dxa" w:w="50"/>
               <w:left w:type="dxa" w:w="110"/>
@@ -10066,7 +10314,7 @@
         </w:tc>
         <w:tc>
           <w:tcPr>
-            <w:tcW w:type="pct" w:w="2690"/>
+            <w:tcW w:type="pct" w:w="2600"/>
             <w:tcMar>
               <w:top w:type="dxa" w:w="50"/>
               <w:left w:type="dxa" w:w="110"/>
@@ -10091,7 +10339,7 @@
       <w:tr>
         <w:tc>
           <w:tcPr>
-            <w:tcW w:type="pct" w:w="2310"/>
+            <w:tcW w:type="pct" w:w="2400"/>
             <w:shd w:fill="FBFAF6" w:val="clear"/>
             <w:tcMar>
               <w:top w:type="dxa" w:w="50"/>
@@ -10115,7 +10363,7 @@
         </w:tc>
         <w:tc>
           <w:tcPr>
-            <w:tcW w:type="pct" w:w="2690"/>
+            <w:tcW w:type="pct" w:w="2600"/>
             <w:shd w:fill="FBFAF6" w:val="clear"/>
             <w:tcMar>
               <w:top w:type="dxa" w:w="50"/>
@@ -10173,7 +10421,7 @@
       <w:tr>
         <w:tc>
           <w:tcPr>
-            <w:tcW w:type="pct" w:w="2310"/>
+            <w:tcW w:type="pct" w:w="2400"/>
             <w:tcMar>
               <w:top w:type="dxa" w:w="50"/>
               <w:left w:type="dxa" w:w="110"/>
@@ -10196,7 +10444,7 @@
         </w:tc>
         <w:tc>
           <w:tcPr>
-            <w:tcW w:type="pct" w:w="2690"/>
+            <w:tcW w:type="pct" w:w="2600"/>
             <w:tcMar>
               <w:top w:type="dxa" w:w="50"/>
               <w:left w:type="dxa" w:w="110"/>
@@ -10253,7 +10501,7 @@
       <w:tr>
         <w:tc>
           <w:tcPr>
-            <w:tcW w:type="pct" w:w="2310"/>
+            <w:tcW w:type="pct" w:w="2400"/>
             <w:shd w:fill="FBFAF6" w:val="clear"/>
             <w:tcMar>
               <w:top w:type="dxa" w:w="50"/>
@@ -10277,7 +10525,7 @@
         </w:tc>
         <w:tc>
           <w:tcPr>
-            <w:tcW w:type="pct" w:w="2690"/>
+            <w:tcW w:type="pct" w:w="2600"/>
             <w:shd w:fill="FBFAF6" w:val="clear"/>
             <w:tcMar>
               <w:top w:type="dxa" w:w="50"/>
@@ -10335,7 +10583,7 @@
       <w:tr>
         <w:tc>
           <w:tcPr>
-            <w:tcW w:type="pct" w:w="2310"/>
+            <w:tcW w:type="pct" w:w="2400"/>
             <w:tcMar>
               <w:top w:type="dxa" w:w="50"/>
               <w:left w:type="dxa" w:w="110"/>
@@ -10358,7 +10606,7 @@
         </w:tc>
         <w:tc>
           <w:tcPr>
-            <w:tcW w:type="pct" w:w="2690"/>
+            <w:tcW w:type="pct" w:w="2600"/>
             <w:tcMar>
               <w:top w:type="dxa" w:w="50"/>
               <w:left w:type="dxa" w:w="110"/>
@@ -10383,7 +10631,7 @@
       <w:tr>
         <w:tc>
           <w:tcPr>
-            <w:tcW w:type="pct" w:w="2310"/>
+            <w:tcW w:type="pct" w:w="2400"/>
             <w:shd w:fill="FBFAF6" w:val="clear"/>
             <w:tcMar>
               <w:top w:type="dxa" w:w="50"/>
@@ -10407,7 +10655,7 @@
         </w:tc>
         <w:tc>
           <w:tcPr>
-            <w:tcW w:type="pct" w:w="2690"/>
+            <w:tcW w:type="pct" w:w="2600"/>
             <w:shd w:fill="FBFAF6" w:val="clear"/>
             <w:tcMar>
               <w:top w:type="dxa" w:w="50"/>
@@ -10433,7 +10681,7 @@
       <w:tr>
         <w:tc>
           <w:tcPr>
-            <w:tcW w:type="pct" w:w="2310"/>
+            <w:tcW w:type="pct" w:w="2400"/>
             <w:tcMar>
               <w:top w:type="dxa" w:w="50"/>
               <w:left w:type="dxa" w:w="110"/>
@@ -10456,7 +10704,7 @@
         </w:tc>
         <w:tc>
           <w:tcPr>
-            <w:tcW w:type="pct" w:w="2690"/>
+            <w:tcW w:type="pct" w:w="2600"/>
             <w:tcMar>
               <w:top w:type="dxa" w:w="50"/>
               <w:left w:type="dxa" w:w="110"/>
@@ -10481,7 +10729,7 @@
       <w:tr>
         <w:tc>
           <w:tcPr>
-            <w:tcW w:type="pct" w:w="2310"/>
+            <w:tcW w:type="pct" w:w="2400"/>
             <w:shd w:fill="FBFAF6" w:val="clear"/>
             <w:tcMar>
               <w:top w:type="dxa" w:w="50"/>
@@ -10505,7 +10753,7 @@
         </w:tc>
         <w:tc>
           <w:tcPr>
-            <w:tcW w:type="pct" w:w="2690"/>
+            <w:tcW w:type="pct" w:w="2600"/>
             <w:shd w:fill="FBFAF6" w:val="clear"/>
             <w:tcMar>
               <w:top w:type="dxa" w:w="50"/>
@@ -10531,7 +10779,7 @@
       <w:tr>
         <w:tc>
           <w:tcPr>
-            <w:tcW w:type="pct" w:w="2310"/>
+            <w:tcW w:type="pct" w:w="2400"/>
             <w:tcMar>
               <w:top w:type="dxa" w:w="50"/>
               <w:left w:type="dxa" w:w="110"/>
@@ -10554,7 +10802,7 @@
         </w:tc>
         <w:tc>
           <w:tcPr>
-            <w:tcW w:type="pct" w:w="2690"/>
+            <w:tcW w:type="pct" w:w="2600"/>
             <w:tcMar>
               <w:top w:type="dxa" w:w="50"/>
               <w:left w:type="dxa" w:w="110"/>

--- a/CMA_Summaries_B1_Ch06.docx
+++ b/CMA_Summaries_B1_Ch06.docx
@@ -4271,7 +4271,7 @@
           <w:sz w:val="15"/>
           <w:szCs w:val="15"/>
         </w:rPr>
-        <w:t xml:space="preserve">The bars are drawn to scale.</w:t>
+        <w:t xml:space="preserve">The parts add up to the total; the bars are to scale.</w:t>
       </w:r>
     </w:p>
     <w:p>
@@ -4282,7 +4282,7 @@
       <w:r>
         <w:drawing>
           <wp:inline distT="0" distB="0" distL="0" distR="0">
-            <wp:extent cx="5734050" cy="1644775"/>
+            <wp:extent cx="5734050" cy="1810750"/>
             <wp:effectExtent t="0" r="0" b="0" l="0"/>
             <wp:docPr id="1" name="" descr="" title=""/>
             <wp:cNvGraphicFramePr>
@@ -4307,7 +4307,7 @@
                   <pic:spPr bwMode="auto">
                     <a:xfrm>
                       <a:off x="0" y="0"/>
-                      <a:ext cx="5734050" cy="1644775"/>
+                      <a:ext cx="5734050" cy="1810750"/>
                     </a:xfrm>
                     <a:prstGeom prst="rect">
                       <a:avLst/>

--- a/CMA_Summaries_B1_Ch06.docx
+++ b/CMA_Summaries_B1_Ch06.docx
@@ -3290,7 +3290,7 @@
                 <w:sz w:val="16"/>
                 <w:szCs w:val="16"/>
               </w:rPr>
-              <w:t xml:space="preserve">experience   ·   supportable   ·   covers   ·   records   ·   collect   ·   expected   ·   common   ·   schedule   ·   presents   ·   amortized   ·   amount   ·   probable   ·   contra-asset</w:t>
+              <w:t xml:space="preserve">experience   ·   supportable   ·   covers   ·   records   ·   collect   ·   history   ·   common   ·   schedule   ·   presents   ·   amortized   ·   amount   ·   probable   ·   contra-asset</w:t>
             </w:r>
           </w:p>
         </w:tc>
@@ -3344,6 +3344,19 @@
       </w:tr>
     </w:tbl>
     <w:p/>
+    <w:p>
+      <w:pPr>
+        <w:spacing w:before="20" w:after="20" w:line="360" w:lineRule="auto"/>
+        <w:ind w:left="200"/>
+      </w:pPr>
+      <w:r>
+        <w:rPr>
+          <w:sz w:val="19"/>
+          <w:szCs w:val="19"/>
+        </w:rPr>
+        <w:t xml:space="preserve">The loss rates already include a forecast of slower payments in some Gulf markets.</w:t>
+      </w:r>
+    </w:p>
     <w:p>
       <w:pPr>
         <w:spacing w:before="44" w:after="10"/>
@@ -3473,7 +3486,7 @@
                 <w:sz w:val="16"/>
                 <w:szCs w:val="16"/>
               </w:rPr>
-              <w:t xml:space="preserve">Over 90 days past due   ·   61–90 days past due   ·   holdback (due from factor)</w:t>
+              <w:t xml:space="preserve">allowance for credit losses   ·   61–90 days past due   ·   Over 90 days past due</w:t>
             </w:r>
           </w:p>
         </w:tc>
@@ -3862,7 +3875,7 @@
           <w:sz w:val="19"/>
           <w:szCs w:val="19"/>
         </w:rPr>
-        <w:t xml:space="preserve">Older </w:t>
+        <w:t xml:space="preserve">The </w:t>
       </w:r>
       <w:r>
         <w:rPr>
@@ -3894,7 +3907,7 @@
           <w:sz w:val="19"/>
           <w:szCs w:val="19"/>
         </w:rPr>
-        <w:t xml:space="preserve"> sometimes estimate the expense as a </w:t>
+        <w:t xml:space="preserve"> method is used for U.S. tax </w:t>
       </w:r>
       <w:r>
         <w:rPr>
@@ -3912,7 +3925,7 @@
           <w:sz w:val="19"/>
           <w:szCs w:val="19"/>
         </w:rPr>
-        <w:t xml:space="preserve">            </w:t>
+        <w:t xml:space="preserve">           </w:t>
       </w:r>
       <w:r>
         <w:rPr>
@@ -3926,14 +3939,14 @@
           <w:sz w:val="19"/>
           <w:szCs w:val="19"/>
         </w:rPr>
-        <w:t xml:space="preserve"> of credit sales. </w:t>
-      </w:r>
-      <w:r>
-        <w:rPr>
-          <w:sz w:val="19"/>
-          <w:szCs w:val="19"/>
-        </w:rPr>
-        <w:t xml:space="preserve">This </w:t>
+        <w:t xml:space="preserve">. </w:t>
+      </w:r>
+      <w:r>
+        <w:rPr>
+          <w:sz w:val="19"/>
+          <w:szCs w:val="19"/>
+        </w:rPr>
+        <w:t xml:space="preserve">It is not GAAP when bad debts are </w:t>
       </w:r>
       <w:r>
         <w:rPr>
@@ -3951,7 +3964,7 @@
           <w:sz w:val="19"/>
           <w:szCs w:val="19"/>
         </w:rPr>
-        <w:t xml:space="preserve">                  </w:t>
+        <w:t xml:space="preserve">           </w:t>
       </w:r>
       <w:r>
         <w:rPr>
@@ -3965,7 +3978,21 @@
           <w:sz w:val="19"/>
           <w:szCs w:val="19"/>
         </w:rPr>
-        <w:t xml:space="preserve"> approach does not measure the expected losses on the ending receivables, so under CECL the aging (balance-sheet) approach is the better choice. </w:t>
+        <w:t xml:space="preserve">, because it records losses late and shows receivables at a gross amount. </w:t>
+      </w:r>
+      <w:r>
+        <w:rPr>
+          <w:sz w:val="19"/>
+          <w:szCs w:val="19"/>
+        </w:rPr>
+        <w:t xml:space="preserve">Older questions sometimes estimate the expense as a percentage of credit sales. </w:t>
+      </w:r>
+      <w:r>
+        <w:rPr>
+          <w:sz w:val="19"/>
+          <w:szCs w:val="19"/>
+        </w:rPr>
+        <w:t xml:space="preserve">This income-statement approach does not measure the expected losses on the ending receivables, so under CECL the aging (balance-sheet) approach is the better choice. </w:t>
       </w:r>
     </w:p>
     <w:tbl>
@@ -4023,7 +4050,7 @@
                 <w:sz w:val="16"/>
                 <w:szCs w:val="16"/>
               </w:rPr>
-              <w:t xml:space="preserve">changes   ·   recorded   ·   collection   ·   percentage   ·   customer's   ·   probable   ·   questions   ·   recovery   ·   income-statement   ·   recovered   ·   started   ·   uncollectible   ·   journal</w:t>
+              <w:t xml:space="preserve">started   ·   uncollectible   ·   recovery   ·   changes   ·   returns   ·   recovered   ·   recorded   ·   collection   ·   direct   ·   journal   ·   write-off   ·   customer's   ·   material</w:t>
             </w:r>
           </w:p>
         </w:tc>
@@ -4239,7 +4266,7 @@
                 <w:sz w:val="16"/>
                 <w:szCs w:val="16"/>
               </w:rPr>
-              <w:t xml:space="preserve">Barada's   ·   Complete   ·   financial</w:t>
+              <w:t xml:space="preserve">Complete   ·   Barada's   ·   unadjusted</w:t>
             </w:r>
           </w:p>
         </w:tc>
@@ -4375,7 +4402,7 @@
                 <w:sz w:val="16"/>
                 <w:szCs w:val="16"/>
               </w:rPr>
-              <w:t xml:space="preserve">1–60 days past due   ·   allowance for credit losses</w:t>
+              <w:t xml:space="preserve">factoring   ·   Current</w:t>
             </w:r>
           </w:p>
         </w:tc>
@@ -4879,7 +4906,7 @@
                 <w:sz w:val="16"/>
                 <w:szCs w:val="16"/>
               </w:rPr>
-              <w:t xml:space="preserve">financial   ·   year-end   ·   conditions   ·   collected   ·   significantly   ·   one-year   ·   forecasting   ·   provision   ·   simplified   ·   beginning   ·   amortized   ·   Private</w:t>
+              <w:t xml:space="preserve">significantly   ·   beginning   ·   Private   ·   one-year   ·   provision   ·   conditions   ·   account   ·   simplified   ·   financial   ·   forecasting   ·   amortized   ·   collected</w:t>
             </w:r>
           </w:p>
         </w:tc>
@@ -5134,7 +5161,7 @@
                 <w:sz w:val="16"/>
                 <w:szCs w:val="16"/>
               </w:rPr>
-              <w:t xml:space="preserve">records   ·   reduces   ·   doubtful   ·   liability</w:t>
+              <w:t xml:space="preserve">increases   ·   liability   ·   doubtful   ·   reduces</w:t>
             </w:r>
           </w:p>
         </w:tc>
@@ -5389,7 +5416,7 @@
                 <w:sz w:val="16"/>
                 <w:szCs w:val="16"/>
               </w:rPr>
-              <w:t xml:space="preserve">approach   ·   credit   ·   write-off   ·   allowance</w:t>
+              <w:t xml:space="preserve">allowance   ·   credit   ·   write-off   ·   approach</w:t>
             </w:r>
           </w:p>
         </w:tc>
@@ -5410,9 +5437,9 @@
         </w:tblBorders>
       </w:tblPr>
       <w:tblGrid>
-        <w:gridCol w:w="3921"/>
-        <w:gridCol w:w="1455"/>
-        <w:gridCol w:w="4224"/>
+        <w:gridCol w:w="2946"/>
+        <w:gridCol w:w="3150"/>
+        <w:gridCol w:w="3505"/>
       </w:tblGrid>
       <w:tr>
         <w:tc>
@@ -5447,7 +5474,7 @@
       <w:tr>
         <w:tc>
           <w:tcPr>
-            <w:tcW w:type="pct" w:w="2042"/>
+            <w:tcW w:type="pct" w:w="1534"/>
             <w:shd w:fill="353A7C" w:val="clear"/>
             <w:tcMar>
               <w:top w:type="dxa" w:w="50"/>
@@ -5474,7 +5501,7 @@
         </w:tc>
         <w:tc>
           <w:tcPr>
-            <w:tcW w:type="pct" w:w="758"/>
+            <w:tcW w:type="pct" w:w="1640"/>
             <w:shd w:fill="353A7C" w:val="clear"/>
             <w:tcMar>
               <w:top w:type="dxa" w:w="50"/>
@@ -5501,7 +5528,7 @@
         </w:tc>
         <w:tc>
           <w:tcPr>
-            <w:tcW w:type="pct" w:w="2200"/>
+            <w:tcW w:type="pct" w:w="1825"/>
             <w:shd w:fill="353A7C" w:val="clear"/>
             <w:tcMar>
               <w:top w:type="dxa" w:w="50"/>
@@ -5530,7 +5557,7 @@
       <w:tr>
         <w:tc>
           <w:tcPr>
-            <w:tcW w:type="pct" w:w="2042"/>
+            <w:tcW w:type="pct" w:w="1534"/>
             <w:tcMar>
               <w:top w:type="dxa" w:w="50"/>
               <w:left w:type="dxa" w:w="110"/>
@@ -5553,8 +5580,7 @@
         </w:tc>
         <w:tc>
           <w:tcPr>
-            <w:tcW w:type="pct" w:w="758"/>
-            <w:shd w:fill="FFFFFF" w:val="clear"/>
+            <w:tcW w:type="pct" w:w="1640"/>
             <w:tcMar>
               <w:top w:type="dxa" w:w="50"/>
               <w:left w:type="dxa" w:w="110"/>
@@ -5564,23 +5590,21 @@
           </w:tcPr>
           <w:p>
             <w:pPr>
-              <w:spacing w:before="46" w:after="46"/>
-            </w:pPr>
-            <w:r>
-              <w:rPr>
-                <w:b/>
-                <w:bCs/>
-                <w:color w:val="8186EF"/>
-                <w:sz w:val="14"/>
-                <w:szCs w:val="14"/>
-              </w:rPr>
-              <w:t xml:space="preserve">(47)</w:t>
-            </w:r>
-          </w:p>
-        </w:tc>
-        <w:tc>
-          <w:tcPr>
-            <w:tcW w:type="pct" w:w="2200"/>
+              <w:spacing w:before="28" w:after="28"/>
+            </w:pPr>
+            <w:r>
+              <w:rPr>
+                <w:sz w:val="15"/>
+                <w:szCs w:val="15"/>
+              </w:rPr>
+              <w:t xml:space="preserve">Each period, for expected losses (matching)</w:t>
+            </w:r>
+          </w:p>
+        </w:tc>
+        <w:tc>
+          <w:tcPr>
+            <w:tcW w:type="pct" w:w="1825"/>
+            <w:shd w:fill="FFFFFF" w:val="clear"/>
             <w:tcMar>
               <w:top w:type="dxa" w:w="50"/>
               <w:left w:type="dxa" w:w="110"/>
@@ -5590,14 +5614,17 @@
           </w:tcPr>
           <w:p>
             <w:pPr>
-              <w:spacing w:before="28" w:after="28"/>
-            </w:pPr>
-            <w:r>
-              <w:rPr>
-                <w:sz w:val="15"/>
-                <w:szCs w:val="15"/>
-              </w:rPr>
-              <w:t xml:space="preserve">Only when a customer's balance is written off</w:t>
+              <w:spacing w:before="46" w:after="46"/>
+            </w:pPr>
+            <w:r>
+              <w:rPr>
+                <w:b/>
+                <w:bCs/>
+                <w:color w:val="8186EF"/>
+                <w:sz w:val="14"/>
+                <w:szCs w:val="14"/>
+              </w:rPr>
+              <w:t xml:space="preserve">(47)</w:t>
             </w:r>
           </w:p>
         </w:tc>
@@ -5605,7 +5632,7 @@
       <w:tr>
         <w:tc>
           <w:tcPr>
-            <w:tcW w:type="pct" w:w="2042"/>
+            <w:tcW w:type="pct" w:w="1534"/>
             <w:shd w:fill="FBFAF6" w:val="clear"/>
             <w:tcMar>
               <w:top w:type="dxa" w:w="50"/>
@@ -5629,7 +5656,7 @@
         </w:tc>
         <w:tc>
           <w:tcPr>
-            <w:tcW w:type="pct" w:w="758"/>
+            <w:tcW w:type="pct" w:w="1640"/>
             <w:shd w:fill="FBFAF6" w:val="clear"/>
             <w:tcMar>
               <w:top w:type="dxa" w:w="50"/>
@@ -5653,7 +5680,7 @@
         </w:tc>
         <w:tc>
           <w:tcPr>
-            <w:tcW w:type="pct" w:w="2200"/>
+            <w:tcW w:type="pct" w:w="1825"/>
             <w:shd w:fill="FBFAF6" w:val="clear"/>
             <w:tcMar>
               <w:top w:type="dxa" w:w="50"/>
@@ -5679,7 +5706,7 @@
       <w:tr>
         <w:tc>
           <w:tcPr>
-            <w:tcW w:type="pct" w:w="2042"/>
+            <w:tcW w:type="pct" w:w="1534"/>
             <w:tcMar>
               <w:top w:type="dxa" w:w="50"/>
               <w:left w:type="dxa" w:w="110"/>
@@ -5702,7 +5729,7 @@
         </w:tc>
         <w:tc>
           <w:tcPr>
-            <w:tcW w:type="pct" w:w="758"/>
+            <w:tcW w:type="pct" w:w="1640"/>
             <w:tcMar>
               <w:top w:type="dxa" w:w="50"/>
               <w:left w:type="dxa" w:w="110"/>
@@ -5725,7 +5752,7 @@
         </w:tc>
         <w:tc>
           <w:tcPr>
-            <w:tcW w:type="pct" w:w="2200"/>
+            <w:tcW w:type="pct" w:w="1825"/>
             <w:shd w:fill="FFFFFF" w:val="clear"/>
             <w:tcMar>
               <w:top w:type="dxa" w:w="50"/>
@@ -5754,7 +5781,7 @@
       <w:tr>
         <w:tc>
           <w:tcPr>
-            <w:tcW w:type="pct" w:w="2042"/>
+            <w:tcW w:type="pct" w:w="1534"/>
             <w:shd w:fill="FBFAF6" w:val="clear"/>
             <w:tcMar>
               <w:top w:type="dxa" w:w="50"/>
@@ -5778,8 +5805,8 @@
         </w:tc>
         <w:tc>
           <w:tcPr>
-            <w:tcW w:type="pct" w:w="758"/>
-            <w:shd w:fill="FBFAF6" w:val="clear"/>
+            <w:tcW w:type="pct" w:w="1640"/>
+            <w:shd w:fill="FFFFFF" w:val="clear"/>
             <w:tcMar>
               <w:top w:type="dxa" w:w="50"/>
               <w:left w:type="dxa" w:w="110"/>
@@ -5789,21 +5816,24 @@
           </w:tcPr>
           <w:p>
             <w:pPr>
-              <w:spacing w:before="28" w:after="28"/>
-            </w:pPr>
-            <w:r>
-              <w:rPr>
-                <w:sz w:val="15"/>
-                <w:szCs w:val="15"/>
-              </w:rPr>
-              <w:t xml:space="preserve">Yes (CECL)</w:t>
-            </w:r>
-          </w:p>
-        </w:tc>
-        <w:tc>
-          <w:tcPr>
-            <w:tcW w:type="pct" w:w="2200"/>
-            <w:shd w:fill="FFFFFF" w:val="clear"/>
+              <w:spacing w:before="46" w:after="46"/>
+            </w:pPr>
+            <w:r>
+              <w:rPr>
+                <w:b/>
+                <w:bCs/>
+                <w:color w:val="8186EF"/>
+                <w:sz w:val="14"/>
+                <w:szCs w:val="14"/>
+              </w:rPr>
+              <w:t xml:space="preserve">(49)</w:t>
+            </w:r>
+          </w:p>
+        </w:tc>
+        <w:tc>
+          <w:tcPr>
+            <w:tcW w:type="pct" w:w="1825"/>
+            <w:shd w:fill="FBFAF6" w:val="clear"/>
             <w:tcMar>
               <w:top w:type="dxa" w:w="50"/>
               <w:left w:type="dxa" w:w="110"/>
@@ -5813,17 +5843,14 @@
           </w:tcPr>
           <w:p>
             <w:pPr>
-              <w:spacing w:before="46" w:after="46"/>
-            </w:pPr>
-            <w:r>
-              <w:rPr>
-                <w:b/>
-                <w:bCs/>
-                <w:color w:val="8186EF"/>
-                <w:sz w:val="14"/>
-                <w:szCs w:val="14"/>
-              </w:rPr>
-              <w:t xml:space="preserve">(49)</w:t>
+              <w:spacing w:before="28" w:after="28"/>
+            </w:pPr>
+            <w:r>
+              <w:rPr>
+                <w:sz w:val="15"/>
+                <w:szCs w:val="15"/>
+              </w:rPr>
+              <w:t xml:space="preserve">No, when bad debts are material; used for U.S. tax</w:t>
             </w:r>
           </w:p>
         </w:tc>
@@ -5885,7 +5912,7 @@
                 <w:sz w:val="16"/>
                 <w:szCs w:val="16"/>
               </w:rPr>
-              <w:t xml:space="preserve">Each period, for expected losses (matching)   ·   Over 60 days past due   ·   Gross: 660,000 (overstated)   ·   No, when bad debts are material; used for U.S. tax</w:t>
+              <w:t xml:space="preserve">Only when a customer's balance is written off   ·   cash discount   ·   Gross: 660,000 (overstated)   ·   Yes (CECL)</w:t>
             </w:r>
           </w:p>
         </w:tc>
@@ -6715,7 +6742,7 @@
                 <w:sz w:val="16"/>
                 <w:szCs w:val="16"/>
               </w:rPr>
-              <w:t xml:space="preserve">1–60 days past due</w:t>
+              <w:t xml:space="preserve">Current</w:t>
             </w:r>
           </w:p>
         </w:tc>
@@ -7939,7 +7966,7 @@
                 <w:sz w:val="16"/>
                 <w:szCs w:val="16"/>
               </w:rPr>
-              <w:t xml:space="preserve">Each period, for expected losses (matching)</w:t>
+              <w:t xml:space="preserve">Only when a customer's balance is written off</w:t>
             </w:r>
           </w:p>
         </w:tc>
@@ -8075,7 +8102,7 @@
                 <w:sz w:val="16"/>
                 <w:szCs w:val="16"/>
               </w:rPr>
-              <w:t xml:space="preserve">No, when bad debts are material; used for U.S. tax</w:t>
+              <w:t xml:space="preserve">Yes (CECL)</w:t>
             </w:r>
           </w:p>
         </w:tc>
@@ -8110,7 +8137,7 @@
                 <w:sz w:val="16"/>
                 <w:szCs w:val="16"/>
               </w:rPr>
-              <w:t xml:space="preserve">questions</w:t>
+              <w:t xml:space="preserve">direct</w:t>
             </w:r>
           </w:p>
         </w:tc>
@@ -8178,7 +8205,7 @@
                 <w:sz w:val="16"/>
                 <w:szCs w:val="16"/>
               </w:rPr>
-              <w:t xml:space="preserve">percentage</w:t>
+              <w:t xml:space="preserve">returns</w:t>
             </w:r>
           </w:p>
         </w:tc>
@@ -8246,7 +8273,7 @@
                 <w:sz w:val="16"/>
                 <w:szCs w:val="16"/>
               </w:rPr>
-              <w:t xml:space="preserve">income-statement</w:t>
+              <w:t xml:space="preserve">material</w:t>
             </w:r>
           </w:p>
         </w:tc>
@@ -8346,7 +8373,7 @@
           <w:sz w:val="15"/>
           <w:szCs w:val="15"/>
         </w:rPr>
-        <w:t xml:space="preserve">The allowance must end the year at $34,000. During the year, the allowance started at $30,000, Orontes wrote off $26,000 of bad receivables and recovered $2,000 that it had written off earlier. The journal entry is: debit Credit loss expense $28,000, credit Allowance for credit losses $28,000. Net receivables on the balance sheet are $660,000 − $34,000 = $626,000. When a customer's balance is clearly uncollectible, the company records a write-off: debit the allowance and credit accounts receivable. The write-off changes neither net income nor net receivables, because the expense was already recorded when the allowance was built. If the customer later pays, the company records a recovery: it first reinstates the receivable (debit accounts receivable, credit allowance) and then records the cash collection. Older questions sometimes estimate the expense as a percentage of credit sales. This income-statement approach does not measure the expected losses on the ending receivables, so under CECL the aging (balance-sheet) approach is the better choice.</w:t>
+        <w:t xml:space="preserve">The allowance must end the year at $34,000. During the year, the allowance started at $30,000, Orontes wrote off $26,000 of bad receivables and recovered $2,000 that it had written off earlier. The journal entry is: debit Credit loss expense $28,000, credit Allowance for credit losses $28,000. Net receivables on the balance sheet are $660,000 − $34,000 = $626,000. When a customer's balance is clearly uncollectible, the company records a write-off: debit the allowance and credit accounts receivable. The write-off changes neither net income nor net receivables, because the expense was already recorded when the allowance was built. If the customer later pays, the company records a recovery: it first reinstates the receivable (debit accounts receivable, credit allowance) and then records the cash collection. The direct method is used for U.S. tax returns. It is not GAAP when bad debts are material, because it records losses late and shows receivables at a gross amount. Older questions sometimes estimate the expense as a percentage of credit sales. This income-statement approach does not measure the expected losses on the ending receivables, so under CECL the aging (balance-sheet) approach is the better choice.</w:t>
       </w:r>
     </w:p>
     <w:p>
@@ -8549,7 +8576,7 @@
           <w:sz w:val="16"/>
           <w:szCs w:val="16"/>
         </w:rPr>
-        <w:t xml:space="preserve">      gaps 1–6</w:t>
+        <w:t xml:space="preserve">      gaps 1–10</w:t>
       </w:r>
     </w:p>
     <w:p>
@@ -8562,7 +8589,7 @@
           <w:sz w:val="19"/>
           <w:szCs w:val="19"/>
         </w:rPr>
-        <w:t xml:space="preserve">U.S. GAAP </w:t>
+        <w:t xml:space="preserve">A company that needs cash </w:t>
       </w:r>
       <w:r>
         <w:rPr>
@@ -8594,14 +8621,7 @@
           <w:sz w:val="19"/>
           <w:szCs w:val="19"/>
         </w:rPr>
-        <w:t xml:space="preserve"> a transfer as a sale only if three conditions are all met. </w:t>
-      </w:r>
-      <w:r>
-        <w:rPr>
-          <w:sz w:val="19"/>
-          <w:szCs w:val="19"/>
-        </w:rPr>
-        <w:t xml:space="preserve">Recourse is the </w:t>
+        <w:t xml:space="preserve"> its customers pay can use its </w:t>
       </w:r>
       <w:r>
         <w:rPr>
@@ -8619,7 +8639,7 @@
           <w:sz w:val="19"/>
           <w:szCs w:val="19"/>
         </w:rPr>
-        <w:t xml:space="preserve">           </w:t>
+        <w:t xml:space="preserve">             </w:t>
       </w:r>
       <w:r>
         <w:rPr>
@@ -8633,7 +8653,14 @@
           <w:sz w:val="19"/>
           <w:szCs w:val="19"/>
         </w:rPr>
-        <w:t xml:space="preserve"> right to collect from the seller if </w:t>
+        <w:t xml:space="preserve"> in two ways. </w:t>
+      </w:r>
+      <w:r>
+        <w:rPr>
+          <w:sz w:val="19"/>
+          <w:szCs w:val="19"/>
+        </w:rPr>
+        <w:t xml:space="preserve">It can use them as </w:t>
       </w:r>
       <w:r>
         <w:rPr>
@@ -8651,7 +8678,7 @@
           <w:sz w:val="19"/>
           <w:szCs w:val="19"/>
         </w:rPr>
-        <w:t xml:space="preserve">           </w:t>
+        <w:t xml:space="preserve">            </w:t>
       </w:r>
       <w:r>
         <w:rPr>
@@ -8665,14 +8692,7 @@
           <w:sz w:val="19"/>
           <w:szCs w:val="19"/>
         </w:rPr>
-        <w:t xml:space="preserve"> do not pay. </w:t>
-      </w:r>
-      <w:r>
-        <w:rPr>
-          <w:sz w:val="19"/>
-          <w:szCs w:val="19"/>
-        </w:rPr>
-        <w:t xml:space="preserve">Recourse does not by </w:t>
+        <w:t xml:space="preserve"> for a loan (</w:t>
       </w:r>
       <w:r>
         <w:rPr>
@@ -8704,7 +8724,14 @@
           <w:sz w:val="19"/>
           <w:szCs w:val="19"/>
         </w:rPr>
-        <w:t xml:space="preserve"> make the transfer a </w:t>
+        <w:t xml:space="preserve">), or it can transfer them to a finance company called a factor. </w:t>
+      </w:r>
+      <w:r>
+        <w:rPr>
+          <w:sz w:val="19"/>
+          <w:szCs w:val="19"/>
+        </w:rPr>
+        <w:t xml:space="preserve">U.S. GAAP </w:t>
       </w:r>
       <w:r>
         <w:rPr>
@@ -8736,21 +8763,14 @@
           <w:sz w:val="19"/>
           <w:szCs w:val="19"/>
         </w:rPr>
-        <w:t xml:space="preserve">. </w:t>
-      </w:r>
-      <w:r>
-        <w:rPr>
-          <w:sz w:val="19"/>
-          <w:szCs w:val="19"/>
-        </w:rPr>
-        <w:t xml:space="preserve">If the three conditions are met, a transfer with recourse is still a sale. </w:t>
-      </w:r>
-      <w:r>
-        <w:rPr>
-          <w:sz w:val="19"/>
-          <w:szCs w:val="19"/>
-        </w:rPr>
-        <w:t xml:space="preserve">The seller then records a recourse </w:t>
+        <w:t xml:space="preserve"> a transfer as a sale only if three conditions are all met. </w:t>
+      </w:r>
+      <w:r>
+        <w:rPr>
+          <w:sz w:val="19"/>
+          <w:szCs w:val="19"/>
+        </w:rPr>
+        <w:t xml:space="preserve">Recourse is the </w:t>
       </w:r>
       <w:r>
         <w:rPr>
@@ -8782,7 +8802,156 @@
           <w:sz w:val="19"/>
           <w:szCs w:val="19"/>
         </w:rPr>
-        <w:t xml:space="preserve"> at its fair value, which increases the loss on the sale. </w:t>
+        <w:t xml:space="preserve"> right to collect from the seller if customers do not pay. </w:t>
+      </w:r>
+      <w:r>
+        <w:rPr>
+          <w:sz w:val="19"/>
+          <w:szCs w:val="19"/>
+        </w:rPr>
+        <w:t xml:space="preserve">Recourse does not by </w:t>
+      </w:r>
+      <w:r>
+        <w:rPr>
+          <w:b/>
+          <w:bCs/>
+          <w:color w:val="8186EF"/>
+          <w:sz w:val="15"/>
+          <w:szCs w:val="15"/>
+        </w:rPr>
+        <w:t xml:space="preserve"> (7) </w:t>
+      </w:r>
+      <w:r>
+        <w:rPr>
+          <w:u w:val="single"/>
+          <w:sz w:val="19"/>
+          <w:szCs w:val="19"/>
+        </w:rPr>
+        <w:t xml:space="preserve">           </w:t>
+      </w:r>
+      <w:r>
+        <w:rPr>
+          <w:sz w:val="19"/>
+          <w:szCs w:val="19"/>
+        </w:rPr>
+        <w:t xml:space="preserve"> </w:t>
+      </w:r>
+      <w:r>
+        <w:rPr>
+          <w:sz w:val="19"/>
+          <w:szCs w:val="19"/>
+        </w:rPr>
+        <w:t xml:space="preserve"> make the transfer a </w:t>
+      </w:r>
+      <w:r>
+        <w:rPr>
+          <w:b/>
+          <w:bCs/>
+          <w:color w:val="8186EF"/>
+          <w:sz w:val="15"/>
+          <w:szCs w:val="15"/>
+        </w:rPr>
+        <w:t xml:space="preserve"> (8) </w:t>
+      </w:r>
+      <w:r>
+        <w:rPr>
+          <w:u w:val="single"/>
+          <w:sz w:val="19"/>
+          <w:szCs w:val="19"/>
+        </w:rPr>
+        <w:t xml:space="preserve">           </w:t>
+      </w:r>
+      <w:r>
+        <w:rPr>
+          <w:sz w:val="19"/>
+          <w:szCs w:val="19"/>
+        </w:rPr>
+        <w:t xml:space="preserve"> </w:t>
+      </w:r>
+      <w:r>
+        <w:rPr>
+          <w:sz w:val="19"/>
+          <w:szCs w:val="19"/>
+        </w:rPr>
+        <w:t xml:space="preserve">. </w:t>
+      </w:r>
+      <w:r>
+        <w:rPr>
+          <w:sz w:val="19"/>
+          <w:szCs w:val="19"/>
+        </w:rPr>
+        <w:t xml:space="preserve">If the three conditions are met, a transfer with recourse is still a sale. </w:t>
+      </w:r>
+      <w:r>
+        <w:rPr>
+          <w:sz w:val="19"/>
+          <w:szCs w:val="19"/>
+        </w:rPr>
+        <w:t xml:space="preserve">The seller then records a recourse </w:t>
+      </w:r>
+      <w:r>
+        <w:rPr>
+          <w:b/>
+          <w:bCs/>
+          <w:color w:val="8186EF"/>
+          <w:sz w:val="15"/>
+          <w:szCs w:val="15"/>
+        </w:rPr>
+        <w:t xml:space="preserve"> (9) </w:t>
+      </w:r>
+      <w:r>
+        <w:rPr>
+          <w:u w:val="single"/>
+          <w:sz w:val="19"/>
+          <w:szCs w:val="19"/>
+        </w:rPr>
+        <w:t xml:space="preserve">           </w:t>
+      </w:r>
+      <w:r>
+        <w:rPr>
+          <w:sz w:val="19"/>
+          <w:szCs w:val="19"/>
+        </w:rPr>
+        <w:t xml:space="preserve"> </w:t>
+      </w:r>
+      <w:r>
+        <w:rPr>
+          <w:sz w:val="19"/>
+          <w:szCs w:val="19"/>
+        </w:rPr>
+        <w:t xml:space="preserve"> at its fair value, which </w:t>
+      </w:r>
+      <w:r>
+        <w:rPr>
+          <w:b/>
+          <w:bCs/>
+          <w:color w:val="8186EF"/>
+          <w:sz w:val="15"/>
+          <w:szCs w:val="15"/>
+        </w:rPr>
+        <w:t xml:space="preserve"> (10) </w:t>
+      </w:r>
+      <w:r>
+        <w:rPr>
+          <w:u w:val="single"/>
+          <w:sz w:val="19"/>
+          <w:szCs w:val="19"/>
+        </w:rPr>
+        <w:t xml:space="preserve">           </w:t>
+      </w:r>
+      <w:r>
+        <w:rPr>
+          <w:sz w:val="19"/>
+          <w:szCs w:val="19"/>
+        </w:rPr>
+        <w:t xml:space="preserve"> </w:t>
+      </w:r>
+      <w:r>
+        <w:rPr>
+          <w:sz w:val="19"/>
+          <w:szCs w:val="19"/>
+        </w:rPr>
+        <w:t xml:space="preserve"> the loss on the sale. </w:t>
       </w:r>
     </w:p>
     <w:tbl>
@@ -8840,7 +9009,7 @@
                 <w:sz w:val="16"/>
                 <w:szCs w:val="16"/>
               </w:rPr>
-              <w:t xml:space="preserve">receivables   ·   liability   ·   itself   ·   customers   ·   treats   ·   factor's   ·   borrowing</w:t>
+              <w:t xml:space="preserve">itself   ·   increases   ·   borrowing   ·   exchange   ·   before   ·   collateral   ·   treats   ·   factor's   ·   receivables   ·   pledging   ·   liability</w:t>
             </w:r>
           </w:p>
         </w:tc>
@@ -9050,7 +9219,7 @@
           <w:sz w:val="16"/>
           <w:szCs w:val="16"/>
         </w:rPr>
-        <w:t xml:space="preserve">      gaps 9–20</w:t>
+        <w:t xml:space="preserve">      gaps 13–24</w:t>
       </w:r>
     </w:p>
     <w:p>
@@ -9073,7 +9242,7 @@
           <w:sz w:val="15"/>
           <w:szCs w:val="15"/>
         </w:rPr>
-        <w:t xml:space="preserve"> (9) </w:t>
+        <w:t xml:space="preserve"> (13) </w:t>
       </w:r>
       <w:r>
         <w:rPr>
@@ -9095,7 +9264,7 @@
           <w:sz w:val="19"/>
           <w:szCs w:val="19"/>
         </w:rPr>
-        <w:t xml:space="preserve"> receivables with a carrying amount of $500,000 to Gulf Factor Co. The factor charges a fee of 3% ($15,000) and keeps a holdback (due from factor) of 5% ($25,000) to cover returns and </w:t>
+        <w:t xml:space="preserve"> receivables with a carrying amount of $500,000 to Gulf Factor Co. The factor </w:t>
       </w:r>
       <w:r>
         <w:rPr>
@@ -9105,7 +9274,7 @@
           <w:sz w:val="15"/>
           <w:szCs w:val="15"/>
         </w:rPr>
-        <w:t xml:space="preserve"> (10) </w:t>
+        <w:t xml:space="preserve"> (14) </w:t>
       </w:r>
       <w:r>
         <w:rPr>
@@ -9127,14 +9296,7 @@
           <w:sz w:val="19"/>
           <w:szCs w:val="19"/>
         </w:rPr>
-        <w:t xml:space="preserve">. </w:t>
-      </w:r>
-      <w:r>
-        <w:rPr>
-          <w:sz w:val="19"/>
-          <w:szCs w:val="19"/>
-        </w:rPr>
-        <w:t xml:space="preserve">Orontes </w:t>
+        <w:t xml:space="preserve"> a fee of 3% ($15,000) and keeps a </w:t>
       </w:r>
       <w:r>
         <w:rPr>
@@ -9144,7 +9306,7 @@
           <w:sz w:val="15"/>
           <w:szCs w:val="15"/>
         </w:rPr>
-        <w:t xml:space="preserve"> (11) </w:t>
+        <w:t xml:space="preserve"> (15) </w:t>
       </w:r>
       <w:r>
         <w:rPr>
@@ -9166,14 +9328,7 @@
           <w:sz w:val="19"/>
           <w:szCs w:val="19"/>
         </w:rPr>
-        <w:t xml:space="preserve"> $460,000 in cash. </w:t>
-      </w:r>
-      <w:r>
-        <w:rPr>
-          <w:sz w:val="19"/>
-          <w:szCs w:val="19"/>
-        </w:rPr>
-        <w:t xml:space="preserve">Sale </w:t>
+        <w:t xml:space="preserve"> (due from factor) of 5% ($25,000) to cover returns and </w:t>
       </w:r>
       <w:r>
         <w:rPr>
@@ -9183,7 +9338,7 @@
           <w:sz w:val="15"/>
           <w:szCs w:val="15"/>
         </w:rPr>
-        <w:t xml:space="preserve"> (12) </w:t>
+        <w:t xml:space="preserve"> (16) </w:t>
       </w:r>
       <w:r>
         <w:rPr>
@@ -9205,7 +9360,14 @@
           <w:sz w:val="19"/>
           <w:szCs w:val="19"/>
         </w:rPr>
-        <w:t xml:space="preserve"> recourse: debit Cash $460,000, debit Due from factor $25,000, debit Loss on sale of receivables $15,000; credit Accounts </w:t>
+        <w:t xml:space="preserve">. </w:t>
+      </w:r>
+      <w:r>
+        <w:rPr>
+          <w:sz w:val="19"/>
+          <w:szCs w:val="19"/>
+        </w:rPr>
+        <w:t xml:space="preserve">Orontes </w:t>
       </w:r>
       <w:r>
         <w:rPr>
@@ -9215,7 +9377,7 @@
           <w:sz w:val="15"/>
           <w:szCs w:val="15"/>
         </w:rPr>
-        <w:t xml:space="preserve"> (13) </w:t>
+        <w:t xml:space="preserve"> (17) </w:t>
       </w:r>
       <w:r>
         <w:rPr>
@@ -9223,7 +9385,7 @@
           <w:sz w:val="19"/>
           <w:szCs w:val="19"/>
         </w:rPr>
-        <w:t xml:space="preserve">            </w:t>
+        <w:t xml:space="preserve">           </w:t>
       </w:r>
       <w:r>
         <w:rPr>
@@ -9237,14 +9399,14 @@
           <w:sz w:val="19"/>
           <w:szCs w:val="19"/>
         </w:rPr>
-        <w:t xml:space="preserve"> $500,000. </w:t>
-      </w:r>
-      <w:r>
-        <w:rPr>
-          <w:sz w:val="19"/>
-          <w:szCs w:val="19"/>
-        </w:rPr>
-        <w:t xml:space="preserve">Sale with recourse (recourse liability $6,000): the same entry, but the loss is $21,000 and Orontes also </w:t>
+        <w:t xml:space="preserve"> $460,000 in cash. </w:t>
+      </w:r>
+      <w:r>
+        <w:rPr>
+          <w:sz w:val="19"/>
+          <w:szCs w:val="19"/>
+        </w:rPr>
+        <w:t xml:space="preserve">Sale </w:t>
       </w:r>
       <w:r>
         <w:rPr>
@@ -9254,7 +9416,7 @@
           <w:sz w:val="15"/>
           <w:szCs w:val="15"/>
         </w:rPr>
-        <w:t xml:space="preserve"> (14) </w:t>
+        <w:t xml:space="preserve"> (18) </w:t>
       </w:r>
       <w:r>
         <w:rPr>
@@ -9276,14 +9438,7 @@
           <w:sz w:val="19"/>
           <w:szCs w:val="19"/>
         </w:rPr>
-        <w:t xml:space="preserve"> Recourse liability $6,000. </w:t>
-      </w:r>
-      <w:r>
-        <w:rPr>
-          <w:sz w:val="19"/>
-          <w:szCs w:val="19"/>
-        </w:rPr>
-        <w:t xml:space="preserve">Secured </w:t>
+        <w:t xml:space="preserve"> recourse: debit Cash $460,000, debit Due from factor $25,000, debit Loss on sale of receivables $15,000; credit Accounts </w:t>
       </w:r>
       <w:r>
         <w:rPr>
@@ -9293,7 +9448,7 @@
           <w:sz w:val="15"/>
           <w:szCs w:val="15"/>
         </w:rPr>
-        <w:t xml:space="preserve"> (15) </w:t>
+        <w:t xml:space="preserve"> (19) </w:t>
       </w:r>
       <w:r>
         <w:rPr>
@@ -9301,7 +9456,7 @@
           <w:sz w:val="19"/>
           <w:szCs w:val="19"/>
         </w:rPr>
-        <w:t xml:space="preserve">           </w:t>
+        <w:t xml:space="preserve">            </w:t>
       </w:r>
       <w:r>
         <w:rPr>
@@ -9315,7 +9470,14 @@
           <w:sz w:val="19"/>
           <w:szCs w:val="19"/>
         </w:rPr>
-        <w:t xml:space="preserve">: debit Cash $460,000, debit </w:t>
+        <w:t xml:space="preserve"> $500,000. </w:t>
+      </w:r>
+      <w:r>
+        <w:rPr>
+          <w:sz w:val="19"/>
+          <w:szCs w:val="19"/>
+        </w:rPr>
+        <w:t xml:space="preserve">Sale with recourse (recourse liability $6,000): the same entry, but the loss is $21,000 and Orontes also </w:t>
       </w:r>
       <w:r>
         <w:rPr>
@@ -9325,7 +9487,7 @@
           <w:sz w:val="15"/>
           <w:szCs w:val="15"/>
         </w:rPr>
-        <w:t xml:space="preserve"> (16) </w:t>
+        <w:t xml:space="preserve"> (20) </w:t>
       </w:r>
       <w:r>
         <w:rPr>
@@ -9347,14 +9509,14 @@
           <w:sz w:val="19"/>
           <w:szCs w:val="19"/>
         </w:rPr>
-        <w:t xml:space="preserve"> expense $15,000; credit Liability to factor $475,000. </w:t>
-      </w:r>
-      <w:r>
-        <w:rPr>
-          <w:sz w:val="19"/>
-          <w:szCs w:val="19"/>
-        </w:rPr>
-        <w:t xml:space="preserve">The receivables stay on the balance sheet, marked as </w:t>
+        <w:t xml:space="preserve"> Recourse liability $6,000. </w:t>
+      </w:r>
+      <w:r>
+        <w:rPr>
+          <w:sz w:val="19"/>
+          <w:szCs w:val="19"/>
+        </w:rPr>
+        <w:t xml:space="preserve">Secured </w:t>
       </w:r>
       <w:r>
         <w:rPr>
@@ -9364,7 +9526,7 @@
           <w:sz w:val="15"/>
           <w:szCs w:val="15"/>
         </w:rPr>
-        <w:t xml:space="preserve"> (17) </w:t>
+        <w:t xml:space="preserve"> (21) </w:t>
       </w:r>
       <w:r>
         <w:rPr>
@@ -9386,14 +9548,7 @@
           <w:sz w:val="19"/>
           <w:szCs w:val="19"/>
         </w:rPr>
-        <w:t xml:space="preserve">. </w:t>
-      </w:r>
-      <w:r>
-        <w:rPr>
-          <w:sz w:val="19"/>
-          <w:szCs w:val="19"/>
-        </w:rPr>
-        <w:t xml:space="preserve">The balance sheet </w:t>
+        <w:t xml:space="preserve">: debit Cash $460,000, debit </w:t>
       </w:r>
       <w:r>
         <w:rPr>
@@ -9403,7 +9558,7 @@
           <w:sz w:val="15"/>
           <w:szCs w:val="15"/>
         </w:rPr>
-        <w:t xml:space="preserve"> (18) </w:t>
+        <w:t xml:space="preserve"> (22) </w:t>
       </w:r>
       <w:r>
         <w:rPr>
@@ -9425,7 +9580,14 @@
           <w:sz w:val="19"/>
           <w:szCs w:val="19"/>
         </w:rPr>
-        <w:t xml:space="preserve"> is the main </w:t>
+        <w:t xml:space="preserve"> expense $15,000; credit Liability to factor $475,000. </w:t>
+      </w:r>
+      <w:r>
+        <w:rPr>
+          <w:sz w:val="19"/>
+          <w:szCs w:val="19"/>
+        </w:rPr>
+        <w:t xml:space="preserve">The receivables stay on the </w:t>
       </w:r>
       <w:r>
         <w:rPr>
@@ -9435,7 +9597,7 @@
           <w:sz w:val="15"/>
           <w:szCs w:val="15"/>
         </w:rPr>
-        <w:t xml:space="preserve"> (19) </w:t>
+        <w:t xml:space="preserve"> (23) </w:t>
       </w:r>
       <w:r>
         <w:rPr>
@@ -9457,14 +9619,7 @@
           <w:sz w:val="19"/>
           <w:szCs w:val="19"/>
         </w:rPr>
-        <w:t xml:space="preserve"> companies care. </w:t>
-      </w:r>
-      <w:r>
-        <w:rPr>
-          <w:sz w:val="19"/>
-          <w:szCs w:val="19"/>
-        </w:rPr>
-        <w:t xml:space="preserve">A sale </w:t>
+        <w:t xml:space="preserve"> sheet, marked as </w:t>
       </w:r>
       <w:r>
         <w:rPr>
@@ -9474,7 +9629,7 @@
           <w:sz w:val="15"/>
           <w:szCs w:val="15"/>
         </w:rPr>
-        <w:t xml:space="preserve"> (20) </w:t>
+        <w:t xml:space="preserve"> (24) </w:t>
       </w:r>
       <w:r>
         <w:rPr>
@@ -9496,7 +9651,21 @@
           <w:sz w:val="19"/>
           <w:szCs w:val="19"/>
         </w:rPr>
-        <w:t xml:space="preserve"> the receivables and adds little or no debt, so ratios such as debt to equity look better. </w:t>
+        <w:t xml:space="preserve">. </w:t>
+      </w:r>
+      <w:r>
+        <w:rPr>
+          <w:sz w:val="19"/>
+          <w:szCs w:val="19"/>
+        </w:rPr>
+        <w:t xml:space="preserve">Loss on a sale = carrying amount − (cash + due from factor − recourse liability). </w:t>
+      </w:r>
+      <w:r>
+        <w:rPr>
+          <w:sz w:val="19"/>
+          <w:szCs w:val="19"/>
+        </w:rPr>
+        <w:t xml:space="preserve">With recourse: $500,000 − ($460,000 + $25,000 − $6,000) = $21,000. </w:t>
       </w:r>
     </w:p>
     <w:tbl>
@@ -9554,7 +9723,7 @@
                 <w:sz w:val="16"/>
                 <w:szCs w:val="16"/>
               </w:rPr>
-              <w:t xml:space="preserve">pledged   ·   receivable   ·   records   ·   credits   ·   receives   ·   effect   ·   borrowing   ·   Interest   ·   removes   ·   transfers   ·   reason   ·   discounts   ·   without</w:t>
+              <w:t xml:space="preserve">borrowing   ·   receives   ·   Recourse   ·   without   ·   holdback   ·   Interest   ·   receivable   ·   credits   ·   pledged   ·   transfers   ·   balance   ·   charges   ·   discounts</w:t>
             </w:r>
           </w:p>
         </w:tc>
@@ -9593,7 +9762,7 @@
           <w:sz w:val="16"/>
           <w:szCs w:val="16"/>
         </w:rPr>
-        <w:t xml:space="preserve">      gaps 21–27</w:t>
+        <w:t xml:space="preserve">      gaps 25–34</w:t>
       </w:r>
     </w:p>
     <w:p>
@@ -9606,7 +9775,7 @@
           <w:sz w:val="19"/>
           <w:szCs w:val="19"/>
         </w:rPr>
-        <w:t xml:space="preserve">A </w:t>
+        <w:t xml:space="preserve">The </w:t>
       </w:r>
       <w:r>
         <w:rPr>
@@ -9616,7 +9785,7 @@
           <w:sz w:val="15"/>
           <w:szCs w:val="15"/>
         </w:rPr>
-        <w:t xml:space="preserve"> (21) </w:t>
+        <w:t xml:space="preserve"> (25) </w:t>
       </w:r>
       <w:r>
         <w:rPr>
@@ -9638,7 +9807,7 @@
           <w:sz w:val="19"/>
           <w:szCs w:val="19"/>
         </w:rPr>
-        <w:t xml:space="preserve"> borrowing keeps the receivables and adds a </w:t>
+        <w:t xml:space="preserve"> sheet effect is the main </w:t>
       </w:r>
       <w:r>
         <w:rPr>
@@ -9648,7 +9817,7 @@
           <w:sz w:val="15"/>
           <w:szCs w:val="15"/>
         </w:rPr>
-        <w:t xml:space="preserve"> (22) </w:t>
+        <w:t xml:space="preserve"> (26) </w:t>
       </w:r>
       <w:r>
         <w:rPr>
@@ -9670,14 +9839,14 @@
           <w:sz w:val="19"/>
           <w:szCs w:val="19"/>
         </w:rPr>
-        <w:t xml:space="preserve">. </w:t>
-      </w:r>
-      <w:r>
-        <w:rPr>
-          <w:sz w:val="19"/>
-          <w:szCs w:val="19"/>
-        </w:rPr>
-        <w:t xml:space="preserve">Lenders and </w:t>
+        <w:t xml:space="preserve"> companies care. </w:t>
+      </w:r>
+      <w:r>
+        <w:rPr>
+          <w:sz w:val="19"/>
+          <w:szCs w:val="19"/>
+        </w:rPr>
+        <w:t xml:space="preserve">A sale </w:t>
       </w:r>
       <w:r>
         <w:rPr>
@@ -9687,7 +9856,7 @@
           <w:sz w:val="15"/>
           <w:szCs w:val="15"/>
         </w:rPr>
-        <w:t xml:space="preserve"> (23) </w:t>
+        <w:t xml:space="preserve"> (27) </w:t>
       </w:r>
       <w:r>
         <w:rPr>
@@ -9709,7 +9878,7 @@
           <w:sz w:val="19"/>
           <w:szCs w:val="19"/>
         </w:rPr>
-        <w:t xml:space="preserve"> read the notes to see which receivables are </w:t>
+        <w:t xml:space="preserve"> the receivables and adds </w:t>
       </w:r>
       <w:r>
         <w:rPr>
@@ -9719,7 +9888,7 @@
           <w:sz w:val="15"/>
           <w:szCs w:val="15"/>
         </w:rPr>
-        <w:t xml:space="preserve"> (24) </w:t>
+        <w:t xml:space="preserve"> (28) </w:t>
       </w:r>
       <w:r>
         <w:rPr>
@@ -9741,14 +9910,14 @@
           <w:sz w:val="19"/>
           <w:szCs w:val="19"/>
         </w:rPr>
-        <w:t xml:space="preserve"> or transferred. </w:t>
-      </w:r>
-      <w:r>
-        <w:rPr>
-          <w:sz w:val="19"/>
-          <w:szCs w:val="19"/>
-        </w:rPr>
-        <w:t xml:space="preserve">IFRS 9 asks first </w:t>
+        <w:t xml:space="preserve"> or no debt, so ratios such as debt to equity look better. </w:t>
+      </w:r>
+      <w:r>
+        <w:rPr>
+          <w:sz w:val="19"/>
+          <w:szCs w:val="19"/>
+        </w:rPr>
+        <w:t xml:space="preserve">A </w:t>
       </w:r>
       <w:r>
         <w:rPr>
@@ -9758,7 +9927,7 @@
           <w:sz w:val="15"/>
           <w:szCs w:val="15"/>
         </w:rPr>
-        <w:t xml:space="preserve"> (25) </w:t>
+        <w:t xml:space="preserve"> (29) </w:t>
       </w:r>
       <w:r>
         <w:rPr>
@@ -9780,7 +9949,7 @@
           <w:sz w:val="19"/>
           <w:szCs w:val="19"/>
         </w:rPr>
-        <w:t xml:space="preserve"> the seller has transferred </w:t>
+        <w:t xml:space="preserve"> borrowing keeps the receivables and adds a </w:t>
       </w:r>
       <w:r>
         <w:rPr>
@@ -9790,7 +9959,7 @@
           <w:sz w:val="15"/>
           <w:szCs w:val="15"/>
         </w:rPr>
-        <w:t xml:space="preserve"> (26) </w:t>
+        <w:t xml:space="preserve"> (30) </w:t>
       </w:r>
       <w:r>
         <w:rPr>
@@ -9798,7 +9967,7 @@
           <w:sz w:val="19"/>
           <w:szCs w:val="19"/>
         </w:rPr>
-        <w:t xml:space="preserve">               </w:t>
+        <w:t xml:space="preserve">           </w:t>
       </w:r>
       <w:r>
         <w:rPr>
@@ -9812,14 +9981,14 @@
           <w:sz w:val="19"/>
           <w:szCs w:val="19"/>
         </w:rPr>
-        <w:t xml:space="preserve"> all the risks and rewards of the receivables. </w:t>
-      </w:r>
-      <w:r>
-        <w:rPr>
-          <w:sz w:val="19"/>
-          <w:szCs w:val="19"/>
-        </w:rPr>
-        <w:t xml:space="preserve"/>
+        <w:t xml:space="preserve">. </w:t>
+      </w:r>
+      <w:r>
+        <w:rPr>
+          <w:sz w:val="19"/>
+          <w:szCs w:val="19"/>
+        </w:rPr>
+        <w:t xml:space="preserve">Lenders and </w:t>
       </w:r>
       <w:r>
         <w:rPr>
@@ -9829,7 +9998,7 @@
           <w:sz w:val="15"/>
           <w:szCs w:val="15"/>
         </w:rPr>
-        <w:t xml:space="preserve"> (27) </w:t>
+        <w:t xml:space="preserve"> (31) </w:t>
       </w:r>
       <w:r>
         <w:rPr>
@@ -9851,7 +10020,117 @@
           <w:sz w:val="19"/>
           <w:szCs w:val="19"/>
         </w:rPr>
-        <w:t xml:space="preserve"> with substantial recourse usually keeps most of the risk with the seller, so under IFRS it often fails derecognition and is treated as borrowing. </w:t>
+        <w:t xml:space="preserve"> read the notes to see which receivables are </w:t>
+      </w:r>
+      <w:r>
+        <w:rPr>
+          <w:b/>
+          <w:bCs/>
+          <w:color w:val="8186EF"/>
+          <w:sz w:val="15"/>
+          <w:szCs w:val="15"/>
+        </w:rPr>
+        <w:t xml:space="preserve"> (32) </w:t>
+      </w:r>
+      <w:r>
+        <w:rPr>
+          <w:u w:val="single"/>
+          <w:sz w:val="19"/>
+          <w:szCs w:val="19"/>
+        </w:rPr>
+        <w:t xml:space="preserve">           </w:t>
+      </w:r>
+      <w:r>
+        <w:rPr>
+          <w:sz w:val="19"/>
+          <w:szCs w:val="19"/>
+        </w:rPr>
+        <w:t xml:space="preserve"> </w:t>
+      </w:r>
+      <w:r>
+        <w:rPr>
+          <w:sz w:val="19"/>
+          <w:szCs w:val="19"/>
+        </w:rPr>
+        <w:t xml:space="preserve"> or transferred. </w:t>
+      </w:r>
+      <w:r>
+        <w:rPr>
+          <w:sz w:val="19"/>
+          <w:szCs w:val="19"/>
+        </w:rPr>
+        <w:t xml:space="preserve">IFRS 9 asks first </w:t>
+      </w:r>
+      <w:r>
+        <w:rPr>
+          <w:b/>
+          <w:bCs/>
+          <w:color w:val="8186EF"/>
+          <w:sz w:val="15"/>
+          <w:szCs w:val="15"/>
+        </w:rPr>
+        <w:t xml:space="preserve"> (33) </w:t>
+      </w:r>
+      <w:r>
+        <w:rPr>
+          <w:u w:val="single"/>
+          <w:sz w:val="19"/>
+          <w:szCs w:val="19"/>
+        </w:rPr>
+        <w:t xml:space="preserve">           </w:t>
+      </w:r>
+      <w:r>
+        <w:rPr>
+          <w:sz w:val="19"/>
+          <w:szCs w:val="19"/>
+        </w:rPr>
+        <w:t xml:space="preserve"> </w:t>
+      </w:r>
+      <w:r>
+        <w:rPr>
+          <w:sz w:val="19"/>
+          <w:szCs w:val="19"/>
+        </w:rPr>
+        <w:t xml:space="preserve"> the seller has transferred </w:t>
+      </w:r>
+      <w:r>
+        <w:rPr>
+          <w:b/>
+          <w:bCs/>
+          <w:color w:val="8186EF"/>
+          <w:sz w:val="15"/>
+          <w:szCs w:val="15"/>
+        </w:rPr>
+        <w:t xml:space="preserve"> (34) </w:t>
+      </w:r>
+      <w:r>
+        <w:rPr>
+          <w:u w:val="single"/>
+          <w:sz w:val="19"/>
+          <w:szCs w:val="19"/>
+        </w:rPr>
+        <w:t xml:space="preserve">               </w:t>
+      </w:r>
+      <w:r>
+        <w:rPr>
+          <w:sz w:val="19"/>
+          <w:szCs w:val="19"/>
+        </w:rPr>
+        <w:t xml:space="preserve"> </w:t>
+      </w:r>
+      <w:r>
+        <w:rPr>
+          <w:sz w:val="19"/>
+          <w:szCs w:val="19"/>
+        </w:rPr>
+        <w:t xml:space="preserve"> all the risks and rewards of the receivables. </w:t>
+      </w:r>
+      <w:r>
+        <w:rPr>
+          <w:sz w:val="19"/>
+          <w:szCs w:val="19"/>
+        </w:rPr>
+        <w:t xml:space="preserve">Factoring with substantial recourse usually keeps most of the risk with the seller, so under IFRS it often fails derecognition and is treated as borrowing. </w:t>
       </w:r>
       <w:r>
         <w:rPr>
@@ -9916,7 +10195,7 @@
                 <w:sz w:val="16"/>
                 <w:szCs w:val="16"/>
               </w:rPr>
-              <w:t xml:space="preserve">analysts   ·   substantially   ·   whether   ·   Lenders   ·   liability   ·   Factoring   ·   pledged   ·   secured</w:t>
+              <w:t xml:space="preserve">reason   ·   secured   ·   whether   ·   analysts   ·   removes   ·   derecognition   ·   liability   ·   little   ·   substantially   ·   pledged   ·   balance</w:t>
             </w:r>
           </w:p>
         </w:tc>
@@ -9990,7 +10269,7 @@
           <w:sz w:val="16"/>
           <w:szCs w:val="16"/>
         </w:rPr>
-        <w:t xml:space="preserve">      gaps 28–30</w:t>
+        <w:t xml:space="preserve">      gaps 35–37</w:t>
       </w:r>
     </w:p>
     <w:p>
@@ -10013,7 +10292,7 @@
           <w:sz w:val="15"/>
           <w:szCs w:val="15"/>
         </w:rPr>
-        <w:t xml:space="preserve"> (28) </w:t>
+        <w:t xml:space="preserve"> (35) </w:t>
       </w:r>
       <w:r>
         <w:rPr>
@@ -10052,7 +10331,7 @@
           <w:sz w:val="15"/>
           <w:szCs w:val="15"/>
         </w:rPr>
-        <w:t xml:space="preserve"> (29) </w:t>
+        <w:t xml:space="preserve"> (36) </w:t>
       </w:r>
       <w:r>
         <w:rPr>
@@ -10091,7 +10370,7 @@
           <w:sz w:val="15"/>
           <w:szCs w:val="15"/>
         </w:rPr>
-        <w:t xml:space="preserve"> (30) </w:t>
+        <w:t xml:space="preserve"> (37) </w:t>
       </w:r>
       <w:r>
         <w:rPr>
@@ -10178,7 +10457,7 @@
                 <w:sz w:val="16"/>
                 <w:szCs w:val="16"/>
               </w:rPr>
-              <w:t xml:space="preserve">treated   ·   recourse   ·   conditions   ·   factor</w:t>
+              <w:t xml:space="preserve">derecognition   ·   recourse   ·   conditions   ·   factor</w:t>
             </w:r>
           </w:p>
         </w:tc>
@@ -10391,7 +10670,7 @@
                 <w:sz w:val="14"/>
                 <w:szCs w:val="14"/>
               </w:rPr>
-              <w:t xml:space="preserve"> (31) </w:t>
+              <w:t xml:space="preserve"> (38) </w:t>
             </w:r>
             <w:r>
               <w:rPr>
@@ -10471,7 +10750,7 @@
                 <w:sz w:val="14"/>
                 <w:szCs w:val="14"/>
               </w:rPr>
-              <w:t xml:space="preserve"> (32) </w:t>
+              <w:t xml:space="preserve"> (39) </w:t>
             </w:r>
             <w:r>
               <w:rPr>
@@ -10553,7 +10832,7 @@
                 <w:sz w:val="14"/>
                 <w:szCs w:val="14"/>
               </w:rPr>
-              <w:t xml:space="preserve"> (33) </w:t>
+              <w:t xml:space="preserve"> (40) </w:t>
             </w:r>
             <w:r>
               <w:rPr>
@@ -11099,7 +11378,7 @@
                 <w:sz w:val="14"/>
                 <w:szCs w:val="14"/>
               </w:rPr>
-              <w:t xml:space="preserve">(34)</w:t>
+              <w:t xml:space="preserve">(41)</w:t>
             </w:r>
           </w:p>
         </w:tc>
@@ -11151,7 +11430,7 @@
                 <w:sz w:val="14"/>
                 <w:szCs w:val="14"/>
               </w:rPr>
-              <w:t xml:space="preserve">(35)</w:t>
+              <w:t xml:space="preserve">(42)</w:t>
             </w:r>
           </w:p>
         </w:tc>
@@ -12162,7 +12441,7 @@
                 <w:sz w:val="16"/>
                 <w:szCs w:val="16"/>
               </w:rPr>
-              <w:t xml:space="preserve">treats</w:t>
+              <w:t xml:space="preserve">before</w:t>
             </w:r>
           </w:p>
         </w:tc>
@@ -12188,14 +12467,14 @@
                 <w:sz w:val="16"/>
                 <w:szCs w:val="16"/>
               </w:rPr>
-              <w:t xml:space="preserve">21  </w:t>
-            </w:r>
-            <w:r>
-              <w:rPr>
-                <w:sz w:val="16"/>
-                <w:szCs w:val="16"/>
-              </w:rPr>
-              <w:t xml:space="preserve">secured</w:t>
+              <w:t xml:space="preserve">25  </w:t>
+            </w:r>
+            <w:r>
+              <w:rPr>
+                <w:sz w:val="16"/>
+                <w:szCs w:val="16"/>
+              </w:rPr>
+              <w:t xml:space="preserve">balance</w:t>
             </w:r>
           </w:p>
         </w:tc>
@@ -12230,7 +12509,7 @@
                 <w:sz w:val="16"/>
                 <w:szCs w:val="16"/>
               </w:rPr>
-              <w:t xml:space="preserve">factor's</w:t>
+              <w:t xml:space="preserve">receivables</w:t>
             </w:r>
           </w:p>
         </w:tc>
@@ -12256,14 +12535,14 @@
                 <w:sz w:val="16"/>
                 <w:szCs w:val="16"/>
               </w:rPr>
-              <w:t xml:space="preserve">22  </w:t>
-            </w:r>
-            <w:r>
-              <w:rPr>
-                <w:sz w:val="16"/>
-                <w:szCs w:val="16"/>
-              </w:rPr>
-              <w:t xml:space="preserve">liability</w:t>
+              <w:t xml:space="preserve">26  </w:t>
+            </w:r>
+            <w:r>
+              <w:rPr>
+                <w:sz w:val="16"/>
+                <w:szCs w:val="16"/>
+              </w:rPr>
+              <w:t xml:space="preserve">reason</w:t>
             </w:r>
           </w:p>
         </w:tc>
@@ -12298,7 +12577,7 @@
                 <w:sz w:val="16"/>
                 <w:szCs w:val="16"/>
               </w:rPr>
-              <w:t xml:space="preserve">customers</w:t>
+              <w:t xml:space="preserve">collateral</w:t>
             </w:r>
           </w:p>
         </w:tc>
@@ -12324,14 +12603,14 @@
                 <w:sz w:val="16"/>
                 <w:szCs w:val="16"/>
               </w:rPr>
-              <w:t xml:space="preserve">23  </w:t>
-            </w:r>
-            <w:r>
-              <w:rPr>
-                <w:sz w:val="16"/>
-                <w:szCs w:val="16"/>
-              </w:rPr>
-              <w:t xml:space="preserve">analysts</w:t>
+              <w:t xml:space="preserve">27  </w:t>
+            </w:r>
+            <w:r>
+              <w:rPr>
+                <w:sz w:val="16"/>
+                <w:szCs w:val="16"/>
+              </w:rPr>
+              <w:t xml:space="preserve">removes</w:t>
             </w:r>
           </w:p>
         </w:tc>
@@ -12366,7 +12645,7 @@
                 <w:sz w:val="16"/>
                 <w:szCs w:val="16"/>
               </w:rPr>
-              <w:t xml:space="preserve">itself</w:t>
+              <w:t xml:space="preserve">pledging</w:t>
             </w:r>
           </w:p>
         </w:tc>
@@ -12392,14 +12671,14 @@
                 <w:sz w:val="16"/>
                 <w:szCs w:val="16"/>
               </w:rPr>
-              <w:t xml:space="preserve">24  </w:t>
-            </w:r>
-            <w:r>
-              <w:rPr>
-                <w:sz w:val="16"/>
-                <w:szCs w:val="16"/>
-              </w:rPr>
-              <w:t xml:space="preserve">pledged</w:t>
+              <w:t xml:space="preserve">28  </w:t>
+            </w:r>
+            <w:r>
+              <w:rPr>
+                <w:sz w:val="16"/>
+                <w:szCs w:val="16"/>
+              </w:rPr>
+              <w:t xml:space="preserve">little</w:t>
             </w:r>
           </w:p>
         </w:tc>
@@ -12434,7 +12713,7 @@
                 <w:sz w:val="16"/>
                 <w:szCs w:val="16"/>
               </w:rPr>
-              <w:t xml:space="preserve">borrowing</w:t>
+              <w:t xml:space="preserve">treats</w:t>
             </w:r>
           </w:p>
         </w:tc>
@@ -12460,14 +12739,14 @@
                 <w:sz w:val="16"/>
                 <w:szCs w:val="16"/>
               </w:rPr>
-              <w:t xml:space="preserve">25  </w:t>
-            </w:r>
-            <w:r>
-              <w:rPr>
-                <w:sz w:val="16"/>
-                <w:szCs w:val="16"/>
-              </w:rPr>
-              <w:t xml:space="preserve">whether</w:t>
+              <w:t xml:space="preserve">29  </w:t>
+            </w:r>
+            <w:r>
+              <w:rPr>
+                <w:sz w:val="16"/>
+                <w:szCs w:val="16"/>
+              </w:rPr>
+              <w:t xml:space="preserve">secured</w:t>
             </w:r>
           </w:p>
         </w:tc>
@@ -12502,7 +12781,7 @@
                 <w:sz w:val="16"/>
                 <w:szCs w:val="16"/>
               </w:rPr>
-              <w:t xml:space="preserve">liability</w:t>
+              <w:t xml:space="preserve">factor's</w:t>
             </w:r>
           </w:p>
         </w:tc>
@@ -12528,14 +12807,14 @@
                 <w:sz w:val="16"/>
                 <w:szCs w:val="16"/>
               </w:rPr>
-              <w:t xml:space="preserve">26  </w:t>
-            </w:r>
-            <w:r>
-              <w:rPr>
-                <w:sz w:val="16"/>
-                <w:szCs w:val="16"/>
-              </w:rPr>
-              <w:t xml:space="preserve">substantially</w:t>
+              <w:t xml:space="preserve">30  </w:t>
+            </w:r>
+            <w:r>
+              <w:rPr>
+                <w:sz w:val="16"/>
+                <w:szCs w:val="16"/>
+              </w:rPr>
+              <w:t xml:space="preserve">liability</w:t>
             </w:r>
           </w:p>
         </w:tc>
@@ -12570,7 +12849,7 @@
                 <w:sz w:val="16"/>
                 <w:szCs w:val="16"/>
               </w:rPr>
-              <w:t xml:space="preserve">legal isolation</w:t>
+              <w:t xml:space="preserve">itself</w:t>
             </w:r>
           </w:p>
         </w:tc>
@@ -12596,14 +12875,14 @@
                 <w:sz w:val="16"/>
                 <w:szCs w:val="16"/>
               </w:rPr>
-              <w:t xml:space="preserve">27  </w:t>
-            </w:r>
-            <w:r>
-              <w:rPr>
-                <w:sz w:val="16"/>
-                <w:szCs w:val="16"/>
-              </w:rPr>
-              <w:t xml:space="preserve">Factoring</w:t>
+              <w:t xml:space="preserve">31  </w:t>
+            </w:r>
+            <w:r>
+              <w:rPr>
+                <w:sz w:val="16"/>
+                <w:szCs w:val="16"/>
+              </w:rPr>
+              <w:t xml:space="preserve">analysts</w:t>
             </w:r>
           </w:p>
         </w:tc>
@@ -12638,7 +12917,7 @@
                 <w:sz w:val="16"/>
                 <w:szCs w:val="16"/>
               </w:rPr>
-              <w:t xml:space="preserve">the seller does not keep effective control</w:t>
+              <w:t xml:space="preserve">borrowing</w:t>
             </w:r>
           </w:p>
         </w:tc>
@@ -12664,14 +12943,14 @@
                 <w:sz w:val="16"/>
                 <w:szCs w:val="16"/>
               </w:rPr>
-              <w:t xml:space="preserve">28  </w:t>
-            </w:r>
-            <w:r>
-              <w:rPr>
-                <w:sz w:val="16"/>
-                <w:szCs w:val="16"/>
-              </w:rPr>
-              <w:t xml:space="preserve">recourse</w:t>
+              <w:t xml:space="preserve">32  </w:t>
+            </w:r>
+            <w:r>
+              <w:rPr>
+                <w:sz w:val="16"/>
+                <w:szCs w:val="16"/>
+              </w:rPr>
+              <w:t xml:space="preserve">pledged</w:t>
             </w:r>
           </w:p>
         </w:tc>
@@ -12706,7 +12985,7 @@
                 <w:sz w:val="16"/>
                 <w:szCs w:val="16"/>
               </w:rPr>
-              <w:t xml:space="preserve">transfers</w:t>
+              <w:t xml:space="preserve">liability</w:t>
             </w:r>
           </w:p>
         </w:tc>
@@ -12732,14 +13011,14 @@
                 <w:sz w:val="16"/>
                 <w:szCs w:val="16"/>
               </w:rPr>
-              <w:t xml:space="preserve">29  </w:t>
-            </w:r>
-            <w:r>
-              <w:rPr>
-                <w:sz w:val="16"/>
-                <w:szCs w:val="16"/>
-              </w:rPr>
-              <w:t xml:space="preserve">conditions</w:t>
+              <w:t xml:space="preserve">33  </w:t>
+            </w:r>
+            <w:r>
+              <w:rPr>
+                <w:sz w:val="16"/>
+                <w:szCs w:val="16"/>
+              </w:rPr>
+              <w:t xml:space="preserve">whether</w:t>
             </w:r>
           </w:p>
         </w:tc>
@@ -12774,7 +13053,7 @@
                 <w:sz w:val="16"/>
                 <w:szCs w:val="16"/>
               </w:rPr>
-              <w:t xml:space="preserve">discounts</w:t>
+              <w:t xml:space="preserve">increases</w:t>
             </w:r>
           </w:p>
         </w:tc>
@@ -12800,14 +13079,14 @@
                 <w:sz w:val="16"/>
                 <w:szCs w:val="16"/>
               </w:rPr>
-              <w:t xml:space="preserve">30  </w:t>
-            </w:r>
-            <w:r>
-              <w:rPr>
-                <w:sz w:val="16"/>
-                <w:szCs w:val="16"/>
-              </w:rPr>
-              <w:t xml:space="preserve">factor</w:t>
+              <w:t xml:space="preserve">34  </w:t>
+            </w:r>
+            <w:r>
+              <w:rPr>
+                <w:sz w:val="16"/>
+                <w:szCs w:val="16"/>
+              </w:rPr>
+              <w:t xml:space="preserve">substantially</w:t>
             </w:r>
           </w:p>
         </w:tc>
@@ -12842,7 +13121,7 @@
                 <w:sz w:val="16"/>
                 <w:szCs w:val="16"/>
               </w:rPr>
-              <w:t xml:space="preserve">receives</w:t>
+              <w:t xml:space="preserve">legal isolation</w:t>
             </w:r>
           </w:p>
         </w:tc>
@@ -12868,14 +13147,14 @@
                 <w:sz w:val="16"/>
                 <w:szCs w:val="16"/>
               </w:rPr>
-              <w:t xml:space="preserve">31  </w:t>
-            </w:r>
-            <w:r>
-              <w:rPr>
-                <w:sz w:val="16"/>
-                <w:szCs w:val="16"/>
-              </w:rPr>
-              <w:t xml:space="preserve">1–60 days past due</w:t>
+              <w:t xml:space="preserve">35  </w:t>
+            </w:r>
+            <w:r>
+              <w:rPr>
+                <w:sz w:val="16"/>
+                <w:szCs w:val="16"/>
+              </w:rPr>
+              <w:t xml:space="preserve">recourse</w:t>
             </w:r>
           </w:p>
         </w:tc>
@@ -12910,7 +13189,7 @@
                 <w:sz w:val="16"/>
                 <w:szCs w:val="16"/>
               </w:rPr>
-              <w:t xml:space="preserve">without</w:t>
+              <w:t xml:space="preserve">the seller does not keep effective control</w:t>
             </w:r>
           </w:p>
         </w:tc>
@@ -12936,14 +13215,14 @@
                 <w:sz w:val="16"/>
                 <w:szCs w:val="16"/>
               </w:rPr>
-              <w:t xml:space="preserve">32  </w:t>
-            </w:r>
-            <w:r>
-              <w:rPr>
-                <w:sz w:val="16"/>
-                <w:szCs w:val="16"/>
-              </w:rPr>
-              <w:t xml:space="preserve">Over 60 days past due</w:t>
+              <w:t xml:space="preserve">36  </w:t>
+            </w:r>
+            <w:r>
+              <w:rPr>
+                <w:sz w:val="16"/>
+                <w:szCs w:val="16"/>
+              </w:rPr>
+              <w:t xml:space="preserve">conditions</w:t>
             </w:r>
           </w:p>
         </w:tc>
@@ -12978,7 +13257,7 @@
                 <w:sz w:val="16"/>
                 <w:szCs w:val="16"/>
               </w:rPr>
-              <w:t xml:space="preserve">receivable</w:t>
+              <w:t xml:space="preserve">transfers</w:t>
             </w:r>
           </w:p>
         </w:tc>
@@ -13004,14 +13283,14 @@
                 <w:sz w:val="16"/>
                 <w:szCs w:val="16"/>
               </w:rPr>
-              <w:t xml:space="preserve">33  </w:t>
-            </w:r>
-            <w:r>
-              <w:rPr>
-                <w:sz w:val="16"/>
-                <w:szCs w:val="16"/>
-              </w:rPr>
-              <w:t xml:space="preserve">Write-offs</w:t>
+              <w:t xml:space="preserve">37  </w:t>
+            </w:r>
+            <w:r>
+              <w:rPr>
+                <w:sz w:val="16"/>
+                <w:szCs w:val="16"/>
+              </w:rPr>
+              <w:t xml:space="preserve">factor</w:t>
             </w:r>
           </w:p>
         </w:tc>
@@ -13046,7 +13325,7 @@
                 <w:sz w:val="16"/>
                 <w:szCs w:val="16"/>
               </w:rPr>
-              <w:t xml:space="preserve">credits</w:t>
+              <w:t xml:space="preserve">charges</w:t>
             </w:r>
           </w:p>
         </w:tc>
@@ -13072,14 +13351,14 @@
                 <w:sz w:val="16"/>
                 <w:szCs w:val="16"/>
               </w:rPr>
-              <w:t xml:space="preserve">34  </w:t>
-            </w:r>
-            <w:r>
-              <w:rPr>
-                <w:sz w:val="16"/>
-                <w:szCs w:val="16"/>
-              </w:rPr>
-              <w:t xml:space="preserve">40,000 × 25% = 10,000</w:t>
+              <w:t xml:space="preserve">38  </w:t>
+            </w:r>
+            <w:r>
+              <w:rPr>
+                <w:sz w:val="16"/>
+                <w:szCs w:val="16"/>
+              </w:rPr>
+              <w:t xml:space="preserve">1–60 days past due</w:t>
             </w:r>
           </w:p>
         </w:tc>
@@ -13114,7 +13393,7 @@
                 <w:sz w:val="16"/>
                 <w:szCs w:val="16"/>
               </w:rPr>
-              <w:t xml:space="preserve">borrowing</w:t>
+              <w:t xml:space="preserve">holdback</w:t>
             </w:r>
           </w:p>
         </w:tc>
@@ -13140,14 +13419,14 @@
                 <w:sz w:val="16"/>
                 <w:szCs w:val="16"/>
               </w:rPr>
-              <w:t xml:space="preserve">35  </w:t>
-            </w:r>
-            <w:r>
-              <w:rPr>
-                <w:sz w:val="16"/>
-                <w:szCs w:val="16"/>
-              </w:rPr>
-              <w:t xml:space="preserve">3,600 + 6,400 + 10,000 = 20,000</w:t>
+              <w:t xml:space="preserve">39  </w:t>
+            </w:r>
+            <w:r>
+              <w:rPr>
+                <w:sz w:val="16"/>
+                <w:szCs w:val="16"/>
+              </w:rPr>
+              <w:t xml:space="preserve">Over 60 days past due</w:t>
             </w:r>
           </w:p>
         </w:tc>
@@ -13182,7 +13461,7 @@
                 <w:sz w:val="16"/>
                 <w:szCs w:val="16"/>
               </w:rPr>
-              <w:t xml:space="preserve">Interest</w:t>
+              <w:t xml:space="preserve">discounts</w:t>
             </w:r>
           </w:p>
         </w:tc>
@@ -13208,14 +13487,14 @@
                 <w:sz w:val="16"/>
                 <w:szCs w:val="16"/>
               </w:rPr>
-              <w:t xml:space="preserve">36  </w:t>
-            </w:r>
-            <w:r>
-              <w:rPr>
-                <w:sz w:val="16"/>
-                <w:szCs w:val="16"/>
-              </w:rPr>
-              <w:t xml:space="preserve">T1</w:t>
+              <w:t xml:space="preserve">40  </w:t>
+            </w:r>
+            <w:r>
+              <w:rPr>
+                <w:sz w:val="16"/>
+                <w:szCs w:val="16"/>
+              </w:rPr>
+              <w:t xml:space="preserve">Write-offs</w:t>
             </w:r>
           </w:p>
         </w:tc>
@@ -13250,7 +13529,7 @@
                 <w:sz w:val="16"/>
                 <w:szCs w:val="16"/>
               </w:rPr>
-              <w:t xml:space="preserve">pledged</w:t>
+              <w:t xml:space="preserve">receives</w:t>
             </w:r>
           </w:p>
         </w:tc>
@@ -13276,14 +13555,14 @@
                 <w:sz w:val="16"/>
                 <w:szCs w:val="16"/>
               </w:rPr>
-              <w:t xml:space="preserve">37  </w:t>
-            </w:r>
-            <w:r>
-              <w:rPr>
-                <w:sz w:val="16"/>
-                <w:szCs w:val="16"/>
-              </w:rPr>
-              <w:t xml:space="preserve">T4</w:t>
+              <w:t xml:space="preserve">41  </w:t>
+            </w:r>
+            <w:r>
+              <w:rPr>
+                <w:sz w:val="16"/>
+                <w:szCs w:val="16"/>
+              </w:rPr>
+              <w:t xml:space="preserve">40,000 × 25% = 10,000</w:t>
             </w:r>
           </w:p>
         </w:tc>
@@ -13318,7 +13597,7 @@
                 <w:sz w:val="16"/>
                 <w:szCs w:val="16"/>
               </w:rPr>
-              <w:t xml:space="preserve">effect</w:t>
+              <w:t xml:space="preserve">without</w:t>
             </w:r>
           </w:p>
         </w:tc>
@@ -13344,14 +13623,14 @@
                 <w:sz w:val="16"/>
                 <w:szCs w:val="16"/>
               </w:rPr>
-              <w:t xml:space="preserve">38  </w:t>
-            </w:r>
-            <w:r>
-              <w:rPr>
-                <w:sz w:val="16"/>
-                <w:szCs w:val="16"/>
-              </w:rPr>
-              <w:t xml:space="preserve">factor</w:t>
+              <w:t xml:space="preserve">42  </w:t>
+            </w:r>
+            <w:r>
+              <w:rPr>
+                <w:sz w:val="16"/>
+                <w:szCs w:val="16"/>
+              </w:rPr>
+              <w:t xml:space="preserve">3,600 + 6,400 + 10,000 = 20,000</w:t>
             </w:r>
           </w:p>
         </w:tc>
@@ -13386,7 +13665,7 @@
                 <w:sz w:val="16"/>
                 <w:szCs w:val="16"/>
               </w:rPr>
-              <w:t xml:space="preserve">reason</w:t>
+              <w:t xml:space="preserve">receivable</w:t>
             </w:r>
           </w:p>
         </w:tc>
@@ -13412,14 +13691,14 @@
                 <w:sz w:val="16"/>
                 <w:szCs w:val="16"/>
               </w:rPr>
-              <w:t xml:space="preserve">39  </w:t>
-            </w:r>
-            <w:r>
-              <w:rPr>
-                <w:sz w:val="16"/>
-                <w:szCs w:val="16"/>
-              </w:rPr>
-              <w:t xml:space="preserve">recourse liability</w:t>
+              <w:t xml:space="preserve">43  </w:t>
+            </w:r>
+            <w:r>
+              <w:rPr>
+                <w:sz w:val="16"/>
+                <w:szCs w:val="16"/>
+              </w:rPr>
+              <w:t xml:space="preserve">T1</w:t>
             </w:r>
           </w:p>
         </w:tc>
@@ -13454,7 +13733,7 @@
                 <w:sz w:val="16"/>
                 <w:szCs w:val="16"/>
               </w:rPr>
-              <w:t xml:space="preserve">removes</w:t>
+              <w:t xml:space="preserve">credits</w:t>
             </w:r>
           </w:p>
         </w:tc>
@@ -13480,7 +13759,211 @@
                 <w:sz w:val="16"/>
                 <w:szCs w:val="16"/>
               </w:rPr>
-              <w:t xml:space="preserve">40  </w:t>
+              <w:t xml:space="preserve">44  </w:t>
+            </w:r>
+            <w:r>
+              <w:rPr>
+                <w:sz w:val="16"/>
+                <w:szCs w:val="16"/>
+              </w:rPr>
+              <w:t xml:space="preserve">T4</w:t>
+            </w:r>
+          </w:p>
+        </w:tc>
+      </w:tr>
+      <w:tr>
+        <w:tc>
+          <w:tcPr>
+            <w:tcW w:type="pct" w:w="2500"/>
+            <w:tcMar>
+              <w:top w:type="dxa" w:w="20"/>
+              <w:left w:type="dxa" w:w="80"/>
+              <w:bottom w:type="dxa" w:w="20"/>
+              <w:right w:type="dxa" w:w="80"/>
+            </w:tcMar>
+          </w:tcPr>
+          <w:p>
+            <w:pPr>
+              <w:spacing w:before="12" w:after="12"/>
+            </w:pPr>
+            <w:r>
+              <w:rPr>
+                <w:b/>
+                <w:bCs/>
+                <w:color w:val="8186EF"/>
+                <w:sz w:val="16"/>
+                <w:szCs w:val="16"/>
+              </w:rPr>
+              <w:t xml:space="preserve">21  </w:t>
+            </w:r>
+            <w:r>
+              <w:rPr>
+                <w:sz w:val="16"/>
+                <w:szCs w:val="16"/>
+              </w:rPr>
+              <w:t xml:space="preserve">borrowing</w:t>
+            </w:r>
+          </w:p>
+        </w:tc>
+        <w:tc>
+          <w:tcPr>
+            <w:tcW w:type="pct" w:w="2500"/>
+            <w:tcMar>
+              <w:top w:type="dxa" w:w="20"/>
+              <w:left w:type="dxa" w:w="80"/>
+              <w:bottom w:type="dxa" w:w="20"/>
+              <w:right w:type="dxa" w:w="80"/>
+            </w:tcMar>
+          </w:tcPr>
+          <w:p>
+            <w:pPr>
+              <w:spacing w:before="12" w:after="12"/>
+            </w:pPr>
+            <w:r>
+              <w:rPr>
+                <w:b/>
+                <w:bCs/>
+                <w:color w:val="8186EF"/>
+                <w:sz w:val="16"/>
+                <w:szCs w:val="16"/>
+              </w:rPr>
+              <w:t xml:space="preserve">45  </w:t>
+            </w:r>
+            <w:r>
+              <w:rPr>
+                <w:sz w:val="16"/>
+                <w:szCs w:val="16"/>
+              </w:rPr>
+              <w:t xml:space="preserve">factor</w:t>
+            </w:r>
+          </w:p>
+        </w:tc>
+      </w:tr>
+      <w:tr>
+        <w:tc>
+          <w:tcPr>
+            <w:tcW w:type="pct" w:w="2500"/>
+            <w:tcMar>
+              <w:top w:type="dxa" w:w="20"/>
+              <w:left w:type="dxa" w:w="80"/>
+              <w:bottom w:type="dxa" w:w="20"/>
+              <w:right w:type="dxa" w:w="80"/>
+            </w:tcMar>
+          </w:tcPr>
+          <w:p>
+            <w:pPr>
+              <w:spacing w:before="12" w:after="12"/>
+            </w:pPr>
+            <w:r>
+              <w:rPr>
+                <w:b/>
+                <w:bCs/>
+                <w:color w:val="8186EF"/>
+                <w:sz w:val="16"/>
+                <w:szCs w:val="16"/>
+              </w:rPr>
+              <w:t xml:space="preserve">22  </w:t>
+            </w:r>
+            <w:r>
+              <w:rPr>
+                <w:sz w:val="16"/>
+                <w:szCs w:val="16"/>
+              </w:rPr>
+              <w:t xml:space="preserve">Interest</w:t>
+            </w:r>
+          </w:p>
+        </w:tc>
+        <w:tc>
+          <w:tcPr>
+            <w:tcW w:type="pct" w:w="2500"/>
+            <w:tcMar>
+              <w:top w:type="dxa" w:w="20"/>
+              <w:left w:type="dxa" w:w="80"/>
+              <w:bottom w:type="dxa" w:w="20"/>
+              <w:right w:type="dxa" w:w="80"/>
+            </w:tcMar>
+          </w:tcPr>
+          <w:p>
+            <w:pPr>
+              <w:spacing w:before="12" w:after="12"/>
+            </w:pPr>
+            <w:r>
+              <w:rPr>
+                <w:b/>
+                <w:bCs/>
+                <w:color w:val="8186EF"/>
+                <w:sz w:val="16"/>
+                <w:szCs w:val="16"/>
+              </w:rPr>
+              <w:t xml:space="preserve">46  </w:t>
+            </w:r>
+            <w:r>
+              <w:rPr>
+                <w:sz w:val="16"/>
+                <w:szCs w:val="16"/>
+              </w:rPr>
+              <w:t xml:space="preserve">recourse liability</w:t>
+            </w:r>
+          </w:p>
+        </w:tc>
+      </w:tr>
+      <w:tr>
+        <w:tc>
+          <w:tcPr>
+            <w:tcW w:type="pct" w:w="2500"/>
+            <w:tcMar>
+              <w:top w:type="dxa" w:w="20"/>
+              <w:left w:type="dxa" w:w="80"/>
+              <w:bottom w:type="dxa" w:w="20"/>
+              <w:right w:type="dxa" w:w="80"/>
+            </w:tcMar>
+          </w:tcPr>
+          <w:p>
+            <w:pPr>
+              <w:spacing w:before="12" w:after="12"/>
+            </w:pPr>
+            <w:r>
+              <w:rPr>
+                <w:b/>
+                <w:bCs/>
+                <w:color w:val="8186EF"/>
+                <w:sz w:val="16"/>
+                <w:szCs w:val="16"/>
+              </w:rPr>
+              <w:t xml:space="preserve">23  </w:t>
+            </w:r>
+            <w:r>
+              <w:rPr>
+                <w:sz w:val="16"/>
+                <w:szCs w:val="16"/>
+              </w:rPr>
+              <w:t xml:space="preserve">balance</w:t>
+            </w:r>
+          </w:p>
+        </w:tc>
+        <w:tc>
+          <w:tcPr>
+            <w:tcW w:type="pct" w:w="2500"/>
+            <w:tcMar>
+              <w:top w:type="dxa" w:w="20"/>
+              <w:left w:type="dxa" w:w="80"/>
+              <w:bottom w:type="dxa" w:w="20"/>
+              <w:right w:type="dxa" w:w="80"/>
+            </w:tcMar>
+          </w:tcPr>
+          <w:p>
+            <w:pPr>
+              <w:spacing w:before="12" w:after="12"/>
+            </w:pPr>
+            <w:r>
+              <w:rPr>
+                <w:b/>
+                <w:bCs/>
+                <w:color w:val="8186EF"/>
+                <w:sz w:val="16"/>
+                <w:szCs w:val="16"/>
+              </w:rPr>
+              <w:t xml:space="preserve">47  </w:t>
             </w:r>
             <w:r>
               <w:rPr>
@@ -13488,6 +13971,64 @@
                 <w:szCs w:val="16"/>
               </w:rPr>
               <w:t xml:space="preserve">secured borrowing</w:t>
+            </w:r>
+          </w:p>
+        </w:tc>
+      </w:tr>
+      <w:tr>
+        <w:tc>
+          <w:tcPr>
+            <w:tcW w:type="pct" w:w="2500"/>
+            <w:tcMar>
+              <w:top w:type="dxa" w:w="20"/>
+              <w:left w:type="dxa" w:w="80"/>
+              <w:bottom w:type="dxa" w:w="20"/>
+              <w:right w:type="dxa" w:w="80"/>
+            </w:tcMar>
+          </w:tcPr>
+          <w:p>
+            <w:pPr>
+              <w:spacing w:before="12" w:after="12"/>
+            </w:pPr>
+            <w:r>
+              <w:rPr>
+                <w:b/>
+                <w:bCs/>
+                <w:color w:val="8186EF"/>
+                <w:sz w:val="16"/>
+                <w:szCs w:val="16"/>
+              </w:rPr>
+              <w:t xml:space="preserve">24  </w:t>
+            </w:r>
+            <w:r>
+              <w:rPr>
+                <w:sz w:val="16"/>
+                <w:szCs w:val="16"/>
+              </w:rPr>
+              <w:t xml:space="preserve">pledged</w:t>
+            </w:r>
+          </w:p>
+        </w:tc>
+        <w:tc>
+          <w:tcPr>
+            <w:tcW w:type="pct" w:w="2500"/>
+            <w:tcMar>
+              <w:top w:type="dxa" w:w="20"/>
+              <w:left w:type="dxa" w:w="80"/>
+              <w:bottom w:type="dxa" w:w="20"/>
+              <w:right w:type="dxa" w:w="80"/>
+            </w:tcMar>
+          </w:tcPr>
+          <w:p>
+            <w:pPr>
+              <w:spacing w:before="24" w:after="24"/>
+            </w:pPr>
+            <w:r>
+              <w:rPr>
+                <w:sz w:val="16"/>
+                <w:szCs w:val="16"/>
+              </w:rPr>
+              <w:t xml:space="preserve"/>
             </w:r>
           </w:p>
         </w:tc>
@@ -13530,7 +14071,7 @@
           <w:sz w:val="15"/>
           <w:szCs w:val="15"/>
         </w:rPr>
-        <w:t xml:space="preserve">U.S. GAAP treats a transfer as a sale only if three conditions are all met. Recourse is the factor's right to collect from the seller if customers do not pay. Recourse does not by itself make the transfer a borrowing. If the three conditions are met, a transfer with recourse is still a sale. The seller then records a recourse liability at its fair value, which increases the loss on the sale.</w:t>
+        <w:t xml:space="preserve">A company that needs cash before its customers pay can use its receivables in two ways. It can use them as collateral for a loan (pledging), or it can transfer them to a finance company called a factor. U.S. GAAP treats a transfer as a sale only if three conditions are all met. Recourse is the factor's right to collect from the seller if customers do not pay. Recourse does not by itself make the transfer a borrowing. If the three conditions are met, a transfer with recourse is still a sale. The seller then records a recourse liability at its fair value, which increases the loss on the sale.</w:t>
       </w:r>
     </w:p>
     <w:p>
@@ -13554,7 +14095,7 @@
           <w:sz w:val="15"/>
           <w:szCs w:val="15"/>
         </w:rPr>
-        <w:t xml:space="preserve">Orontes transfers receivables with a carrying amount of $500,000 to Gulf Factor Co. The factor charges a fee of 3% ($15,000) and keeps a holdback (due from factor) of 5% ($25,000) to cover returns and discounts. Orontes receives $460,000 in cash. Sale without recourse: debit Cash $460,000, debit Due from factor $25,000, debit Loss on sale of receivables $15,000; credit Accounts receivable $500,000. Sale with recourse (recourse liability $6,000): the same entry, but the loss is $21,000 and Orontes also credits Recourse liability $6,000. Secured borrowing: debit Cash $460,000, debit Interest expense $15,000; credit Liability to factor $475,000. The receivables stay on the balance sheet, marked as pledged. The balance sheet effect is the main reason companies care. A sale removes the receivables and adds little or no debt, so ratios such as debt to equity look better.</w:t>
+        <w:t xml:space="preserve">Orontes transfers receivables with a carrying amount of $500,000 to Gulf Factor Co. The factor charges a fee of 3% ($15,000) and keeps a holdback (due from factor) of 5% ($25,000) to cover returns and discounts. Orontes receives $460,000 in cash. Sale without recourse: debit Cash $460,000, debit Due from factor $25,000, debit Loss on sale of receivables $15,000; credit Accounts receivable $500,000. Sale with recourse (recourse liability $6,000): the same entry, but the loss is $21,000 and Orontes also credits Recourse liability $6,000. Secured borrowing: debit Cash $460,000, debit Interest expense $15,000; credit Liability to factor $475,000. The receivables stay on the balance sheet, marked as pledged. Loss on a sale = carrying amount − (cash + due from factor − recourse liability). With recourse: $500,000 − ($460,000 + $25,000 − $6,000) = $21,000.</w:t>
       </w:r>
     </w:p>
     <w:p>
@@ -13578,7 +14119,7 @@
           <w:sz w:val="15"/>
           <w:szCs w:val="15"/>
         </w:rPr>
-        <w:t xml:space="preserve">A secured borrowing keeps the receivables and adds a liability. Lenders and analysts read the notes to see which receivables are pledged or transferred. IFRS 9 asks first whether the seller has transferred substantially all the risks and rewards of the receivables. Factoring with substantial recourse usually keeps most of the risk with the seller, so under IFRS it often fails derecognition and is treated as borrowing. Under U.S. GAAP the same transfer may qualify as a sale if the three ASC 860 conditions are met.</w:t>
+        <w:t xml:space="preserve">The balance sheet effect is the main reason companies care. A sale removes the receivables and adds little or no debt, so ratios such as debt to equity look better. A secured borrowing keeps the receivables and adds a liability. Lenders and analysts read the notes to see which receivables are pledged or transferred. IFRS 9 asks first whether the seller has transferred substantially all the risks and rewards of the receivables. Factoring with substantial recourse usually keeps most of the risk with the seller, so under IFRS it often fails derecognition and is treated as borrowing. Under U.S. GAAP the same transfer may qualify as a sale if the three ASC 860 conditions are met.</w:t>
       </w:r>
     </w:p>
     <w:p>

--- a/CMA_Summaries_B1_Ch06.docx
+++ b/CMA_Summaries_B1_Ch06.docx
@@ -528,7 +528,7 @@
           <w:sz w:val="19"/>
           <w:szCs w:val="19"/>
         </w:rPr>
-        <w:t xml:space="preserve">Expected </w:t>
+        <w:t xml:space="preserve">Expected returns, </w:t>
       </w:r>
       <w:r>
         <w:rPr>
@@ -560,7 +560,7 @@
           <w:sz w:val="19"/>
           <w:szCs w:val="19"/>
         </w:rPr>
-        <w:t xml:space="preserve">, rebates and cash discount amounts are variable </w:t>
+        <w:t xml:space="preserve"> and cash discount amounts are variable </w:t>
       </w:r>
       <w:r>
         <w:rPr>
@@ -735,7 +735,7 @@
                 <w:sz w:val="16"/>
                 <w:szCs w:val="16"/>
               </w:rPr>
-              <w:t xml:space="preserve">transfers   ·   unconditional   ·   transaction   ·   expects   ·   delivers   ·   something   ·   returns   ·   methods   ·   delivery   ·   questions   ·   account   ·   write-off   ·   consideration</w:t>
+              <w:t xml:space="preserve">transfers   ·   unconditional   ·   transaction   ·   expects   ·   delivers   ·   something   ·   rebates   ·   methods   ·   delivery   ·   questions   ·   account   ·   write-off   ·   consideration</w:t>
             </w:r>
           </w:p>
         </w:tc>
@@ -1120,7 +1120,14 @@
           <w:sz w:val="19"/>
           <w:szCs w:val="19"/>
         </w:rPr>
-        <w:t xml:space="preserve">Receivable: only time must pass before </w:t>
+        <w:t xml:space="preserve">Receivable: only time must pass before payment. </w:t>
+      </w:r>
+      <w:r>
+        <w:rPr>
+          <w:sz w:val="19"/>
+          <w:szCs w:val="19"/>
+        </w:rPr>
+        <w:t xml:space="preserve">Contract asset: the company must still </w:t>
       </w:r>
       <w:r>
         <w:rPr>
@@ -1159,7 +1166,7 @@
           <w:sz w:val="19"/>
           <w:szCs w:val="19"/>
         </w:rPr>
-        <w:t xml:space="preserve"/>
+        <w:t xml:space="preserve">Expected cash discounts and returns reduce the receivable at the start, not only when they </w:t>
       </w:r>
       <w:r>
         <w:rPr>
@@ -1191,14 +1198,7 @@
           <w:sz w:val="19"/>
           <w:szCs w:val="19"/>
         </w:rPr>
-        <w:t xml:space="preserve"> asset: the company must still perform. </w:t>
-      </w:r>
-      <w:r>
-        <w:rPr>
-          <w:sz w:val="19"/>
-          <w:szCs w:val="19"/>
-        </w:rPr>
-        <w:t xml:space="preserve">Expected cash discounts and returns reduce the receivable at the start, not only when they happen. </w:t>
+        <w:t xml:space="preserve">. </w:t>
       </w:r>
     </w:p>
     <w:tbl>
@@ -1256,7 +1256,7 @@
                 <w:sz w:val="16"/>
                 <w:szCs w:val="16"/>
               </w:rPr>
-              <w:t xml:space="preserve">Contract   ·   transaction   ·   payment</w:t>
+              <w:t xml:space="preserve">happen   ·   transaction   ·   perform</w:t>
             </w:r>
           </w:p>
         </w:tc>
@@ -2312,7 +2312,7 @@
                 <w:sz w:val="16"/>
                 <w:szCs w:val="16"/>
               </w:rPr>
-              <w:t xml:space="preserve">payment</w:t>
+              <w:t xml:space="preserve">perform</w:t>
             </w:r>
           </w:p>
         </w:tc>
@@ -2380,7 +2380,7 @@
                 <w:sz w:val="16"/>
                 <w:szCs w:val="16"/>
               </w:rPr>
-              <w:t xml:space="preserve">Contract</w:t>
+              <w:t xml:space="preserve">happen</w:t>
             </w:r>
           </w:p>
         </w:tc>
@@ -2483,7 +2483,7 @@
                 <w:sz w:val="16"/>
                 <w:szCs w:val="16"/>
               </w:rPr>
-              <w:t xml:space="preserve">returns</w:t>
+              <w:t xml:space="preserve">rebates</w:t>
             </w:r>
           </w:p>
         </w:tc>
@@ -2856,7 +2856,14 @@
           <w:sz w:val="19"/>
           <w:szCs w:val="19"/>
         </w:rPr>
-        <w:t xml:space="preserve">It </w:t>
+        <w:t xml:space="preserve">It records these expected losses from the first day. </w:t>
+      </w:r>
+      <w:r>
+        <w:rPr>
+          <w:sz w:val="19"/>
+          <w:szCs w:val="19"/>
+        </w:rPr>
+        <w:t xml:space="preserve">It does not wait until a loss becomes </w:t>
       </w:r>
       <w:r>
         <w:rPr>
@@ -2888,14 +2895,14 @@
           <w:sz w:val="19"/>
           <w:szCs w:val="19"/>
         </w:rPr>
-        <w:t xml:space="preserve"> these expected losses from the first day. </w:t>
-      </w:r>
-      <w:r>
-        <w:rPr>
-          <w:sz w:val="19"/>
-          <w:szCs w:val="19"/>
-        </w:rPr>
-        <w:t xml:space="preserve">It does not wait until a loss becomes </w:t>
+        <w:t xml:space="preserve">. </w:t>
+      </w:r>
+      <w:r>
+        <w:rPr>
+          <w:sz w:val="19"/>
+          <w:szCs w:val="19"/>
+        </w:rPr>
+        <w:t xml:space="preserve">The estimate uses past </w:t>
       </w:r>
       <w:r>
         <w:rPr>
@@ -2913,7 +2920,7 @@
           <w:sz w:val="19"/>
           <w:szCs w:val="19"/>
         </w:rPr>
-        <w:t xml:space="preserve">           </w:t>
+        <w:t xml:space="preserve">            </w:t>
       </w:r>
       <w:r>
         <w:rPr>
@@ -2927,14 +2934,7 @@
           <w:sz w:val="19"/>
           <w:szCs w:val="19"/>
         </w:rPr>
-        <w:t xml:space="preserve">. </w:t>
-      </w:r>
-      <w:r>
-        <w:rPr>
-          <w:sz w:val="19"/>
-          <w:szCs w:val="19"/>
-        </w:rPr>
-        <w:t xml:space="preserve">The estimate uses past </w:t>
+        <w:t xml:space="preserve">, current conditions and reasonable and </w:t>
       </w:r>
       <w:r>
         <w:rPr>
@@ -2952,7 +2952,7 @@
           <w:sz w:val="19"/>
           <w:szCs w:val="19"/>
         </w:rPr>
-        <w:t xml:space="preserve">            </w:t>
+        <w:t xml:space="preserve">             </w:t>
       </w:r>
       <w:r>
         <w:rPr>
@@ -2966,7 +2966,14 @@
           <w:sz w:val="19"/>
           <w:szCs w:val="19"/>
         </w:rPr>
-        <w:t xml:space="preserve">, current conditions and reasonable and </w:t>
+        <w:t xml:space="preserve"> forecasts. </w:t>
+      </w:r>
+      <w:r>
+        <w:rPr>
+          <w:sz w:val="19"/>
+          <w:szCs w:val="19"/>
+        </w:rPr>
+        <w:t xml:space="preserve">Trade receivables are </w:t>
       </w:r>
       <w:r>
         <w:rPr>
@@ -2984,7 +2991,7 @@
           <w:sz w:val="19"/>
           <w:szCs w:val="19"/>
         </w:rPr>
-        <w:t xml:space="preserve">             </w:t>
+        <w:t xml:space="preserve">           </w:t>
       </w:r>
       <w:r>
         <w:rPr>
@@ -2998,14 +3005,7 @@
           <w:sz w:val="19"/>
           <w:szCs w:val="19"/>
         </w:rPr>
-        <w:t xml:space="preserve"> forecasts. </w:t>
-      </w:r>
-      <w:r>
-        <w:rPr>
-          <w:sz w:val="19"/>
-          <w:szCs w:val="19"/>
-        </w:rPr>
-        <w:t xml:space="preserve">Trade receivables are measured at </w:t>
+        <w:t xml:space="preserve"> at amortized cost, and the allowance is a </w:t>
       </w:r>
       <w:r>
         <w:rPr>
@@ -3023,7 +3023,7 @@
           <w:sz w:val="19"/>
           <w:szCs w:val="19"/>
         </w:rPr>
-        <w:t xml:space="preserve">           </w:t>
+        <w:t xml:space="preserve">              </w:t>
       </w:r>
       <w:r>
         <w:rPr>
@@ -3037,7 +3037,14 @@
           <w:sz w:val="19"/>
           <w:szCs w:val="19"/>
         </w:rPr>
-        <w:t xml:space="preserve"> cost, and the allowance is a </w:t>
+        <w:t xml:space="preserve"> account. </w:t>
+      </w:r>
+      <w:r>
+        <w:rPr>
+          <w:sz w:val="19"/>
+          <w:szCs w:val="19"/>
+        </w:rPr>
+        <w:t xml:space="preserve">The balance sheet shows receivables minus the allowance: the amount the company expects to </w:t>
       </w:r>
       <w:r>
         <w:rPr>
@@ -3055,7 +3062,7 @@
           <w:sz w:val="19"/>
           <w:szCs w:val="19"/>
         </w:rPr>
-        <w:t xml:space="preserve">              </w:t>
+        <w:t xml:space="preserve">           </w:t>
       </w:r>
       <w:r>
         <w:rPr>
@@ -3069,14 +3076,14 @@
           <w:sz w:val="19"/>
           <w:szCs w:val="19"/>
         </w:rPr>
-        <w:t xml:space="preserve"> account. </w:t>
-      </w:r>
-      <w:r>
-        <w:rPr>
-          <w:sz w:val="19"/>
-          <w:szCs w:val="19"/>
-        </w:rPr>
-        <w:t xml:space="preserve">The balance sheet shows receivables minus the allowance: the </w:t>
+        <w:t xml:space="preserve">. </w:t>
+      </w:r>
+      <w:r>
+        <w:rPr>
+          <w:sz w:val="19"/>
+          <w:szCs w:val="19"/>
+        </w:rPr>
+        <w:t xml:space="preserve">A </w:t>
       </w:r>
       <w:r>
         <w:rPr>
@@ -3108,7 +3115,7 @@
           <w:sz w:val="19"/>
           <w:szCs w:val="19"/>
         </w:rPr>
-        <w:t xml:space="preserve"> the company expects to </w:t>
+        <w:t xml:space="preserve"> method is the aging </w:t>
       </w:r>
       <w:r>
         <w:rPr>
@@ -3147,7 +3154,7 @@
           <w:sz w:val="19"/>
           <w:szCs w:val="19"/>
         </w:rPr>
-        <w:t xml:space="preserve">A </w:t>
+        <w:t xml:space="preserve">The company </w:t>
       </w:r>
       <w:r>
         <w:rPr>
@@ -3179,7 +3186,14 @@
           <w:sz w:val="19"/>
           <w:szCs w:val="19"/>
         </w:rPr>
-        <w:t xml:space="preserve"> method is the aging </w:t>
+        <w:t xml:space="preserve"> its receivables by how long they are past due and applies an expected loss rate to each group. </w:t>
+      </w:r>
+      <w:r>
+        <w:rPr>
+          <w:sz w:val="19"/>
+          <w:szCs w:val="19"/>
+        </w:rPr>
+        <w:t xml:space="preserve">The rates start from history and are </w:t>
       </w:r>
       <w:r>
         <w:rPr>
@@ -3211,21 +3225,7 @@
           <w:sz w:val="19"/>
           <w:szCs w:val="19"/>
         </w:rPr>
-        <w:t xml:space="preserve">. </w:t>
-      </w:r>
-      <w:r>
-        <w:rPr>
-          <w:sz w:val="19"/>
-          <w:szCs w:val="19"/>
-        </w:rPr>
-        <w:t xml:space="preserve">The company groups its receivables by how long they are past due and applies an expected loss rate to each group. </w:t>
-      </w:r>
-      <w:r>
-        <w:rPr>
-          <w:sz w:val="19"/>
-          <w:szCs w:val="19"/>
-        </w:rPr>
-        <w:t xml:space="preserve">The rates start from history and are adjusted for current conditions and forecasts. </w:t>
+        <w:t xml:space="preserve"> for current conditions and forecasts. </w:t>
       </w:r>
       <w:r>
         <w:rPr>
@@ -3290,7 +3290,7 @@
                 <w:sz w:val="16"/>
                 <w:szCs w:val="16"/>
               </w:rPr>
-              <w:t xml:space="preserve">experience   ·   supportable   ·   covers   ·   records   ·   collect   ·   history   ·   common   ·   schedule   ·   presents   ·   amortized   ·   amount   ·   probable   ·   contra-asset</w:t>
+              <w:t xml:space="preserve">supportable   ·   measured   ·   covers   ·   probable   ·   schedule   ·   financial   ·   groups   ·   adjusted   ·   presents   ·   contra-asset   ·   common   ·   experience   ·   collect</w:t>
             </w:r>
           </w:p>
         </w:tc>
@@ -3393,7 +3393,7 @@
       <w:r>
         <w:drawing>
           <wp:inline distT="0" distB="0" distL="0" distR="0">
-            <wp:extent cx="5734050" cy="2482250"/>
+            <wp:extent cx="5734050" cy="2670850"/>
             <wp:effectExtent t="0" r="0" b="0" l="0"/>
             <wp:docPr id="1" name="" descr="" title=""/>
             <wp:cNvGraphicFramePr>
@@ -3418,7 +3418,7 @@
                   <pic:spPr bwMode="auto">
                     <a:xfrm>
                       <a:off x="0" y="0"/>
-                      <a:ext cx="5734050" cy="2482250"/>
+                      <a:ext cx="5734050" cy="2670850"/>
                     </a:xfrm>
                     <a:prstGeom prst="rect">
                       <a:avLst/>
@@ -3662,7 +3662,7 @@
           <w:sz w:val="19"/>
           <w:szCs w:val="19"/>
         </w:rPr>
-        <w:t xml:space="preserve">When a </w:t>
+        <w:t xml:space="preserve">When a customer's balance is clearly </w:t>
       </w:r>
       <w:r>
         <w:rPr>
@@ -3680,7 +3680,7 @@
           <w:sz w:val="19"/>
           <w:szCs w:val="19"/>
         </w:rPr>
-        <w:t xml:space="preserve">            </w:t>
+        <w:t xml:space="preserve">               </w:t>
       </w:r>
       <w:r>
         <w:rPr>
@@ -3694,7 +3694,14 @@
           <w:sz w:val="19"/>
           <w:szCs w:val="19"/>
         </w:rPr>
-        <w:t xml:space="preserve"> balance is clearly </w:t>
+        <w:t xml:space="preserve">, the company records a write-off: debit the allowance and credit accounts receivable. </w:t>
+      </w:r>
+      <w:r>
+        <w:rPr>
+          <w:sz w:val="19"/>
+          <w:szCs w:val="19"/>
+        </w:rPr>
+        <w:t xml:space="preserve">The write-off </w:t>
       </w:r>
       <w:r>
         <w:rPr>
@@ -3712,7 +3719,7 @@
           <w:sz w:val="19"/>
           <w:szCs w:val="19"/>
         </w:rPr>
-        <w:t xml:space="preserve">               </w:t>
+        <w:t xml:space="preserve">           </w:t>
       </w:r>
       <w:r>
         <w:rPr>
@@ -3726,14 +3733,14 @@
           <w:sz w:val="19"/>
           <w:szCs w:val="19"/>
         </w:rPr>
-        <w:t xml:space="preserve">, the company records a write-off: debit the allowance and credit accounts receivable. </w:t>
-      </w:r>
-      <w:r>
-        <w:rPr>
-          <w:sz w:val="19"/>
-          <w:szCs w:val="19"/>
-        </w:rPr>
-        <w:t xml:space="preserve">The write-off </w:t>
+        <w:t xml:space="preserve"> neither net income nor net receivables, because the expense was already recorded when the allowance was built. </w:t>
+      </w:r>
+      <w:r>
+        <w:rPr>
+          <w:sz w:val="19"/>
+          <w:szCs w:val="19"/>
+        </w:rPr>
+        <w:t xml:space="preserve">If the customer later pays, the company records a </w:t>
       </w:r>
       <w:r>
         <w:rPr>
@@ -3765,7 +3772,7 @@
           <w:sz w:val="19"/>
           <w:szCs w:val="19"/>
         </w:rPr>
-        <w:t xml:space="preserve"> neither net income nor net receivables, because the expense was already </w:t>
+        <w:t xml:space="preserve">: it first reinstates the receivable (debit accounts receivable, credit allowance) and then records the cash </w:t>
       </w:r>
       <w:r>
         <w:rPr>
@@ -3783,7 +3790,7 @@
           <w:sz w:val="19"/>
           <w:szCs w:val="19"/>
         </w:rPr>
-        <w:t xml:space="preserve">           </w:t>
+        <w:t xml:space="preserve">            </w:t>
       </w:r>
       <w:r>
         <w:rPr>
@@ -3797,14 +3804,14 @@
           <w:sz w:val="19"/>
           <w:szCs w:val="19"/>
         </w:rPr>
-        <w:t xml:space="preserve"> when the allowance was built. </w:t>
-      </w:r>
-      <w:r>
-        <w:rPr>
-          <w:sz w:val="19"/>
-          <w:szCs w:val="19"/>
-        </w:rPr>
-        <w:t xml:space="preserve">If the customer later pays, the company records a </w:t>
+        <w:t xml:space="preserve">. </w:t>
+      </w:r>
+      <w:r>
+        <w:rPr>
+          <w:sz w:val="19"/>
+          <w:szCs w:val="19"/>
+        </w:rPr>
+        <w:t xml:space="preserve">The direct method is used for U.S. tax </w:t>
       </w:r>
       <w:r>
         <w:rPr>
@@ -3836,7 +3843,21 @@
           <w:sz w:val="19"/>
           <w:szCs w:val="19"/>
         </w:rPr>
-        <w:t xml:space="preserve">: it first reinstates the receivable (debit accounts receivable, credit allowance) and then records the cash </w:t>
+        <w:t xml:space="preserve">. </w:t>
+      </w:r>
+      <w:r>
+        <w:rPr>
+          <w:sz w:val="19"/>
+          <w:szCs w:val="19"/>
+        </w:rPr>
+        <w:t xml:space="preserve">It is not GAAP when bad debts are material, because it records losses late and shows receivables at a gross amount. </w:t>
+      </w:r>
+      <w:r>
+        <w:rPr>
+          <w:sz w:val="19"/>
+          <w:szCs w:val="19"/>
+        </w:rPr>
+        <w:t xml:space="preserve">Older </w:t>
       </w:r>
       <w:r>
         <w:rPr>
@@ -3854,7 +3875,7 @@
           <w:sz w:val="19"/>
           <w:szCs w:val="19"/>
         </w:rPr>
-        <w:t xml:space="preserve">            </w:t>
+        <w:t xml:space="preserve">           </w:t>
       </w:r>
       <w:r>
         <w:rPr>
@@ -3868,14 +3889,7 @@
           <w:sz w:val="19"/>
           <w:szCs w:val="19"/>
         </w:rPr>
-        <w:t xml:space="preserve">. </w:t>
-      </w:r>
-      <w:r>
-        <w:rPr>
-          <w:sz w:val="19"/>
-          <w:szCs w:val="19"/>
-        </w:rPr>
-        <w:t xml:space="preserve">The </w:t>
+        <w:t xml:space="preserve"> sometimes estimate the expense as a </w:t>
       </w:r>
       <w:r>
         <w:rPr>
@@ -3893,7 +3907,7 @@
           <w:sz w:val="19"/>
           <w:szCs w:val="19"/>
         </w:rPr>
-        <w:t xml:space="preserve">           </w:t>
+        <w:t xml:space="preserve">            </w:t>
       </w:r>
       <w:r>
         <w:rPr>
@@ -3907,7 +3921,14 @@
           <w:sz w:val="19"/>
           <w:szCs w:val="19"/>
         </w:rPr>
-        <w:t xml:space="preserve"> method is used for U.S. tax </w:t>
+        <w:t xml:space="preserve"> of credit sales. </w:t>
+      </w:r>
+      <w:r>
+        <w:rPr>
+          <w:sz w:val="19"/>
+          <w:szCs w:val="19"/>
+        </w:rPr>
+        <w:t xml:space="preserve">This </w:t>
       </w:r>
       <w:r>
         <w:rPr>
@@ -3925,7 +3946,7 @@
           <w:sz w:val="19"/>
           <w:szCs w:val="19"/>
         </w:rPr>
-        <w:t xml:space="preserve">           </w:t>
+        <w:t xml:space="preserve">                  </w:t>
       </w:r>
       <w:r>
         <w:rPr>
@@ -3939,14 +3960,7 @@
           <w:sz w:val="19"/>
           <w:szCs w:val="19"/>
         </w:rPr>
-        <w:t xml:space="preserve">. </w:t>
-      </w:r>
-      <w:r>
-        <w:rPr>
-          <w:sz w:val="19"/>
-          <w:szCs w:val="19"/>
-        </w:rPr>
-        <w:t xml:space="preserve">It is not GAAP when bad debts are </w:t>
+        <w:t xml:space="preserve"> approach does not measure the expected losses on the ending receivables, so under CECL the aging (</w:t>
       </w:r>
       <w:r>
         <w:rPr>
@@ -3964,7 +3978,7 @@
           <w:sz w:val="19"/>
           <w:szCs w:val="19"/>
         </w:rPr>
-        <w:t xml:space="preserve">           </w:t>
+        <w:t xml:space="preserve">               </w:t>
       </w:r>
       <w:r>
         <w:rPr>
@@ -3978,21 +3992,7 @@
           <w:sz w:val="19"/>
           <w:szCs w:val="19"/>
         </w:rPr>
-        <w:t xml:space="preserve">, because it records losses late and shows receivables at a gross amount. </w:t>
-      </w:r>
-      <w:r>
-        <w:rPr>
-          <w:sz w:val="19"/>
-          <w:szCs w:val="19"/>
-        </w:rPr>
-        <w:t xml:space="preserve">Older questions sometimes estimate the expense as a percentage of credit sales. </w:t>
-      </w:r>
-      <w:r>
-        <w:rPr>
-          <w:sz w:val="19"/>
-          <w:szCs w:val="19"/>
-        </w:rPr>
-        <w:t xml:space="preserve">This income-statement approach does not measure the expected losses on the ending receivables, so under CECL the aging (balance-sheet) approach is the better choice. </w:t>
+        <w:t xml:space="preserve">) approach is the better choice. </w:t>
       </w:r>
     </w:p>
     <w:tbl>
@@ -4050,7 +4050,7 @@
                 <w:sz w:val="16"/>
                 <w:szCs w:val="16"/>
               </w:rPr>
-              <w:t xml:space="preserve">started   ·   uncollectible   ·   recovery   ·   changes   ·   returns   ·   recovered   ·   recorded   ·   collection   ·   direct   ·   journal   ·   write-off   ·   customer's   ·   material</w:t>
+              <w:t xml:space="preserve">started   ·   changes   ·   returns   ·   recovery   ·   income-statement   ·   recovered   ·   collection   ·   questions   ·   percentage   ·   journal   ·   write-off   ·   uncollectible   ·   balance-sheet</w:t>
             </w:r>
           </w:p>
         </w:tc>
@@ -4309,7 +4309,7 @@
       <w:r>
         <w:drawing>
           <wp:inline distT="0" distB="0" distL="0" distR="0">
-            <wp:extent cx="5734050" cy="1810750"/>
+            <wp:extent cx="5734050" cy="2006925"/>
             <wp:effectExtent t="0" r="0" b="0" l="0"/>
             <wp:docPr id="1" name="" descr="" title=""/>
             <wp:cNvGraphicFramePr>
@@ -4334,7 +4334,7 @@
                   <pic:spPr bwMode="auto">
                     <a:xfrm>
                       <a:off x="0" y="0"/>
-                      <a:ext cx="5734050" cy="1810750"/>
+                      <a:ext cx="5734050" cy="2006925"/>
                     </a:xfrm>
                     <a:prstGeom prst="rect">
                       <a:avLst/>
@@ -4454,7 +4454,7 @@
           <w:sz w:val="19"/>
           <w:szCs w:val="19"/>
         </w:rPr>
-        <w:t xml:space="preserve">In 2025 the FASB added a practical expedient: when </w:t>
+        <w:t xml:space="preserve">In 2025 the FASB added a </w:t>
       </w:r>
       <w:r>
         <w:rPr>
@@ -4472,7 +4472,7 @@
           <w:sz w:val="19"/>
           <w:szCs w:val="19"/>
         </w:rPr>
-        <w:t xml:space="preserve">             </w:t>
+        <w:t xml:space="preserve">           </w:t>
       </w:r>
       <w:r>
         <w:rPr>
@@ -4486,7 +4486,7 @@
           <w:sz w:val="19"/>
           <w:szCs w:val="19"/>
         </w:rPr>
-        <w:t xml:space="preserve"> losses on current receivables, any company may assume that </w:t>
+        <w:t xml:space="preserve"> expedient: when </w:t>
       </w:r>
       <w:r>
         <w:rPr>
@@ -4504,7 +4504,7 @@
           <w:sz w:val="19"/>
           <w:szCs w:val="19"/>
         </w:rPr>
-        <w:t xml:space="preserve">            </w:t>
+        <w:t xml:space="preserve">             </w:t>
       </w:r>
       <w:r>
         <w:rPr>
@@ -4518,14 +4518,7 @@
           <w:sz w:val="19"/>
           <w:szCs w:val="19"/>
         </w:rPr>
-        <w:t xml:space="preserve"> at the balance sheet date will not change. </w:t>
-      </w:r>
-      <w:r>
-        <w:rPr>
-          <w:sz w:val="19"/>
-          <w:szCs w:val="19"/>
-        </w:rPr>
-        <w:t xml:space="preserve"/>
+        <w:t xml:space="preserve"> losses on current receivables, any company may </w:t>
       </w:r>
       <w:r>
         <w:rPr>
@@ -4557,7 +4550,14 @@
           <w:sz w:val="19"/>
           <w:szCs w:val="19"/>
         </w:rPr>
-        <w:t xml:space="preserve"> companies may also use cash </w:t>
+        <w:t xml:space="preserve"> that conditions at the balance sheet date will not change. </w:t>
+      </w:r>
+      <w:r>
+        <w:rPr>
+          <w:sz w:val="19"/>
+          <w:szCs w:val="19"/>
+        </w:rPr>
+        <w:t xml:space="preserve"/>
       </w:r>
       <w:r>
         <w:rPr>
@@ -4589,14 +4589,7 @@
           <w:sz w:val="19"/>
           <w:szCs w:val="19"/>
         </w:rPr>
-        <w:t xml:space="preserve"> after year-end. </w:t>
-      </w:r>
-      <w:r>
-        <w:rPr>
-          <w:sz w:val="19"/>
-          <w:szCs w:val="19"/>
-        </w:rPr>
-        <w:t xml:space="preserve">It applies to annual periods </w:t>
+        <w:t xml:space="preserve"> companies may also use cash </w:t>
       </w:r>
       <w:r>
         <w:rPr>
@@ -4628,7 +4621,14 @@
           <w:sz w:val="19"/>
           <w:szCs w:val="19"/>
         </w:rPr>
-        <w:t xml:space="preserve"> after December 15, 2025, so under the </w:t>
+        <w:t xml:space="preserve"> after year-end. </w:t>
+      </w:r>
+      <w:r>
+        <w:rPr>
+          <w:sz w:val="19"/>
+          <w:szCs w:val="19"/>
+        </w:rPr>
+        <w:t xml:space="preserve">It applies to annual periods </w:t>
       </w:r>
       <w:r>
         <w:rPr>
@@ -4660,21 +4660,7 @@
           <w:sz w:val="19"/>
           <w:szCs w:val="19"/>
         </w:rPr>
-        <w:t xml:space="preserve"> rule it is not yet tested on the CMA exam. </w:t>
-      </w:r>
-      <w:r>
-        <w:rPr>
-          <w:sz w:val="19"/>
-          <w:szCs w:val="19"/>
-        </w:rPr>
-        <w:t xml:space="preserve">IFRS 9 also uses expected losses. </w:t>
-      </w:r>
-      <w:r>
-        <w:rPr>
-          <w:sz w:val="19"/>
-          <w:szCs w:val="19"/>
-        </w:rPr>
-        <w:t xml:space="preserve">For trade receivables it uses a </w:t>
+        <w:t xml:space="preserve"> after December 15, 2025, so under the </w:t>
       </w:r>
       <w:r>
         <w:rPr>
@@ -4692,7 +4678,7 @@
           <w:sz w:val="19"/>
           <w:szCs w:val="19"/>
         </w:rPr>
-        <w:t xml:space="preserve">            </w:t>
+        <w:t xml:space="preserve">           </w:t>
       </w:r>
       <w:r>
         <w:rPr>
@@ -4706,7 +4692,21 @@
           <w:sz w:val="19"/>
           <w:szCs w:val="19"/>
         </w:rPr>
-        <w:t xml:space="preserve"> approach that always records lifetime losses, often with a </w:t>
+        <w:t xml:space="preserve"> rule it is not yet tested on the CMA exam. </w:t>
+      </w:r>
+      <w:r>
+        <w:rPr>
+          <w:sz w:val="19"/>
+          <w:szCs w:val="19"/>
+        </w:rPr>
+        <w:t xml:space="preserve">IFRS 9 also uses expected losses. </w:t>
+      </w:r>
+      <w:r>
+        <w:rPr>
+          <w:sz w:val="19"/>
+          <w:szCs w:val="19"/>
+        </w:rPr>
+        <w:t xml:space="preserve">For trade receivables it uses a </w:t>
       </w:r>
       <w:r>
         <w:rPr>
@@ -4724,7 +4724,7 @@
           <w:sz w:val="19"/>
           <w:szCs w:val="19"/>
         </w:rPr>
-        <w:t xml:space="preserve">           </w:t>
+        <w:t xml:space="preserve">            </w:t>
       </w:r>
       <w:r>
         <w:rPr>
@@ -4738,14 +4738,7 @@
           <w:sz w:val="19"/>
           <w:szCs w:val="19"/>
         </w:rPr>
-        <w:t xml:space="preserve"> matrix, which is very close to CECL. </w:t>
-      </w:r>
-      <w:r>
-        <w:rPr>
-          <w:sz w:val="19"/>
-          <w:szCs w:val="19"/>
-        </w:rPr>
-        <w:t xml:space="preserve">For other </w:t>
+        <w:t xml:space="preserve"> approach that always records lifetime losses, often with a provision </w:t>
       </w:r>
       <w:r>
         <w:rPr>
@@ -4777,7 +4770,14 @@
           <w:sz w:val="19"/>
           <w:szCs w:val="19"/>
         </w:rPr>
-        <w:t xml:space="preserve"> assets, IFRS 9 starts with 12-month expected losses and moves to lifetime losses only after credit risk increases </w:t>
+        <w:t xml:space="preserve">, which is very close to CECL. </w:t>
+      </w:r>
+      <w:r>
+        <w:rPr>
+          <w:sz w:val="19"/>
+          <w:szCs w:val="19"/>
+        </w:rPr>
+        <w:t xml:space="preserve">For other </w:t>
       </w:r>
       <w:r>
         <w:rPr>
@@ -4795,7 +4795,7 @@
           <w:sz w:val="19"/>
           <w:szCs w:val="19"/>
         </w:rPr>
-        <w:t xml:space="preserve">               </w:t>
+        <w:t xml:space="preserve">           </w:t>
       </w:r>
       <w:r>
         <w:rPr>
@@ -4809,14 +4809,7 @@
           <w:sz w:val="19"/>
           <w:szCs w:val="19"/>
         </w:rPr>
-        <w:t xml:space="preserve">. </w:t>
-      </w:r>
-      <w:r>
-        <w:rPr>
-          <w:sz w:val="19"/>
-          <w:szCs w:val="19"/>
-        </w:rPr>
-        <w:t xml:space="preserve">CECL records lifetime losses from day one for all assets at </w:t>
+        <w:t xml:space="preserve"> assets, IFRS 9 starts with 12-month expected losses and moves to lifetime losses only after credit risk increases </w:t>
       </w:r>
       <w:r>
         <w:rPr>
@@ -4834,7 +4827,7 @@
           <w:sz w:val="19"/>
           <w:szCs w:val="19"/>
         </w:rPr>
-        <w:t xml:space="preserve">           </w:t>
+        <w:t xml:space="preserve">               </w:t>
       </w:r>
       <w:r>
         <w:rPr>
@@ -4848,7 +4841,14 @@
           <w:sz w:val="19"/>
           <w:szCs w:val="19"/>
         </w:rPr>
-        <w:t xml:space="preserve"> cost. </w:t>
+        <w:t xml:space="preserve">. </w:t>
+      </w:r>
+      <w:r>
+        <w:rPr>
+          <w:sz w:val="19"/>
+          <w:szCs w:val="19"/>
+        </w:rPr>
+        <w:t xml:space="preserve">CECL records lifetime losses from day one for all assets at amortized cost. </w:t>
       </w:r>
     </w:p>
     <w:tbl>
@@ -4906,7 +4906,7 @@
                 <w:sz w:val="16"/>
                 <w:szCs w:val="16"/>
               </w:rPr>
-              <w:t xml:space="preserve">significantly   ·   beginning   ·   Private   ·   one-year   ·   provision   ·   conditions   ·   account   ·   simplified   ·   financial   ·   forecasting   ·   amortized   ·   collected</w:t>
+              <w:t xml:space="preserve">financial   ·   collected   ·   assume   ·   beginning   ·   simplified   ·   forecasting   ·   December   ·   one-year   ·   matrix   ·   practical   ·   significantly   ·   Private</w:t>
             </w:r>
           </w:p>
         </w:tc>
@@ -6709,7 +6709,7 @@
                 <w:sz w:val="16"/>
                 <w:szCs w:val="16"/>
               </w:rPr>
-              <w:t xml:space="preserve">records</w:t>
+              <w:t xml:space="preserve">probable</w:t>
             </w:r>
           </w:p>
         </w:tc>
@@ -6777,7 +6777,7 @@
                 <w:sz w:val="16"/>
                 <w:szCs w:val="16"/>
               </w:rPr>
-              <w:t xml:space="preserve">probable</w:t>
+              <w:t xml:space="preserve">experience</w:t>
             </w:r>
           </w:p>
         </w:tc>
@@ -6810,7 +6810,7 @@
                 <w:sz w:val="16"/>
                 <w:szCs w:val="16"/>
               </w:rPr>
-              <w:t xml:space="preserve">forecasting</w:t>
+              <w:t xml:space="preserve">practical</w:t>
             </w:r>
           </w:p>
         </w:tc>
@@ -6845,7 +6845,7 @@
                 <w:sz w:val="16"/>
                 <w:szCs w:val="16"/>
               </w:rPr>
-              <w:t xml:space="preserve">experience</w:t>
+              <w:t xml:space="preserve">supportable</w:t>
             </w:r>
           </w:p>
         </w:tc>
@@ -6878,7 +6878,7 @@
                 <w:sz w:val="16"/>
                 <w:szCs w:val="16"/>
               </w:rPr>
-              <w:t xml:space="preserve">conditions</w:t>
+              <w:t xml:space="preserve">forecasting</w:t>
             </w:r>
           </w:p>
         </w:tc>
@@ -6913,7 +6913,7 @@
                 <w:sz w:val="16"/>
                 <w:szCs w:val="16"/>
               </w:rPr>
-              <w:t xml:space="preserve">supportable</w:t>
+              <w:t xml:space="preserve">measured</w:t>
             </w:r>
           </w:p>
         </w:tc>
@@ -6946,7 +6946,7 @@
                 <w:sz w:val="16"/>
                 <w:szCs w:val="16"/>
               </w:rPr>
-              <w:t xml:space="preserve">Private</w:t>
+              <w:t xml:space="preserve">assume</w:t>
             </w:r>
           </w:p>
         </w:tc>
@@ -6981,7 +6981,7 @@
                 <w:sz w:val="16"/>
                 <w:szCs w:val="16"/>
               </w:rPr>
-              <w:t xml:space="preserve">amortized</w:t>
+              <w:t xml:space="preserve">contra-asset</w:t>
             </w:r>
           </w:p>
         </w:tc>
@@ -7014,7 +7014,7 @@
                 <w:sz w:val="16"/>
                 <w:szCs w:val="16"/>
               </w:rPr>
-              <w:t xml:space="preserve">collected</w:t>
+              <w:t xml:space="preserve">Private</w:t>
             </w:r>
           </w:p>
         </w:tc>
@@ -7049,7 +7049,7 @@
                 <w:sz w:val="16"/>
                 <w:szCs w:val="16"/>
               </w:rPr>
-              <w:t xml:space="preserve">contra-asset</w:t>
+              <w:t xml:space="preserve">collect</w:t>
             </w:r>
           </w:p>
         </w:tc>
@@ -7082,7 +7082,7 @@
                 <w:sz w:val="16"/>
                 <w:szCs w:val="16"/>
               </w:rPr>
-              <w:t xml:space="preserve">beginning</w:t>
+              <w:t xml:space="preserve">collected</w:t>
             </w:r>
           </w:p>
         </w:tc>
@@ -7117,7 +7117,7 @@
                 <w:sz w:val="16"/>
                 <w:szCs w:val="16"/>
               </w:rPr>
-              <w:t xml:space="preserve">amount</w:t>
+              <w:t xml:space="preserve">common</w:t>
             </w:r>
           </w:p>
         </w:tc>
@@ -7150,7 +7150,7 @@
                 <w:sz w:val="16"/>
                 <w:szCs w:val="16"/>
               </w:rPr>
-              <w:t xml:space="preserve">one-year</w:t>
+              <w:t xml:space="preserve">beginning</w:t>
             </w:r>
           </w:p>
         </w:tc>
@@ -7185,7 +7185,7 @@
                 <w:sz w:val="16"/>
                 <w:szCs w:val="16"/>
               </w:rPr>
-              <w:t xml:space="preserve">collect</w:t>
+              <w:t xml:space="preserve">schedule</w:t>
             </w:r>
           </w:p>
         </w:tc>
@@ -7218,7 +7218,7 @@
                 <w:sz w:val="16"/>
                 <w:szCs w:val="16"/>
               </w:rPr>
-              <w:t xml:space="preserve">simplified</w:t>
+              <w:t xml:space="preserve">one-year</w:t>
             </w:r>
           </w:p>
         </w:tc>
@@ -7253,7 +7253,7 @@
                 <w:sz w:val="16"/>
                 <w:szCs w:val="16"/>
               </w:rPr>
-              <w:t xml:space="preserve">common</w:t>
+              <w:t xml:space="preserve">groups</w:t>
             </w:r>
           </w:p>
         </w:tc>
@@ -7286,7 +7286,7 @@
                 <w:sz w:val="16"/>
                 <w:szCs w:val="16"/>
               </w:rPr>
-              <w:t xml:space="preserve">provision</w:t>
+              <w:t xml:space="preserve">simplified</w:t>
             </w:r>
           </w:p>
         </w:tc>
@@ -7321,7 +7321,7 @@
                 <w:sz w:val="16"/>
                 <w:szCs w:val="16"/>
               </w:rPr>
-              <w:t xml:space="preserve">schedule</w:t>
+              <w:t xml:space="preserve">adjusted</w:t>
             </w:r>
           </w:p>
         </w:tc>
@@ -7354,7 +7354,7 @@
                 <w:sz w:val="16"/>
                 <w:szCs w:val="16"/>
               </w:rPr>
-              <w:t xml:space="preserve">financial</w:t>
+              <w:t xml:space="preserve">matrix</w:t>
             </w:r>
           </w:p>
         </w:tc>
@@ -7422,7 +7422,7 @@
                 <w:sz w:val="16"/>
                 <w:szCs w:val="16"/>
               </w:rPr>
-              <w:t xml:space="preserve">significantly</w:t>
+              <w:t xml:space="preserve">financial</w:t>
             </w:r>
           </w:p>
         </w:tc>
@@ -7490,7 +7490,7 @@
                 <w:sz w:val="16"/>
                 <w:szCs w:val="16"/>
               </w:rPr>
-              <w:t xml:space="preserve">amortized</w:t>
+              <w:t xml:space="preserve">significantly</w:t>
             </w:r>
           </w:p>
         </w:tc>
@@ -7729,7 +7729,7 @@
                 <w:sz w:val="16"/>
                 <w:szCs w:val="16"/>
               </w:rPr>
-              <w:t xml:space="preserve">customer's</w:t>
+              <w:t xml:space="preserve">uncollectible</w:t>
             </w:r>
           </w:p>
         </w:tc>
@@ -7797,7 +7797,7 @@
                 <w:sz w:val="16"/>
                 <w:szCs w:val="16"/>
               </w:rPr>
-              <w:t xml:space="preserve">uncollectible</w:t>
+              <w:t xml:space="preserve">changes</w:t>
             </w:r>
           </w:p>
         </w:tc>
@@ -7865,7 +7865,7 @@
                 <w:sz w:val="16"/>
                 <w:szCs w:val="16"/>
               </w:rPr>
-              <w:t xml:space="preserve">changes</w:t>
+              <w:t xml:space="preserve">recovery</w:t>
             </w:r>
           </w:p>
         </w:tc>
@@ -7933,7 +7933,7 @@
                 <w:sz w:val="16"/>
                 <w:szCs w:val="16"/>
               </w:rPr>
-              <w:t xml:space="preserve">recorded</w:t>
+              <w:t xml:space="preserve">collection</w:t>
             </w:r>
           </w:p>
         </w:tc>
@@ -8001,7 +8001,7 @@
                 <w:sz w:val="16"/>
                 <w:szCs w:val="16"/>
               </w:rPr>
-              <w:t xml:space="preserve">recovery</w:t>
+              <w:t xml:space="preserve">returns</w:t>
             </w:r>
           </w:p>
         </w:tc>
@@ -8069,7 +8069,7 @@
                 <w:sz w:val="16"/>
                 <w:szCs w:val="16"/>
               </w:rPr>
-              <w:t xml:space="preserve">collection</w:t>
+              <w:t xml:space="preserve">questions</w:t>
             </w:r>
           </w:p>
         </w:tc>
@@ -8137,7 +8137,7 @@
                 <w:sz w:val="16"/>
                 <w:szCs w:val="16"/>
               </w:rPr>
-              <w:t xml:space="preserve">direct</w:t>
+              <w:t xml:space="preserve">percentage</w:t>
             </w:r>
           </w:p>
         </w:tc>
@@ -8205,7 +8205,7 @@
                 <w:sz w:val="16"/>
                 <w:szCs w:val="16"/>
               </w:rPr>
-              <w:t xml:space="preserve">returns</w:t>
+              <w:t xml:space="preserve">income-statement</w:t>
             </w:r>
           </w:p>
         </w:tc>
@@ -8273,7 +8273,7 @@
                 <w:sz w:val="16"/>
                 <w:szCs w:val="16"/>
               </w:rPr>
-              <w:t xml:space="preserve">material</w:t>
+              <w:t xml:space="preserve">balance-sheet</w:t>
             </w:r>
           </w:p>
         </w:tc>
@@ -8576,7 +8576,7 @@
           <w:sz w:val="16"/>
           <w:szCs w:val="16"/>
         </w:rPr>
-        <w:t xml:space="preserve">      gaps 1–10</w:t>
+        <w:t xml:space="preserve">      gaps 1–7</w:t>
       </w:r>
     </w:p>
     <w:p>
@@ -8589,7 +8589,14 @@
           <w:sz w:val="19"/>
           <w:szCs w:val="19"/>
         </w:rPr>
-        <w:t xml:space="preserve">A company that needs cash </w:t>
+        <w:t xml:space="preserve">A company that needs cash before its customers pay can use its receivables in two ways. </w:t>
+      </w:r>
+      <w:r>
+        <w:rPr>
+          <w:sz w:val="19"/>
+          <w:szCs w:val="19"/>
+        </w:rPr>
+        <w:t xml:space="preserve">It can use them as collateral for a loan (</w:t>
       </w:r>
       <w:r>
         <w:rPr>
@@ -8621,7 +8628,7 @@
           <w:sz w:val="19"/>
           <w:szCs w:val="19"/>
         </w:rPr>
-        <w:t xml:space="preserve"> its customers pay can use its </w:t>
+        <w:t xml:space="preserve">), or it can transfer them to a </w:t>
       </w:r>
       <w:r>
         <w:rPr>
@@ -8639,7 +8646,7 @@
           <w:sz w:val="19"/>
           <w:szCs w:val="19"/>
         </w:rPr>
-        <w:t xml:space="preserve">             </w:t>
+        <w:t xml:space="preserve">           </w:t>
       </w:r>
       <w:r>
         <w:rPr>
@@ -8653,14 +8660,14 @@
           <w:sz w:val="19"/>
           <w:szCs w:val="19"/>
         </w:rPr>
-        <w:t xml:space="preserve"> in two ways. </w:t>
-      </w:r>
-      <w:r>
-        <w:rPr>
-          <w:sz w:val="19"/>
-          <w:szCs w:val="19"/>
-        </w:rPr>
-        <w:t xml:space="preserve">It can use them as </w:t>
+        <w:t xml:space="preserve"> company called a factor. </w:t>
+      </w:r>
+      <w:r>
+        <w:rPr>
+          <w:sz w:val="19"/>
+          <w:szCs w:val="19"/>
+        </w:rPr>
+        <w:t xml:space="preserve">U.S. GAAP </w:t>
       </w:r>
       <w:r>
         <w:rPr>
@@ -8678,7 +8685,7 @@
           <w:sz w:val="19"/>
           <w:szCs w:val="19"/>
         </w:rPr>
-        <w:t xml:space="preserve">            </w:t>
+        <w:t xml:space="preserve">           </w:t>
       </w:r>
       <w:r>
         <w:rPr>
@@ -8692,7 +8699,14 @@
           <w:sz w:val="19"/>
           <w:szCs w:val="19"/>
         </w:rPr>
-        <w:t xml:space="preserve"> for a loan (</w:t>
+        <w:t xml:space="preserve"> a transfer as a sale only if three conditions are all met. </w:t>
+      </w:r>
+      <w:r>
+        <w:rPr>
+          <w:sz w:val="19"/>
+          <w:szCs w:val="19"/>
+        </w:rPr>
+        <w:t xml:space="preserve">Recourse is the factor's right to </w:t>
       </w:r>
       <w:r>
         <w:rPr>
@@ -8724,14 +8738,14 @@
           <w:sz w:val="19"/>
           <w:szCs w:val="19"/>
         </w:rPr>
-        <w:t xml:space="preserve">), or it can transfer them to a finance company called a factor. </w:t>
-      </w:r>
-      <w:r>
-        <w:rPr>
-          <w:sz w:val="19"/>
-          <w:szCs w:val="19"/>
-        </w:rPr>
-        <w:t xml:space="preserve">U.S. GAAP </w:t>
+        <w:t xml:space="preserve"> from the seller if customers do not pay. </w:t>
+      </w:r>
+      <w:r>
+        <w:rPr>
+          <w:sz w:val="19"/>
+          <w:szCs w:val="19"/>
+        </w:rPr>
+        <w:t xml:space="preserve">Recourse does not by </w:t>
       </w:r>
       <w:r>
         <w:rPr>
@@ -8763,14 +8777,21 @@
           <w:sz w:val="19"/>
           <w:szCs w:val="19"/>
         </w:rPr>
-        <w:t xml:space="preserve"> a transfer as a sale only if three conditions are all met. </w:t>
-      </w:r>
-      <w:r>
-        <w:rPr>
-          <w:sz w:val="19"/>
-          <w:szCs w:val="19"/>
-        </w:rPr>
-        <w:t xml:space="preserve">Recourse is the </w:t>
+        <w:t xml:space="preserve"> make the transfer a borrowing. </w:t>
+      </w:r>
+      <w:r>
+        <w:rPr>
+          <w:sz w:val="19"/>
+          <w:szCs w:val="19"/>
+        </w:rPr>
+        <w:t xml:space="preserve">If the three conditions are met, a transfer with recourse is still a sale. </w:t>
+      </w:r>
+      <w:r>
+        <w:rPr>
+          <w:sz w:val="19"/>
+          <w:szCs w:val="19"/>
+        </w:rPr>
+        <w:t xml:space="preserve">The seller then </w:t>
       </w:r>
       <w:r>
         <w:rPr>
@@ -8802,14 +8823,7 @@
           <w:sz w:val="19"/>
           <w:szCs w:val="19"/>
         </w:rPr>
-        <w:t xml:space="preserve"> right to collect from the seller if customers do not pay. </w:t>
-      </w:r>
-      <w:r>
-        <w:rPr>
-          <w:sz w:val="19"/>
-          <w:szCs w:val="19"/>
-        </w:rPr>
-        <w:t xml:space="preserve">Recourse does not by </w:t>
+        <w:t xml:space="preserve"> a recourse liability at its fair value, which </w:t>
       </w:r>
       <w:r>
         <w:rPr>
@@ -8820,116 +8834,6 @@
           <w:szCs w:val="15"/>
         </w:rPr>
         <w:t xml:space="preserve"> (7) </w:t>
-      </w:r>
-      <w:r>
-        <w:rPr>
-          <w:u w:val="single"/>
-          <w:sz w:val="19"/>
-          <w:szCs w:val="19"/>
-        </w:rPr>
-        <w:t xml:space="preserve">           </w:t>
-      </w:r>
-      <w:r>
-        <w:rPr>
-          <w:sz w:val="19"/>
-          <w:szCs w:val="19"/>
-        </w:rPr>
-        <w:t xml:space="preserve"> </w:t>
-      </w:r>
-      <w:r>
-        <w:rPr>
-          <w:sz w:val="19"/>
-          <w:szCs w:val="19"/>
-        </w:rPr>
-        <w:t xml:space="preserve"> make the transfer a </w:t>
-      </w:r>
-      <w:r>
-        <w:rPr>
-          <w:b/>
-          <w:bCs/>
-          <w:color w:val="8186EF"/>
-          <w:sz w:val="15"/>
-          <w:szCs w:val="15"/>
-        </w:rPr>
-        <w:t xml:space="preserve"> (8) </w:t>
-      </w:r>
-      <w:r>
-        <w:rPr>
-          <w:u w:val="single"/>
-          <w:sz w:val="19"/>
-          <w:szCs w:val="19"/>
-        </w:rPr>
-        <w:t xml:space="preserve">           </w:t>
-      </w:r>
-      <w:r>
-        <w:rPr>
-          <w:sz w:val="19"/>
-          <w:szCs w:val="19"/>
-        </w:rPr>
-        <w:t xml:space="preserve"> </w:t>
-      </w:r>
-      <w:r>
-        <w:rPr>
-          <w:sz w:val="19"/>
-          <w:szCs w:val="19"/>
-        </w:rPr>
-        <w:t xml:space="preserve">. </w:t>
-      </w:r>
-      <w:r>
-        <w:rPr>
-          <w:sz w:val="19"/>
-          <w:szCs w:val="19"/>
-        </w:rPr>
-        <w:t xml:space="preserve">If the three conditions are met, a transfer with recourse is still a sale. </w:t>
-      </w:r>
-      <w:r>
-        <w:rPr>
-          <w:sz w:val="19"/>
-          <w:szCs w:val="19"/>
-        </w:rPr>
-        <w:t xml:space="preserve">The seller then records a recourse </w:t>
-      </w:r>
-      <w:r>
-        <w:rPr>
-          <w:b/>
-          <w:bCs/>
-          <w:color w:val="8186EF"/>
-          <w:sz w:val="15"/>
-          <w:szCs w:val="15"/>
-        </w:rPr>
-        <w:t xml:space="preserve"> (9) </w:t>
-      </w:r>
-      <w:r>
-        <w:rPr>
-          <w:u w:val="single"/>
-          <w:sz w:val="19"/>
-          <w:szCs w:val="19"/>
-        </w:rPr>
-        <w:t xml:space="preserve">           </w:t>
-      </w:r>
-      <w:r>
-        <w:rPr>
-          <w:sz w:val="19"/>
-          <w:szCs w:val="19"/>
-        </w:rPr>
-        <w:t xml:space="preserve"> </w:t>
-      </w:r>
-      <w:r>
-        <w:rPr>
-          <w:sz w:val="19"/>
-          <w:szCs w:val="19"/>
-        </w:rPr>
-        <w:t xml:space="preserve"> at its fair value, which </w:t>
-      </w:r>
-      <w:r>
-        <w:rPr>
-          <w:b/>
-          <w:bCs/>
-          <w:color w:val="8186EF"/>
-          <w:sz w:val="15"/>
-          <w:szCs w:val="15"/>
-        </w:rPr>
-        <w:t xml:space="preserve"> (10) </w:t>
       </w:r>
       <w:r>
         <w:rPr>
@@ -9009,7 +8913,7 @@
                 <w:sz w:val="16"/>
                 <w:szCs w:val="16"/>
               </w:rPr>
-              <w:t xml:space="preserve">itself   ·   increases   ·   borrowing   ·   exchange   ·   before   ·   collateral   ·   treats   ·   factor's   ·   receivables   ·   pledging   ·   liability</w:t>
+              <w:t xml:space="preserve">finance   ·   agreement   ·   records   ·   itself   ·   treats   ·   pledging   ·   increases   ·   collect</w:t>
             </w:r>
           </w:p>
         </w:tc>
@@ -9219,7 +9123,7 @@
           <w:sz w:val="16"/>
           <w:szCs w:val="16"/>
         </w:rPr>
-        <w:t xml:space="preserve">      gaps 13–24</w:t>
+        <w:t xml:space="preserve">      gaps 10–17</w:t>
       </w:r>
     </w:p>
     <w:p>
@@ -9242,7 +9146,7 @@
           <w:sz w:val="15"/>
           <w:szCs w:val="15"/>
         </w:rPr>
-        <w:t xml:space="preserve"> (13) </w:t>
+        <w:t xml:space="preserve"> (10) </w:t>
       </w:r>
       <w:r>
         <w:rPr>
@@ -9274,7 +9178,7 @@
           <w:sz w:val="15"/>
           <w:szCs w:val="15"/>
         </w:rPr>
-        <w:t xml:space="preserve"> (14) </w:t>
+        <w:t xml:space="preserve"> (11) </w:t>
       </w:r>
       <w:r>
         <w:rPr>
@@ -9296,7 +9200,7 @@
           <w:sz w:val="19"/>
           <w:szCs w:val="19"/>
         </w:rPr>
-        <w:t xml:space="preserve"> a fee of 3% ($15,000) and keeps a </w:t>
+        <w:t xml:space="preserve"> a fee of 3% ($15,000) and keeps a holdback (due from factor) of 5% ($25,000) to cover returns and </w:t>
       </w:r>
       <w:r>
         <w:rPr>
@@ -9306,7 +9210,7 @@
           <w:sz w:val="15"/>
           <w:szCs w:val="15"/>
         </w:rPr>
-        <w:t xml:space="preserve"> (15) </w:t>
+        <w:t xml:space="preserve"> (12) </w:t>
       </w:r>
       <w:r>
         <w:rPr>
@@ -9328,7 +9232,14 @@
           <w:sz w:val="19"/>
           <w:szCs w:val="19"/>
         </w:rPr>
-        <w:t xml:space="preserve"> (due from factor) of 5% ($25,000) to cover returns and </w:t>
+        <w:t xml:space="preserve">. </w:t>
+      </w:r>
+      <w:r>
+        <w:rPr>
+          <w:sz w:val="19"/>
+          <w:szCs w:val="19"/>
+        </w:rPr>
+        <w:t xml:space="preserve">Orontes </w:t>
       </w:r>
       <w:r>
         <w:rPr>
@@ -9338,7 +9249,7 @@
           <w:sz w:val="15"/>
           <w:szCs w:val="15"/>
         </w:rPr>
-        <w:t xml:space="preserve"> (16) </w:t>
+        <w:t xml:space="preserve"> (13) </w:t>
       </w:r>
       <w:r>
         <w:rPr>
@@ -9360,14 +9271,14 @@
           <w:sz w:val="19"/>
           <w:szCs w:val="19"/>
         </w:rPr>
-        <w:t xml:space="preserve">. </w:t>
-      </w:r>
-      <w:r>
-        <w:rPr>
-          <w:sz w:val="19"/>
-          <w:szCs w:val="19"/>
-        </w:rPr>
-        <w:t xml:space="preserve">Orontes </w:t>
+        <w:t xml:space="preserve"> $460,000 in cash. </w:t>
+      </w:r>
+      <w:r>
+        <w:rPr>
+          <w:sz w:val="19"/>
+          <w:szCs w:val="19"/>
+        </w:rPr>
+        <w:t xml:space="preserve">Sale without recourse: debit Cash $460,000, debit Due from factor $25,000, debit Loss on sale of receivables $15,000; credit Accounts </w:t>
       </w:r>
       <w:r>
         <w:rPr>
@@ -9377,7 +9288,7 @@
           <w:sz w:val="15"/>
           <w:szCs w:val="15"/>
         </w:rPr>
-        <w:t xml:space="preserve"> (17) </w:t>
+        <w:t xml:space="preserve"> (14) </w:t>
       </w:r>
       <w:r>
         <w:rPr>
@@ -9385,7 +9296,7 @@
           <w:sz w:val="19"/>
           <w:szCs w:val="19"/>
         </w:rPr>
-        <w:t xml:space="preserve">           </w:t>
+        <w:t xml:space="preserve">            </w:t>
       </w:r>
       <w:r>
         <w:rPr>
@@ -9399,14 +9310,14 @@
           <w:sz w:val="19"/>
           <w:szCs w:val="19"/>
         </w:rPr>
-        <w:t xml:space="preserve"> $460,000 in cash. </w:t>
-      </w:r>
-      <w:r>
-        <w:rPr>
-          <w:sz w:val="19"/>
-          <w:szCs w:val="19"/>
-        </w:rPr>
-        <w:t xml:space="preserve">Sale </w:t>
+        <w:t xml:space="preserve"> $500,000. </w:t>
+      </w:r>
+      <w:r>
+        <w:rPr>
+          <w:sz w:val="19"/>
+          <w:szCs w:val="19"/>
+        </w:rPr>
+        <w:t xml:space="preserve">Sale with recourse (recourse liability $6,000): the same entry, but the loss is $21,000 and Orontes also </w:t>
       </w:r>
       <w:r>
         <w:rPr>
@@ -9416,7 +9327,7 @@
           <w:sz w:val="15"/>
           <w:szCs w:val="15"/>
         </w:rPr>
-        <w:t xml:space="preserve"> (18) </w:t>
+        <w:t xml:space="preserve"> (15) </w:t>
       </w:r>
       <w:r>
         <w:rPr>
@@ -9438,7 +9349,14 @@
           <w:sz w:val="19"/>
           <w:szCs w:val="19"/>
         </w:rPr>
-        <w:t xml:space="preserve"> recourse: debit Cash $460,000, debit Due from factor $25,000, debit Loss on sale of receivables $15,000; credit Accounts </w:t>
+        <w:t xml:space="preserve"> Recourse liability $6,000. </w:t>
+      </w:r>
+      <w:r>
+        <w:rPr>
+          <w:sz w:val="19"/>
+          <w:szCs w:val="19"/>
+        </w:rPr>
+        <w:t xml:space="preserve">Secured borrowing: debit Cash $460,000, debit </w:t>
       </w:r>
       <w:r>
         <w:rPr>
@@ -9448,7 +9366,7 @@
           <w:sz w:val="15"/>
           <w:szCs w:val="15"/>
         </w:rPr>
-        <w:t xml:space="preserve"> (19) </w:t>
+        <w:t xml:space="preserve"> (16) </w:t>
       </w:r>
       <w:r>
         <w:rPr>
@@ -9456,7 +9374,7 @@
           <w:sz w:val="19"/>
           <w:szCs w:val="19"/>
         </w:rPr>
-        <w:t xml:space="preserve">            </w:t>
+        <w:t xml:space="preserve">           </w:t>
       </w:r>
       <w:r>
         <w:rPr>
@@ -9470,14 +9388,14 @@
           <w:sz w:val="19"/>
           <w:szCs w:val="19"/>
         </w:rPr>
-        <w:t xml:space="preserve"> $500,000. </w:t>
-      </w:r>
-      <w:r>
-        <w:rPr>
-          <w:sz w:val="19"/>
-          <w:szCs w:val="19"/>
-        </w:rPr>
-        <w:t xml:space="preserve">Sale with recourse (recourse liability $6,000): the same entry, but the loss is $21,000 and Orontes also </w:t>
+        <w:t xml:space="preserve"> expense $15,000; credit Liability to factor $475,000. </w:t>
+      </w:r>
+      <w:r>
+        <w:rPr>
+          <w:sz w:val="19"/>
+          <w:szCs w:val="19"/>
+        </w:rPr>
+        <w:t xml:space="preserve">The receivables stay on the balance sheet, </w:t>
       </w:r>
       <w:r>
         <w:rPr>
@@ -9487,7 +9405,7 @@
           <w:sz w:val="15"/>
           <w:szCs w:val="15"/>
         </w:rPr>
-        <w:t xml:space="preserve"> (20) </w:t>
+        <w:t xml:space="preserve"> (17) </w:t>
       </w:r>
       <w:r>
         <w:rPr>
@@ -9509,149 +9427,7 @@
           <w:sz w:val="19"/>
           <w:szCs w:val="19"/>
         </w:rPr>
-        <w:t xml:space="preserve"> Recourse liability $6,000. </w:t>
-      </w:r>
-      <w:r>
-        <w:rPr>
-          <w:sz w:val="19"/>
-          <w:szCs w:val="19"/>
-        </w:rPr>
-        <w:t xml:space="preserve">Secured </w:t>
-      </w:r>
-      <w:r>
-        <w:rPr>
-          <w:b/>
-          <w:bCs/>
-          <w:color w:val="8186EF"/>
-          <w:sz w:val="15"/>
-          <w:szCs w:val="15"/>
-        </w:rPr>
-        <w:t xml:space="preserve"> (21) </w:t>
-      </w:r>
-      <w:r>
-        <w:rPr>
-          <w:u w:val="single"/>
-          <w:sz w:val="19"/>
-          <w:szCs w:val="19"/>
-        </w:rPr>
-        <w:t xml:space="preserve">           </w:t>
-      </w:r>
-      <w:r>
-        <w:rPr>
-          <w:sz w:val="19"/>
-          <w:szCs w:val="19"/>
-        </w:rPr>
-        <w:t xml:space="preserve"> </w:t>
-      </w:r>
-      <w:r>
-        <w:rPr>
-          <w:sz w:val="19"/>
-          <w:szCs w:val="19"/>
-        </w:rPr>
-        <w:t xml:space="preserve">: debit Cash $460,000, debit </w:t>
-      </w:r>
-      <w:r>
-        <w:rPr>
-          <w:b/>
-          <w:bCs/>
-          <w:color w:val="8186EF"/>
-          <w:sz w:val="15"/>
-          <w:szCs w:val="15"/>
-        </w:rPr>
-        <w:t xml:space="preserve"> (22) </w:t>
-      </w:r>
-      <w:r>
-        <w:rPr>
-          <w:u w:val="single"/>
-          <w:sz w:val="19"/>
-          <w:szCs w:val="19"/>
-        </w:rPr>
-        <w:t xml:space="preserve">           </w:t>
-      </w:r>
-      <w:r>
-        <w:rPr>
-          <w:sz w:val="19"/>
-          <w:szCs w:val="19"/>
-        </w:rPr>
-        <w:t xml:space="preserve"> </w:t>
-      </w:r>
-      <w:r>
-        <w:rPr>
-          <w:sz w:val="19"/>
-          <w:szCs w:val="19"/>
-        </w:rPr>
-        <w:t xml:space="preserve"> expense $15,000; credit Liability to factor $475,000. </w:t>
-      </w:r>
-      <w:r>
-        <w:rPr>
-          <w:sz w:val="19"/>
-          <w:szCs w:val="19"/>
-        </w:rPr>
-        <w:t xml:space="preserve">The receivables stay on the </w:t>
-      </w:r>
-      <w:r>
-        <w:rPr>
-          <w:b/>
-          <w:bCs/>
-          <w:color w:val="8186EF"/>
-          <w:sz w:val="15"/>
-          <w:szCs w:val="15"/>
-        </w:rPr>
-        <w:t xml:space="preserve"> (23) </w:t>
-      </w:r>
-      <w:r>
-        <w:rPr>
-          <w:u w:val="single"/>
-          <w:sz w:val="19"/>
-          <w:szCs w:val="19"/>
-        </w:rPr>
-        <w:t xml:space="preserve">           </w:t>
-      </w:r>
-      <w:r>
-        <w:rPr>
-          <w:sz w:val="19"/>
-          <w:szCs w:val="19"/>
-        </w:rPr>
-        <w:t xml:space="preserve"> </w:t>
-      </w:r>
-      <w:r>
-        <w:rPr>
-          <w:sz w:val="19"/>
-          <w:szCs w:val="19"/>
-        </w:rPr>
-        <w:t xml:space="preserve"> sheet, marked as </w:t>
-      </w:r>
-      <w:r>
-        <w:rPr>
-          <w:b/>
-          <w:bCs/>
-          <w:color w:val="8186EF"/>
-          <w:sz w:val="15"/>
-          <w:szCs w:val="15"/>
-        </w:rPr>
-        <w:t xml:space="preserve"> (24) </w:t>
-      </w:r>
-      <w:r>
-        <w:rPr>
-          <w:u w:val="single"/>
-          <w:sz w:val="19"/>
-          <w:szCs w:val="19"/>
-        </w:rPr>
-        <w:t xml:space="preserve">           </w:t>
-      </w:r>
-      <w:r>
-        <w:rPr>
-          <w:sz w:val="19"/>
-          <w:szCs w:val="19"/>
-        </w:rPr>
-        <w:t xml:space="preserve"> </w:t>
-      </w:r>
-      <w:r>
-        <w:rPr>
-          <w:sz w:val="19"/>
-          <w:szCs w:val="19"/>
-        </w:rPr>
-        <w:t xml:space="preserve">. </w:t>
+        <w:t xml:space="preserve"> as pledged. </w:t>
       </w:r>
       <w:r>
         <w:rPr>
@@ -9723,7 +9499,7 @@
                 <w:sz w:val="16"/>
                 <w:szCs w:val="16"/>
               </w:rPr>
-              <w:t xml:space="preserve">borrowing   ·   receives   ·   Recourse   ·   without   ·   holdback   ·   Interest   ·   receivable   ·   credits   ·   pledged   ·   transfers   ·   balance   ·   charges   ·   discounts</w:t>
+              <w:t xml:space="preserve">discounts   ·   marked   ·   receivable   ·   substantially   ·   Interest   ·   transfers   ·   credits   ·   charges   ·   receives</w:t>
             </w:r>
           </w:p>
         </w:tc>
@@ -9762,7 +9538,7 @@
           <w:sz w:val="16"/>
           <w:szCs w:val="16"/>
         </w:rPr>
-        <w:t xml:space="preserve">      gaps 25–34</w:t>
+        <w:t xml:space="preserve">      gaps 18–27</w:t>
       </w:r>
     </w:p>
     <w:p>
@@ -9775,7 +9551,7 @@
           <w:sz w:val="19"/>
           <w:szCs w:val="19"/>
         </w:rPr>
-        <w:t xml:space="preserve">The </w:t>
+        <w:t xml:space="preserve">The balance sheet </w:t>
       </w:r>
       <w:r>
         <w:rPr>
@@ -9785,7 +9561,7 @@
           <w:sz w:val="15"/>
           <w:szCs w:val="15"/>
         </w:rPr>
-        <w:t xml:space="preserve"> (25) </w:t>
+        <w:t xml:space="preserve"> (18) </w:t>
       </w:r>
       <w:r>
         <w:rPr>
@@ -9807,7 +9583,7 @@
           <w:sz w:val="19"/>
           <w:szCs w:val="19"/>
         </w:rPr>
-        <w:t xml:space="preserve"> sheet effect is the main </w:t>
+        <w:t xml:space="preserve"> is the main </w:t>
       </w:r>
       <w:r>
         <w:rPr>
@@ -9817,7 +9593,7 @@
           <w:sz w:val="15"/>
           <w:szCs w:val="15"/>
         </w:rPr>
-        <w:t xml:space="preserve"> (26) </w:t>
+        <w:t xml:space="preserve"> (19) </w:t>
       </w:r>
       <w:r>
         <w:rPr>
@@ -9856,7 +9632,7 @@
           <w:sz w:val="15"/>
           <w:szCs w:val="15"/>
         </w:rPr>
-        <w:t xml:space="preserve"> (27) </w:t>
+        <w:t xml:space="preserve"> (20) </w:t>
       </w:r>
       <w:r>
         <w:rPr>
@@ -9888,7 +9664,7 @@
           <w:sz w:val="15"/>
           <w:szCs w:val="15"/>
         </w:rPr>
-        <w:t xml:space="preserve"> (28) </w:t>
+        <w:t xml:space="preserve"> (21) </w:t>
       </w:r>
       <w:r>
         <w:rPr>
@@ -9917,7 +9693,14 @@
           <w:sz w:val="19"/>
           <w:szCs w:val="19"/>
         </w:rPr>
-        <w:t xml:space="preserve">A </w:t>
+        <w:t xml:space="preserve">A secured borrowing keeps the receivables and adds a liability. </w:t>
+      </w:r>
+      <w:r>
+        <w:rPr>
+          <w:sz w:val="19"/>
+          <w:szCs w:val="19"/>
+        </w:rPr>
+        <w:t xml:space="preserve">Lenders and </w:t>
       </w:r>
       <w:r>
         <w:rPr>
@@ -9927,7 +9710,7 @@
           <w:sz w:val="15"/>
           <w:szCs w:val="15"/>
         </w:rPr>
-        <w:t xml:space="preserve"> (29) </w:t>
+        <w:t xml:space="preserve"> (22) </w:t>
       </w:r>
       <w:r>
         <w:rPr>
@@ -9949,7 +9732,14 @@
           <w:sz w:val="19"/>
           <w:szCs w:val="19"/>
         </w:rPr>
-        <w:t xml:space="preserve"> borrowing keeps the receivables and adds a </w:t>
+        <w:t xml:space="preserve"> read the notes to see which receivables are pledged or transferred. </w:t>
+      </w:r>
+      <w:r>
+        <w:rPr>
+          <w:sz w:val="19"/>
+          <w:szCs w:val="19"/>
+        </w:rPr>
+        <w:t xml:space="preserve">IFRS 9 asks first </w:t>
       </w:r>
       <w:r>
         <w:rPr>
@@ -9959,7 +9749,7 @@
           <w:sz w:val="15"/>
           <w:szCs w:val="15"/>
         </w:rPr>
-        <w:t xml:space="preserve"> (30) </w:t>
+        <w:t xml:space="preserve"> (23) </w:t>
       </w:r>
       <w:r>
         <w:rPr>
@@ -9981,14 +9771,7 @@
           <w:sz w:val="19"/>
           <w:szCs w:val="19"/>
         </w:rPr>
-        <w:t xml:space="preserve">. </w:t>
-      </w:r>
-      <w:r>
-        <w:rPr>
-          <w:sz w:val="19"/>
-          <w:szCs w:val="19"/>
-        </w:rPr>
-        <w:t xml:space="preserve">Lenders and </w:t>
+        <w:t xml:space="preserve"> the seller has transferred </w:t>
       </w:r>
       <w:r>
         <w:rPr>
@@ -9998,7 +9781,7 @@
           <w:sz w:val="15"/>
           <w:szCs w:val="15"/>
         </w:rPr>
-        <w:t xml:space="preserve"> (31) </w:t>
+        <w:t xml:space="preserve"> (24) </w:t>
       </w:r>
       <w:r>
         <w:rPr>
@@ -10006,7 +9789,7 @@
           <w:sz w:val="19"/>
           <w:szCs w:val="19"/>
         </w:rPr>
-        <w:t xml:space="preserve">           </w:t>
+        <w:t xml:space="preserve">               </w:t>
       </w:r>
       <w:r>
         <w:rPr>
@@ -10020,7 +9803,14 @@
           <w:sz w:val="19"/>
           <w:szCs w:val="19"/>
         </w:rPr>
-        <w:t xml:space="preserve"> read the notes to see which receivables are </w:t>
+        <w:t xml:space="preserve"> all the risks and rewards of the receivables. </w:t>
+      </w:r>
+      <w:r>
+        <w:rPr>
+          <w:sz w:val="19"/>
+          <w:szCs w:val="19"/>
+        </w:rPr>
+        <w:t xml:space="preserve"/>
       </w:r>
       <w:r>
         <w:rPr>
@@ -10030,7 +9820,7 @@
           <w:sz w:val="15"/>
           <w:szCs w:val="15"/>
         </w:rPr>
-        <w:t xml:space="preserve"> (32) </w:t>
+        <w:t xml:space="preserve"> (25) </w:t>
       </w:r>
       <w:r>
         <w:rPr>
@@ -10052,14 +9842,7 @@
           <w:sz w:val="19"/>
           <w:szCs w:val="19"/>
         </w:rPr>
-        <w:t xml:space="preserve"> or transferred. </w:t>
-      </w:r>
-      <w:r>
-        <w:rPr>
-          <w:sz w:val="19"/>
-          <w:szCs w:val="19"/>
-        </w:rPr>
-        <w:t xml:space="preserve">IFRS 9 asks first </w:t>
+        <w:t xml:space="preserve"> with substantial recourse usually keeps most of the risk with the seller, so under IFRS it often fails </w:t>
       </w:r>
       <w:r>
         <w:rPr>
@@ -10069,7 +9852,7 @@
           <w:sz w:val="15"/>
           <w:szCs w:val="15"/>
         </w:rPr>
-        <w:t xml:space="preserve"> (33) </w:t>
+        <w:t xml:space="preserve"> (26) </w:t>
       </w:r>
       <w:r>
         <w:rPr>
@@ -10077,7 +9860,7 @@
           <w:sz w:val="19"/>
           <w:szCs w:val="19"/>
         </w:rPr>
-        <w:t xml:space="preserve">           </w:t>
+        <w:t xml:space="preserve">               </w:t>
       </w:r>
       <w:r>
         <w:rPr>
@@ -10091,7 +9874,14 @@
           <w:sz w:val="19"/>
           <w:szCs w:val="19"/>
         </w:rPr>
-        <w:t xml:space="preserve"> the seller has transferred </w:t>
+        <w:t xml:space="preserve"> and is treated as borrowing. </w:t>
+      </w:r>
+      <w:r>
+        <w:rPr>
+          <w:sz w:val="19"/>
+          <w:szCs w:val="19"/>
+        </w:rPr>
+        <w:t xml:space="preserve">Under U.S. GAAP the same transfer may </w:t>
       </w:r>
       <w:r>
         <w:rPr>
@@ -10101,7 +9891,7 @@
           <w:sz w:val="15"/>
           <w:szCs w:val="15"/>
         </w:rPr>
-        <w:t xml:space="preserve"> (34) </w:t>
+        <w:t xml:space="preserve"> (27) </w:t>
       </w:r>
       <w:r>
         <w:rPr>
@@ -10109,7 +9899,7 @@
           <w:sz w:val="19"/>
           <w:szCs w:val="19"/>
         </w:rPr>
-        <w:t xml:space="preserve">               </w:t>
+        <w:t xml:space="preserve">           </w:t>
       </w:r>
       <w:r>
         <w:rPr>
@@ -10123,21 +9913,7 @@
           <w:sz w:val="19"/>
           <w:szCs w:val="19"/>
         </w:rPr>
-        <w:t xml:space="preserve"> all the risks and rewards of the receivables. </w:t>
-      </w:r>
-      <w:r>
-        <w:rPr>
-          <w:sz w:val="19"/>
-          <w:szCs w:val="19"/>
-        </w:rPr>
-        <w:t xml:space="preserve">Factoring with substantial recourse usually keeps most of the risk with the seller, so under IFRS it often fails derecognition and is treated as borrowing. </w:t>
-      </w:r>
-      <w:r>
-        <w:rPr>
-          <w:sz w:val="19"/>
-          <w:szCs w:val="19"/>
-        </w:rPr>
-        <w:t xml:space="preserve">Under U.S. GAAP the same transfer may qualify as a sale if the three ASC 860 conditions are met. </w:t>
+        <w:t xml:space="preserve"> as a sale if the three ASC 860 conditions are met. </w:t>
       </w:r>
     </w:p>
     <w:tbl>
@@ -10195,7 +9971,7 @@
                 <w:sz w:val="16"/>
                 <w:szCs w:val="16"/>
               </w:rPr>
-              <w:t xml:space="preserve">reason   ·   secured   ·   whether   ·   analysts   ·   removes   ·   derecognition   ·   liability   ·   little   ·   substantially   ·   pledged   ·   balance</w:t>
+              <w:t xml:space="preserve">reason   ·   analysts   ·   derecognition   ·   substantially   ·   removes   ·   Recourse   ·   whether   ·   little   ·   qualify   ·   Factoring   ·   effect</w:t>
             </w:r>
           </w:p>
         </w:tc>
@@ -10269,7 +10045,7 @@
           <w:sz w:val="16"/>
           <w:szCs w:val="16"/>
         </w:rPr>
-        <w:t xml:space="preserve">      gaps 35–37</w:t>
+        <w:t xml:space="preserve">      gaps 28–30</w:t>
       </w:r>
     </w:p>
     <w:p>
@@ -10282,7 +10058,7 @@
           <w:sz w:val="19"/>
           <w:szCs w:val="19"/>
         </w:rPr>
-        <w:t xml:space="preserve">Do not assume that every transfer with </w:t>
+        <w:t xml:space="preserve">Do not </w:t>
       </w:r>
       <w:r>
         <w:rPr>
@@ -10292,7 +10068,7 @@
           <w:sz w:val="15"/>
           <w:szCs w:val="15"/>
         </w:rPr>
-        <w:t xml:space="preserve"> (35) </w:t>
+        <w:t xml:space="preserve"> (28) </w:t>
       </w:r>
       <w:r>
         <w:rPr>
@@ -10314,14 +10090,7 @@
           <w:sz w:val="19"/>
           <w:szCs w:val="19"/>
         </w:rPr>
-        <w:t xml:space="preserve"> is a borrowing. </w:t>
-      </w:r>
-      <w:r>
-        <w:rPr>
-          <w:sz w:val="19"/>
-          <w:szCs w:val="19"/>
-        </w:rPr>
-        <w:t xml:space="preserve">Apply the three </w:t>
+        <w:t xml:space="preserve"> that every transfer with </w:t>
       </w:r>
       <w:r>
         <w:rPr>
@@ -10331,7 +10100,7 @@
           <w:sz w:val="15"/>
           <w:szCs w:val="15"/>
         </w:rPr>
-        <w:t xml:space="preserve"> (36) </w:t>
+        <w:t xml:space="preserve"> (29) </w:t>
       </w:r>
       <w:r>
         <w:rPr>
@@ -10339,7 +10108,7 @@
           <w:sz w:val="19"/>
           <w:szCs w:val="19"/>
         </w:rPr>
-        <w:t xml:space="preserve">            </w:t>
+        <w:t xml:space="preserve">           </w:t>
       </w:r>
       <w:r>
         <w:rPr>
@@ -10353,14 +10122,14 @@
           <w:sz w:val="19"/>
           <w:szCs w:val="19"/>
         </w:rPr>
-        <w:t xml:space="preserve">. </w:t>
-      </w:r>
-      <w:r>
-        <w:rPr>
-          <w:sz w:val="19"/>
-          <w:szCs w:val="19"/>
-        </w:rPr>
-        <w:t xml:space="preserve">The holdback is an asset (due from </w:t>
+        <w:t xml:space="preserve"> is a borrowing. </w:t>
+      </w:r>
+      <w:r>
+        <w:rPr>
+          <w:sz w:val="19"/>
+          <w:szCs w:val="19"/>
+        </w:rPr>
+        <w:t xml:space="preserve">Apply the three </w:t>
       </w:r>
       <w:r>
         <w:rPr>
@@ -10370,7 +10139,7 @@
           <w:sz w:val="15"/>
           <w:szCs w:val="15"/>
         </w:rPr>
-        <w:t xml:space="preserve"> (37) </w:t>
+        <w:t xml:space="preserve"> (30) </w:t>
       </w:r>
       <w:r>
         <w:rPr>
@@ -10378,7 +10147,7 @@
           <w:sz w:val="19"/>
           <w:szCs w:val="19"/>
         </w:rPr>
-        <w:t xml:space="preserve">           </w:t>
+        <w:t xml:space="preserve">            </w:t>
       </w:r>
       <w:r>
         <w:rPr>
@@ -10392,7 +10161,14 @@
           <w:sz w:val="19"/>
           <w:szCs w:val="19"/>
         </w:rPr>
-        <w:t xml:space="preserve">), not part of the loss. </w:t>
+        <w:t xml:space="preserve">. </w:t>
+      </w:r>
+      <w:r>
+        <w:rPr>
+          <w:sz w:val="19"/>
+          <w:szCs w:val="19"/>
+        </w:rPr>
+        <w:t xml:space="preserve">The holdback is an asset (due from factor), not part of the loss. </w:t>
       </w:r>
       <w:r>
         <w:rPr>
@@ -10457,7 +10233,7 @@
                 <w:sz w:val="16"/>
                 <w:szCs w:val="16"/>
               </w:rPr>
-              <w:t xml:space="preserve">derecognition   ·   recourse   ·   conditions   ·   factor</w:t>
+              <w:t xml:space="preserve">customers   ·   assume   ·   recourse   ·   conditions</w:t>
             </w:r>
           </w:p>
         </w:tc>
@@ -10670,7 +10446,7 @@
                 <w:sz w:val="14"/>
                 <w:szCs w:val="14"/>
               </w:rPr>
-              <w:t xml:space="preserve"> (38) </w:t>
+              <w:t xml:space="preserve"> (31) </w:t>
             </w:r>
             <w:r>
               <w:rPr>
@@ -10750,7 +10526,7 @@
                 <w:sz w:val="14"/>
                 <w:szCs w:val="14"/>
               </w:rPr>
-              <w:t xml:space="preserve"> (39) </w:t>
+              <w:t xml:space="preserve"> (32) </w:t>
             </w:r>
             <w:r>
               <w:rPr>
@@ -10832,7 +10608,7 @@
                 <w:sz w:val="14"/>
                 <w:szCs w:val="14"/>
               </w:rPr>
-              <w:t xml:space="preserve"> (40) </w:t>
+              <w:t xml:space="preserve"> (33) </w:t>
             </w:r>
             <w:r>
               <w:rPr>
@@ -11160,7 +10936,7 @@
                 <w:sz w:val="16"/>
                 <w:szCs w:val="16"/>
               </w:rPr>
-              <w:t xml:space="preserve">T1   ·   Write-offs   ·   Over 60 days past due   ·   1–60 days past due</w:t>
+              <w:t xml:space="preserve">Sale   ·   Write-offs   ·   Over 60 days past due   ·   1–60 days past due</w:t>
             </w:r>
           </w:p>
         </w:tc>
@@ -11378,7 +11154,7 @@
                 <w:sz w:val="14"/>
                 <w:szCs w:val="14"/>
               </w:rPr>
-              <w:t xml:space="preserve">(41)</w:t>
+              <w:t xml:space="preserve">(34)</w:t>
             </w:r>
           </w:p>
         </w:tc>
@@ -11430,7 +11206,7 @@
                 <w:sz w:val="14"/>
                 <w:szCs w:val="14"/>
               </w:rPr>
-              <w:t xml:space="preserve">(42)</w:t>
+              <w:t xml:space="preserve">(35)</w:t>
             </w:r>
           </w:p>
         </w:tc>
@@ -11492,7 +11268,7 @@
                 <w:sz w:val="16"/>
                 <w:szCs w:val="16"/>
               </w:rPr>
-              <w:t xml:space="preserve">40,000 × 25% = 10,000   ·   3,600 + 6,400 + 10,000 = 20,000   ·   current expected credit losses (CECL)</w:t>
+              <w:t xml:space="preserve">40,000 × 25% = 10,000   ·   3,600 + 6,400 + 10,000 = 20,000   ·   80,000 × 8% = 6,400</w:t>
             </w:r>
           </w:p>
         </w:tc>
@@ -12441,7 +12217,7 @@
                 <w:sz w:val="16"/>
                 <w:szCs w:val="16"/>
               </w:rPr>
-              <w:t xml:space="preserve">before</w:t>
+              <w:t xml:space="preserve">pledging</w:t>
             </w:r>
           </w:p>
         </w:tc>
@@ -12467,14 +12243,14 @@
                 <w:sz w:val="16"/>
                 <w:szCs w:val="16"/>
               </w:rPr>
-              <w:t xml:space="preserve">25  </w:t>
-            </w:r>
-            <w:r>
-              <w:rPr>
-                <w:sz w:val="16"/>
-                <w:szCs w:val="16"/>
-              </w:rPr>
-              <w:t xml:space="preserve">balance</w:t>
+              <w:t xml:space="preserve">21  </w:t>
+            </w:r>
+            <w:r>
+              <w:rPr>
+                <w:sz w:val="16"/>
+                <w:szCs w:val="16"/>
+              </w:rPr>
+              <w:t xml:space="preserve">little</w:t>
             </w:r>
           </w:p>
         </w:tc>
@@ -12509,7 +12285,7 @@
                 <w:sz w:val="16"/>
                 <w:szCs w:val="16"/>
               </w:rPr>
-              <w:t xml:space="preserve">receivables</w:t>
+              <w:t xml:space="preserve">finance</w:t>
             </w:r>
           </w:p>
         </w:tc>
@@ -12535,14 +12311,14 @@
                 <w:sz w:val="16"/>
                 <w:szCs w:val="16"/>
               </w:rPr>
-              <w:t xml:space="preserve">26  </w:t>
-            </w:r>
-            <w:r>
-              <w:rPr>
-                <w:sz w:val="16"/>
-                <w:szCs w:val="16"/>
-              </w:rPr>
-              <w:t xml:space="preserve">reason</w:t>
+              <w:t xml:space="preserve">22  </w:t>
+            </w:r>
+            <w:r>
+              <w:rPr>
+                <w:sz w:val="16"/>
+                <w:szCs w:val="16"/>
+              </w:rPr>
+              <w:t xml:space="preserve">analysts</w:t>
             </w:r>
           </w:p>
         </w:tc>
@@ -12577,7 +12353,7 @@
                 <w:sz w:val="16"/>
                 <w:szCs w:val="16"/>
               </w:rPr>
-              <w:t xml:space="preserve">collateral</w:t>
+              <w:t xml:space="preserve">treats</w:t>
             </w:r>
           </w:p>
         </w:tc>
@@ -12603,14 +12379,14 @@
                 <w:sz w:val="16"/>
                 <w:szCs w:val="16"/>
               </w:rPr>
-              <w:t xml:space="preserve">27  </w:t>
-            </w:r>
-            <w:r>
-              <w:rPr>
-                <w:sz w:val="16"/>
-                <w:szCs w:val="16"/>
-              </w:rPr>
-              <w:t xml:space="preserve">removes</w:t>
+              <w:t xml:space="preserve">23  </w:t>
+            </w:r>
+            <w:r>
+              <w:rPr>
+                <w:sz w:val="16"/>
+                <w:szCs w:val="16"/>
+              </w:rPr>
+              <w:t xml:space="preserve">whether</w:t>
             </w:r>
           </w:p>
         </w:tc>
@@ -12645,7 +12421,7 @@
                 <w:sz w:val="16"/>
                 <w:szCs w:val="16"/>
               </w:rPr>
-              <w:t xml:space="preserve">pledging</w:t>
+              <w:t xml:space="preserve">collect</w:t>
             </w:r>
           </w:p>
         </w:tc>
@@ -12671,14 +12447,14 @@
                 <w:sz w:val="16"/>
                 <w:szCs w:val="16"/>
               </w:rPr>
-              <w:t xml:space="preserve">28  </w:t>
-            </w:r>
-            <w:r>
-              <w:rPr>
-                <w:sz w:val="16"/>
-                <w:szCs w:val="16"/>
-              </w:rPr>
-              <w:t xml:space="preserve">little</w:t>
+              <w:t xml:space="preserve">24  </w:t>
+            </w:r>
+            <w:r>
+              <w:rPr>
+                <w:sz w:val="16"/>
+                <w:szCs w:val="16"/>
+              </w:rPr>
+              <w:t xml:space="preserve">substantially</w:t>
             </w:r>
           </w:p>
         </w:tc>
@@ -12713,7 +12489,7 @@
                 <w:sz w:val="16"/>
                 <w:szCs w:val="16"/>
               </w:rPr>
-              <w:t xml:space="preserve">treats</w:t>
+              <w:t xml:space="preserve">itself</w:t>
             </w:r>
           </w:p>
         </w:tc>
@@ -12739,14 +12515,14 @@
                 <w:sz w:val="16"/>
                 <w:szCs w:val="16"/>
               </w:rPr>
-              <w:t xml:space="preserve">29  </w:t>
-            </w:r>
-            <w:r>
-              <w:rPr>
-                <w:sz w:val="16"/>
-                <w:szCs w:val="16"/>
-              </w:rPr>
-              <w:t xml:space="preserve">secured</w:t>
+              <w:t xml:space="preserve">25  </w:t>
+            </w:r>
+            <w:r>
+              <w:rPr>
+                <w:sz w:val="16"/>
+                <w:szCs w:val="16"/>
+              </w:rPr>
+              <w:t xml:space="preserve">Factoring</w:t>
             </w:r>
           </w:p>
         </w:tc>
@@ -12781,7 +12557,7 @@
                 <w:sz w:val="16"/>
                 <w:szCs w:val="16"/>
               </w:rPr>
-              <w:t xml:space="preserve">factor's</w:t>
+              <w:t xml:space="preserve">records</w:t>
             </w:r>
           </w:p>
         </w:tc>
@@ -12807,14 +12583,14 @@
                 <w:sz w:val="16"/>
                 <w:szCs w:val="16"/>
               </w:rPr>
-              <w:t xml:space="preserve">30  </w:t>
-            </w:r>
-            <w:r>
-              <w:rPr>
-                <w:sz w:val="16"/>
-                <w:szCs w:val="16"/>
-              </w:rPr>
-              <w:t xml:space="preserve">liability</w:t>
+              <w:t xml:space="preserve">26  </w:t>
+            </w:r>
+            <w:r>
+              <w:rPr>
+                <w:sz w:val="16"/>
+                <w:szCs w:val="16"/>
+              </w:rPr>
+              <w:t xml:space="preserve">derecognition</w:t>
             </w:r>
           </w:p>
         </w:tc>
@@ -12849,7 +12625,7 @@
                 <w:sz w:val="16"/>
                 <w:szCs w:val="16"/>
               </w:rPr>
-              <w:t xml:space="preserve">itself</w:t>
+              <w:t xml:space="preserve">increases</w:t>
             </w:r>
           </w:p>
         </w:tc>
@@ -12875,14 +12651,14 @@
                 <w:sz w:val="16"/>
                 <w:szCs w:val="16"/>
               </w:rPr>
-              <w:t xml:space="preserve">31  </w:t>
-            </w:r>
-            <w:r>
-              <w:rPr>
-                <w:sz w:val="16"/>
-                <w:szCs w:val="16"/>
-              </w:rPr>
-              <w:t xml:space="preserve">analysts</w:t>
+              <w:t xml:space="preserve">27  </w:t>
+            </w:r>
+            <w:r>
+              <w:rPr>
+                <w:sz w:val="16"/>
+                <w:szCs w:val="16"/>
+              </w:rPr>
+              <w:t xml:space="preserve">qualify</w:t>
             </w:r>
           </w:p>
         </w:tc>
@@ -12917,7 +12693,7 @@
                 <w:sz w:val="16"/>
                 <w:szCs w:val="16"/>
               </w:rPr>
-              <w:t xml:space="preserve">borrowing</w:t>
+              <w:t xml:space="preserve">legal isolation</w:t>
             </w:r>
           </w:p>
         </w:tc>
@@ -12943,14 +12719,14 @@
                 <w:sz w:val="16"/>
                 <w:szCs w:val="16"/>
               </w:rPr>
-              <w:t xml:space="preserve">32  </w:t>
-            </w:r>
-            <w:r>
-              <w:rPr>
-                <w:sz w:val="16"/>
-                <w:szCs w:val="16"/>
-              </w:rPr>
-              <w:t xml:space="preserve">pledged</w:t>
+              <w:t xml:space="preserve">28  </w:t>
+            </w:r>
+            <w:r>
+              <w:rPr>
+                <w:sz w:val="16"/>
+                <w:szCs w:val="16"/>
+              </w:rPr>
+              <w:t xml:space="preserve">assume</w:t>
             </w:r>
           </w:p>
         </w:tc>
@@ -12985,7 +12761,7 @@
                 <w:sz w:val="16"/>
                 <w:szCs w:val="16"/>
               </w:rPr>
-              <w:t xml:space="preserve">liability</w:t>
+              <w:t xml:space="preserve">the seller does not keep effective control</w:t>
             </w:r>
           </w:p>
         </w:tc>
@@ -13011,14 +12787,14 @@
                 <w:sz w:val="16"/>
                 <w:szCs w:val="16"/>
               </w:rPr>
-              <w:t xml:space="preserve">33  </w:t>
-            </w:r>
-            <w:r>
-              <w:rPr>
-                <w:sz w:val="16"/>
-                <w:szCs w:val="16"/>
-              </w:rPr>
-              <w:t xml:space="preserve">whether</w:t>
+              <w:t xml:space="preserve">29  </w:t>
+            </w:r>
+            <w:r>
+              <w:rPr>
+                <w:sz w:val="16"/>
+                <w:szCs w:val="16"/>
+              </w:rPr>
+              <w:t xml:space="preserve">recourse</w:t>
             </w:r>
           </w:p>
         </w:tc>
@@ -13053,7 +12829,7 @@
                 <w:sz w:val="16"/>
                 <w:szCs w:val="16"/>
               </w:rPr>
-              <w:t xml:space="preserve">increases</w:t>
+              <w:t xml:space="preserve">transfers</w:t>
             </w:r>
           </w:p>
         </w:tc>
@@ -13079,14 +12855,14 @@
                 <w:sz w:val="16"/>
                 <w:szCs w:val="16"/>
               </w:rPr>
-              <w:t xml:space="preserve">34  </w:t>
-            </w:r>
-            <w:r>
-              <w:rPr>
-                <w:sz w:val="16"/>
-                <w:szCs w:val="16"/>
-              </w:rPr>
-              <w:t xml:space="preserve">substantially</w:t>
+              <w:t xml:space="preserve">30  </w:t>
+            </w:r>
+            <w:r>
+              <w:rPr>
+                <w:sz w:val="16"/>
+                <w:szCs w:val="16"/>
+              </w:rPr>
+              <w:t xml:space="preserve">conditions</w:t>
             </w:r>
           </w:p>
         </w:tc>
@@ -13121,7 +12897,7 @@
                 <w:sz w:val="16"/>
                 <w:szCs w:val="16"/>
               </w:rPr>
-              <w:t xml:space="preserve">legal isolation</w:t>
+              <w:t xml:space="preserve">charges</w:t>
             </w:r>
           </w:p>
         </w:tc>
@@ -13147,14 +12923,14 @@
                 <w:sz w:val="16"/>
                 <w:szCs w:val="16"/>
               </w:rPr>
-              <w:t xml:space="preserve">35  </w:t>
-            </w:r>
-            <w:r>
-              <w:rPr>
-                <w:sz w:val="16"/>
-                <w:szCs w:val="16"/>
-              </w:rPr>
-              <w:t xml:space="preserve">recourse</w:t>
+              <w:t xml:space="preserve">31  </w:t>
+            </w:r>
+            <w:r>
+              <w:rPr>
+                <w:sz w:val="16"/>
+                <w:szCs w:val="16"/>
+              </w:rPr>
+              <w:t xml:space="preserve">1–60 days past due</w:t>
             </w:r>
           </w:p>
         </w:tc>
@@ -13189,7 +12965,7 @@
                 <w:sz w:val="16"/>
                 <w:szCs w:val="16"/>
               </w:rPr>
-              <w:t xml:space="preserve">the seller does not keep effective control</w:t>
+              <w:t xml:space="preserve">discounts</w:t>
             </w:r>
           </w:p>
         </w:tc>
@@ -13215,14 +12991,14 @@
                 <w:sz w:val="16"/>
                 <w:szCs w:val="16"/>
               </w:rPr>
-              <w:t xml:space="preserve">36  </w:t>
-            </w:r>
-            <w:r>
-              <w:rPr>
-                <w:sz w:val="16"/>
-                <w:szCs w:val="16"/>
-              </w:rPr>
-              <w:t xml:space="preserve">conditions</w:t>
+              <w:t xml:space="preserve">32  </w:t>
+            </w:r>
+            <w:r>
+              <w:rPr>
+                <w:sz w:val="16"/>
+                <w:szCs w:val="16"/>
+              </w:rPr>
+              <w:t xml:space="preserve">Over 60 days past due</w:t>
             </w:r>
           </w:p>
         </w:tc>
@@ -13257,7 +13033,7 @@
                 <w:sz w:val="16"/>
                 <w:szCs w:val="16"/>
               </w:rPr>
-              <w:t xml:space="preserve">transfers</w:t>
+              <w:t xml:space="preserve">receives</w:t>
             </w:r>
           </w:p>
         </w:tc>
@@ -13283,14 +13059,14 @@
                 <w:sz w:val="16"/>
                 <w:szCs w:val="16"/>
               </w:rPr>
-              <w:t xml:space="preserve">37  </w:t>
-            </w:r>
-            <w:r>
-              <w:rPr>
-                <w:sz w:val="16"/>
-                <w:szCs w:val="16"/>
-              </w:rPr>
-              <w:t xml:space="preserve">factor</w:t>
+              <w:t xml:space="preserve">33  </w:t>
+            </w:r>
+            <w:r>
+              <w:rPr>
+                <w:sz w:val="16"/>
+                <w:szCs w:val="16"/>
+              </w:rPr>
+              <w:t xml:space="preserve">Write-offs</w:t>
             </w:r>
           </w:p>
         </w:tc>
@@ -13325,7 +13101,7 @@
                 <w:sz w:val="16"/>
                 <w:szCs w:val="16"/>
               </w:rPr>
-              <w:t xml:space="preserve">charges</w:t>
+              <w:t xml:space="preserve">receivable</w:t>
             </w:r>
           </w:p>
         </w:tc>
@@ -13351,14 +13127,14 @@
                 <w:sz w:val="16"/>
                 <w:szCs w:val="16"/>
               </w:rPr>
-              <w:t xml:space="preserve">38  </w:t>
-            </w:r>
-            <w:r>
-              <w:rPr>
-                <w:sz w:val="16"/>
-                <w:szCs w:val="16"/>
-              </w:rPr>
-              <w:t xml:space="preserve">1–60 days past due</w:t>
+              <w:t xml:space="preserve">34  </w:t>
+            </w:r>
+            <w:r>
+              <w:rPr>
+                <w:sz w:val="16"/>
+                <w:szCs w:val="16"/>
+              </w:rPr>
+              <w:t xml:space="preserve">40,000 × 25% = 10,000</w:t>
             </w:r>
           </w:p>
         </w:tc>
@@ -13393,7 +13169,7 @@
                 <w:sz w:val="16"/>
                 <w:szCs w:val="16"/>
               </w:rPr>
-              <w:t xml:space="preserve">holdback</w:t>
+              <w:t xml:space="preserve">credits</w:t>
             </w:r>
           </w:p>
         </w:tc>
@@ -13419,14 +13195,14 @@
                 <w:sz w:val="16"/>
                 <w:szCs w:val="16"/>
               </w:rPr>
-              <w:t xml:space="preserve">39  </w:t>
-            </w:r>
-            <w:r>
-              <w:rPr>
-                <w:sz w:val="16"/>
-                <w:szCs w:val="16"/>
-              </w:rPr>
-              <w:t xml:space="preserve">Over 60 days past due</w:t>
+              <w:t xml:space="preserve">35  </w:t>
+            </w:r>
+            <w:r>
+              <w:rPr>
+                <w:sz w:val="16"/>
+                <w:szCs w:val="16"/>
+              </w:rPr>
+              <w:t xml:space="preserve">3,600 + 6,400 + 10,000 = 20,000</w:t>
             </w:r>
           </w:p>
         </w:tc>
@@ -13461,7 +13237,7 @@
                 <w:sz w:val="16"/>
                 <w:szCs w:val="16"/>
               </w:rPr>
-              <w:t xml:space="preserve">discounts</w:t>
+              <w:t xml:space="preserve">Interest</w:t>
             </w:r>
           </w:p>
         </w:tc>
@@ -13487,14 +13263,14 @@
                 <w:sz w:val="16"/>
                 <w:szCs w:val="16"/>
               </w:rPr>
-              <w:t xml:space="preserve">40  </w:t>
-            </w:r>
-            <w:r>
-              <w:rPr>
-                <w:sz w:val="16"/>
-                <w:szCs w:val="16"/>
-              </w:rPr>
-              <w:t xml:space="preserve">Write-offs</w:t>
+              <w:t xml:space="preserve">36  </w:t>
+            </w:r>
+            <w:r>
+              <w:rPr>
+                <w:sz w:val="16"/>
+                <w:szCs w:val="16"/>
+              </w:rPr>
+              <w:t xml:space="preserve">T1</w:t>
             </w:r>
           </w:p>
         </w:tc>
@@ -13529,7 +13305,7 @@
                 <w:sz w:val="16"/>
                 <w:szCs w:val="16"/>
               </w:rPr>
-              <w:t xml:space="preserve">receives</w:t>
+              <w:t xml:space="preserve">marked</w:t>
             </w:r>
           </w:p>
         </w:tc>
@@ -13555,14 +13331,14 @@
                 <w:sz w:val="16"/>
                 <w:szCs w:val="16"/>
               </w:rPr>
-              <w:t xml:space="preserve">41  </w:t>
-            </w:r>
-            <w:r>
-              <w:rPr>
-                <w:sz w:val="16"/>
-                <w:szCs w:val="16"/>
-              </w:rPr>
-              <w:t xml:space="preserve">40,000 × 25% = 10,000</w:t>
+              <w:t xml:space="preserve">37  </w:t>
+            </w:r>
+            <w:r>
+              <w:rPr>
+                <w:sz w:val="16"/>
+                <w:szCs w:val="16"/>
+              </w:rPr>
+              <w:t xml:space="preserve">T4</w:t>
             </w:r>
           </w:p>
         </w:tc>
@@ -13597,7 +13373,7 @@
                 <w:sz w:val="16"/>
                 <w:szCs w:val="16"/>
               </w:rPr>
-              <w:t xml:space="preserve">without</w:t>
+              <w:t xml:space="preserve">effect</w:t>
             </w:r>
           </w:p>
         </w:tc>
@@ -13623,14 +13399,14 @@
                 <w:sz w:val="16"/>
                 <w:szCs w:val="16"/>
               </w:rPr>
-              <w:t xml:space="preserve">42  </w:t>
-            </w:r>
-            <w:r>
-              <w:rPr>
-                <w:sz w:val="16"/>
-                <w:szCs w:val="16"/>
-              </w:rPr>
-              <w:t xml:space="preserve">3,600 + 6,400 + 10,000 = 20,000</w:t>
+              <w:t xml:space="preserve">38  </w:t>
+            </w:r>
+            <w:r>
+              <w:rPr>
+                <w:sz w:val="16"/>
+                <w:szCs w:val="16"/>
+              </w:rPr>
+              <w:t xml:space="preserve">factor</w:t>
             </w:r>
           </w:p>
         </w:tc>
@@ -13665,7 +13441,7 @@
                 <w:sz w:val="16"/>
                 <w:szCs w:val="16"/>
               </w:rPr>
-              <w:t xml:space="preserve">receivable</w:t>
+              <w:t xml:space="preserve">reason</w:t>
             </w:r>
           </w:p>
         </w:tc>
@@ -13691,14 +13467,14 @@
                 <w:sz w:val="16"/>
                 <w:szCs w:val="16"/>
               </w:rPr>
-              <w:t xml:space="preserve">43  </w:t>
-            </w:r>
-            <w:r>
-              <w:rPr>
-                <w:sz w:val="16"/>
-                <w:szCs w:val="16"/>
-              </w:rPr>
-              <w:t xml:space="preserve">T1</w:t>
+              <w:t xml:space="preserve">39  </w:t>
+            </w:r>
+            <w:r>
+              <w:rPr>
+                <w:sz w:val="16"/>
+                <w:szCs w:val="16"/>
+              </w:rPr>
+              <w:t xml:space="preserve">recourse liability</w:t>
             </w:r>
           </w:p>
         </w:tc>
@@ -13733,7 +13509,7 @@
                 <w:sz w:val="16"/>
                 <w:szCs w:val="16"/>
               </w:rPr>
-              <w:t xml:space="preserve">credits</w:t>
+              <w:t xml:space="preserve">removes</w:t>
             </w:r>
           </w:p>
         </w:tc>
@@ -13759,211 +13535,7 @@
                 <w:sz w:val="16"/>
                 <w:szCs w:val="16"/>
               </w:rPr>
-              <w:t xml:space="preserve">44  </w:t>
-            </w:r>
-            <w:r>
-              <w:rPr>
-                <w:sz w:val="16"/>
-                <w:szCs w:val="16"/>
-              </w:rPr>
-              <w:t xml:space="preserve">T4</w:t>
-            </w:r>
-          </w:p>
-        </w:tc>
-      </w:tr>
-      <w:tr>
-        <w:tc>
-          <w:tcPr>
-            <w:tcW w:type="pct" w:w="2500"/>
-            <w:tcMar>
-              <w:top w:type="dxa" w:w="20"/>
-              <w:left w:type="dxa" w:w="80"/>
-              <w:bottom w:type="dxa" w:w="20"/>
-              <w:right w:type="dxa" w:w="80"/>
-            </w:tcMar>
-          </w:tcPr>
-          <w:p>
-            <w:pPr>
-              <w:spacing w:before="12" w:after="12"/>
-            </w:pPr>
-            <w:r>
-              <w:rPr>
-                <w:b/>
-                <w:bCs/>
-                <w:color w:val="8186EF"/>
-                <w:sz w:val="16"/>
-                <w:szCs w:val="16"/>
-              </w:rPr>
-              <w:t xml:space="preserve">21  </w:t>
-            </w:r>
-            <w:r>
-              <w:rPr>
-                <w:sz w:val="16"/>
-                <w:szCs w:val="16"/>
-              </w:rPr>
-              <w:t xml:space="preserve">borrowing</w:t>
-            </w:r>
-          </w:p>
-        </w:tc>
-        <w:tc>
-          <w:tcPr>
-            <w:tcW w:type="pct" w:w="2500"/>
-            <w:tcMar>
-              <w:top w:type="dxa" w:w="20"/>
-              <w:left w:type="dxa" w:w="80"/>
-              <w:bottom w:type="dxa" w:w="20"/>
-              <w:right w:type="dxa" w:w="80"/>
-            </w:tcMar>
-          </w:tcPr>
-          <w:p>
-            <w:pPr>
-              <w:spacing w:before="12" w:after="12"/>
-            </w:pPr>
-            <w:r>
-              <w:rPr>
-                <w:b/>
-                <w:bCs/>
-                <w:color w:val="8186EF"/>
-                <w:sz w:val="16"/>
-                <w:szCs w:val="16"/>
-              </w:rPr>
-              <w:t xml:space="preserve">45  </w:t>
-            </w:r>
-            <w:r>
-              <w:rPr>
-                <w:sz w:val="16"/>
-                <w:szCs w:val="16"/>
-              </w:rPr>
-              <w:t xml:space="preserve">factor</w:t>
-            </w:r>
-          </w:p>
-        </w:tc>
-      </w:tr>
-      <w:tr>
-        <w:tc>
-          <w:tcPr>
-            <w:tcW w:type="pct" w:w="2500"/>
-            <w:tcMar>
-              <w:top w:type="dxa" w:w="20"/>
-              <w:left w:type="dxa" w:w="80"/>
-              <w:bottom w:type="dxa" w:w="20"/>
-              <w:right w:type="dxa" w:w="80"/>
-            </w:tcMar>
-          </w:tcPr>
-          <w:p>
-            <w:pPr>
-              <w:spacing w:before="12" w:after="12"/>
-            </w:pPr>
-            <w:r>
-              <w:rPr>
-                <w:b/>
-                <w:bCs/>
-                <w:color w:val="8186EF"/>
-                <w:sz w:val="16"/>
-                <w:szCs w:val="16"/>
-              </w:rPr>
-              <w:t xml:space="preserve">22  </w:t>
-            </w:r>
-            <w:r>
-              <w:rPr>
-                <w:sz w:val="16"/>
-                <w:szCs w:val="16"/>
-              </w:rPr>
-              <w:t xml:space="preserve">Interest</w:t>
-            </w:r>
-          </w:p>
-        </w:tc>
-        <w:tc>
-          <w:tcPr>
-            <w:tcW w:type="pct" w:w="2500"/>
-            <w:tcMar>
-              <w:top w:type="dxa" w:w="20"/>
-              <w:left w:type="dxa" w:w="80"/>
-              <w:bottom w:type="dxa" w:w="20"/>
-              <w:right w:type="dxa" w:w="80"/>
-            </w:tcMar>
-          </w:tcPr>
-          <w:p>
-            <w:pPr>
-              <w:spacing w:before="12" w:after="12"/>
-            </w:pPr>
-            <w:r>
-              <w:rPr>
-                <w:b/>
-                <w:bCs/>
-                <w:color w:val="8186EF"/>
-                <w:sz w:val="16"/>
-                <w:szCs w:val="16"/>
-              </w:rPr>
-              <w:t xml:space="preserve">46  </w:t>
-            </w:r>
-            <w:r>
-              <w:rPr>
-                <w:sz w:val="16"/>
-                <w:szCs w:val="16"/>
-              </w:rPr>
-              <w:t xml:space="preserve">recourse liability</w:t>
-            </w:r>
-          </w:p>
-        </w:tc>
-      </w:tr>
-      <w:tr>
-        <w:tc>
-          <w:tcPr>
-            <w:tcW w:type="pct" w:w="2500"/>
-            <w:tcMar>
-              <w:top w:type="dxa" w:w="20"/>
-              <w:left w:type="dxa" w:w="80"/>
-              <w:bottom w:type="dxa" w:w="20"/>
-              <w:right w:type="dxa" w:w="80"/>
-            </w:tcMar>
-          </w:tcPr>
-          <w:p>
-            <w:pPr>
-              <w:spacing w:before="12" w:after="12"/>
-            </w:pPr>
-            <w:r>
-              <w:rPr>
-                <w:b/>
-                <w:bCs/>
-                <w:color w:val="8186EF"/>
-                <w:sz w:val="16"/>
-                <w:szCs w:val="16"/>
-              </w:rPr>
-              <w:t xml:space="preserve">23  </w:t>
-            </w:r>
-            <w:r>
-              <w:rPr>
-                <w:sz w:val="16"/>
-                <w:szCs w:val="16"/>
-              </w:rPr>
-              <w:t xml:space="preserve">balance</w:t>
-            </w:r>
-          </w:p>
-        </w:tc>
-        <w:tc>
-          <w:tcPr>
-            <w:tcW w:type="pct" w:w="2500"/>
-            <w:tcMar>
-              <w:top w:type="dxa" w:w="20"/>
-              <w:left w:type="dxa" w:w="80"/>
-              <w:bottom w:type="dxa" w:w="20"/>
-              <w:right w:type="dxa" w:w="80"/>
-            </w:tcMar>
-          </w:tcPr>
-          <w:p>
-            <w:pPr>
-              <w:spacing w:before="12" w:after="12"/>
-            </w:pPr>
-            <w:r>
-              <w:rPr>
-                <w:b/>
-                <w:bCs/>
-                <w:color w:val="8186EF"/>
-                <w:sz w:val="16"/>
-                <w:szCs w:val="16"/>
-              </w:rPr>
-              <w:t xml:space="preserve">47  </w:t>
+              <w:t xml:space="preserve">40  </w:t>
             </w:r>
             <w:r>
               <w:rPr>
@@ -13971,64 +13543,6 @@
                 <w:szCs w:val="16"/>
               </w:rPr>
               <w:t xml:space="preserve">secured borrowing</w:t>
-            </w:r>
-          </w:p>
-        </w:tc>
-      </w:tr>
-      <w:tr>
-        <w:tc>
-          <w:tcPr>
-            <w:tcW w:type="pct" w:w="2500"/>
-            <w:tcMar>
-              <w:top w:type="dxa" w:w="20"/>
-              <w:left w:type="dxa" w:w="80"/>
-              <w:bottom w:type="dxa" w:w="20"/>
-              <w:right w:type="dxa" w:w="80"/>
-            </w:tcMar>
-          </w:tcPr>
-          <w:p>
-            <w:pPr>
-              <w:spacing w:before="12" w:after="12"/>
-            </w:pPr>
-            <w:r>
-              <w:rPr>
-                <w:b/>
-                <w:bCs/>
-                <w:color w:val="8186EF"/>
-                <w:sz w:val="16"/>
-                <w:szCs w:val="16"/>
-              </w:rPr>
-              <w:t xml:space="preserve">24  </w:t>
-            </w:r>
-            <w:r>
-              <w:rPr>
-                <w:sz w:val="16"/>
-                <w:szCs w:val="16"/>
-              </w:rPr>
-              <w:t xml:space="preserve">pledged</w:t>
-            </w:r>
-          </w:p>
-        </w:tc>
-        <w:tc>
-          <w:tcPr>
-            <w:tcW w:type="pct" w:w="2500"/>
-            <w:tcMar>
-              <w:top w:type="dxa" w:w="20"/>
-              <w:left w:type="dxa" w:w="80"/>
-              <w:bottom w:type="dxa" w:w="20"/>
-              <w:right w:type="dxa" w:w="80"/>
-            </w:tcMar>
-          </w:tcPr>
-          <w:p>
-            <w:pPr>
-              <w:spacing w:before="24" w:after="24"/>
-            </w:pPr>
-            <w:r>
-              <w:rPr>
-                <w:sz w:val="16"/>
-                <w:szCs w:val="16"/>
-              </w:rPr>
-              <w:t xml:space="preserve"/>
             </w:r>
           </w:p>
         </w:tc>
